--- a/docassemble/MLHDivorceAndCustody/data/templates/judgment_overflow_addendum.docx
+++ b/docassemble/MLHDivorceAndCustody/data/templates/judgment_overflow_addendum.docx
@@ -146,6 +146,7 @@
                 <w:sz w:val="20"/>
               </w:rPr>
             </w:pPr>
+            <w:proofErr w:type="gramStart"/>
             <w:r>
               <w:rPr>
                 <w:rFonts w:ascii="Arial" w:eastAsia="Arial" w:hAnsi="Arial" w:cs="Arial"/>
@@ -161,7 +162,43 @@
                 <w:bCs/>
                 <w:sz w:val="20"/>
               </w:rPr>
-              <w:t>the_court.address.on_one_line</w:t>
+              <w:t>the</w:t>
+            </w:r>
+            <w:proofErr w:type="gramEnd"/>
+            <w:r>
+              <w:rPr>
+                <w:rFonts w:ascii="Arial" w:eastAsia="Arial" w:hAnsi="Arial" w:cs="Arial"/>
+                <w:bCs/>
+                <w:sz w:val="20"/>
+              </w:rPr>
+              <w:t>_</w:t>
+            </w:r>
+            <w:proofErr w:type="gramStart"/>
+            <w:r>
+              <w:rPr>
+                <w:rFonts w:ascii="Arial" w:eastAsia="Arial" w:hAnsi="Arial" w:cs="Arial"/>
+                <w:bCs/>
+                <w:sz w:val="20"/>
+              </w:rPr>
+              <w:t>court.address</w:t>
+            </w:r>
+            <w:proofErr w:type="gramEnd"/>
+            <w:r>
+              <w:rPr>
+                <w:rFonts w:ascii="Arial" w:eastAsia="Arial" w:hAnsi="Arial" w:cs="Arial"/>
+                <w:bCs/>
+                <w:sz w:val="20"/>
+              </w:rPr>
+              <w:t>.on_one_</w:t>
+            </w:r>
+            <w:proofErr w:type="gramStart"/>
+            <w:r>
+              <w:rPr>
+                <w:rFonts w:ascii="Arial" w:eastAsia="Arial" w:hAnsi="Arial" w:cs="Arial"/>
+                <w:bCs/>
+                <w:sz w:val="20"/>
+              </w:rPr>
+              <w:t>line</w:t>
             </w:r>
             <w:proofErr w:type="spellEnd"/>
             <w:r>
@@ -170,7 +207,16 @@
                 <w:bCs/>
                 <w:sz w:val="20"/>
               </w:rPr>
-              <w:t>() }}</w:t>
+              <w:t>(</w:t>
+            </w:r>
+            <w:proofErr w:type="gramEnd"/>
+            <w:r>
+              <w:rPr>
+                <w:rFonts w:ascii="Arial" w:eastAsia="Arial" w:hAnsi="Arial" w:cs="Arial"/>
+                <w:bCs/>
+                <w:sz w:val="20"/>
+              </w:rPr>
+              <w:t>) }}</w:t>
             </w:r>
           </w:p>
         </w:tc>
@@ -188,6 +234,7 @@
                 <w:sz w:val="20"/>
               </w:rPr>
             </w:pPr>
+            <w:proofErr w:type="gramStart"/>
             <w:r>
               <w:rPr>
                 <w:rFonts w:ascii="Arial" w:eastAsia="Arial" w:hAnsi="Arial" w:cs="Arial"/>
@@ -203,9 +250,28 @@
                 <w:bCs/>
                 <w:sz w:val="20"/>
               </w:rPr>
-              <w:t>the_court.phone</w:t>
+              <w:t>the</w:t>
+            </w:r>
+            <w:proofErr w:type="gramEnd"/>
+            <w:r>
+              <w:rPr>
+                <w:rFonts w:ascii="Arial" w:eastAsia="Arial" w:hAnsi="Arial" w:cs="Arial"/>
+                <w:bCs/>
+                <w:sz w:val="20"/>
+              </w:rPr>
+              <w:t>_</w:t>
+            </w:r>
+            <w:proofErr w:type="gramStart"/>
+            <w:r>
+              <w:rPr>
+                <w:rFonts w:ascii="Arial" w:eastAsia="Arial" w:hAnsi="Arial" w:cs="Arial"/>
+                <w:bCs/>
+                <w:sz w:val="20"/>
+              </w:rPr>
+              <w:t>court.phone</w:t>
             </w:r>
             <w:proofErr w:type="spellEnd"/>
+            <w:proofErr w:type="gramEnd"/>
             <w:r>
               <w:rPr>
                 <w:rFonts w:ascii="Arial" w:eastAsia="Arial" w:hAnsi="Arial" w:cs="Arial"/>
@@ -339,6 +405,7 @@
                                 <w:szCs w:val="20"/>
                               </w:rPr>
                             </w:pPr>
+                            <w:proofErr w:type="gramStart"/>
                             <w:r>
                               <w:rPr>
                                 <w:rFonts w:ascii="Arial" w:eastAsia="Arial" w:hAnsi="Arial" w:cs="Arial"/>
@@ -347,7 +414,18 @@
                                 <w:sz w:val="20"/>
                                 <w:szCs w:val="20"/>
                               </w:rPr>
-                              <w:t>{{ defendants }}</w:t>
+                              <w:t>{{ defendants</w:t>
+                            </w:r>
+                            <w:proofErr w:type="gramEnd"/>
+                            <w:r>
+                              <w:rPr>
+                                <w:rFonts w:ascii="Arial" w:eastAsia="Arial" w:hAnsi="Arial" w:cs="Arial"/>
+                                <w:color w:val="231F20"/>
+                                <w:spacing w:val="-4"/>
+                                <w:sz w:val="20"/>
+                                <w:szCs w:val="20"/>
+                              </w:rPr>
+                              <w:t xml:space="preserve"> }}</w:t>
                             </w:r>
                           </w:p>
                         </w:txbxContent>
@@ -573,6 +651,7 @@
                                 <w:szCs w:val="20"/>
                               </w:rPr>
                             </w:pPr>
+                            <w:proofErr w:type="gramStart"/>
                             <w:r>
                               <w:rPr>
                                 <w:rFonts w:ascii="Arial" w:eastAsia="Arial" w:hAnsi="Arial" w:cs="Arial"/>
@@ -581,7 +660,18 @@
                                 <w:sz w:val="20"/>
                                 <w:szCs w:val="20"/>
                               </w:rPr>
-                              <w:t>{{ plaintiffs }}</w:t>
+                              <w:t>{{ plaintiffs</w:t>
+                            </w:r>
+                            <w:proofErr w:type="gramEnd"/>
+                            <w:r>
+                              <w:rPr>
+                                <w:rFonts w:ascii="Arial" w:eastAsia="Arial" w:hAnsi="Arial" w:cs="Arial"/>
+                                <w:color w:val="231F20"/>
+                                <w:spacing w:val="-4"/>
+                                <w:sz w:val="20"/>
+                                <w:szCs w:val="20"/>
+                              </w:rPr>
+                              <w:t xml:space="preserve"> }}</w:t>
                             </w:r>
                           </w:p>
                         </w:txbxContent>
@@ -781,18 +871,66 @@
         <w:t xml:space="preserve">if </w:t>
       </w:r>
       <w:proofErr w:type="spellStart"/>
-      <w:r>
-        <w:rPr>
-          <w:rFonts w:ascii="Arial" w:hAnsi="Arial" w:cs="Arial"/>
-        </w:rPr>
-        <w:t>marriage.other_provisions</w:t>
-      </w:r>
-      <w:proofErr w:type="spellEnd"/>
-      <w:r>
-        <w:rPr>
-          <w:rFonts w:ascii="Arial" w:hAnsi="Arial" w:cs="Arial"/>
-        </w:rPr>
-        <w:t xml:space="preserve"> | length &gt; </w:t>
+      <w:proofErr w:type="gramStart"/>
+      <w:r>
+        <w:rPr>
+          <w:rFonts w:ascii="Arial" w:hAnsi="Arial" w:cs="Arial"/>
+        </w:rPr>
+        <w:t>marriage.other</w:t>
+      </w:r>
+      <w:proofErr w:type="gramEnd"/>
+      <w:r>
+        <w:rPr>
+          <w:rFonts w:ascii="Arial" w:hAnsi="Arial" w:cs="Arial"/>
+        </w:rPr>
+        <w:t>_provisions</w:t>
+      </w:r>
+      <w:r>
+        <w:rPr>
+          <w:rFonts w:ascii="Arial" w:hAnsi="Arial" w:cs="Arial"/>
+        </w:rPr>
+        <w:t>_any</w:t>
+      </w:r>
+      <w:proofErr w:type="spellEnd"/>
+      <w:r>
+        <w:rPr>
+          <w:rFonts w:ascii="Arial" w:hAnsi="Arial" w:cs="Arial"/>
+        </w:rPr>
+        <w:t xml:space="preserve"> </w:t>
+      </w:r>
+      <w:r>
+        <w:rPr>
+          <w:rFonts w:ascii="Arial" w:hAnsi="Arial" w:cs="Arial"/>
+        </w:rPr>
+        <w:t xml:space="preserve">and </w:t>
+      </w:r>
+      <w:proofErr w:type="spellStart"/>
+      <w:proofErr w:type="gramStart"/>
+      <w:r>
+        <w:rPr>
+          <w:rFonts w:ascii="Arial" w:hAnsi="Arial" w:cs="Arial"/>
+        </w:rPr>
+        <w:t>marriage.other</w:t>
+      </w:r>
+      <w:proofErr w:type="gramEnd"/>
+      <w:r>
+        <w:rPr>
+          <w:rFonts w:ascii="Arial" w:hAnsi="Arial" w:cs="Arial"/>
+        </w:rPr>
+        <w:t>_provisions</w:t>
+      </w:r>
+      <w:proofErr w:type="spellEnd"/>
+      <w:r>
+        <w:rPr>
+          <w:rFonts w:ascii="Arial" w:hAnsi="Arial" w:cs="Arial"/>
+        </w:rPr>
+        <w:t xml:space="preserve"> </w:t>
+      </w:r>
+      <w:r>
+        <w:rPr>
+          <w:rFonts w:ascii="Arial" w:hAnsi="Arial" w:cs="Arial"/>
+        </w:rPr>
+        <w:t xml:space="preserve">| length &gt; </w:t>
       </w:r>
       <w:r>
         <w:rPr>
@@ -819,13 +957,13 @@
           <w:rFonts w:ascii="Arial" w:hAnsi="Arial" w:cs="Arial"/>
           <w:highlight w:val="magenta"/>
         </w:rPr>
-        <w:t>{%p</w:t>
-      </w:r>
-      <w:r>
-        <w:rPr>
-          <w:rFonts w:ascii="Arial" w:hAnsi="Arial" w:cs="Arial"/>
-        </w:rPr>
-        <w:t xml:space="preserve"> if </w:t>
+        <w:t>{%p if</w:t>
+      </w:r>
+      <w:r>
+        <w:rPr>
+          <w:rFonts w:ascii="Arial" w:hAnsi="Arial" w:cs="Arial"/>
+        </w:rPr>
+        <w:t xml:space="preserve"> </w:t>
       </w:r>
       <w:proofErr w:type="spellStart"/>
       <w:r>
@@ -925,6 +1063,7 @@
           <w:rFonts w:ascii="Arial" w:hAnsi="Arial" w:cs="Arial"/>
         </w:rPr>
       </w:pPr>
+      <w:proofErr w:type="gramStart"/>
       <w:r>
         <w:rPr>
           <w:rFonts w:ascii="Arial" w:hAnsi="Arial" w:cs="Arial"/>
@@ -936,14 +1075,35 @@
         <w:rPr>
           <w:rFonts w:ascii="Arial" w:hAnsi="Arial" w:cs="Arial"/>
         </w:rPr>
-        <w:t>marriage.other_provisions</w:t>
-      </w:r>
-      <w:proofErr w:type="spellEnd"/>
-      <w:r>
-        <w:rPr>
-          <w:rFonts w:ascii="Arial" w:hAnsi="Arial" w:cs="Arial"/>
-        </w:rPr>
-        <w:t xml:space="preserve"> }}</w:t>
+        <w:t>marriage</w:t>
+      </w:r>
+      <w:proofErr w:type="gramEnd"/>
+      <w:r>
+        <w:rPr>
+          <w:rFonts w:ascii="Arial" w:hAnsi="Arial" w:cs="Arial"/>
+        </w:rPr>
+        <w:t>.other_</w:t>
+      </w:r>
+      <w:proofErr w:type="gramStart"/>
+      <w:r>
+        <w:rPr>
+          <w:rFonts w:ascii="Arial" w:hAnsi="Arial" w:cs="Arial"/>
+        </w:rPr>
+        <w:t>provisions</w:t>
+      </w:r>
+      <w:proofErr w:type="spellEnd"/>
+      <w:r>
+        <w:rPr>
+          <w:rFonts w:ascii="Arial" w:hAnsi="Arial" w:cs="Arial"/>
+        </w:rPr>
+        <w:t xml:space="preserve"> }</w:t>
+      </w:r>
+      <w:proofErr w:type="gramEnd"/>
+      <w:r>
+        <w:rPr>
+          <w:rFonts w:ascii="Arial" w:hAnsi="Arial" w:cs="Arial"/>
+        </w:rPr>
+        <w:t>}</w:t>
       </w:r>
     </w:p>
     <w:p>
@@ -1109,11 +1269,19 @@
         <w:t xml:space="preserve"> </w:t>
       </w:r>
       <w:proofErr w:type="spellStart"/>
-      <w:r>
-        <w:rPr>
-          <w:rFonts w:ascii="Arial" w:hAnsi="Arial" w:cs="Arial"/>
-        </w:rPr>
-        <w:t>marriage.personal_property_acquired</w:t>
+      <w:proofErr w:type="gramStart"/>
+      <w:r>
+        <w:rPr>
+          <w:rFonts w:ascii="Arial" w:hAnsi="Arial" w:cs="Arial"/>
+        </w:rPr>
+        <w:t>marriage.personal</w:t>
+      </w:r>
+      <w:proofErr w:type="gramEnd"/>
+      <w:r>
+        <w:rPr>
+          <w:rFonts w:ascii="Arial" w:hAnsi="Arial" w:cs="Arial"/>
+        </w:rPr>
+        <w:t>_property_acquired</w:t>
       </w:r>
       <w:proofErr w:type="spellEnd"/>
       <w:r>
@@ -1176,6 +1344,7 @@
         <w:t xml:space="preserve"> </w:t>
       </w:r>
       <w:proofErr w:type="spellStart"/>
+      <w:proofErr w:type="gramStart"/>
       <w:r>
         <w:rPr>
           <w:rFonts w:ascii="Arial" w:hAnsi="Arial" w:cs="Arial"/>
@@ -1183,6 +1352,7 @@
         <w:t>marriage.accounts</w:t>
       </w:r>
       <w:proofErr w:type="spellEnd"/>
+      <w:proofErr w:type="gramEnd"/>
       <w:r>
         <w:rPr>
           <w:rFonts w:ascii="Arial" w:hAnsi="Arial" w:cs="Arial"/>
@@ -1229,6 +1399,7 @@
         <w:t xml:space="preserve"> in </w:t>
       </w:r>
       <w:proofErr w:type="spellStart"/>
+      <w:proofErr w:type="gramStart"/>
       <w:r>
         <w:rPr>
           <w:rFonts w:ascii="Arial" w:hAnsi="Arial" w:cs="Arial"/>
@@ -1236,6 +1407,7 @@
         <w:t>marriage.accounts</w:t>
       </w:r>
       <w:proofErr w:type="spellEnd"/>
+      <w:proofErr w:type="gramEnd"/>
       <w:r>
         <w:rPr>
           <w:rFonts w:ascii="Arial" w:hAnsi="Arial" w:cs="Arial"/>
@@ -1270,6 +1442,7 @@
         <w:t xml:space="preserve"> </w:t>
       </w:r>
       <w:proofErr w:type="spellStart"/>
+      <w:proofErr w:type="gramStart"/>
       <w:r>
         <w:rPr>
           <w:rFonts w:ascii="Arial" w:hAnsi="Arial" w:cs="Arial"/>
@@ -1283,12 +1456,14 @@
         <w:t>.owner</w:t>
       </w:r>
       <w:proofErr w:type="spellEnd"/>
+      <w:proofErr w:type="gramEnd"/>
       <w:r>
         <w:rPr>
           <w:rFonts w:ascii="Arial" w:hAnsi="Arial" w:cs="Arial"/>
         </w:rPr>
         <w:t xml:space="preserve"> == </w:t>
       </w:r>
+      <w:proofErr w:type="gramStart"/>
       <w:r>
         <w:rPr>
           <w:rFonts w:ascii="Arial" w:hAnsi="Arial" w:cs="Arial"/>
@@ -1299,9 +1474,17 @@
         <w:rPr>
           <w:rFonts w:ascii="Arial" w:hAnsi="Arial" w:cs="Arial"/>
         </w:rPr>
-        <w:t xml:space="preserve">[0] or </w:t>
-      </w:r>
-      <w:proofErr w:type="spellStart"/>
+        <w:t>[</w:t>
+      </w:r>
+      <w:proofErr w:type="gramEnd"/>
+      <w:r>
+        <w:rPr>
+          <w:rFonts w:ascii="Arial" w:hAnsi="Arial" w:cs="Arial"/>
+        </w:rPr>
+        <w:t xml:space="preserve">0] or </w:t>
+      </w:r>
+      <w:proofErr w:type="spellStart"/>
+      <w:proofErr w:type="gramStart"/>
       <w:r>
         <w:rPr>
           <w:rFonts w:ascii="Arial" w:hAnsi="Arial" w:cs="Arial"/>
@@ -1315,6 +1498,7 @@
         <w:t>.owner</w:t>
       </w:r>
       <w:proofErr w:type="spellEnd"/>
+      <w:proofErr w:type="gramEnd"/>
       <w:r>
         <w:rPr>
           <w:rFonts w:ascii="Arial" w:hAnsi="Arial" w:cs="Arial"/>
@@ -1360,6 +1544,7 @@
         <w:t xml:space="preserve"> if </w:t>
       </w:r>
       <w:proofErr w:type="spellStart"/>
+      <w:proofErr w:type="gramStart"/>
       <w:r>
         <w:rPr>
           <w:rFonts w:ascii="Arial" w:hAnsi="Arial" w:cs="Arial"/>
@@ -1367,6 +1552,7 @@
         <w:t>acc.kind</w:t>
       </w:r>
       <w:proofErr w:type="spellEnd"/>
+      <w:proofErr w:type="gramEnd"/>
       <w:r>
         <w:rPr>
           <w:rFonts w:ascii="Arial" w:hAnsi="Arial" w:cs="Arial"/>
@@ -1393,6 +1579,7 @@
         </w:rPr>
         <w:t>Cash valued at $</w:t>
       </w:r>
+      <w:proofErr w:type="gramStart"/>
       <w:r>
         <w:rPr>
           <w:rFonts w:ascii="Arial" w:hAnsi="Arial" w:cs="Arial"/>
@@ -1415,6 +1602,78 @@
         <w:rPr>
           <w:rFonts w:ascii="Arial" w:hAnsi="Arial" w:cs="Arial"/>
         </w:rPr>
+        <w:t>thousands</w:t>
+      </w:r>
+      <w:proofErr w:type="gramEnd"/>
+      <w:r>
+        <w:rPr>
+          <w:rFonts w:ascii="Arial" w:hAnsi="Arial" w:cs="Arial"/>
+        </w:rPr>
+        <w:t>(</w:t>
+      </w:r>
+      <w:proofErr w:type="spellStart"/>
+      <w:proofErr w:type="gramStart"/>
+      <w:r>
+        <w:rPr>
+          <w:rFonts w:ascii="Arial" w:hAnsi="Arial" w:cs="Arial"/>
+        </w:rPr>
+        <w:t>acc</w:t>
+      </w:r>
+      <w:r>
+        <w:rPr>
+          <w:rFonts w:ascii="Arial" w:hAnsi="Arial" w:cs="Arial"/>
+        </w:rPr>
+        <w:t>.balance</w:t>
+      </w:r>
+      <w:proofErr w:type="spellEnd"/>
+      <w:proofErr w:type="gramEnd"/>
+      <w:r>
+        <w:rPr>
+          <w:rFonts w:ascii="Arial" w:hAnsi="Arial" w:cs="Arial"/>
+        </w:rPr>
+        <w:t xml:space="preserve">, 2) if </w:t>
+      </w:r>
+      <w:proofErr w:type="spellStart"/>
+      <w:proofErr w:type="gramStart"/>
+      <w:r>
+        <w:rPr>
+          <w:rFonts w:ascii="Arial" w:hAnsi="Arial" w:cs="Arial"/>
+        </w:rPr>
+        <w:t>acc</w:t>
+      </w:r>
+      <w:r>
+        <w:rPr>
+          <w:rFonts w:ascii="Arial" w:hAnsi="Arial" w:cs="Arial"/>
+        </w:rPr>
+        <w:t>.owner</w:t>
+      </w:r>
+      <w:proofErr w:type="spellEnd"/>
+      <w:proofErr w:type="gramEnd"/>
+      <w:r>
+        <w:rPr>
+          <w:rFonts w:ascii="Arial" w:hAnsi="Arial" w:cs="Arial"/>
+        </w:rPr>
+        <w:t xml:space="preserve"> == </w:t>
+      </w:r>
+      <w:proofErr w:type="gramStart"/>
+      <w:r>
+        <w:rPr>
+          <w:rFonts w:ascii="Arial" w:hAnsi="Arial" w:cs="Arial"/>
+        </w:rPr>
+        <w:t>plaintiffs[</w:t>
+      </w:r>
+      <w:proofErr w:type="gramEnd"/>
+      <w:r>
+        <w:rPr>
+          <w:rFonts w:ascii="Arial" w:hAnsi="Arial" w:cs="Arial"/>
+        </w:rPr>
+        <w:t xml:space="preserve">0] else </w:t>
+      </w:r>
+      <w:proofErr w:type="gramStart"/>
+      <w:r>
+        <w:rPr>
+          <w:rFonts w:ascii="Arial" w:hAnsi="Arial" w:cs="Arial"/>
+        </w:rPr>
         <w:t>thousands(</w:t>
       </w:r>
       <w:proofErr w:type="spellStart"/>
@@ -1431,6 +1690,713 @@
         <w:t>.balance</w:t>
       </w:r>
       <w:proofErr w:type="spellEnd"/>
+      <w:proofErr w:type="gramEnd"/>
+      <w:r>
+        <w:rPr>
+          <w:rFonts w:ascii="Arial" w:hAnsi="Arial" w:cs="Arial"/>
+        </w:rPr>
+        <w:t xml:space="preserve"> / 2, 2</w:t>
+      </w:r>
+      <w:proofErr w:type="gramStart"/>
+      <w:r>
+        <w:rPr>
+          <w:rFonts w:ascii="Arial" w:hAnsi="Arial" w:cs="Arial"/>
+        </w:rPr>
+        <w:t>)</w:t>
+      </w:r>
+      <w:r>
+        <w:rPr>
+          <w:rFonts w:ascii="Arial" w:hAnsi="Arial" w:cs="Arial"/>
+        </w:rPr>
+        <w:t xml:space="preserve"> }</w:t>
+      </w:r>
+      <w:proofErr w:type="gramEnd"/>
+      <w:r>
+        <w:rPr>
+          <w:rFonts w:ascii="Arial" w:hAnsi="Arial" w:cs="Arial"/>
+        </w:rPr>
+        <w:t xml:space="preserve">} in cash. Location: </w:t>
+      </w:r>
+      <w:proofErr w:type="gramStart"/>
+      <w:r>
+        <w:rPr>
+          <w:rFonts w:ascii="Arial" w:hAnsi="Arial" w:cs="Arial"/>
+        </w:rPr>
+        <w:t>{</w:t>
+      </w:r>
+      <w:r>
+        <w:rPr>
+          <w:rFonts w:ascii="Arial" w:hAnsi="Arial" w:cs="Arial"/>
+        </w:rPr>
+        <w:t>{</w:t>
+      </w:r>
+      <w:r>
+        <w:rPr>
+          <w:rFonts w:ascii="Arial" w:hAnsi="Arial" w:cs="Arial"/>
+        </w:rPr>
+        <w:t xml:space="preserve"> </w:t>
+      </w:r>
+      <w:proofErr w:type="spellStart"/>
+      <w:r>
+        <w:rPr>
+          <w:rFonts w:ascii="Arial" w:hAnsi="Arial" w:cs="Arial"/>
+        </w:rPr>
+        <w:t>acc</w:t>
+      </w:r>
+      <w:proofErr w:type="gramEnd"/>
+      <w:r>
+        <w:rPr>
+          <w:rFonts w:ascii="Arial" w:hAnsi="Arial" w:cs="Arial"/>
+        </w:rPr>
+        <w:t>.</w:t>
+      </w:r>
+      <w:proofErr w:type="gramStart"/>
+      <w:r>
+        <w:rPr>
+          <w:rFonts w:ascii="Arial" w:hAnsi="Arial" w:cs="Arial"/>
+        </w:rPr>
+        <w:t>source</w:t>
+      </w:r>
+      <w:proofErr w:type="spellEnd"/>
+      <w:r>
+        <w:rPr>
+          <w:rFonts w:ascii="Arial" w:hAnsi="Arial" w:cs="Arial"/>
+        </w:rPr>
+        <w:t xml:space="preserve"> }</w:t>
+      </w:r>
+      <w:proofErr w:type="gramEnd"/>
+      <w:r>
+        <w:rPr>
+          <w:rFonts w:ascii="Arial" w:hAnsi="Arial" w:cs="Arial"/>
+        </w:rPr>
+        <w:t>}</w:t>
+      </w:r>
+      <w:r>
+        <w:rPr>
+          <w:rFonts w:ascii="Arial" w:hAnsi="Arial" w:cs="Arial"/>
+        </w:rPr>
+        <w:t>.</w:t>
+      </w:r>
+    </w:p>
+    <w:p>
+      <w:pPr>
+        <w:spacing w:after="0" w:line="240" w:lineRule="auto"/>
+        <w:rPr>
+          <w:rFonts w:ascii="Arial" w:hAnsi="Arial" w:cs="Arial"/>
+        </w:rPr>
+      </w:pPr>
+      <w:r>
+        <w:rPr>
+          <w:rFonts w:ascii="Arial" w:hAnsi="Arial" w:cs="Arial"/>
+        </w:rPr>
+        <w:t xml:space="preserve">      </w:t>
+      </w:r>
+      <w:r>
+        <w:rPr>
+          <w:rFonts w:ascii="Arial" w:hAnsi="Arial" w:cs="Arial"/>
+        </w:rPr>
+        <w:t>{</w:t>
+      </w:r>
+      <w:r>
+        <w:rPr>
+          <w:rFonts w:ascii="Arial" w:hAnsi="Arial" w:cs="Arial"/>
+        </w:rPr>
+        <w:t>%</w:t>
+      </w:r>
+      <w:r>
+        <w:rPr>
+          <w:rFonts w:ascii="Arial" w:hAnsi="Arial" w:cs="Arial"/>
+        </w:rPr>
+        <w:t>p</w:t>
+      </w:r>
+      <w:r>
+        <w:rPr>
+          <w:rFonts w:ascii="Arial" w:hAnsi="Arial" w:cs="Arial"/>
+        </w:rPr>
+        <w:t xml:space="preserve"> </w:t>
+      </w:r>
+      <w:proofErr w:type="spellStart"/>
+      <w:r>
+        <w:rPr>
+          <w:rFonts w:ascii="Arial" w:hAnsi="Arial" w:cs="Arial"/>
+        </w:rPr>
+        <w:t>elif</w:t>
+      </w:r>
+      <w:proofErr w:type="spellEnd"/>
+      <w:r>
+        <w:rPr>
+          <w:rFonts w:ascii="Arial" w:hAnsi="Arial" w:cs="Arial"/>
+        </w:rPr>
+        <w:t xml:space="preserve"> </w:t>
+      </w:r>
+      <w:proofErr w:type="spellStart"/>
+      <w:proofErr w:type="gramStart"/>
+      <w:r>
+        <w:rPr>
+          <w:rFonts w:ascii="Arial" w:hAnsi="Arial" w:cs="Arial"/>
+        </w:rPr>
+        <w:t>acc</w:t>
+      </w:r>
+      <w:r>
+        <w:rPr>
+          <w:rFonts w:ascii="Arial" w:hAnsi="Arial" w:cs="Arial"/>
+        </w:rPr>
+        <w:t>.kind</w:t>
+      </w:r>
+      <w:proofErr w:type="spellEnd"/>
+      <w:proofErr w:type="gramEnd"/>
+      <w:r>
+        <w:rPr>
+          <w:rFonts w:ascii="Arial" w:hAnsi="Arial" w:cs="Arial"/>
+        </w:rPr>
+        <w:t xml:space="preserve"> == "Other Investment"</w:t>
+      </w:r>
+      <w:r>
+        <w:rPr>
+          <w:rFonts w:ascii="Arial" w:hAnsi="Arial" w:cs="Arial"/>
+        </w:rPr>
+        <w:t xml:space="preserve"> %}</w:t>
+      </w:r>
+    </w:p>
+    <w:p>
+      <w:pPr>
+        <w:spacing w:after="0" w:line="240" w:lineRule="auto"/>
+        <w:rPr>
+          <w:rFonts w:ascii="Arial" w:hAnsi="Arial" w:cs="Arial"/>
+        </w:rPr>
+      </w:pPr>
+      <w:r>
+        <w:rPr>
+          <w:rFonts w:ascii="Arial" w:hAnsi="Arial" w:cs="Arial"/>
+        </w:rPr>
+        <w:t xml:space="preserve">{% if </w:t>
+      </w:r>
+      <w:proofErr w:type="spellStart"/>
+      <w:proofErr w:type="gramStart"/>
+      <w:r>
+        <w:rPr>
+          <w:rFonts w:ascii="Arial" w:hAnsi="Arial" w:cs="Arial"/>
+        </w:rPr>
+        <w:t>acc</w:t>
+      </w:r>
+      <w:r>
+        <w:rPr>
+          <w:rFonts w:ascii="Arial" w:hAnsi="Arial" w:cs="Arial"/>
+        </w:rPr>
+        <w:t>.owner</w:t>
+      </w:r>
+      <w:proofErr w:type="spellEnd"/>
+      <w:proofErr w:type="gramEnd"/>
+      <w:r>
+        <w:rPr>
+          <w:rFonts w:ascii="Arial" w:hAnsi="Arial" w:cs="Arial"/>
+        </w:rPr>
+        <w:t xml:space="preserve"> </w:t>
+      </w:r>
+      <w:r>
+        <w:rPr>
+          <w:rFonts w:ascii="Arial" w:hAnsi="Arial" w:cs="Arial"/>
+        </w:rPr>
+        <w:t>=</w:t>
+      </w:r>
+      <w:r>
+        <w:rPr>
+          <w:rFonts w:ascii="Arial" w:hAnsi="Arial" w:cs="Arial"/>
+        </w:rPr>
+        <w:t xml:space="preserve">= </w:t>
+      </w:r>
+      <w:r>
+        <w:rPr>
+          <w:rFonts w:ascii="Arial" w:hAnsi="Arial" w:cs="Arial"/>
+        </w:rPr>
+        <w:t xml:space="preserve">joint </w:t>
+      </w:r>
+      <w:proofErr w:type="gramStart"/>
+      <w:r>
+        <w:rPr>
+          <w:rFonts w:ascii="Arial" w:hAnsi="Arial" w:cs="Arial"/>
+        </w:rPr>
+        <w:t>%}</w:t>
+      </w:r>
+      <w:r>
+        <w:rPr>
+          <w:rFonts w:ascii="Arial" w:hAnsi="Arial" w:cs="Arial"/>
+        </w:rPr>
+        <w:t>Half</w:t>
+      </w:r>
+      <w:proofErr w:type="gramEnd"/>
+      <w:r>
+        <w:rPr>
+          <w:rFonts w:ascii="Arial" w:hAnsi="Arial" w:cs="Arial"/>
+        </w:rPr>
+        <w:t xml:space="preserve"> of </w:t>
+      </w:r>
+      <w:r>
+        <w:rPr>
+          <w:rFonts w:ascii="Arial" w:hAnsi="Arial" w:cs="Arial"/>
+        </w:rPr>
+        <w:t xml:space="preserve">{% endif </w:t>
+      </w:r>
+      <w:proofErr w:type="gramStart"/>
+      <w:r>
+        <w:rPr>
+          <w:rFonts w:ascii="Arial" w:hAnsi="Arial" w:cs="Arial"/>
+        </w:rPr>
+        <w:t>%}{</w:t>
+      </w:r>
+      <w:r>
+        <w:rPr>
+          <w:rFonts w:ascii="Arial" w:hAnsi="Arial" w:cs="Arial"/>
+        </w:rPr>
+        <w:t>{</w:t>
+      </w:r>
+      <w:r>
+        <w:rPr>
+          <w:rFonts w:ascii="Arial" w:hAnsi="Arial" w:cs="Arial"/>
+        </w:rPr>
+        <w:t xml:space="preserve"> </w:t>
+      </w:r>
+      <w:proofErr w:type="spellStart"/>
+      <w:r>
+        <w:rPr>
+          <w:rFonts w:ascii="Arial" w:hAnsi="Arial" w:cs="Arial"/>
+        </w:rPr>
+        <w:t>acc</w:t>
+      </w:r>
+      <w:proofErr w:type="gramEnd"/>
+      <w:r>
+        <w:rPr>
+          <w:rFonts w:ascii="Arial" w:hAnsi="Arial" w:cs="Arial"/>
+        </w:rPr>
+        <w:t>.describe_</w:t>
+      </w:r>
+      <w:proofErr w:type="gramStart"/>
+      <w:r>
+        <w:rPr>
+          <w:rFonts w:ascii="Arial" w:hAnsi="Arial" w:cs="Arial"/>
+        </w:rPr>
+        <w:t>other</w:t>
+      </w:r>
+      <w:proofErr w:type="spellEnd"/>
+      <w:r>
+        <w:rPr>
+          <w:rFonts w:ascii="Arial" w:hAnsi="Arial" w:cs="Arial"/>
+        </w:rPr>
+        <w:t xml:space="preserve"> }</w:t>
+      </w:r>
+      <w:proofErr w:type="gramEnd"/>
+      <w:r>
+        <w:rPr>
+          <w:rFonts w:ascii="Arial" w:hAnsi="Arial" w:cs="Arial"/>
+        </w:rPr>
+        <w:t xml:space="preserve">} at </w:t>
+      </w:r>
+      <w:proofErr w:type="gramStart"/>
+      <w:r>
+        <w:rPr>
+          <w:rFonts w:ascii="Arial" w:hAnsi="Arial" w:cs="Arial"/>
+        </w:rPr>
+        <w:t>{</w:t>
+      </w:r>
+      <w:r>
+        <w:rPr>
+          <w:rFonts w:ascii="Arial" w:hAnsi="Arial" w:cs="Arial"/>
+        </w:rPr>
+        <w:t>{</w:t>
+      </w:r>
+      <w:r>
+        <w:rPr>
+          <w:rFonts w:ascii="Arial" w:hAnsi="Arial" w:cs="Arial"/>
+        </w:rPr>
+        <w:t xml:space="preserve"> </w:t>
+      </w:r>
+      <w:proofErr w:type="spellStart"/>
+      <w:r>
+        <w:rPr>
+          <w:rFonts w:ascii="Arial" w:hAnsi="Arial" w:cs="Arial"/>
+        </w:rPr>
+        <w:t>acc</w:t>
+      </w:r>
+      <w:proofErr w:type="gramEnd"/>
+      <w:r>
+        <w:rPr>
+          <w:rFonts w:ascii="Arial" w:hAnsi="Arial" w:cs="Arial"/>
+        </w:rPr>
+        <w:t>.</w:t>
+      </w:r>
+      <w:proofErr w:type="gramStart"/>
+      <w:r>
+        <w:rPr>
+          <w:rFonts w:ascii="Arial" w:hAnsi="Arial" w:cs="Arial"/>
+        </w:rPr>
+        <w:t>source</w:t>
+      </w:r>
+      <w:proofErr w:type="spellEnd"/>
+      <w:r>
+        <w:rPr>
+          <w:rFonts w:ascii="Arial" w:hAnsi="Arial" w:cs="Arial"/>
+        </w:rPr>
+        <w:t xml:space="preserve"> </w:t>
+      </w:r>
+      <w:r>
+        <w:rPr>
+          <w:rFonts w:ascii="Arial" w:hAnsi="Arial" w:cs="Arial"/>
+        </w:rPr>
+        <w:t>}</w:t>
+      </w:r>
+      <w:proofErr w:type="gramEnd"/>
+      <w:r>
+        <w:rPr>
+          <w:rFonts w:ascii="Arial" w:hAnsi="Arial" w:cs="Arial"/>
+        </w:rPr>
+        <w:t>}</w:t>
+      </w:r>
+      <w:r>
+        <w:rPr>
+          <w:rFonts w:ascii="Arial" w:hAnsi="Arial" w:cs="Arial"/>
+        </w:rPr>
+        <w:t xml:space="preserve">. </w:t>
+      </w:r>
+      <w:r>
+        <w:rPr>
+          <w:rFonts w:ascii="Arial" w:hAnsi="Arial" w:cs="Arial"/>
+        </w:rPr>
+        <w:t xml:space="preserve">{% if </w:t>
+      </w:r>
+      <w:proofErr w:type="spellStart"/>
+      <w:proofErr w:type="gramStart"/>
+      <w:r>
+        <w:rPr>
+          <w:rFonts w:ascii="Arial" w:hAnsi="Arial" w:cs="Arial"/>
+        </w:rPr>
+        <w:t>acc</w:t>
+      </w:r>
+      <w:r>
+        <w:rPr>
+          <w:rFonts w:ascii="Arial" w:hAnsi="Arial" w:cs="Arial"/>
+        </w:rPr>
+        <w:t>.owner</w:t>
+      </w:r>
+      <w:proofErr w:type="spellEnd"/>
+      <w:proofErr w:type="gramEnd"/>
+      <w:r>
+        <w:rPr>
+          <w:rFonts w:ascii="Arial" w:hAnsi="Arial" w:cs="Arial"/>
+        </w:rPr>
+        <w:t xml:space="preserve"> </w:t>
+      </w:r>
+      <w:r>
+        <w:rPr>
+          <w:rFonts w:ascii="Arial" w:hAnsi="Arial" w:cs="Arial"/>
+        </w:rPr>
+        <w:t>=</w:t>
+      </w:r>
+      <w:r>
+        <w:rPr>
+          <w:rFonts w:ascii="Arial" w:hAnsi="Arial" w:cs="Arial"/>
+        </w:rPr>
+        <w:t xml:space="preserve">= </w:t>
+      </w:r>
+      <w:r>
+        <w:rPr>
+          <w:rFonts w:ascii="Arial" w:hAnsi="Arial" w:cs="Arial"/>
+        </w:rPr>
+        <w:t xml:space="preserve">joint </w:t>
+      </w:r>
+      <w:proofErr w:type="gramStart"/>
+      <w:r>
+        <w:rPr>
+          <w:rFonts w:ascii="Arial" w:hAnsi="Arial" w:cs="Arial"/>
+        </w:rPr>
+        <w:t>%}</w:t>
+      </w:r>
+      <w:r>
+        <w:rPr>
+          <w:rFonts w:ascii="Arial" w:hAnsi="Arial" w:cs="Arial"/>
+        </w:rPr>
+        <w:t>This</w:t>
+      </w:r>
+      <w:proofErr w:type="gramEnd"/>
+      <w:r>
+        <w:rPr>
+          <w:rFonts w:ascii="Arial" w:hAnsi="Arial" w:cs="Arial"/>
+        </w:rPr>
+        <w:t xml:space="preserve"> half valued at: $</w:t>
+      </w:r>
+      <w:proofErr w:type="gramStart"/>
+      <w:r>
+        <w:rPr>
+          <w:rFonts w:ascii="Arial" w:hAnsi="Arial" w:cs="Arial"/>
+        </w:rPr>
+        <w:t>{{</w:t>
+      </w:r>
+      <w:r>
+        <w:rPr>
+          <w:rFonts w:ascii="Arial" w:hAnsi="Arial" w:cs="Arial"/>
+        </w:rPr>
+        <w:t xml:space="preserve"> thousands</w:t>
+      </w:r>
+      <w:proofErr w:type="gramEnd"/>
+      <w:r>
+        <w:rPr>
+          <w:rFonts w:ascii="Arial" w:hAnsi="Arial" w:cs="Arial"/>
+        </w:rPr>
+        <w:t>(</w:t>
+      </w:r>
+      <w:proofErr w:type="spellStart"/>
+      <w:proofErr w:type="gramStart"/>
+      <w:r>
+        <w:rPr>
+          <w:rFonts w:ascii="Arial" w:hAnsi="Arial" w:cs="Arial"/>
+        </w:rPr>
+        <w:t>acc</w:t>
+      </w:r>
+      <w:r>
+        <w:rPr>
+          <w:rFonts w:ascii="Arial" w:hAnsi="Arial" w:cs="Arial"/>
+        </w:rPr>
+        <w:t>.balance</w:t>
+      </w:r>
+      <w:proofErr w:type="spellEnd"/>
+      <w:proofErr w:type="gramEnd"/>
+      <w:r>
+        <w:rPr>
+          <w:rFonts w:ascii="Arial" w:hAnsi="Arial" w:cs="Arial"/>
+        </w:rPr>
+        <w:t xml:space="preserve"> / 2, 2</w:t>
+      </w:r>
+      <w:proofErr w:type="gramStart"/>
+      <w:r>
+        <w:rPr>
+          <w:rFonts w:ascii="Arial" w:hAnsi="Arial" w:cs="Arial"/>
+        </w:rPr>
+        <w:t>)</w:t>
+      </w:r>
+      <w:r>
+        <w:rPr>
+          <w:rFonts w:ascii="Arial" w:hAnsi="Arial" w:cs="Arial"/>
+        </w:rPr>
+        <w:t xml:space="preserve"> </w:t>
+      </w:r>
+      <w:r>
+        <w:rPr>
+          <w:rFonts w:ascii="Arial" w:hAnsi="Arial" w:cs="Arial"/>
+        </w:rPr>
+        <w:t>}</w:t>
+      </w:r>
+      <w:r>
+        <w:rPr>
+          <w:rFonts w:ascii="Arial" w:hAnsi="Arial" w:cs="Arial"/>
+        </w:rPr>
+        <w:t>}{</w:t>
+      </w:r>
+      <w:proofErr w:type="gramEnd"/>
+      <w:r>
+        <w:rPr>
+          <w:rFonts w:ascii="Arial" w:hAnsi="Arial" w:cs="Arial"/>
+        </w:rPr>
+        <w:t xml:space="preserve">% else </w:t>
+      </w:r>
+      <w:proofErr w:type="gramStart"/>
+      <w:r>
+        <w:rPr>
+          <w:rFonts w:ascii="Arial" w:hAnsi="Arial" w:cs="Arial"/>
+        </w:rPr>
+        <w:t>%}</w:t>
+      </w:r>
+      <w:r>
+        <w:rPr>
+          <w:rFonts w:ascii="Arial" w:hAnsi="Arial" w:cs="Arial"/>
+        </w:rPr>
+        <w:t>Valued</w:t>
+      </w:r>
+      <w:proofErr w:type="gramEnd"/>
+      <w:r>
+        <w:rPr>
+          <w:rFonts w:ascii="Arial" w:hAnsi="Arial" w:cs="Arial"/>
+        </w:rPr>
+        <w:t xml:space="preserve"> at: $</w:t>
+      </w:r>
+      <w:proofErr w:type="gramStart"/>
+      <w:r>
+        <w:rPr>
+          <w:rFonts w:ascii="Arial" w:hAnsi="Arial" w:cs="Arial"/>
+        </w:rPr>
+        <w:t xml:space="preserve">{{ </w:t>
+      </w:r>
+      <w:r>
+        <w:rPr>
+          <w:rFonts w:ascii="Arial" w:hAnsi="Arial" w:cs="Arial"/>
+        </w:rPr>
+        <w:t>thousands</w:t>
+      </w:r>
+      <w:proofErr w:type="gramEnd"/>
+      <w:r>
+        <w:rPr>
+          <w:rFonts w:ascii="Arial" w:hAnsi="Arial" w:cs="Arial"/>
+        </w:rPr>
+        <w:t>(</w:t>
+      </w:r>
+      <w:proofErr w:type="spellStart"/>
+      <w:proofErr w:type="gramStart"/>
+      <w:r>
+        <w:rPr>
+          <w:rFonts w:ascii="Arial" w:hAnsi="Arial" w:cs="Arial"/>
+        </w:rPr>
+        <w:t>acc</w:t>
+      </w:r>
+      <w:r>
+        <w:rPr>
+          <w:rFonts w:ascii="Arial" w:hAnsi="Arial" w:cs="Arial"/>
+        </w:rPr>
+        <w:t>.balance</w:t>
+      </w:r>
+      <w:proofErr w:type="spellEnd"/>
+      <w:proofErr w:type="gramEnd"/>
+      <w:r>
+        <w:rPr>
+          <w:rFonts w:ascii="Arial" w:hAnsi="Arial" w:cs="Arial"/>
+        </w:rPr>
+        <w:t>, 2</w:t>
+      </w:r>
+      <w:proofErr w:type="gramStart"/>
+      <w:r>
+        <w:rPr>
+          <w:rFonts w:ascii="Arial" w:hAnsi="Arial" w:cs="Arial"/>
+        </w:rPr>
+        <w:t>)</w:t>
+      </w:r>
+      <w:r>
+        <w:rPr>
+          <w:rFonts w:ascii="Arial" w:hAnsi="Arial" w:cs="Arial"/>
+        </w:rPr>
+        <w:t xml:space="preserve"> }}</w:t>
+      </w:r>
+      <w:r>
+        <w:rPr>
+          <w:rFonts w:ascii="Arial" w:hAnsi="Arial" w:cs="Arial"/>
+        </w:rPr>
+        <w:t>{</w:t>
+      </w:r>
+      <w:proofErr w:type="gramEnd"/>
+      <w:r>
+        <w:rPr>
+          <w:rFonts w:ascii="Arial" w:hAnsi="Arial" w:cs="Arial"/>
+        </w:rPr>
+        <w:t>% endif %}</w:t>
+      </w:r>
+      <w:r>
+        <w:rPr>
+          <w:rFonts w:ascii="Arial" w:hAnsi="Arial" w:cs="Arial"/>
+        </w:rPr>
+        <w:t>.</w:t>
+      </w:r>
+    </w:p>
+    <w:p>
+      <w:pPr>
+        <w:spacing w:after="0" w:line="240" w:lineRule="auto"/>
+        <w:rPr>
+          <w:rFonts w:ascii="Arial" w:hAnsi="Arial" w:cs="Arial"/>
+        </w:rPr>
+      </w:pPr>
+      <w:r>
+        <w:rPr>
+          <w:rFonts w:ascii="Arial" w:hAnsi="Arial" w:cs="Arial"/>
+        </w:rPr>
+        <w:t xml:space="preserve">      </w:t>
+      </w:r>
+      <w:r>
+        <w:rPr>
+          <w:rFonts w:ascii="Arial" w:hAnsi="Arial" w:cs="Arial"/>
+        </w:rPr>
+        <w:t>{</w:t>
+      </w:r>
+      <w:r>
+        <w:rPr>
+          <w:rFonts w:ascii="Arial" w:hAnsi="Arial" w:cs="Arial"/>
+        </w:rPr>
+        <w:t>%</w:t>
+      </w:r>
+      <w:r>
+        <w:rPr>
+          <w:rFonts w:ascii="Arial" w:hAnsi="Arial" w:cs="Arial"/>
+        </w:rPr>
+        <w:t>p</w:t>
+      </w:r>
+      <w:r>
+        <w:rPr>
+          <w:rFonts w:ascii="Arial" w:hAnsi="Arial" w:cs="Arial"/>
+        </w:rPr>
+        <w:t xml:space="preserve"> else</w:t>
+      </w:r>
+      <w:r>
+        <w:rPr>
+          <w:rFonts w:ascii="Arial" w:hAnsi="Arial" w:cs="Arial"/>
+        </w:rPr>
+        <w:t xml:space="preserve"> %}</w:t>
+      </w:r>
+    </w:p>
+    <w:p>
+      <w:pPr>
+        <w:spacing w:after="0" w:line="240" w:lineRule="auto"/>
+        <w:rPr>
+          <w:rFonts w:ascii="Arial" w:hAnsi="Arial" w:cs="Arial"/>
+        </w:rPr>
+      </w:pPr>
+      <w:r>
+        <w:rPr>
+          <w:rFonts w:ascii="Arial" w:hAnsi="Arial" w:cs="Arial"/>
+        </w:rPr>
+        <w:t>Cash valued at $</w:t>
+      </w:r>
+      <w:proofErr w:type="gramStart"/>
+      <w:r>
+        <w:rPr>
+          <w:rFonts w:ascii="Arial" w:hAnsi="Arial" w:cs="Arial"/>
+        </w:rPr>
+        <w:t>{</w:t>
+      </w:r>
+      <w:r>
+        <w:rPr>
+          <w:rFonts w:ascii="Arial" w:hAnsi="Arial" w:cs="Arial"/>
+        </w:rPr>
+        <w:t>{</w:t>
+      </w:r>
+      <w:r>
+        <w:rPr>
+          <w:rFonts w:ascii="Arial" w:hAnsi="Arial" w:cs="Arial"/>
+        </w:rPr>
+        <w:t xml:space="preserve"> </w:t>
+      </w:r>
+      <w:r>
+        <w:rPr>
+          <w:rFonts w:ascii="Arial" w:hAnsi="Arial" w:cs="Arial"/>
+        </w:rPr>
+        <w:t>thousands</w:t>
+      </w:r>
+      <w:proofErr w:type="gramEnd"/>
+      <w:r>
+        <w:rPr>
+          <w:rFonts w:ascii="Arial" w:hAnsi="Arial" w:cs="Arial"/>
+        </w:rPr>
+        <w:t>(</w:t>
+      </w:r>
+      <w:proofErr w:type="spellStart"/>
+      <w:proofErr w:type="gramStart"/>
+      <w:r>
+        <w:rPr>
+          <w:rFonts w:ascii="Arial" w:hAnsi="Arial" w:cs="Arial"/>
+        </w:rPr>
+        <w:t>acc</w:t>
+      </w:r>
+      <w:r>
+        <w:rPr>
+          <w:rFonts w:ascii="Arial" w:hAnsi="Arial" w:cs="Arial"/>
+        </w:rPr>
+        <w:t>.balance</w:t>
+      </w:r>
+      <w:proofErr w:type="spellEnd"/>
+      <w:proofErr w:type="gramEnd"/>
       <w:r>
         <w:rPr>
           <w:rFonts w:ascii="Arial" w:hAnsi="Arial" w:cs="Arial"/>
@@ -1438,6 +2404,7 @@
         <w:t xml:space="preserve">, 2) if </w:t>
       </w:r>
       <w:proofErr w:type="spellStart"/>
+      <w:proofErr w:type="gramStart"/>
       <w:r>
         <w:rPr>
           <w:rFonts w:ascii="Arial" w:hAnsi="Arial" w:cs="Arial"/>
@@ -1451,11 +2418,33 @@
         <w:t>.owner</w:t>
       </w:r>
       <w:proofErr w:type="spellEnd"/>
-      <w:r>
-        <w:rPr>
-          <w:rFonts w:ascii="Arial" w:hAnsi="Arial" w:cs="Arial"/>
-        </w:rPr>
-        <w:t xml:space="preserve"> == plaintiffs[0] else thousands(</w:t>
+      <w:proofErr w:type="gramEnd"/>
+      <w:r>
+        <w:rPr>
+          <w:rFonts w:ascii="Arial" w:hAnsi="Arial" w:cs="Arial"/>
+        </w:rPr>
+        <w:t xml:space="preserve"> == </w:t>
+      </w:r>
+      <w:proofErr w:type="gramStart"/>
+      <w:r>
+        <w:rPr>
+          <w:rFonts w:ascii="Arial" w:hAnsi="Arial" w:cs="Arial"/>
+        </w:rPr>
+        <w:t>plaintiffs[</w:t>
+      </w:r>
+      <w:proofErr w:type="gramEnd"/>
+      <w:r>
+        <w:rPr>
+          <w:rFonts w:ascii="Arial" w:hAnsi="Arial" w:cs="Arial"/>
+        </w:rPr>
+        <w:t xml:space="preserve">0] else </w:t>
+      </w:r>
+      <w:proofErr w:type="gramStart"/>
+      <w:r>
+        <w:rPr>
+          <w:rFonts w:ascii="Arial" w:hAnsi="Arial" w:cs="Arial"/>
+        </w:rPr>
+        <w:t>thousands(</w:t>
       </w:r>
       <w:proofErr w:type="spellStart"/>
       <w:r>
@@ -1471,11 +2460,19 @@
         <w:t>.balance</w:t>
       </w:r>
       <w:proofErr w:type="spellEnd"/>
-      <w:r>
-        <w:rPr>
-          <w:rFonts w:ascii="Arial" w:hAnsi="Arial" w:cs="Arial"/>
-        </w:rPr>
-        <w:t xml:space="preserve"> / 2, 2)</w:t>
+      <w:proofErr w:type="gramEnd"/>
+      <w:r>
+        <w:rPr>
+          <w:rFonts w:ascii="Arial" w:hAnsi="Arial" w:cs="Arial"/>
+        </w:rPr>
+        <w:t xml:space="preserve"> / 2, 2</w:t>
+      </w:r>
+      <w:proofErr w:type="gramStart"/>
+      <w:r>
+        <w:rPr>
+          <w:rFonts w:ascii="Arial" w:hAnsi="Arial" w:cs="Arial"/>
+        </w:rPr>
+        <w:t>)</w:t>
       </w:r>
       <w:r>
         <w:rPr>
@@ -1483,12 +2480,14 @@
         </w:rPr>
         <w:t xml:space="preserve"> }</w:t>
       </w:r>
-      <w:r>
-        <w:rPr>
-          <w:rFonts w:ascii="Arial" w:hAnsi="Arial" w:cs="Arial"/>
-        </w:rPr>
-        <w:t xml:space="preserve">} in cash. Location: </w:t>
-      </w:r>
+      <w:proofErr w:type="gramEnd"/>
+      <w:r>
+        <w:rPr>
+          <w:rFonts w:ascii="Arial" w:hAnsi="Arial" w:cs="Arial"/>
+        </w:rPr>
+        <w:t xml:space="preserve">} in a </w:t>
+      </w:r>
+      <w:proofErr w:type="gramStart"/>
       <w:r>
         <w:rPr>
           <w:rFonts w:ascii="Arial" w:hAnsi="Arial" w:cs="Arial"/>
@@ -1514,11 +2513,19 @@
         </w:rPr>
         <w:t>acc</w:t>
       </w:r>
-      <w:r>
-        <w:rPr>
-          <w:rFonts w:ascii="Arial" w:hAnsi="Arial" w:cs="Arial"/>
-        </w:rPr>
-        <w:t>.source</w:t>
+      <w:proofErr w:type="gramEnd"/>
+      <w:r>
+        <w:rPr>
+          <w:rFonts w:ascii="Arial" w:hAnsi="Arial" w:cs="Arial"/>
+        </w:rPr>
+        <w:t>.</w:t>
+      </w:r>
+      <w:proofErr w:type="gramStart"/>
+      <w:r>
+        <w:rPr>
+          <w:rFonts w:ascii="Arial" w:hAnsi="Arial" w:cs="Arial"/>
+        </w:rPr>
+        <w:t>kind</w:t>
       </w:r>
       <w:proofErr w:type="spellEnd"/>
       <w:r>
@@ -1527,6 +2534,61 @@
         </w:rPr>
         <w:t xml:space="preserve"> }</w:t>
       </w:r>
+      <w:proofErr w:type="gramEnd"/>
+      <w:r>
+        <w:rPr>
+          <w:rFonts w:ascii="Arial" w:hAnsi="Arial" w:cs="Arial"/>
+        </w:rPr>
+        <w:t xml:space="preserve">} at </w:t>
+      </w:r>
+      <w:proofErr w:type="gramStart"/>
+      <w:r>
+        <w:rPr>
+          <w:rFonts w:ascii="Arial" w:hAnsi="Arial" w:cs="Arial"/>
+        </w:rPr>
+        <w:t>{</w:t>
+      </w:r>
+      <w:r>
+        <w:rPr>
+          <w:rFonts w:ascii="Arial" w:hAnsi="Arial" w:cs="Arial"/>
+        </w:rPr>
+        <w:t>{</w:t>
+      </w:r>
+      <w:r>
+        <w:rPr>
+          <w:rFonts w:ascii="Arial" w:hAnsi="Arial" w:cs="Arial"/>
+        </w:rPr>
+        <w:t xml:space="preserve"> </w:t>
+      </w:r>
+      <w:proofErr w:type="spellStart"/>
+      <w:r>
+        <w:rPr>
+          <w:rFonts w:ascii="Arial" w:hAnsi="Arial" w:cs="Arial"/>
+        </w:rPr>
+        <w:t>acc</w:t>
+      </w:r>
+      <w:proofErr w:type="gramEnd"/>
+      <w:r>
+        <w:rPr>
+          <w:rFonts w:ascii="Arial" w:hAnsi="Arial" w:cs="Arial"/>
+        </w:rPr>
+        <w:t>.</w:t>
+      </w:r>
+      <w:proofErr w:type="gramStart"/>
+      <w:r>
+        <w:rPr>
+          <w:rFonts w:ascii="Arial" w:hAnsi="Arial" w:cs="Arial"/>
+        </w:rPr>
+        <w:t>source</w:t>
+      </w:r>
+      <w:proofErr w:type="spellEnd"/>
+      <w:r>
+        <w:rPr>
+          <w:rFonts w:ascii="Arial" w:hAnsi="Arial" w:cs="Arial"/>
+        </w:rPr>
+        <w:t xml:space="preserve"> }</w:t>
+      </w:r>
+      <w:proofErr w:type="gramEnd"/>
       <w:r>
         <w:rPr>
           <w:rFonts w:ascii="Arial" w:hAnsi="Arial" w:cs="Arial"/>
@@ -1575,42 +2637,185 @@
         <w:rPr>
           <w:rFonts w:ascii="Arial" w:hAnsi="Arial" w:cs="Arial"/>
         </w:rPr>
+        <w:t xml:space="preserve"> endif</w:t>
+      </w:r>
+      <w:r>
+        <w:rPr>
+          <w:rFonts w:ascii="Arial" w:hAnsi="Arial" w:cs="Arial"/>
+        </w:rPr>
+        <w:t xml:space="preserve"> %}</w:t>
+      </w:r>
+    </w:p>
+    <w:p>
+      <w:pPr>
+        <w:spacing w:after="0" w:line="240" w:lineRule="auto"/>
+        <w:rPr>
+          <w:rFonts w:ascii="Arial" w:hAnsi="Arial" w:cs="Arial"/>
+        </w:rPr>
+      </w:pPr>
+      <w:r>
+        <w:rPr>
+          <w:rFonts w:ascii="Arial" w:hAnsi="Arial" w:cs="Arial"/>
+        </w:rPr>
+        <w:t xml:space="preserve">    </w:t>
+      </w:r>
+      <w:r>
+        <w:rPr>
+          <w:rFonts w:ascii="Arial" w:hAnsi="Arial" w:cs="Arial"/>
+          <w:highlight w:val="green"/>
+        </w:rPr>
+        <w:t>{%p endif %}</w:t>
+      </w:r>
+    </w:p>
+    <w:p>
+      <w:pPr>
+        <w:spacing w:after="0" w:line="240" w:lineRule="auto"/>
+        <w:rPr>
+          <w:rFonts w:ascii="Arial" w:hAnsi="Arial" w:cs="Arial"/>
+        </w:rPr>
+      </w:pPr>
+      <w:r>
+        <w:rPr>
+          <w:rFonts w:ascii="Arial" w:hAnsi="Arial" w:cs="Arial"/>
+        </w:rPr>
+        <w:t xml:space="preserve">  </w:t>
+      </w:r>
+      <w:r>
+        <w:rPr>
+          <w:rFonts w:ascii="Arial" w:hAnsi="Arial" w:cs="Arial"/>
+          <w:highlight w:val="cyan"/>
+        </w:rPr>
+        <w:t xml:space="preserve">{%p </w:t>
+      </w:r>
+      <w:proofErr w:type="spellStart"/>
+      <w:r>
+        <w:rPr>
+          <w:rFonts w:ascii="Arial" w:hAnsi="Arial" w:cs="Arial"/>
+          <w:highlight w:val="cyan"/>
+        </w:rPr>
+        <w:t>endfor</w:t>
+      </w:r>
+      <w:proofErr w:type="spellEnd"/>
+      <w:r>
+        <w:rPr>
+          <w:rFonts w:ascii="Arial" w:hAnsi="Arial" w:cs="Arial"/>
+          <w:highlight w:val="cyan"/>
+        </w:rPr>
+        <w:t xml:space="preserve"> %}</w:t>
+      </w:r>
+    </w:p>
+    <w:p>
+      <w:pPr>
+        <w:spacing w:after="0" w:line="240" w:lineRule="auto"/>
+        <w:rPr>
+          <w:rFonts w:ascii="Arial" w:hAnsi="Arial" w:cs="Arial"/>
+        </w:rPr>
+      </w:pPr>
+      <w:r>
+        <w:rPr>
+          <w:rFonts w:ascii="Arial" w:hAnsi="Arial" w:cs="Arial"/>
+          <w:highlight w:val="magenta"/>
+        </w:rPr>
+        <w:t>{%p endif %}</w:t>
+      </w:r>
+    </w:p>
+    <w:p>
+      <w:pPr>
+        <w:spacing w:after="0" w:line="240" w:lineRule="auto"/>
+        <w:rPr>
+          <w:rFonts w:ascii="Arial" w:hAnsi="Arial" w:cs="Arial"/>
+        </w:rPr>
+      </w:pPr>
+      <w:r>
+        <w:rPr>
+          <w:rFonts w:ascii="Arial" w:hAnsi="Arial" w:cs="Arial"/>
+          <w:highlight w:val="magenta"/>
+        </w:rPr>
+        <w:t>{%p if</w:t>
+      </w:r>
+      <w:r>
+        <w:rPr>
+          <w:rFonts w:ascii="Arial" w:hAnsi="Arial" w:cs="Arial"/>
+        </w:rPr>
         <w:t xml:space="preserve"> </w:t>
       </w:r>
       <w:proofErr w:type="spellStart"/>
-      <w:r>
-        <w:rPr>
-          <w:rFonts w:ascii="Arial" w:hAnsi="Arial" w:cs="Arial"/>
-        </w:rPr>
-        <w:t>elif</w:t>
-      </w:r>
-      <w:proofErr w:type="spellEnd"/>
+      <w:proofErr w:type="gramStart"/>
+      <w:r>
+        <w:rPr>
+          <w:rFonts w:ascii="Arial" w:hAnsi="Arial" w:cs="Arial"/>
+        </w:rPr>
+        <w:t>marriage.other</w:t>
+      </w:r>
+      <w:proofErr w:type="gramEnd"/>
+      <w:r>
+        <w:rPr>
+          <w:rFonts w:ascii="Arial" w:hAnsi="Arial" w:cs="Arial"/>
+        </w:rPr>
+        <w:t>_pp</w:t>
+      </w:r>
+      <w:proofErr w:type="spellEnd"/>
+      <w:r>
+        <w:rPr>
+          <w:rFonts w:ascii="Arial" w:hAnsi="Arial" w:cs="Arial"/>
+        </w:rPr>
+        <w:t xml:space="preserve"> %}</w:t>
+      </w:r>
+    </w:p>
+    <w:p>
+      <w:pPr>
+        <w:spacing w:after="0" w:line="240" w:lineRule="auto"/>
+        <w:rPr>
+          <w:rFonts w:ascii="Arial" w:hAnsi="Arial" w:cs="Arial"/>
+        </w:rPr>
+      </w:pPr>
+      <w:r>
+        <w:rPr>
+          <w:rFonts w:ascii="Arial" w:hAnsi="Arial" w:cs="Arial"/>
+        </w:rPr>
+        <w:t xml:space="preserve">  </w:t>
+      </w:r>
+      <w:r>
+        <w:rPr>
+          <w:rFonts w:ascii="Arial" w:hAnsi="Arial" w:cs="Arial"/>
+          <w:highlight w:val="cyan"/>
+        </w:rPr>
+        <w:t>{%p for</w:t>
+      </w:r>
       <w:r>
         <w:rPr>
           <w:rFonts w:ascii="Arial" w:hAnsi="Arial" w:cs="Arial"/>
         </w:rPr>
         <w:t xml:space="preserve"> </w:t>
       </w:r>
-      <w:proofErr w:type="spellStart"/>
-      <w:r>
-        <w:rPr>
-          <w:rFonts w:ascii="Arial" w:hAnsi="Arial" w:cs="Arial"/>
-        </w:rPr>
-        <w:t>acc</w:t>
-      </w:r>
-      <w:r>
-        <w:rPr>
-          <w:rFonts w:ascii="Arial" w:hAnsi="Arial" w:cs="Arial"/>
-        </w:rPr>
-        <w:t>.kind</w:t>
-      </w:r>
-      <w:proofErr w:type="spellEnd"/>
-      <w:r>
-        <w:rPr>
-          <w:rFonts w:ascii="Arial" w:hAnsi="Arial" w:cs="Arial"/>
-        </w:rPr>
-        <w:t xml:space="preserve"> == "Other Investment"</w:t>
-      </w:r>
+      <w:r>
+        <w:rPr>
+          <w:rFonts w:ascii="Arial" w:hAnsi="Arial" w:cs="Arial"/>
+        </w:rPr>
+        <w:t>pp</w:t>
+      </w:r>
+      <w:r>
+        <w:rPr>
+          <w:rFonts w:ascii="Arial" w:hAnsi="Arial" w:cs="Arial"/>
+        </w:rPr>
+        <w:t xml:space="preserve"> in </w:t>
+      </w:r>
+      <w:proofErr w:type="spellStart"/>
+      <w:proofErr w:type="gramStart"/>
+      <w:r>
+        <w:rPr>
+          <w:rFonts w:ascii="Arial" w:hAnsi="Arial" w:cs="Arial"/>
+        </w:rPr>
+        <w:t>marriage.other</w:t>
+      </w:r>
+      <w:proofErr w:type="gramEnd"/>
+      <w:r>
+        <w:rPr>
+          <w:rFonts w:ascii="Arial" w:hAnsi="Arial" w:cs="Arial"/>
+        </w:rPr>
+        <w:t>_pp</w:t>
+      </w:r>
+      <w:proofErr w:type="spellEnd"/>
       <w:r>
         <w:rPr>
           <w:rFonts w:ascii="Arial" w:hAnsi="Arial" w:cs="Arial"/>
@@ -1629,14 +2834,28 @@
         <w:rPr>
           <w:rFonts w:ascii="Arial" w:hAnsi="Arial" w:cs="Arial"/>
         </w:rPr>
-        <w:t xml:space="preserve">{% if </w:t>
-      </w:r>
-      <w:proofErr w:type="spellStart"/>
-      <w:r>
-        <w:rPr>
-          <w:rFonts w:ascii="Arial" w:hAnsi="Arial" w:cs="Arial"/>
-        </w:rPr>
-        <w:t>acc</w:t>
+        <w:t xml:space="preserve">    </w:t>
+      </w:r>
+      <w:r>
+        <w:rPr>
+          <w:rFonts w:ascii="Arial" w:hAnsi="Arial" w:cs="Arial"/>
+          <w:highlight w:val="green"/>
+        </w:rPr>
+        <w:t>{%p if</w:t>
+      </w:r>
+      <w:r>
+        <w:rPr>
+          <w:rFonts w:ascii="Arial" w:hAnsi="Arial" w:cs="Arial"/>
+        </w:rPr>
+        <w:t xml:space="preserve"> </w:t>
+      </w:r>
+      <w:proofErr w:type="spellStart"/>
+      <w:proofErr w:type="gramStart"/>
+      <w:r>
+        <w:rPr>
+          <w:rFonts w:ascii="Arial" w:hAnsi="Arial" w:cs="Arial"/>
+        </w:rPr>
+        <w:t>pp</w:t>
       </w:r>
       <w:r>
         <w:rPr>
@@ -1645,66 +2864,74 @@
         <w:t>.owner</w:t>
       </w:r>
       <w:proofErr w:type="spellEnd"/>
-      <w:r>
-        <w:rPr>
-          <w:rFonts w:ascii="Arial" w:hAnsi="Arial" w:cs="Arial"/>
-        </w:rPr>
-        <w:t xml:space="preserve"> </w:t>
-      </w:r>
-      <w:r>
-        <w:rPr>
-          <w:rFonts w:ascii="Arial" w:hAnsi="Arial" w:cs="Arial"/>
-        </w:rPr>
-        <w:t>=</w:t>
-      </w:r>
-      <w:r>
-        <w:rPr>
-          <w:rFonts w:ascii="Arial" w:hAnsi="Arial" w:cs="Arial"/>
-        </w:rPr>
-        <w:t xml:space="preserve">= </w:t>
-      </w:r>
-      <w:r>
-        <w:rPr>
-          <w:rFonts w:ascii="Arial" w:hAnsi="Arial" w:cs="Arial"/>
-        </w:rPr>
-        <w:t>joint %}</w:t>
-      </w:r>
-      <w:r>
-        <w:rPr>
-          <w:rFonts w:ascii="Arial" w:hAnsi="Arial" w:cs="Arial"/>
-        </w:rPr>
-        <w:t xml:space="preserve">Half of </w:t>
-      </w:r>
-      <w:r>
-        <w:rPr>
-          <w:rFonts w:ascii="Arial" w:hAnsi="Arial" w:cs="Arial"/>
-        </w:rPr>
-        <w:t>{% endif %}{</w:t>
-      </w:r>
-      <w:r>
-        <w:rPr>
-          <w:rFonts w:ascii="Arial" w:hAnsi="Arial" w:cs="Arial"/>
-        </w:rPr>
-        <w:t>{</w:t>
-      </w:r>
-      <w:r>
-        <w:rPr>
-          <w:rFonts w:ascii="Arial" w:hAnsi="Arial" w:cs="Arial"/>
-        </w:rPr>
-        <w:t xml:space="preserve"> </w:t>
-      </w:r>
-      <w:proofErr w:type="spellStart"/>
-      <w:r>
-        <w:rPr>
-          <w:rFonts w:ascii="Arial" w:hAnsi="Arial" w:cs="Arial"/>
-        </w:rPr>
-        <w:t>acc</w:t>
-      </w:r>
-      <w:r>
-        <w:rPr>
-          <w:rFonts w:ascii="Arial" w:hAnsi="Arial" w:cs="Arial"/>
-        </w:rPr>
-        <w:t>.describe_other</w:t>
+      <w:proofErr w:type="gramEnd"/>
+      <w:r>
+        <w:rPr>
+          <w:rFonts w:ascii="Arial" w:hAnsi="Arial" w:cs="Arial"/>
+        </w:rPr>
+        <w:t xml:space="preserve"> == </w:t>
+      </w:r>
+      <w:proofErr w:type="gramStart"/>
+      <w:r>
+        <w:rPr>
+          <w:rFonts w:ascii="Arial" w:hAnsi="Arial" w:cs="Arial"/>
+        </w:rPr>
+        <w:t>plaintiffs</w:t>
+      </w:r>
+      <w:r>
+        <w:rPr>
+          <w:rFonts w:ascii="Arial" w:hAnsi="Arial" w:cs="Arial"/>
+        </w:rPr>
+        <w:t>[</w:t>
+      </w:r>
+      <w:proofErr w:type="gramEnd"/>
+      <w:r>
+        <w:rPr>
+          <w:rFonts w:ascii="Arial" w:hAnsi="Arial" w:cs="Arial"/>
+        </w:rPr>
+        <w:t>0] %}</w:t>
+      </w:r>
+    </w:p>
+    <w:p>
+      <w:pPr>
+        <w:spacing w:after="0" w:line="240" w:lineRule="auto"/>
+        <w:rPr>
+          <w:rFonts w:ascii="Arial" w:hAnsi="Arial" w:cs="Arial"/>
+        </w:rPr>
+      </w:pPr>
+      <w:r>
+        <w:rPr>
+          <w:rFonts w:ascii="Arial" w:hAnsi="Arial" w:cs="Arial"/>
+        </w:rPr>
+        <w:t xml:space="preserve">Property type: </w:t>
+      </w:r>
+      <w:proofErr w:type="gramStart"/>
+      <w:r>
+        <w:rPr>
+          <w:rFonts w:ascii="Arial" w:hAnsi="Arial" w:cs="Arial"/>
+        </w:rPr>
+        <w:t xml:space="preserve">{{ </w:t>
+      </w:r>
+      <w:proofErr w:type="spellStart"/>
+      <w:r>
+        <w:rPr>
+          <w:rFonts w:ascii="Arial" w:hAnsi="Arial" w:cs="Arial"/>
+        </w:rPr>
+        <w:t>pp</w:t>
+      </w:r>
+      <w:proofErr w:type="gramEnd"/>
+      <w:r>
+        <w:rPr>
+          <w:rFonts w:ascii="Arial" w:hAnsi="Arial" w:cs="Arial"/>
+        </w:rPr>
+        <w:t>.</w:t>
+      </w:r>
+      <w:proofErr w:type="gramStart"/>
+      <w:r>
+        <w:rPr>
+          <w:rFonts w:ascii="Arial" w:hAnsi="Arial" w:cs="Arial"/>
+        </w:rPr>
+        <w:t>kind</w:t>
       </w:r>
       <w:proofErr w:type="spellEnd"/>
       <w:r>
@@ -1713,789 +2940,54 @@
         </w:rPr>
         <w:t xml:space="preserve"> }</w:t>
       </w:r>
-      <w:r>
-        <w:rPr>
-          <w:rFonts w:ascii="Arial" w:hAnsi="Arial" w:cs="Arial"/>
-        </w:rPr>
-        <w:t xml:space="preserve">} at </w:t>
-      </w:r>
-      <w:r>
-        <w:rPr>
-          <w:rFonts w:ascii="Arial" w:hAnsi="Arial" w:cs="Arial"/>
-        </w:rPr>
-        <w:t>{</w:t>
-      </w:r>
-      <w:r>
-        <w:rPr>
-          <w:rFonts w:ascii="Arial" w:hAnsi="Arial" w:cs="Arial"/>
-        </w:rPr>
-        <w:t>{</w:t>
-      </w:r>
-      <w:r>
-        <w:rPr>
-          <w:rFonts w:ascii="Arial" w:hAnsi="Arial" w:cs="Arial"/>
-        </w:rPr>
-        <w:t xml:space="preserve"> </w:t>
-      </w:r>
-      <w:proofErr w:type="spellStart"/>
-      <w:r>
-        <w:rPr>
-          <w:rFonts w:ascii="Arial" w:hAnsi="Arial" w:cs="Arial"/>
-        </w:rPr>
-        <w:t>acc</w:t>
-      </w:r>
-      <w:r>
-        <w:rPr>
-          <w:rFonts w:ascii="Arial" w:hAnsi="Arial" w:cs="Arial"/>
-        </w:rPr>
-        <w:t>.source</w:t>
-      </w:r>
-      <w:proofErr w:type="spellEnd"/>
-      <w:r>
-        <w:rPr>
-          <w:rFonts w:ascii="Arial" w:hAnsi="Arial" w:cs="Arial"/>
-        </w:rPr>
-        <w:t xml:space="preserve"> </w:t>
-      </w:r>
+      <w:proofErr w:type="gramEnd"/>
+      <w:r>
+        <w:rPr>
+          <w:rFonts w:ascii="Arial" w:hAnsi="Arial" w:cs="Arial"/>
+        </w:rPr>
+        <w:t xml:space="preserve">}, Description: </w:t>
+      </w:r>
+      <w:proofErr w:type="gramStart"/>
+      <w:r>
+        <w:rPr>
+          <w:rFonts w:ascii="Arial" w:hAnsi="Arial" w:cs="Arial"/>
+        </w:rPr>
+        <w:t xml:space="preserve">{{ </w:t>
+      </w:r>
+      <w:proofErr w:type="spellStart"/>
+      <w:r>
+        <w:rPr>
+          <w:rFonts w:ascii="Arial" w:hAnsi="Arial" w:cs="Arial"/>
+        </w:rPr>
+        <w:t>pp</w:t>
+      </w:r>
+      <w:proofErr w:type="gramEnd"/>
+      <w:r>
+        <w:rPr>
+          <w:rFonts w:ascii="Arial" w:hAnsi="Arial" w:cs="Arial"/>
+        </w:rPr>
+        <w:t>.</w:t>
+      </w:r>
+      <w:proofErr w:type="gramStart"/>
+      <w:r>
+        <w:rPr>
+          <w:rFonts w:ascii="Arial" w:hAnsi="Arial" w:cs="Arial"/>
+        </w:rPr>
+        <w:t>desc</w:t>
+      </w:r>
+      <w:proofErr w:type="spellEnd"/>
+      <w:r>
+        <w:rPr>
+          <w:rFonts w:ascii="Arial" w:hAnsi="Arial" w:cs="Arial"/>
+        </w:rPr>
+        <w:t xml:space="preserve"> }</w:t>
+      </w:r>
+      <w:proofErr w:type="gramEnd"/>
       <w:r>
         <w:rPr>
           <w:rFonts w:ascii="Arial" w:hAnsi="Arial" w:cs="Arial"/>
         </w:rPr>
         <w:t>}</w:t>
-      </w:r>
-      <w:r>
-        <w:rPr>
-          <w:rFonts w:ascii="Arial" w:hAnsi="Arial" w:cs="Arial"/>
-        </w:rPr>
-        <w:t>}</w:t>
-      </w:r>
-      <w:r>
-        <w:rPr>
-          <w:rFonts w:ascii="Arial" w:hAnsi="Arial" w:cs="Arial"/>
-        </w:rPr>
-        <w:t xml:space="preserve">. </w:t>
-      </w:r>
-      <w:r>
-        <w:rPr>
-          <w:rFonts w:ascii="Arial" w:hAnsi="Arial" w:cs="Arial"/>
-        </w:rPr>
-        <w:t xml:space="preserve">{% if </w:t>
-      </w:r>
-      <w:proofErr w:type="spellStart"/>
-      <w:r>
-        <w:rPr>
-          <w:rFonts w:ascii="Arial" w:hAnsi="Arial" w:cs="Arial"/>
-        </w:rPr>
-        <w:t>acc</w:t>
-      </w:r>
-      <w:r>
-        <w:rPr>
-          <w:rFonts w:ascii="Arial" w:hAnsi="Arial" w:cs="Arial"/>
-        </w:rPr>
-        <w:t>.owner</w:t>
-      </w:r>
-      <w:proofErr w:type="spellEnd"/>
-      <w:r>
-        <w:rPr>
-          <w:rFonts w:ascii="Arial" w:hAnsi="Arial" w:cs="Arial"/>
-        </w:rPr>
-        <w:t xml:space="preserve"> </w:t>
-      </w:r>
-      <w:r>
-        <w:rPr>
-          <w:rFonts w:ascii="Arial" w:hAnsi="Arial" w:cs="Arial"/>
-        </w:rPr>
-        <w:t>=</w:t>
-      </w:r>
-      <w:r>
-        <w:rPr>
-          <w:rFonts w:ascii="Arial" w:hAnsi="Arial" w:cs="Arial"/>
-        </w:rPr>
-        <w:t xml:space="preserve">= </w:t>
-      </w:r>
-      <w:r>
-        <w:rPr>
-          <w:rFonts w:ascii="Arial" w:hAnsi="Arial" w:cs="Arial"/>
-        </w:rPr>
-        <w:t>joint %}</w:t>
-      </w:r>
-      <w:r>
-        <w:rPr>
-          <w:rFonts w:ascii="Arial" w:hAnsi="Arial" w:cs="Arial"/>
-        </w:rPr>
-        <w:t>This half valued at: $</w:t>
-      </w:r>
-      <w:r>
-        <w:rPr>
-          <w:rFonts w:ascii="Arial" w:hAnsi="Arial" w:cs="Arial"/>
-        </w:rPr>
-        <w:t>{{</w:t>
-      </w:r>
-      <w:r>
-        <w:rPr>
-          <w:rFonts w:ascii="Arial" w:hAnsi="Arial" w:cs="Arial"/>
-        </w:rPr>
-        <w:t xml:space="preserve"> thousands(</w:t>
-      </w:r>
-      <w:proofErr w:type="spellStart"/>
-      <w:r>
-        <w:rPr>
-          <w:rFonts w:ascii="Arial" w:hAnsi="Arial" w:cs="Arial"/>
-        </w:rPr>
-        <w:t>acc</w:t>
-      </w:r>
-      <w:r>
-        <w:rPr>
-          <w:rFonts w:ascii="Arial" w:hAnsi="Arial" w:cs="Arial"/>
-        </w:rPr>
-        <w:t>.balance</w:t>
-      </w:r>
-      <w:proofErr w:type="spellEnd"/>
-      <w:r>
-        <w:rPr>
-          <w:rFonts w:ascii="Arial" w:hAnsi="Arial" w:cs="Arial"/>
-        </w:rPr>
-        <w:t xml:space="preserve"> / 2, 2)</w:t>
-      </w:r>
-      <w:r>
-        <w:rPr>
-          <w:rFonts w:ascii="Arial" w:hAnsi="Arial" w:cs="Arial"/>
-        </w:rPr>
-        <w:t xml:space="preserve"> </w:t>
-      </w:r>
-      <w:r>
-        <w:rPr>
-          <w:rFonts w:ascii="Arial" w:hAnsi="Arial" w:cs="Arial"/>
-        </w:rPr>
-        <w:t>}</w:t>
-      </w:r>
-      <w:r>
-        <w:rPr>
-          <w:rFonts w:ascii="Arial" w:hAnsi="Arial" w:cs="Arial"/>
-        </w:rPr>
-        <w:t>}{% else %}</w:t>
-      </w:r>
-      <w:r>
-        <w:rPr>
-          <w:rFonts w:ascii="Arial" w:hAnsi="Arial" w:cs="Arial"/>
-        </w:rPr>
-        <w:t>Valued at: $</w:t>
-      </w:r>
-      <w:r>
-        <w:rPr>
-          <w:rFonts w:ascii="Arial" w:hAnsi="Arial" w:cs="Arial"/>
-        </w:rPr>
-        <w:t xml:space="preserve">{{ </w:t>
-      </w:r>
-      <w:r>
-        <w:rPr>
-          <w:rFonts w:ascii="Arial" w:hAnsi="Arial" w:cs="Arial"/>
-        </w:rPr>
-        <w:t>thousands(</w:t>
-      </w:r>
-      <w:proofErr w:type="spellStart"/>
-      <w:r>
-        <w:rPr>
-          <w:rFonts w:ascii="Arial" w:hAnsi="Arial" w:cs="Arial"/>
-        </w:rPr>
-        <w:t>acc</w:t>
-      </w:r>
-      <w:r>
-        <w:rPr>
-          <w:rFonts w:ascii="Arial" w:hAnsi="Arial" w:cs="Arial"/>
-        </w:rPr>
-        <w:t>.balance</w:t>
-      </w:r>
-      <w:proofErr w:type="spellEnd"/>
-      <w:r>
-        <w:rPr>
-          <w:rFonts w:ascii="Arial" w:hAnsi="Arial" w:cs="Arial"/>
-        </w:rPr>
-        <w:t>, 2)</w:t>
-      </w:r>
-      <w:r>
-        <w:rPr>
-          <w:rFonts w:ascii="Arial" w:hAnsi="Arial" w:cs="Arial"/>
-        </w:rPr>
-        <w:t xml:space="preserve"> }}</w:t>
-      </w:r>
-      <w:r>
-        <w:rPr>
-          <w:rFonts w:ascii="Arial" w:hAnsi="Arial" w:cs="Arial"/>
-        </w:rPr>
-        <w:t>{% endif %}</w:t>
-      </w:r>
-      <w:r>
-        <w:rPr>
-          <w:rFonts w:ascii="Arial" w:hAnsi="Arial" w:cs="Arial"/>
-        </w:rPr>
-        <w:t>.</w:t>
-      </w:r>
-    </w:p>
-    <w:p>
-      <w:pPr>
-        <w:spacing w:after="0" w:line="240" w:lineRule="auto"/>
-        <w:rPr>
-          <w:rFonts w:ascii="Arial" w:hAnsi="Arial" w:cs="Arial"/>
-        </w:rPr>
-      </w:pPr>
-      <w:r>
-        <w:rPr>
-          <w:rFonts w:ascii="Arial" w:hAnsi="Arial" w:cs="Arial"/>
-        </w:rPr>
-        <w:t xml:space="preserve">      </w:t>
-      </w:r>
-      <w:r>
-        <w:rPr>
-          <w:rFonts w:ascii="Arial" w:hAnsi="Arial" w:cs="Arial"/>
-        </w:rPr>
-        <w:t>{</w:t>
-      </w:r>
-      <w:r>
-        <w:rPr>
-          <w:rFonts w:ascii="Arial" w:hAnsi="Arial" w:cs="Arial"/>
-        </w:rPr>
-        <w:t>%</w:t>
-      </w:r>
-      <w:r>
-        <w:rPr>
-          <w:rFonts w:ascii="Arial" w:hAnsi="Arial" w:cs="Arial"/>
-        </w:rPr>
-        <w:t>p</w:t>
-      </w:r>
-      <w:r>
-        <w:rPr>
-          <w:rFonts w:ascii="Arial" w:hAnsi="Arial" w:cs="Arial"/>
-        </w:rPr>
-        <w:t xml:space="preserve"> else</w:t>
-      </w:r>
-      <w:r>
-        <w:rPr>
-          <w:rFonts w:ascii="Arial" w:hAnsi="Arial" w:cs="Arial"/>
-        </w:rPr>
-        <w:t xml:space="preserve"> %}</w:t>
-      </w:r>
-    </w:p>
-    <w:p>
-      <w:pPr>
-        <w:spacing w:after="0" w:line="240" w:lineRule="auto"/>
-        <w:rPr>
-          <w:rFonts w:ascii="Arial" w:hAnsi="Arial" w:cs="Arial"/>
-        </w:rPr>
-      </w:pPr>
-      <w:r>
-        <w:rPr>
-          <w:rFonts w:ascii="Arial" w:hAnsi="Arial" w:cs="Arial"/>
-        </w:rPr>
-        <w:t>Cash valued at $</w:t>
-      </w:r>
-      <w:r>
-        <w:rPr>
-          <w:rFonts w:ascii="Arial" w:hAnsi="Arial" w:cs="Arial"/>
-        </w:rPr>
-        <w:t>{</w:t>
-      </w:r>
-      <w:r>
-        <w:rPr>
-          <w:rFonts w:ascii="Arial" w:hAnsi="Arial" w:cs="Arial"/>
-        </w:rPr>
-        <w:t>{</w:t>
-      </w:r>
-      <w:r>
-        <w:rPr>
-          <w:rFonts w:ascii="Arial" w:hAnsi="Arial" w:cs="Arial"/>
-        </w:rPr>
-        <w:t xml:space="preserve"> </w:t>
-      </w:r>
-      <w:r>
-        <w:rPr>
-          <w:rFonts w:ascii="Arial" w:hAnsi="Arial" w:cs="Arial"/>
-        </w:rPr>
-        <w:t>thousands(</w:t>
-      </w:r>
-      <w:proofErr w:type="spellStart"/>
-      <w:r>
-        <w:rPr>
-          <w:rFonts w:ascii="Arial" w:hAnsi="Arial" w:cs="Arial"/>
-        </w:rPr>
-        <w:t>acc</w:t>
-      </w:r>
-      <w:r>
-        <w:rPr>
-          <w:rFonts w:ascii="Arial" w:hAnsi="Arial" w:cs="Arial"/>
-        </w:rPr>
-        <w:t>.balance</w:t>
-      </w:r>
-      <w:proofErr w:type="spellEnd"/>
-      <w:r>
-        <w:rPr>
-          <w:rFonts w:ascii="Arial" w:hAnsi="Arial" w:cs="Arial"/>
-        </w:rPr>
-        <w:t xml:space="preserve">, 2) if </w:t>
-      </w:r>
-      <w:proofErr w:type="spellStart"/>
-      <w:r>
-        <w:rPr>
-          <w:rFonts w:ascii="Arial" w:hAnsi="Arial" w:cs="Arial"/>
-        </w:rPr>
-        <w:t>acc</w:t>
-      </w:r>
-      <w:r>
-        <w:rPr>
-          <w:rFonts w:ascii="Arial" w:hAnsi="Arial" w:cs="Arial"/>
-        </w:rPr>
-        <w:t>.owner</w:t>
-      </w:r>
-      <w:proofErr w:type="spellEnd"/>
-      <w:r>
-        <w:rPr>
-          <w:rFonts w:ascii="Arial" w:hAnsi="Arial" w:cs="Arial"/>
-        </w:rPr>
-        <w:t xml:space="preserve"> == plaintiffs[0] else thousands(</w:t>
-      </w:r>
-      <w:proofErr w:type="spellStart"/>
-      <w:r>
-        <w:rPr>
-          <w:rFonts w:ascii="Arial" w:hAnsi="Arial" w:cs="Arial"/>
-        </w:rPr>
-        <w:t>acc</w:t>
-      </w:r>
-      <w:r>
-        <w:rPr>
-          <w:rFonts w:ascii="Arial" w:hAnsi="Arial" w:cs="Arial"/>
-        </w:rPr>
-        <w:t>.balance</w:t>
-      </w:r>
-      <w:proofErr w:type="spellEnd"/>
-      <w:r>
-        <w:rPr>
-          <w:rFonts w:ascii="Arial" w:hAnsi="Arial" w:cs="Arial"/>
-        </w:rPr>
-        <w:t xml:space="preserve"> / 2, 2)</w:t>
-      </w:r>
-      <w:r>
-        <w:rPr>
-          <w:rFonts w:ascii="Arial" w:hAnsi="Arial" w:cs="Arial"/>
-        </w:rPr>
-        <w:t xml:space="preserve"> }</w:t>
-      </w:r>
-      <w:r>
-        <w:rPr>
-          <w:rFonts w:ascii="Arial" w:hAnsi="Arial" w:cs="Arial"/>
-        </w:rPr>
-        <w:t xml:space="preserve">} in a </w:t>
-      </w:r>
-      <w:r>
-        <w:rPr>
-          <w:rFonts w:ascii="Arial" w:hAnsi="Arial" w:cs="Arial"/>
-        </w:rPr>
-        <w:t>{</w:t>
-      </w:r>
-      <w:r>
-        <w:rPr>
-          <w:rFonts w:ascii="Arial" w:hAnsi="Arial" w:cs="Arial"/>
-        </w:rPr>
-        <w:t>{</w:t>
-      </w:r>
-      <w:r>
-        <w:rPr>
-          <w:rFonts w:ascii="Arial" w:hAnsi="Arial" w:cs="Arial"/>
-        </w:rPr>
-        <w:t xml:space="preserve"> </w:t>
-      </w:r>
-      <w:proofErr w:type="spellStart"/>
-      <w:r>
-        <w:rPr>
-          <w:rFonts w:ascii="Arial" w:hAnsi="Arial" w:cs="Arial"/>
-        </w:rPr>
-        <w:t>acc</w:t>
-      </w:r>
-      <w:r>
-        <w:rPr>
-          <w:rFonts w:ascii="Arial" w:hAnsi="Arial" w:cs="Arial"/>
-        </w:rPr>
-        <w:t>.kind</w:t>
-      </w:r>
-      <w:proofErr w:type="spellEnd"/>
-      <w:r>
-        <w:rPr>
-          <w:rFonts w:ascii="Arial" w:hAnsi="Arial" w:cs="Arial"/>
-        </w:rPr>
-        <w:t xml:space="preserve"> }</w:t>
-      </w:r>
-      <w:r>
-        <w:rPr>
-          <w:rFonts w:ascii="Arial" w:hAnsi="Arial" w:cs="Arial"/>
-        </w:rPr>
-        <w:t xml:space="preserve">} at </w:t>
-      </w:r>
-      <w:r>
-        <w:rPr>
-          <w:rFonts w:ascii="Arial" w:hAnsi="Arial" w:cs="Arial"/>
-        </w:rPr>
-        <w:t>{</w:t>
-      </w:r>
-      <w:r>
-        <w:rPr>
-          <w:rFonts w:ascii="Arial" w:hAnsi="Arial" w:cs="Arial"/>
-        </w:rPr>
-        <w:t>{</w:t>
-      </w:r>
-      <w:r>
-        <w:rPr>
-          <w:rFonts w:ascii="Arial" w:hAnsi="Arial" w:cs="Arial"/>
-        </w:rPr>
-        <w:t xml:space="preserve"> </w:t>
-      </w:r>
-      <w:proofErr w:type="spellStart"/>
-      <w:r>
-        <w:rPr>
-          <w:rFonts w:ascii="Arial" w:hAnsi="Arial" w:cs="Arial"/>
-        </w:rPr>
-        <w:t>acc</w:t>
-      </w:r>
-      <w:r>
-        <w:rPr>
-          <w:rFonts w:ascii="Arial" w:hAnsi="Arial" w:cs="Arial"/>
-        </w:rPr>
-        <w:t>.source</w:t>
-      </w:r>
-      <w:proofErr w:type="spellEnd"/>
-      <w:r>
-        <w:rPr>
-          <w:rFonts w:ascii="Arial" w:hAnsi="Arial" w:cs="Arial"/>
-        </w:rPr>
-        <w:t xml:space="preserve"> }</w:t>
-      </w:r>
-      <w:r>
-        <w:rPr>
-          <w:rFonts w:ascii="Arial" w:hAnsi="Arial" w:cs="Arial"/>
-        </w:rPr>
-        <w:t>}</w:t>
-      </w:r>
-      <w:r>
-        <w:rPr>
-          <w:rFonts w:ascii="Arial" w:hAnsi="Arial" w:cs="Arial"/>
-        </w:rPr>
-        <w:t>.</w:t>
-      </w:r>
-    </w:p>
-    <w:p>
-      <w:pPr>
-        <w:spacing w:after="0" w:line="240" w:lineRule="auto"/>
-        <w:rPr>
-          <w:rFonts w:ascii="Arial" w:hAnsi="Arial" w:cs="Arial"/>
-        </w:rPr>
-      </w:pPr>
-      <w:r>
-        <w:rPr>
-          <w:rFonts w:ascii="Arial" w:hAnsi="Arial" w:cs="Arial"/>
-        </w:rPr>
-        <w:t xml:space="preserve">      </w:t>
-      </w:r>
-      <w:r>
-        <w:rPr>
-          <w:rFonts w:ascii="Arial" w:hAnsi="Arial" w:cs="Arial"/>
-        </w:rPr>
-        <w:t>{</w:t>
-      </w:r>
-      <w:r>
-        <w:rPr>
-          <w:rFonts w:ascii="Arial" w:hAnsi="Arial" w:cs="Arial"/>
-        </w:rPr>
-        <w:t>%</w:t>
-      </w:r>
-      <w:r>
-        <w:rPr>
-          <w:rFonts w:ascii="Arial" w:hAnsi="Arial" w:cs="Arial"/>
-        </w:rPr>
-        <w:t>p</w:t>
-      </w:r>
-      <w:r>
-        <w:rPr>
-          <w:rFonts w:ascii="Arial" w:hAnsi="Arial" w:cs="Arial"/>
-        </w:rPr>
-        <w:t xml:space="preserve"> endif</w:t>
-      </w:r>
-      <w:r>
-        <w:rPr>
-          <w:rFonts w:ascii="Arial" w:hAnsi="Arial" w:cs="Arial"/>
-        </w:rPr>
-        <w:t xml:space="preserve"> %}</w:t>
-      </w:r>
-    </w:p>
-    <w:p>
-      <w:pPr>
-        <w:spacing w:after="0" w:line="240" w:lineRule="auto"/>
-        <w:rPr>
-          <w:rFonts w:ascii="Arial" w:hAnsi="Arial" w:cs="Arial"/>
-        </w:rPr>
-      </w:pPr>
-      <w:r>
-        <w:rPr>
-          <w:rFonts w:ascii="Arial" w:hAnsi="Arial" w:cs="Arial"/>
-        </w:rPr>
-        <w:t xml:space="preserve">    </w:t>
-      </w:r>
-      <w:r>
-        <w:rPr>
-          <w:rFonts w:ascii="Arial" w:hAnsi="Arial" w:cs="Arial"/>
-          <w:highlight w:val="green"/>
-        </w:rPr>
-        <w:t>{%p endif %}</w:t>
-      </w:r>
-    </w:p>
-    <w:p>
-      <w:pPr>
-        <w:spacing w:after="0" w:line="240" w:lineRule="auto"/>
-        <w:rPr>
-          <w:rFonts w:ascii="Arial" w:hAnsi="Arial" w:cs="Arial"/>
-        </w:rPr>
-      </w:pPr>
-      <w:r>
-        <w:rPr>
-          <w:rFonts w:ascii="Arial" w:hAnsi="Arial" w:cs="Arial"/>
-        </w:rPr>
-        <w:t xml:space="preserve">  </w:t>
-      </w:r>
-      <w:r>
-        <w:rPr>
-          <w:rFonts w:ascii="Arial" w:hAnsi="Arial" w:cs="Arial"/>
-          <w:highlight w:val="cyan"/>
-        </w:rPr>
-        <w:t xml:space="preserve">{%p </w:t>
-      </w:r>
-      <w:proofErr w:type="spellStart"/>
-      <w:r>
-        <w:rPr>
-          <w:rFonts w:ascii="Arial" w:hAnsi="Arial" w:cs="Arial"/>
-          <w:highlight w:val="cyan"/>
-        </w:rPr>
-        <w:t>endfor</w:t>
-      </w:r>
-      <w:proofErr w:type="spellEnd"/>
-      <w:r>
-        <w:rPr>
-          <w:rFonts w:ascii="Arial" w:hAnsi="Arial" w:cs="Arial"/>
-          <w:highlight w:val="cyan"/>
-        </w:rPr>
-        <w:t xml:space="preserve"> %}</w:t>
-      </w:r>
-    </w:p>
-    <w:p>
-      <w:pPr>
-        <w:spacing w:after="0" w:line="240" w:lineRule="auto"/>
-        <w:rPr>
-          <w:rFonts w:ascii="Arial" w:hAnsi="Arial" w:cs="Arial"/>
-        </w:rPr>
-      </w:pPr>
-      <w:r>
-        <w:rPr>
-          <w:rFonts w:ascii="Arial" w:hAnsi="Arial" w:cs="Arial"/>
-          <w:highlight w:val="magenta"/>
-        </w:rPr>
-        <w:t>{%p endif %}</w:t>
-      </w:r>
-    </w:p>
-    <w:p>
-      <w:pPr>
-        <w:spacing w:after="0" w:line="240" w:lineRule="auto"/>
-        <w:rPr>
-          <w:rFonts w:ascii="Arial" w:hAnsi="Arial" w:cs="Arial"/>
-        </w:rPr>
-      </w:pPr>
-      <w:r>
-        <w:rPr>
-          <w:rFonts w:ascii="Arial" w:hAnsi="Arial" w:cs="Arial"/>
-          <w:highlight w:val="magenta"/>
-        </w:rPr>
-        <w:t>{%p if</w:t>
-      </w:r>
-      <w:r>
-        <w:rPr>
-          <w:rFonts w:ascii="Arial" w:hAnsi="Arial" w:cs="Arial"/>
-        </w:rPr>
-        <w:t xml:space="preserve"> </w:t>
-      </w:r>
-      <w:proofErr w:type="spellStart"/>
-      <w:r>
-        <w:rPr>
-          <w:rFonts w:ascii="Arial" w:hAnsi="Arial" w:cs="Arial"/>
-        </w:rPr>
-        <w:t>marriage.other_pp</w:t>
-      </w:r>
-      <w:proofErr w:type="spellEnd"/>
-      <w:r>
-        <w:rPr>
-          <w:rFonts w:ascii="Arial" w:hAnsi="Arial" w:cs="Arial"/>
-        </w:rPr>
-        <w:t xml:space="preserve"> %}</w:t>
-      </w:r>
-    </w:p>
-    <w:p>
-      <w:pPr>
-        <w:spacing w:after="0" w:line="240" w:lineRule="auto"/>
-        <w:rPr>
-          <w:rFonts w:ascii="Arial" w:hAnsi="Arial" w:cs="Arial"/>
-        </w:rPr>
-      </w:pPr>
-      <w:r>
-        <w:rPr>
-          <w:rFonts w:ascii="Arial" w:hAnsi="Arial" w:cs="Arial"/>
-        </w:rPr>
-        <w:t xml:space="preserve">  </w:t>
-      </w:r>
-      <w:r>
-        <w:rPr>
-          <w:rFonts w:ascii="Arial" w:hAnsi="Arial" w:cs="Arial"/>
-          <w:highlight w:val="cyan"/>
-        </w:rPr>
-        <w:t>{%p for</w:t>
-      </w:r>
-      <w:r>
-        <w:rPr>
-          <w:rFonts w:ascii="Arial" w:hAnsi="Arial" w:cs="Arial"/>
-        </w:rPr>
-        <w:t xml:space="preserve"> </w:t>
-      </w:r>
-      <w:r>
-        <w:rPr>
-          <w:rFonts w:ascii="Arial" w:hAnsi="Arial" w:cs="Arial"/>
-        </w:rPr>
-        <w:t>pp</w:t>
-      </w:r>
-      <w:r>
-        <w:rPr>
-          <w:rFonts w:ascii="Arial" w:hAnsi="Arial" w:cs="Arial"/>
-        </w:rPr>
-        <w:t xml:space="preserve"> in </w:t>
-      </w:r>
-      <w:proofErr w:type="spellStart"/>
-      <w:r>
-        <w:rPr>
-          <w:rFonts w:ascii="Arial" w:hAnsi="Arial" w:cs="Arial"/>
-        </w:rPr>
-        <w:t>marriage.other_pp</w:t>
-      </w:r>
-      <w:proofErr w:type="spellEnd"/>
-      <w:r>
-        <w:rPr>
-          <w:rFonts w:ascii="Arial" w:hAnsi="Arial" w:cs="Arial"/>
-        </w:rPr>
-        <w:t xml:space="preserve"> %}</w:t>
-      </w:r>
-    </w:p>
-    <w:p>
-      <w:pPr>
-        <w:spacing w:after="0" w:line="240" w:lineRule="auto"/>
-        <w:rPr>
-          <w:rFonts w:ascii="Arial" w:hAnsi="Arial" w:cs="Arial"/>
-        </w:rPr>
-      </w:pPr>
-      <w:r>
-        <w:rPr>
-          <w:rFonts w:ascii="Arial" w:hAnsi="Arial" w:cs="Arial"/>
-        </w:rPr>
-        <w:t xml:space="preserve">    </w:t>
-      </w:r>
-      <w:r>
-        <w:rPr>
-          <w:rFonts w:ascii="Arial" w:hAnsi="Arial" w:cs="Arial"/>
-          <w:highlight w:val="green"/>
-        </w:rPr>
-        <w:t>{%p if</w:t>
-      </w:r>
-      <w:r>
-        <w:rPr>
-          <w:rFonts w:ascii="Arial" w:hAnsi="Arial" w:cs="Arial"/>
-        </w:rPr>
-        <w:t xml:space="preserve"> </w:t>
-      </w:r>
-      <w:proofErr w:type="spellStart"/>
-      <w:r>
-        <w:rPr>
-          <w:rFonts w:ascii="Arial" w:hAnsi="Arial" w:cs="Arial"/>
-        </w:rPr>
-        <w:t>pp</w:t>
-      </w:r>
-      <w:r>
-        <w:rPr>
-          <w:rFonts w:ascii="Arial" w:hAnsi="Arial" w:cs="Arial"/>
-        </w:rPr>
-        <w:t>.owner</w:t>
-      </w:r>
-      <w:proofErr w:type="spellEnd"/>
-      <w:r>
-        <w:rPr>
-          <w:rFonts w:ascii="Arial" w:hAnsi="Arial" w:cs="Arial"/>
-        </w:rPr>
-        <w:t xml:space="preserve"> == </w:t>
-      </w:r>
-      <w:r>
-        <w:rPr>
-          <w:rFonts w:ascii="Arial" w:hAnsi="Arial" w:cs="Arial"/>
-        </w:rPr>
-        <w:t>plaintiffs</w:t>
-      </w:r>
-      <w:r>
-        <w:rPr>
-          <w:rFonts w:ascii="Arial" w:hAnsi="Arial" w:cs="Arial"/>
-        </w:rPr>
-        <w:t>[0] %}</w:t>
-      </w:r>
-    </w:p>
-    <w:p>
-      <w:pPr>
-        <w:spacing w:after="0" w:line="240" w:lineRule="auto"/>
-        <w:rPr>
-          <w:rFonts w:ascii="Arial" w:hAnsi="Arial" w:cs="Arial"/>
-        </w:rPr>
-      </w:pPr>
-      <w:r>
-        <w:rPr>
-          <w:rFonts w:ascii="Arial" w:hAnsi="Arial" w:cs="Arial"/>
-        </w:rPr>
-        <w:t xml:space="preserve">Property type: {{ </w:t>
-      </w:r>
-      <w:proofErr w:type="spellStart"/>
-      <w:r>
-        <w:rPr>
-          <w:rFonts w:ascii="Arial" w:hAnsi="Arial" w:cs="Arial"/>
-        </w:rPr>
-        <w:t>pp</w:t>
-      </w:r>
-      <w:r>
-        <w:rPr>
-          <w:rFonts w:ascii="Arial" w:hAnsi="Arial" w:cs="Arial"/>
-        </w:rPr>
-        <w:t>.kind</w:t>
-      </w:r>
-      <w:proofErr w:type="spellEnd"/>
-      <w:r>
-        <w:rPr>
-          <w:rFonts w:ascii="Arial" w:hAnsi="Arial" w:cs="Arial"/>
-        </w:rPr>
-        <w:t xml:space="preserve"> }}, Description: {{ </w:t>
-      </w:r>
-      <w:proofErr w:type="spellStart"/>
-      <w:r>
-        <w:rPr>
-          <w:rFonts w:ascii="Arial" w:hAnsi="Arial" w:cs="Arial"/>
-        </w:rPr>
-        <w:t>pp</w:t>
-      </w:r>
-      <w:r>
-        <w:rPr>
-          <w:rFonts w:ascii="Arial" w:hAnsi="Arial" w:cs="Arial"/>
-        </w:rPr>
-        <w:t>.desc</w:t>
-      </w:r>
-      <w:proofErr w:type="spellEnd"/>
-      <w:r>
-        <w:rPr>
-          <w:rFonts w:ascii="Arial" w:hAnsi="Arial" w:cs="Arial"/>
-        </w:rPr>
-        <w:t xml:space="preserve"> }}</w:t>
       </w:r>
     </w:p>
     <w:p>
@@ -2593,11 +3085,19 @@
         <w:t xml:space="preserve"> </w:t>
       </w:r>
       <w:proofErr w:type="spellStart"/>
-      <w:r>
-        <w:rPr>
-          <w:rFonts w:ascii="Arial" w:hAnsi="Arial" w:cs="Arial"/>
-        </w:rPr>
-        <w:t>marriage.mobile_home</w:t>
+      <w:proofErr w:type="gramStart"/>
+      <w:r>
+        <w:rPr>
+          <w:rFonts w:ascii="Arial" w:hAnsi="Arial" w:cs="Arial"/>
+        </w:rPr>
+        <w:t>marriage.mobile</w:t>
+      </w:r>
+      <w:proofErr w:type="gramEnd"/>
+      <w:r>
+        <w:rPr>
+          <w:rFonts w:ascii="Arial" w:hAnsi="Arial" w:cs="Arial"/>
+        </w:rPr>
+        <w:t>_home</w:t>
       </w:r>
       <w:proofErr w:type="spellEnd"/>
       <w:r>
@@ -2648,11 +3148,19 @@
         <w:t xml:space="preserve"> in </w:t>
       </w:r>
       <w:proofErr w:type="spellStart"/>
-      <w:r>
-        <w:rPr>
-          <w:rFonts w:ascii="Arial" w:hAnsi="Arial" w:cs="Arial"/>
-        </w:rPr>
-        <w:t>marriage.mobile_home</w:t>
+      <w:proofErr w:type="gramStart"/>
+      <w:r>
+        <w:rPr>
+          <w:rFonts w:ascii="Arial" w:hAnsi="Arial" w:cs="Arial"/>
+        </w:rPr>
+        <w:t>marriage.mobile</w:t>
+      </w:r>
+      <w:proofErr w:type="gramEnd"/>
+      <w:r>
+        <w:rPr>
+          <w:rFonts w:ascii="Arial" w:hAnsi="Arial" w:cs="Arial"/>
+        </w:rPr>
+        <w:t>_home</w:t>
       </w:r>
       <w:proofErr w:type="spellEnd"/>
       <w:r>
@@ -2689,6 +3197,7 @@
         <w:t xml:space="preserve"> </w:t>
       </w:r>
       <w:proofErr w:type="spellStart"/>
+      <w:proofErr w:type="gramStart"/>
       <w:r>
         <w:rPr>
           <w:rFonts w:ascii="Arial" w:hAnsi="Arial" w:cs="Arial"/>
@@ -2702,12 +3211,14 @@
         <w:t>.owner</w:t>
       </w:r>
       <w:proofErr w:type="spellEnd"/>
+      <w:proofErr w:type="gramEnd"/>
       <w:r>
         <w:rPr>
           <w:rFonts w:ascii="Arial" w:hAnsi="Arial" w:cs="Arial"/>
         </w:rPr>
         <w:t xml:space="preserve"> == </w:t>
       </w:r>
+      <w:proofErr w:type="gramStart"/>
       <w:r>
         <w:rPr>
           <w:rFonts w:ascii="Arial" w:hAnsi="Arial" w:cs="Arial"/>
@@ -2718,21 +3229,35 @@
         <w:rPr>
           <w:rFonts w:ascii="Arial" w:hAnsi="Arial" w:cs="Arial"/>
         </w:rPr>
-        <w:t>[0] %}</w:t>
-      </w:r>
-    </w:p>
-    <w:p>
-      <w:pPr>
-        <w:spacing w:after="0" w:line="240" w:lineRule="auto"/>
-        <w:rPr>
-          <w:rFonts w:ascii="Arial" w:hAnsi="Arial" w:cs="Arial"/>
-        </w:rPr>
-      </w:pPr>
-      <w:r>
-        <w:rPr>
-          <w:rFonts w:ascii="Arial" w:hAnsi="Arial" w:cs="Arial"/>
-        </w:rPr>
-        <w:t xml:space="preserve">Mobile home located at: {{ </w:t>
+        <w:t>[</w:t>
+      </w:r>
+      <w:proofErr w:type="gramEnd"/>
+      <w:r>
+        <w:rPr>
+          <w:rFonts w:ascii="Arial" w:hAnsi="Arial" w:cs="Arial"/>
+        </w:rPr>
+        <w:t>0] %}</w:t>
+      </w:r>
+    </w:p>
+    <w:p>
+      <w:pPr>
+        <w:spacing w:after="0" w:line="240" w:lineRule="auto"/>
+        <w:rPr>
+          <w:rFonts w:ascii="Arial" w:hAnsi="Arial" w:cs="Arial"/>
+        </w:rPr>
+      </w:pPr>
+      <w:r>
+        <w:rPr>
+          <w:rFonts w:ascii="Arial" w:hAnsi="Arial" w:cs="Arial"/>
+        </w:rPr>
+        <w:t xml:space="preserve">Mobile home located at: </w:t>
+      </w:r>
+      <w:proofErr w:type="gramStart"/>
+      <w:r>
+        <w:rPr>
+          <w:rFonts w:ascii="Arial" w:hAnsi="Arial" w:cs="Arial"/>
+        </w:rPr>
+        <w:t xml:space="preserve">{{ </w:t>
       </w:r>
       <w:proofErr w:type="spellStart"/>
       <w:r>
@@ -2741,18 +3266,40 @@
         </w:rPr>
         <w:t>mh</w:t>
       </w:r>
-      <w:r>
-        <w:rPr>
-          <w:rFonts w:ascii="Arial" w:hAnsi="Arial" w:cs="Arial"/>
-        </w:rPr>
-        <w:t>.desc</w:t>
-      </w:r>
-      <w:proofErr w:type="spellEnd"/>
-      <w:r>
-        <w:rPr>
-          <w:rFonts w:ascii="Arial" w:hAnsi="Arial" w:cs="Arial"/>
-        </w:rPr>
-        <w:t xml:space="preserve"> }}, VIN: {{ </w:t>
+      <w:proofErr w:type="gramEnd"/>
+      <w:r>
+        <w:rPr>
+          <w:rFonts w:ascii="Arial" w:hAnsi="Arial" w:cs="Arial"/>
+        </w:rPr>
+        <w:t>.</w:t>
+      </w:r>
+      <w:proofErr w:type="gramStart"/>
+      <w:r>
+        <w:rPr>
+          <w:rFonts w:ascii="Arial" w:hAnsi="Arial" w:cs="Arial"/>
+        </w:rPr>
+        <w:t>desc</w:t>
+      </w:r>
+      <w:proofErr w:type="spellEnd"/>
+      <w:r>
+        <w:rPr>
+          <w:rFonts w:ascii="Arial" w:hAnsi="Arial" w:cs="Arial"/>
+        </w:rPr>
+        <w:t xml:space="preserve"> }</w:t>
+      </w:r>
+      <w:proofErr w:type="gramEnd"/>
+      <w:r>
+        <w:rPr>
+          <w:rFonts w:ascii="Arial" w:hAnsi="Arial" w:cs="Arial"/>
+        </w:rPr>
+        <w:t xml:space="preserve">}, VIN: </w:t>
+      </w:r>
+      <w:proofErr w:type="gramStart"/>
+      <w:r>
+        <w:rPr>
+          <w:rFonts w:ascii="Arial" w:hAnsi="Arial" w:cs="Arial"/>
+        </w:rPr>
+        <w:t xml:space="preserve">{{ </w:t>
       </w:r>
       <w:proofErr w:type="spellStart"/>
       <w:r>
@@ -2761,18 +3308,33 @@
         </w:rPr>
         <w:t>mh</w:t>
       </w:r>
-      <w:r>
-        <w:rPr>
-          <w:rFonts w:ascii="Arial" w:hAnsi="Arial" w:cs="Arial"/>
-        </w:rPr>
-        <w:t>.kind</w:t>
-      </w:r>
-      <w:proofErr w:type="spellEnd"/>
-      <w:r>
-        <w:rPr>
-          <w:rFonts w:ascii="Arial" w:hAnsi="Arial" w:cs="Arial"/>
-        </w:rPr>
-        <w:t xml:space="preserve"> }}</w:t>
+      <w:proofErr w:type="gramEnd"/>
+      <w:r>
+        <w:rPr>
+          <w:rFonts w:ascii="Arial" w:hAnsi="Arial" w:cs="Arial"/>
+        </w:rPr>
+        <w:t>.</w:t>
+      </w:r>
+      <w:proofErr w:type="gramStart"/>
+      <w:r>
+        <w:rPr>
+          <w:rFonts w:ascii="Arial" w:hAnsi="Arial" w:cs="Arial"/>
+        </w:rPr>
+        <w:t>kind</w:t>
+      </w:r>
+      <w:proofErr w:type="spellEnd"/>
+      <w:r>
+        <w:rPr>
+          <w:rFonts w:ascii="Arial" w:hAnsi="Arial" w:cs="Arial"/>
+        </w:rPr>
+        <w:t xml:space="preserve"> }</w:t>
+      </w:r>
+      <w:proofErr w:type="gramEnd"/>
+      <w:r>
+        <w:rPr>
+          <w:rFonts w:ascii="Arial" w:hAnsi="Arial" w:cs="Arial"/>
+        </w:rPr>
+        <w:t>}</w:t>
       </w:r>
     </w:p>
     <w:p>
@@ -2894,11 +3456,19 @@
         <w:t xml:space="preserve"> </w:t>
       </w:r>
       <w:proofErr w:type="spellStart"/>
-      <w:r>
-        <w:rPr>
-          <w:rFonts w:ascii="Arial" w:hAnsi="Arial" w:cs="Arial"/>
-        </w:rPr>
-        <w:t>marriage.personal_property_acquired</w:t>
+      <w:proofErr w:type="gramStart"/>
+      <w:r>
+        <w:rPr>
+          <w:rFonts w:ascii="Arial" w:hAnsi="Arial" w:cs="Arial"/>
+        </w:rPr>
+        <w:t>marriage.personal</w:t>
+      </w:r>
+      <w:proofErr w:type="gramEnd"/>
+      <w:r>
+        <w:rPr>
+          <w:rFonts w:ascii="Arial" w:hAnsi="Arial" w:cs="Arial"/>
+        </w:rPr>
+        <w:t>_property_acquired</w:t>
       </w:r>
       <w:proofErr w:type="spellEnd"/>
       <w:r>
@@ -2975,6 +3545,7 @@
         <w:t xml:space="preserve"> </w:t>
       </w:r>
       <w:proofErr w:type="spellStart"/>
+      <w:proofErr w:type="gramStart"/>
       <w:r>
         <w:rPr>
           <w:rFonts w:ascii="Arial" w:hAnsi="Arial" w:cs="Arial"/>
@@ -2982,6 +3553,7 @@
         <w:t>marriage.accounts</w:t>
       </w:r>
       <w:proofErr w:type="spellEnd"/>
+      <w:proofErr w:type="gramEnd"/>
       <w:r>
         <w:rPr>
           <w:rFonts w:ascii="Arial" w:hAnsi="Arial" w:cs="Arial"/>
@@ -3042,6 +3614,7 @@
         <w:t xml:space="preserve"> in </w:t>
       </w:r>
       <w:proofErr w:type="spellStart"/>
+      <w:proofErr w:type="gramStart"/>
       <w:r>
         <w:rPr>
           <w:rFonts w:ascii="Arial" w:hAnsi="Arial" w:cs="Arial"/>
@@ -3049,6 +3622,7 @@
         <w:t>marriage.accounts</w:t>
       </w:r>
       <w:proofErr w:type="spellEnd"/>
+      <w:proofErr w:type="gramEnd"/>
       <w:r>
         <w:rPr>
           <w:rFonts w:ascii="Arial" w:hAnsi="Arial" w:cs="Arial"/>
@@ -3097,6 +3671,7 @@
         <w:t xml:space="preserve"> </w:t>
       </w:r>
       <w:proofErr w:type="spellStart"/>
+      <w:proofErr w:type="gramStart"/>
       <w:r>
         <w:rPr>
           <w:rFonts w:ascii="Arial" w:hAnsi="Arial" w:cs="Arial"/>
@@ -3110,12 +3685,14 @@
         <w:t>.owner</w:t>
       </w:r>
       <w:proofErr w:type="spellEnd"/>
+      <w:proofErr w:type="gramEnd"/>
       <w:r>
         <w:rPr>
           <w:rFonts w:ascii="Arial" w:hAnsi="Arial" w:cs="Arial"/>
         </w:rPr>
         <w:t xml:space="preserve"> == </w:t>
       </w:r>
+      <w:proofErr w:type="gramStart"/>
       <w:r>
         <w:rPr>
           <w:rFonts w:ascii="Arial" w:hAnsi="Arial" w:cs="Arial"/>
@@ -3126,9 +3703,17 @@
         <w:rPr>
           <w:rFonts w:ascii="Arial" w:hAnsi="Arial" w:cs="Arial"/>
         </w:rPr>
-        <w:t xml:space="preserve">[0] or </w:t>
-      </w:r>
-      <w:proofErr w:type="spellStart"/>
+        <w:t>[</w:t>
+      </w:r>
+      <w:proofErr w:type="gramEnd"/>
+      <w:r>
+        <w:rPr>
+          <w:rFonts w:ascii="Arial" w:hAnsi="Arial" w:cs="Arial"/>
+        </w:rPr>
+        <w:t xml:space="preserve">0] or </w:t>
+      </w:r>
+      <w:proofErr w:type="spellStart"/>
+      <w:proofErr w:type="gramStart"/>
       <w:r>
         <w:rPr>
           <w:rFonts w:ascii="Arial" w:hAnsi="Arial" w:cs="Arial"/>
@@ -3142,6 +3727,7 @@
         <w:t>.owner</w:t>
       </w:r>
       <w:proofErr w:type="spellEnd"/>
+      <w:proofErr w:type="gramEnd"/>
       <w:r>
         <w:rPr>
           <w:rFonts w:ascii="Arial" w:hAnsi="Arial" w:cs="Arial"/>
@@ -3187,6 +3773,7 @@
         <w:t xml:space="preserve"> if </w:t>
       </w:r>
       <w:proofErr w:type="spellStart"/>
+      <w:proofErr w:type="gramStart"/>
       <w:r>
         <w:rPr>
           <w:rFonts w:ascii="Arial" w:hAnsi="Arial" w:cs="Arial"/>
@@ -3194,6 +3781,7 @@
         <w:t>acc.kind</w:t>
       </w:r>
       <w:proofErr w:type="spellEnd"/>
+      <w:proofErr w:type="gramEnd"/>
       <w:r>
         <w:rPr>
           <w:rFonts w:ascii="Arial" w:hAnsi="Arial" w:cs="Arial"/>
@@ -3220,6 +3808,7 @@
         </w:rPr>
         <w:t>Cash valued at $</w:t>
       </w:r>
+      <w:proofErr w:type="gramStart"/>
       <w:r>
         <w:rPr>
           <w:rFonts w:ascii="Arial" w:hAnsi="Arial" w:cs="Arial"/>
@@ -3242,6 +3831,84 @@
         <w:rPr>
           <w:rFonts w:ascii="Arial" w:hAnsi="Arial" w:cs="Arial"/>
         </w:rPr>
+        <w:t>thousands</w:t>
+      </w:r>
+      <w:proofErr w:type="gramEnd"/>
+      <w:r>
+        <w:rPr>
+          <w:rFonts w:ascii="Arial" w:hAnsi="Arial" w:cs="Arial"/>
+        </w:rPr>
+        <w:t>(</w:t>
+      </w:r>
+      <w:proofErr w:type="spellStart"/>
+      <w:proofErr w:type="gramStart"/>
+      <w:r>
+        <w:rPr>
+          <w:rFonts w:ascii="Arial" w:hAnsi="Arial" w:cs="Arial"/>
+        </w:rPr>
+        <w:t>acc</w:t>
+      </w:r>
+      <w:r>
+        <w:rPr>
+          <w:rFonts w:ascii="Arial" w:hAnsi="Arial" w:cs="Arial"/>
+        </w:rPr>
+        <w:t>.balance</w:t>
+      </w:r>
+      <w:proofErr w:type="spellEnd"/>
+      <w:proofErr w:type="gramEnd"/>
+      <w:r>
+        <w:rPr>
+          <w:rFonts w:ascii="Arial" w:hAnsi="Arial" w:cs="Arial"/>
+        </w:rPr>
+        <w:t xml:space="preserve">, 2) if </w:t>
+      </w:r>
+      <w:proofErr w:type="spellStart"/>
+      <w:proofErr w:type="gramStart"/>
+      <w:r>
+        <w:rPr>
+          <w:rFonts w:ascii="Arial" w:hAnsi="Arial" w:cs="Arial"/>
+        </w:rPr>
+        <w:t>acc</w:t>
+      </w:r>
+      <w:r>
+        <w:rPr>
+          <w:rFonts w:ascii="Arial" w:hAnsi="Arial" w:cs="Arial"/>
+        </w:rPr>
+        <w:t>.owner</w:t>
+      </w:r>
+      <w:proofErr w:type="spellEnd"/>
+      <w:proofErr w:type="gramEnd"/>
+      <w:r>
+        <w:rPr>
+          <w:rFonts w:ascii="Arial" w:hAnsi="Arial" w:cs="Arial"/>
+        </w:rPr>
+        <w:t xml:space="preserve"> == </w:t>
+      </w:r>
+      <w:proofErr w:type="gramStart"/>
+      <w:r>
+        <w:rPr>
+          <w:rFonts w:ascii="Arial" w:hAnsi="Arial" w:cs="Arial"/>
+        </w:rPr>
+        <w:t>defendant</w:t>
+      </w:r>
+      <w:r>
+        <w:rPr>
+          <w:rFonts w:ascii="Arial" w:hAnsi="Arial" w:cs="Arial"/>
+        </w:rPr>
+        <w:t>s[</w:t>
+      </w:r>
+      <w:proofErr w:type="gramEnd"/>
+      <w:r>
+        <w:rPr>
+          <w:rFonts w:ascii="Arial" w:hAnsi="Arial" w:cs="Arial"/>
+        </w:rPr>
+        <w:t xml:space="preserve">0] else </w:t>
+      </w:r>
+      <w:proofErr w:type="gramStart"/>
+      <w:r>
+        <w:rPr>
+          <w:rFonts w:ascii="Arial" w:hAnsi="Arial" w:cs="Arial"/>
+        </w:rPr>
         <w:t>thousands(</w:t>
       </w:r>
       <w:proofErr w:type="spellStart"/>
@@ -3258,6 +3925,713 @@
         <w:t>.balance</w:t>
       </w:r>
       <w:proofErr w:type="spellEnd"/>
+      <w:proofErr w:type="gramEnd"/>
+      <w:r>
+        <w:rPr>
+          <w:rFonts w:ascii="Arial" w:hAnsi="Arial" w:cs="Arial"/>
+        </w:rPr>
+        <w:t xml:space="preserve"> / 2, 2</w:t>
+      </w:r>
+      <w:proofErr w:type="gramStart"/>
+      <w:r>
+        <w:rPr>
+          <w:rFonts w:ascii="Arial" w:hAnsi="Arial" w:cs="Arial"/>
+        </w:rPr>
+        <w:t>)</w:t>
+      </w:r>
+      <w:r>
+        <w:rPr>
+          <w:rFonts w:ascii="Arial" w:hAnsi="Arial" w:cs="Arial"/>
+        </w:rPr>
+        <w:t xml:space="preserve"> }</w:t>
+      </w:r>
+      <w:proofErr w:type="gramEnd"/>
+      <w:r>
+        <w:rPr>
+          <w:rFonts w:ascii="Arial" w:hAnsi="Arial" w:cs="Arial"/>
+        </w:rPr>
+        <w:t xml:space="preserve">} in cash. Location: </w:t>
+      </w:r>
+      <w:proofErr w:type="gramStart"/>
+      <w:r>
+        <w:rPr>
+          <w:rFonts w:ascii="Arial" w:hAnsi="Arial" w:cs="Arial"/>
+        </w:rPr>
+        <w:t>{</w:t>
+      </w:r>
+      <w:r>
+        <w:rPr>
+          <w:rFonts w:ascii="Arial" w:hAnsi="Arial" w:cs="Arial"/>
+        </w:rPr>
+        <w:t>{</w:t>
+      </w:r>
+      <w:r>
+        <w:rPr>
+          <w:rFonts w:ascii="Arial" w:hAnsi="Arial" w:cs="Arial"/>
+        </w:rPr>
+        <w:t xml:space="preserve"> </w:t>
+      </w:r>
+      <w:proofErr w:type="spellStart"/>
+      <w:r>
+        <w:rPr>
+          <w:rFonts w:ascii="Arial" w:hAnsi="Arial" w:cs="Arial"/>
+        </w:rPr>
+        <w:t>acc</w:t>
+      </w:r>
+      <w:proofErr w:type="gramEnd"/>
+      <w:r>
+        <w:rPr>
+          <w:rFonts w:ascii="Arial" w:hAnsi="Arial" w:cs="Arial"/>
+        </w:rPr>
+        <w:t>.</w:t>
+      </w:r>
+      <w:proofErr w:type="gramStart"/>
+      <w:r>
+        <w:rPr>
+          <w:rFonts w:ascii="Arial" w:hAnsi="Arial" w:cs="Arial"/>
+        </w:rPr>
+        <w:t>source</w:t>
+      </w:r>
+      <w:proofErr w:type="spellEnd"/>
+      <w:r>
+        <w:rPr>
+          <w:rFonts w:ascii="Arial" w:hAnsi="Arial" w:cs="Arial"/>
+        </w:rPr>
+        <w:t xml:space="preserve"> }</w:t>
+      </w:r>
+      <w:proofErr w:type="gramEnd"/>
+      <w:r>
+        <w:rPr>
+          <w:rFonts w:ascii="Arial" w:hAnsi="Arial" w:cs="Arial"/>
+        </w:rPr>
+        <w:t>}</w:t>
+      </w:r>
+      <w:r>
+        <w:rPr>
+          <w:rFonts w:ascii="Arial" w:hAnsi="Arial" w:cs="Arial"/>
+        </w:rPr>
+        <w:t>.</w:t>
+      </w:r>
+    </w:p>
+    <w:p>
+      <w:pPr>
+        <w:spacing w:after="0" w:line="240" w:lineRule="auto"/>
+        <w:rPr>
+          <w:rFonts w:ascii="Arial" w:hAnsi="Arial" w:cs="Arial"/>
+        </w:rPr>
+      </w:pPr>
+      <w:r>
+        <w:rPr>
+          <w:rFonts w:ascii="Arial" w:hAnsi="Arial" w:cs="Arial"/>
+        </w:rPr>
+        <w:t xml:space="preserve">      </w:t>
+      </w:r>
+      <w:r>
+        <w:rPr>
+          <w:rFonts w:ascii="Arial" w:hAnsi="Arial" w:cs="Arial"/>
+        </w:rPr>
+        <w:t>{</w:t>
+      </w:r>
+      <w:r>
+        <w:rPr>
+          <w:rFonts w:ascii="Arial" w:hAnsi="Arial" w:cs="Arial"/>
+        </w:rPr>
+        <w:t>%</w:t>
+      </w:r>
+      <w:r>
+        <w:rPr>
+          <w:rFonts w:ascii="Arial" w:hAnsi="Arial" w:cs="Arial"/>
+        </w:rPr>
+        <w:t>p</w:t>
+      </w:r>
+      <w:r>
+        <w:rPr>
+          <w:rFonts w:ascii="Arial" w:hAnsi="Arial" w:cs="Arial"/>
+        </w:rPr>
+        <w:t xml:space="preserve"> </w:t>
+      </w:r>
+      <w:proofErr w:type="spellStart"/>
+      <w:r>
+        <w:rPr>
+          <w:rFonts w:ascii="Arial" w:hAnsi="Arial" w:cs="Arial"/>
+        </w:rPr>
+        <w:t>elif</w:t>
+      </w:r>
+      <w:proofErr w:type="spellEnd"/>
+      <w:r>
+        <w:rPr>
+          <w:rFonts w:ascii="Arial" w:hAnsi="Arial" w:cs="Arial"/>
+        </w:rPr>
+        <w:t xml:space="preserve"> </w:t>
+      </w:r>
+      <w:proofErr w:type="spellStart"/>
+      <w:proofErr w:type="gramStart"/>
+      <w:r>
+        <w:rPr>
+          <w:rFonts w:ascii="Arial" w:hAnsi="Arial" w:cs="Arial"/>
+        </w:rPr>
+        <w:t>acc</w:t>
+      </w:r>
+      <w:r>
+        <w:rPr>
+          <w:rFonts w:ascii="Arial" w:hAnsi="Arial" w:cs="Arial"/>
+        </w:rPr>
+        <w:t>.kind</w:t>
+      </w:r>
+      <w:proofErr w:type="spellEnd"/>
+      <w:proofErr w:type="gramEnd"/>
+      <w:r>
+        <w:rPr>
+          <w:rFonts w:ascii="Arial" w:hAnsi="Arial" w:cs="Arial"/>
+        </w:rPr>
+        <w:t xml:space="preserve"> == "Other Investment"</w:t>
+      </w:r>
+      <w:r>
+        <w:rPr>
+          <w:rFonts w:ascii="Arial" w:hAnsi="Arial" w:cs="Arial"/>
+        </w:rPr>
+        <w:t xml:space="preserve"> %}</w:t>
+      </w:r>
+    </w:p>
+    <w:p>
+      <w:pPr>
+        <w:spacing w:after="0" w:line="240" w:lineRule="auto"/>
+        <w:rPr>
+          <w:rFonts w:ascii="Arial" w:hAnsi="Arial" w:cs="Arial"/>
+        </w:rPr>
+      </w:pPr>
+      <w:r>
+        <w:rPr>
+          <w:rFonts w:ascii="Arial" w:hAnsi="Arial" w:cs="Arial"/>
+        </w:rPr>
+        <w:t xml:space="preserve">{% if </w:t>
+      </w:r>
+      <w:proofErr w:type="spellStart"/>
+      <w:proofErr w:type="gramStart"/>
+      <w:r>
+        <w:rPr>
+          <w:rFonts w:ascii="Arial" w:hAnsi="Arial" w:cs="Arial"/>
+        </w:rPr>
+        <w:t>acc</w:t>
+      </w:r>
+      <w:r>
+        <w:rPr>
+          <w:rFonts w:ascii="Arial" w:hAnsi="Arial" w:cs="Arial"/>
+        </w:rPr>
+        <w:t>.owner</w:t>
+      </w:r>
+      <w:proofErr w:type="spellEnd"/>
+      <w:proofErr w:type="gramEnd"/>
+      <w:r>
+        <w:rPr>
+          <w:rFonts w:ascii="Arial" w:hAnsi="Arial" w:cs="Arial"/>
+        </w:rPr>
+        <w:t xml:space="preserve"> </w:t>
+      </w:r>
+      <w:r>
+        <w:rPr>
+          <w:rFonts w:ascii="Arial" w:hAnsi="Arial" w:cs="Arial"/>
+        </w:rPr>
+        <w:t>=</w:t>
+      </w:r>
+      <w:r>
+        <w:rPr>
+          <w:rFonts w:ascii="Arial" w:hAnsi="Arial" w:cs="Arial"/>
+        </w:rPr>
+        <w:t xml:space="preserve">= </w:t>
+      </w:r>
+      <w:r>
+        <w:rPr>
+          <w:rFonts w:ascii="Arial" w:hAnsi="Arial" w:cs="Arial"/>
+        </w:rPr>
+        <w:t xml:space="preserve">joint </w:t>
+      </w:r>
+      <w:proofErr w:type="gramStart"/>
+      <w:r>
+        <w:rPr>
+          <w:rFonts w:ascii="Arial" w:hAnsi="Arial" w:cs="Arial"/>
+        </w:rPr>
+        <w:t>%}</w:t>
+      </w:r>
+      <w:r>
+        <w:rPr>
+          <w:rFonts w:ascii="Arial" w:hAnsi="Arial" w:cs="Arial"/>
+        </w:rPr>
+        <w:t>Half</w:t>
+      </w:r>
+      <w:proofErr w:type="gramEnd"/>
+      <w:r>
+        <w:rPr>
+          <w:rFonts w:ascii="Arial" w:hAnsi="Arial" w:cs="Arial"/>
+        </w:rPr>
+        <w:t xml:space="preserve"> of </w:t>
+      </w:r>
+      <w:r>
+        <w:rPr>
+          <w:rFonts w:ascii="Arial" w:hAnsi="Arial" w:cs="Arial"/>
+        </w:rPr>
+        <w:t xml:space="preserve">{% endif </w:t>
+      </w:r>
+      <w:proofErr w:type="gramStart"/>
+      <w:r>
+        <w:rPr>
+          <w:rFonts w:ascii="Arial" w:hAnsi="Arial" w:cs="Arial"/>
+        </w:rPr>
+        <w:t>%}{</w:t>
+      </w:r>
+      <w:r>
+        <w:rPr>
+          <w:rFonts w:ascii="Arial" w:hAnsi="Arial" w:cs="Arial"/>
+        </w:rPr>
+        <w:t>{</w:t>
+      </w:r>
+      <w:r>
+        <w:rPr>
+          <w:rFonts w:ascii="Arial" w:hAnsi="Arial" w:cs="Arial"/>
+        </w:rPr>
+        <w:t xml:space="preserve"> </w:t>
+      </w:r>
+      <w:proofErr w:type="spellStart"/>
+      <w:r>
+        <w:rPr>
+          <w:rFonts w:ascii="Arial" w:hAnsi="Arial" w:cs="Arial"/>
+        </w:rPr>
+        <w:t>acc</w:t>
+      </w:r>
+      <w:proofErr w:type="gramEnd"/>
+      <w:r>
+        <w:rPr>
+          <w:rFonts w:ascii="Arial" w:hAnsi="Arial" w:cs="Arial"/>
+        </w:rPr>
+        <w:t>.describe_</w:t>
+      </w:r>
+      <w:proofErr w:type="gramStart"/>
+      <w:r>
+        <w:rPr>
+          <w:rFonts w:ascii="Arial" w:hAnsi="Arial" w:cs="Arial"/>
+        </w:rPr>
+        <w:t>other</w:t>
+      </w:r>
+      <w:proofErr w:type="spellEnd"/>
+      <w:r>
+        <w:rPr>
+          <w:rFonts w:ascii="Arial" w:hAnsi="Arial" w:cs="Arial"/>
+        </w:rPr>
+        <w:t xml:space="preserve"> }</w:t>
+      </w:r>
+      <w:proofErr w:type="gramEnd"/>
+      <w:r>
+        <w:rPr>
+          <w:rFonts w:ascii="Arial" w:hAnsi="Arial" w:cs="Arial"/>
+        </w:rPr>
+        <w:t xml:space="preserve">} at </w:t>
+      </w:r>
+      <w:proofErr w:type="gramStart"/>
+      <w:r>
+        <w:rPr>
+          <w:rFonts w:ascii="Arial" w:hAnsi="Arial" w:cs="Arial"/>
+        </w:rPr>
+        <w:t>{</w:t>
+      </w:r>
+      <w:r>
+        <w:rPr>
+          <w:rFonts w:ascii="Arial" w:hAnsi="Arial" w:cs="Arial"/>
+        </w:rPr>
+        <w:t>{</w:t>
+      </w:r>
+      <w:r>
+        <w:rPr>
+          <w:rFonts w:ascii="Arial" w:hAnsi="Arial" w:cs="Arial"/>
+        </w:rPr>
+        <w:t xml:space="preserve"> </w:t>
+      </w:r>
+      <w:proofErr w:type="spellStart"/>
+      <w:r>
+        <w:rPr>
+          <w:rFonts w:ascii="Arial" w:hAnsi="Arial" w:cs="Arial"/>
+        </w:rPr>
+        <w:t>acc</w:t>
+      </w:r>
+      <w:proofErr w:type="gramEnd"/>
+      <w:r>
+        <w:rPr>
+          <w:rFonts w:ascii="Arial" w:hAnsi="Arial" w:cs="Arial"/>
+        </w:rPr>
+        <w:t>.</w:t>
+      </w:r>
+      <w:proofErr w:type="gramStart"/>
+      <w:r>
+        <w:rPr>
+          <w:rFonts w:ascii="Arial" w:hAnsi="Arial" w:cs="Arial"/>
+        </w:rPr>
+        <w:t>source</w:t>
+      </w:r>
+      <w:proofErr w:type="spellEnd"/>
+      <w:r>
+        <w:rPr>
+          <w:rFonts w:ascii="Arial" w:hAnsi="Arial" w:cs="Arial"/>
+        </w:rPr>
+        <w:t xml:space="preserve"> </w:t>
+      </w:r>
+      <w:r>
+        <w:rPr>
+          <w:rFonts w:ascii="Arial" w:hAnsi="Arial" w:cs="Arial"/>
+        </w:rPr>
+        <w:t>}</w:t>
+      </w:r>
+      <w:proofErr w:type="gramEnd"/>
+      <w:r>
+        <w:rPr>
+          <w:rFonts w:ascii="Arial" w:hAnsi="Arial" w:cs="Arial"/>
+        </w:rPr>
+        <w:t>}</w:t>
+      </w:r>
+      <w:r>
+        <w:rPr>
+          <w:rFonts w:ascii="Arial" w:hAnsi="Arial" w:cs="Arial"/>
+        </w:rPr>
+        <w:t xml:space="preserve">. </w:t>
+      </w:r>
+      <w:r>
+        <w:rPr>
+          <w:rFonts w:ascii="Arial" w:hAnsi="Arial" w:cs="Arial"/>
+        </w:rPr>
+        <w:t xml:space="preserve">{% if </w:t>
+      </w:r>
+      <w:proofErr w:type="spellStart"/>
+      <w:proofErr w:type="gramStart"/>
+      <w:r>
+        <w:rPr>
+          <w:rFonts w:ascii="Arial" w:hAnsi="Arial" w:cs="Arial"/>
+        </w:rPr>
+        <w:t>acc</w:t>
+      </w:r>
+      <w:r>
+        <w:rPr>
+          <w:rFonts w:ascii="Arial" w:hAnsi="Arial" w:cs="Arial"/>
+        </w:rPr>
+        <w:t>.owner</w:t>
+      </w:r>
+      <w:proofErr w:type="spellEnd"/>
+      <w:proofErr w:type="gramEnd"/>
+      <w:r>
+        <w:rPr>
+          <w:rFonts w:ascii="Arial" w:hAnsi="Arial" w:cs="Arial"/>
+        </w:rPr>
+        <w:t xml:space="preserve"> </w:t>
+      </w:r>
+      <w:r>
+        <w:rPr>
+          <w:rFonts w:ascii="Arial" w:hAnsi="Arial" w:cs="Arial"/>
+        </w:rPr>
+        <w:t>=</w:t>
+      </w:r>
+      <w:r>
+        <w:rPr>
+          <w:rFonts w:ascii="Arial" w:hAnsi="Arial" w:cs="Arial"/>
+        </w:rPr>
+        <w:t xml:space="preserve">= </w:t>
+      </w:r>
+      <w:r>
+        <w:rPr>
+          <w:rFonts w:ascii="Arial" w:hAnsi="Arial" w:cs="Arial"/>
+        </w:rPr>
+        <w:t xml:space="preserve">joint </w:t>
+      </w:r>
+      <w:proofErr w:type="gramStart"/>
+      <w:r>
+        <w:rPr>
+          <w:rFonts w:ascii="Arial" w:hAnsi="Arial" w:cs="Arial"/>
+        </w:rPr>
+        <w:t>%}</w:t>
+      </w:r>
+      <w:r>
+        <w:rPr>
+          <w:rFonts w:ascii="Arial" w:hAnsi="Arial" w:cs="Arial"/>
+        </w:rPr>
+        <w:t>This</w:t>
+      </w:r>
+      <w:proofErr w:type="gramEnd"/>
+      <w:r>
+        <w:rPr>
+          <w:rFonts w:ascii="Arial" w:hAnsi="Arial" w:cs="Arial"/>
+        </w:rPr>
+        <w:t xml:space="preserve"> half valued at: $</w:t>
+      </w:r>
+      <w:proofErr w:type="gramStart"/>
+      <w:r>
+        <w:rPr>
+          <w:rFonts w:ascii="Arial" w:hAnsi="Arial" w:cs="Arial"/>
+        </w:rPr>
+        <w:t>{{</w:t>
+      </w:r>
+      <w:r>
+        <w:rPr>
+          <w:rFonts w:ascii="Arial" w:hAnsi="Arial" w:cs="Arial"/>
+        </w:rPr>
+        <w:t xml:space="preserve"> thousands</w:t>
+      </w:r>
+      <w:proofErr w:type="gramEnd"/>
+      <w:r>
+        <w:rPr>
+          <w:rFonts w:ascii="Arial" w:hAnsi="Arial" w:cs="Arial"/>
+        </w:rPr>
+        <w:t>(</w:t>
+      </w:r>
+      <w:proofErr w:type="spellStart"/>
+      <w:proofErr w:type="gramStart"/>
+      <w:r>
+        <w:rPr>
+          <w:rFonts w:ascii="Arial" w:hAnsi="Arial" w:cs="Arial"/>
+        </w:rPr>
+        <w:t>acc</w:t>
+      </w:r>
+      <w:r>
+        <w:rPr>
+          <w:rFonts w:ascii="Arial" w:hAnsi="Arial" w:cs="Arial"/>
+        </w:rPr>
+        <w:t>.balance</w:t>
+      </w:r>
+      <w:proofErr w:type="spellEnd"/>
+      <w:proofErr w:type="gramEnd"/>
+      <w:r>
+        <w:rPr>
+          <w:rFonts w:ascii="Arial" w:hAnsi="Arial" w:cs="Arial"/>
+        </w:rPr>
+        <w:t xml:space="preserve"> / 2, 2</w:t>
+      </w:r>
+      <w:proofErr w:type="gramStart"/>
+      <w:r>
+        <w:rPr>
+          <w:rFonts w:ascii="Arial" w:hAnsi="Arial" w:cs="Arial"/>
+        </w:rPr>
+        <w:t>)</w:t>
+      </w:r>
+      <w:r>
+        <w:rPr>
+          <w:rFonts w:ascii="Arial" w:hAnsi="Arial" w:cs="Arial"/>
+        </w:rPr>
+        <w:t xml:space="preserve"> </w:t>
+      </w:r>
+      <w:r>
+        <w:rPr>
+          <w:rFonts w:ascii="Arial" w:hAnsi="Arial" w:cs="Arial"/>
+        </w:rPr>
+        <w:t>}</w:t>
+      </w:r>
+      <w:r>
+        <w:rPr>
+          <w:rFonts w:ascii="Arial" w:hAnsi="Arial" w:cs="Arial"/>
+        </w:rPr>
+        <w:t>}{</w:t>
+      </w:r>
+      <w:proofErr w:type="gramEnd"/>
+      <w:r>
+        <w:rPr>
+          <w:rFonts w:ascii="Arial" w:hAnsi="Arial" w:cs="Arial"/>
+        </w:rPr>
+        <w:t xml:space="preserve">% else </w:t>
+      </w:r>
+      <w:proofErr w:type="gramStart"/>
+      <w:r>
+        <w:rPr>
+          <w:rFonts w:ascii="Arial" w:hAnsi="Arial" w:cs="Arial"/>
+        </w:rPr>
+        <w:t>%}</w:t>
+      </w:r>
+      <w:r>
+        <w:rPr>
+          <w:rFonts w:ascii="Arial" w:hAnsi="Arial" w:cs="Arial"/>
+        </w:rPr>
+        <w:t>Valued</w:t>
+      </w:r>
+      <w:proofErr w:type="gramEnd"/>
+      <w:r>
+        <w:rPr>
+          <w:rFonts w:ascii="Arial" w:hAnsi="Arial" w:cs="Arial"/>
+        </w:rPr>
+        <w:t xml:space="preserve"> at: $</w:t>
+      </w:r>
+      <w:proofErr w:type="gramStart"/>
+      <w:r>
+        <w:rPr>
+          <w:rFonts w:ascii="Arial" w:hAnsi="Arial" w:cs="Arial"/>
+        </w:rPr>
+        <w:t xml:space="preserve">{{ </w:t>
+      </w:r>
+      <w:r>
+        <w:rPr>
+          <w:rFonts w:ascii="Arial" w:hAnsi="Arial" w:cs="Arial"/>
+        </w:rPr>
+        <w:t>thousands</w:t>
+      </w:r>
+      <w:proofErr w:type="gramEnd"/>
+      <w:r>
+        <w:rPr>
+          <w:rFonts w:ascii="Arial" w:hAnsi="Arial" w:cs="Arial"/>
+        </w:rPr>
+        <w:t>(</w:t>
+      </w:r>
+      <w:proofErr w:type="spellStart"/>
+      <w:proofErr w:type="gramStart"/>
+      <w:r>
+        <w:rPr>
+          <w:rFonts w:ascii="Arial" w:hAnsi="Arial" w:cs="Arial"/>
+        </w:rPr>
+        <w:t>acc</w:t>
+      </w:r>
+      <w:r>
+        <w:rPr>
+          <w:rFonts w:ascii="Arial" w:hAnsi="Arial" w:cs="Arial"/>
+        </w:rPr>
+        <w:t>.balance</w:t>
+      </w:r>
+      <w:proofErr w:type="spellEnd"/>
+      <w:proofErr w:type="gramEnd"/>
+      <w:r>
+        <w:rPr>
+          <w:rFonts w:ascii="Arial" w:hAnsi="Arial" w:cs="Arial"/>
+        </w:rPr>
+        <w:t>, 2</w:t>
+      </w:r>
+      <w:proofErr w:type="gramStart"/>
+      <w:r>
+        <w:rPr>
+          <w:rFonts w:ascii="Arial" w:hAnsi="Arial" w:cs="Arial"/>
+        </w:rPr>
+        <w:t>)</w:t>
+      </w:r>
+      <w:r>
+        <w:rPr>
+          <w:rFonts w:ascii="Arial" w:hAnsi="Arial" w:cs="Arial"/>
+        </w:rPr>
+        <w:t xml:space="preserve"> }}</w:t>
+      </w:r>
+      <w:r>
+        <w:rPr>
+          <w:rFonts w:ascii="Arial" w:hAnsi="Arial" w:cs="Arial"/>
+        </w:rPr>
+        <w:t>{</w:t>
+      </w:r>
+      <w:proofErr w:type="gramEnd"/>
+      <w:r>
+        <w:rPr>
+          <w:rFonts w:ascii="Arial" w:hAnsi="Arial" w:cs="Arial"/>
+        </w:rPr>
+        <w:t>% endif %}</w:t>
+      </w:r>
+      <w:r>
+        <w:rPr>
+          <w:rFonts w:ascii="Arial" w:hAnsi="Arial" w:cs="Arial"/>
+        </w:rPr>
+        <w:t>.</w:t>
+      </w:r>
+    </w:p>
+    <w:p>
+      <w:pPr>
+        <w:spacing w:after="0" w:line="240" w:lineRule="auto"/>
+        <w:rPr>
+          <w:rFonts w:ascii="Arial" w:hAnsi="Arial" w:cs="Arial"/>
+        </w:rPr>
+      </w:pPr>
+      <w:r>
+        <w:rPr>
+          <w:rFonts w:ascii="Arial" w:hAnsi="Arial" w:cs="Arial"/>
+        </w:rPr>
+        <w:t xml:space="preserve">      </w:t>
+      </w:r>
+      <w:r>
+        <w:rPr>
+          <w:rFonts w:ascii="Arial" w:hAnsi="Arial" w:cs="Arial"/>
+        </w:rPr>
+        <w:t>{</w:t>
+      </w:r>
+      <w:r>
+        <w:rPr>
+          <w:rFonts w:ascii="Arial" w:hAnsi="Arial" w:cs="Arial"/>
+        </w:rPr>
+        <w:t>%</w:t>
+      </w:r>
+      <w:r>
+        <w:rPr>
+          <w:rFonts w:ascii="Arial" w:hAnsi="Arial" w:cs="Arial"/>
+        </w:rPr>
+        <w:t>p</w:t>
+      </w:r>
+      <w:r>
+        <w:rPr>
+          <w:rFonts w:ascii="Arial" w:hAnsi="Arial" w:cs="Arial"/>
+        </w:rPr>
+        <w:t xml:space="preserve"> else</w:t>
+      </w:r>
+      <w:r>
+        <w:rPr>
+          <w:rFonts w:ascii="Arial" w:hAnsi="Arial" w:cs="Arial"/>
+        </w:rPr>
+        <w:t xml:space="preserve"> %}</w:t>
+      </w:r>
+    </w:p>
+    <w:p>
+      <w:pPr>
+        <w:spacing w:after="0" w:line="240" w:lineRule="auto"/>
+        <w:rPr>
+          <w:rFonts w:ascii="Arial" w:hAnsi="Arial" w:cs="Arial"/>
+        </w:rPr>
+      </w:pPr>
+      <w:r>
+        <w:rPr>
+          <w:rFonts w:ascii="Arial" w:hAnsi="Arial" w:cs="Arial"/>
+        </w:rPr>
+        <w:t>Cash valued at $</w:t>
+      </w:r>
+      <w:proofErr w:type="gramStart"/>
+      <w:r>
+        <w:rPr>
+          <w:rFonts w:ascii="Arial" w:hAnsi="Arial" w:cs="Arial"/>
+        </w:rPr>
+        <w:t>{</w:t>
+      </w:r>
+      <w:r>
+        <w:rPr>
+          <w:rFonts w:ascii="Arial" w:hAnsi="Arial" w:cs="Arial"/>
+        </w:rPr>
+        <w:t>{</w:t>
+      </w:r>
+      <w:r>
+        <w:rPr>
+          <w:rFonts w:ascii="Arial" w:hAnsi="Arial" w:cs="Arial"/>
+        </w:rPr>
+        <w:t xml:space="preserve"> </w:t>
+      </w:r>
+      <w:r>
+        <w:rPr>
+          <w:rFonts w:ascii="Arial" w:hAnsi="Arial" w:cs="Arial"/>
+        </w:rPr>
+        <w:t>thousands</w:t>
+      </w:r>
+      <w:proofErr w:type="gramEnd"/>
+      <w:r>
+        <w:rPr>
+          <w:rFonts w:ascii="Arial" w:hAnsi="Arial" w:cs="Arial"/>
+        </w:rPr>
+        <w:t>(</w:t>
+      </w:r>
+      <w:proofErr w:type="spellStart"/>
+      <w:proofErr w:type="gramStart"/>
+      <w:r>
+        <w:rPr>
+          <w:rFonts w:ascii="Arial" w:hAnsi="Arial" w:cs="Arial"/>
+        </w:rPr>
+        <w:t>acc</w:t>
+      </w:r>
+      <w:r>
+        <w:rPr>
+          <w:rFonts w:ascii="Arial" w:hAnsi="Arial" w:cs="Arial"/>
+        </w:rPr>
+        <w:t>.balance</w:t>
+      </w:r>
+      <w:proofErr w:type="spellEnd"/>
+      <w:proofErr w:type="gramEnd"/>
       <w:r>
         <w:rPr>
           <w:rFonts w:ascii="Arial" w:hAnsi="Arial" w:cs="Arial"/>
@@ -3265,6 +4639,7 @@
         <w:t xml:space="preserve">, 2) if </w:t>
       </w:r>
       <w:proofErr w:type="spellStart"/>
+      <w:proofErr w:type="gramStart"/>
       <w:r>
         <w:rPr>
           <w:rFonts w:ascii="Arial" w:hAnsi="Arial" w:cs="Arial"/>
@@ -3278,12 +4653,14 @@
         <w:t>.owner</w:t>
       </w:r>
       <w:proofErr w:type="spellEnd"/>
+      <w:proofErr w:type="gramEnd"/>
       <w:r>
         <w:rPr>
           <w:rFonts w:ascii="Arial" w:hAnsi="Arial" w:cs="Arial"/>
         </w:rPr>
         <w:t xml:space="preserve"> == </w:t>
       </w:r>
+      <w:proofErr w:type="gramStart"/>
       <w:r>
         <w:rPr>
           <w:rFonts w:ascii="Arial" w:hAnsi="Arial" w:cs="Arial"/>
@@ -3294,7 +4671,21 @@
         <w:rPr>
           <w:rFonts w:ascii="Arial" w:hAnsi="Arial" w:cs="Arial"/>
         </w:rPr>
-        <w:t>s[0] else thousands(</w:t>
+        <w:t>s[</w:t>
+      </w:r>
+      <w:proofErr w:type="gramEnd"/>
+      <w:r>
+        <w:rPr>
+          <w:rFonts w:ascii="Arial" w:hAnsi="Arial" w:cs="Arial"/>
+        </w:rPr>
+        <w:t xml:space="preserve">0] else </w:t>
+      </w:r>
+      <w:proofErr w:type="gramStart"/>
+      <w:r>
+        <w:rPr>
+          <w:rFonts w:ascii="Arial" w:hAnsi="Arial" w:cs="Arial"/>
+        </w:rPr>
+        <w:t>thousands(</w:t>
       </w:r>
       <w:proofErr w:type="spellStart"/>
       <w:r>
@@ -3310,11 +4701,19 @@
         <w:t>.balance</w:t>
       </w:r>
       <w:proofErr w:type="spellEnd"/>
-      <w:r>
-        <w:rPr>
-          <w:rFonts w:ascii="Arial" w:hAnsi="Arial" w:cs="Arial"/>
-        </w:rPr>
-        <w:t xml:space="preserve"> / 2, 2)</w:t>
+      <w:proofErr w:type="gramEnd"/>
+      <w:r>
+        <w:rPr>
+          <w:rFonts w:ascii="Arial" w:hAnsi="Arial" w:cs="Arial"/>
+        </w:rPr>
+        <w:t xml:space="preserve"> / 2, 2</w:t>
+      </w:r>
+      <w:proofErr w:type="gramStart"/>
+      <w:r>
+        <w:rPr>
+          <w:rFonts w:ascii="Arial" w:hAnsi="Arial" w:cs="Arial"/>
+        </w:rPr>
+        <w:t>)</w:t>
       </w:r>
       <w:r>
         <w:rPr>
@@ -3322,12 +4721,14 @@
         </w:rPr>
         <w:t xml:space="preserve"> }</w:t>
       </w:r>
-      <w:r>
-        <w:rPr>
-          <w:rFonts w:ascii="Arial" w:hAnsi="Arial" w:cs="Arial"/>
-        </w:rPr>
-        <w:t xml:space="preserve">} in cash. Location: </w:t>
-      </w:r>
+      <w:proofErr w:type="gramEnd"/>
+      <w:r>
+        <w:rPr>
+          <w:rFonts w:ascii="Arial" w:hAnsi="Arial" w:cs="Arial"/>
+        </w:rPr>
+        <w:t xml:space="preserve">} in a </w:t>
+      </w:r>
+      <w:proofErr w:type="gramStart"/>
       <w:r>
         <w:rPr>
           <w:rFonts w:ascii="Arial" w:hAnsi="Arial" w:cs="Arial"/>
@@ -3353,11 +4754,19 @@
         </w:rPr>
         <w:t>acc</w:t>
       </w:r>
-      <w:r>
-        <w:rPr>
-          <w:rFonts w:ascii="Arial" w:hAnsi="Arial" w:cs="Arial"/>
-        </w:rPr>
-        <w:t>.source</w:t>
+      <w:proofErr w:type="gramEnd"/>
+      <w:r>
+        <w:rPr>
+          <w:rFonts w:ascii="Arial" w:hAnsi="Arial" w:cs="Arial"/>
+        </w:rPr>
+        <w:t>.</w:t>
+      </w:r>
+      <w:proofErr w:type="gramStart"/>
+      <w:r>
+        <w:rPr>
+          <w:rFonts w:ascii="Arial" w:hAnsi="Arial" w:cs="Arial"/>
+        </w:rPr>
+        <w:t>kind</w:t>
       </w:r>
       <w:proofErr w:type="spellEnd"/>
       <w:r>
@@ -3366,6 +4775,61 @@
         </w:rPr>
         <w:t xml:space="preserve"> }</w:t>
       </w:r>
+      <w:proofErr w:type="gramEnd"/>
+      <w:r>
+        <w:rPr>
+          <w:rFonts w:ascii="Arial" w:hAnsi="Arial" w:cs="Arial"/>
+        </w:rPr>
+        <w:t xml:space="preserve">} at </w:t>
+      </w:r>
+      <w:proofErr w:type="gramStart"/>
+      <w:r>
+        <w:rPr>
+          <w:rFonts w:ascii="Arial" w:hAnsi="Arial" w:cs="Arial"/>
+        </w:rPr>
+        <w:t>{</w:t>
+      </w:r>
+      <w:r>
+        <w:rPr>
+          <w:rFonts w:ascii="Arial" w:hAnsi="Arial" w:cs="Arial"/>
+        </w:rPr>
+        <w:t>{</w:t>
+      </w:r>
+      <w:r>
+        <w:rPr>
+          <w:rFonts w:ascii="Arial" w:hAnsi="Arial" w:cs="Arial"/>
+        </w:rPr>
+        <w:t xml:space="preserve"> </w:t>
+      </w:r>
+      <w:proofErr w:type="spellStart"/>
+      <w:r>
+        <w:rPr>
+          <w:rFonts w:ascii="Arial" w:hAnsi="Arial" w:cs="Arial"/>
+        </w:rPr>
+        <w:t>acc</w:t>
+      </w:r>
+      <w:proofErr w:type="gramEnd"/>
+      <w:r>
+        <w:rPr>
+          <w:rFonts w:ascii="Arial" w:hAnsi="Arial" w:cs="Arial"/>
+        </w:rPr>
+        <w:t>.</w:t>
+      </w:r>
+      <w:proofErr w:type="gramStart"/>
+      <w:r>
+        <w:rPr>
+          <w:rFonts w:ascii="Arial" w:hAnsi="Arial" w:cs="Arial"/>
+        </w:rPr>
+        <w:t>source</w:t>
+      </w:r>
+      <w:proofErr w:type="spellEnd"/>
+      <w:r>
+        <w:rPr>
+          <w:rFonts w:ascii="Arial" w:hAnsi="Arial" w:cs="Arial"/>
+        </w:rPr>
+        <w:t xml:space="preserve"> }</w:t>
+      </w:r>
+      <w:proofErr w:type="gramEnd"/>
       <w:r>
         <w:rPr>
           <w:rFonts w:ascii="Arial" w:hAnsi="Arial" w:cs="Arial"/>
@@ -3414,16 +4878,158 @@
         <w:rPr>
           <w:rFonts w:ascii="Arial" w:hAnsi="Arial" w:cs="Arial"/>
         </w:rPr>
+        <w:t xml:space="preserve"> endif</w:t>
+      </w:r>
+      <w:r>
+        <w:rPr>
+          <w:rFonts w:ascii="Arial" w:hAnsi="Arial" w:cs="Arial"/>
+        </w:rPr>
+        <w:t xml:space="preserve"> %}</w:t>
+      </w:r>
+    </w:p>
+    <w:p>
+      <w:pPr>
+        <w:spacing w:after="0" w:line="240" w:lineRule="auto"/>
+        <w:rPr>
+          <w:rFonts w:ascii="Arial" w:hAnsi="Arial" w:cs="Arial"/>
+        </w:rPr>
+      </w:pPr>
+      <w:r>
+        <w:rPr>
+          <w:rFonts w:ascii="Arial" w:hAnsi="Arial" w:cs="Arial"/>
+        </w:rPr>
+        <w:t xml:space="preserve">    </w:t>
+      </w:r>
+      <w:r>
+        <w:rPr>
+          <w:rFonts w:ascii="Arial" w:hAnsi="Arial" w:cs="Arial"/>
+          <w:highlight w:val="green"/>
+        </w:rPr>
+        <w:t>{%</w:t>
+      </w:r>
+      <w:r>
+        <w:rPr>
+          <w:rFonts w:ascii="Arial" w:hAnsi="Arial" w:cs="Arial"/>
+          <w:highlight w:val="green"/>
+        </w:rPr>
+        <w:t>p</w:t>
+      </w:r>
+      <w:r>
+        <w:rPr>
+          <w:rFonts w:ascii="Arial" w:hAnsi="Arial" w:cs="Arial"/>
+          <w:highlight w:val="green"/>
+        </w:rPr>
+        <w:t xml:space="preserve"> endif %}</w:t>
+      </w:r>
+    </w:p>
+    <w:p>
+      <w:pPr>
+        <w:spacing w:after="0" w:line="240" w:lineRule="auto"/>
+        <w:rPr>
+          <w:rFonts w:ascii="Arial" w:hAnsi="Arial" w:cs="Arial"/>
+        </w:rPr>
+      </w:pPr>
+      <w:r>
+        <w:rPr>
+          <w:rFonts w:ascii="Arial" w:hAnsi="Arial" w:cs="Arial"/>
+        </w:rPr>
+        <w:t xml:space="preserve">  </w:t>
+      </w:r>
+      <w:r>
+        <w:rPr>
+          <w:rFonts w:ascii="Arial" w:hAnsi="Arial" w:cs="Arial"/>
+          <w:highlight w:val="cyan"/>
+        </w:rPr>
+        <w:t>{%</w:t>
+      </w:r>
+      <w:r>
+        <w:rPr>
+          <w:rFonts w:ascii="Arial" w:hAnsi="Arial" w:cs="Arial"/>
+          <w:highlight w:val="cyan"/>
+        </w:rPr>
+        <w:t>p</w:t>
+      </w:r>
+      <w:r>
+        <w:rPr>
+          <w:rFonts w:ascii="Arial" w:hAnsi="Arial" w:cs="Arial"/>
+          <w:highlight w:val="cyan"/>
+        </w:rPr>
         <w:t xml:space="preserve"> </w:t>
       </w:r>
       <w:proofErr w:type="spellStart"/>
       <w:r>
         <w:rPr>
           <w:rFonts w:ascii="Arial" w:hAnsi="Arial" w:cs="Arial"/>
-        </w:rPr>
-        <w:t>elif</w:t>
-      </w:r>
-      <w:proofErr w:type="spellEnd"/>
+          <w:highlight w:val="cyan"/>
+        </w:rPr>
+        <w:t>endfor</w:t>
+      </w:r>
+      <w:proofErr w:type="spellEnd"/>
+      <w:r>
+        <w:rPr>
+          <w:rFonts w:ascii="Arial" w:hAnsi="Arial" w:cs="Arial"/>
+          <w:highlight w:val="cyan"/>
+        </w:rPr>
+        <w:t xml:space="preserve"> %}</w:t>
+      </w:r>
+    </w:p>
+    <w:p>
+      <w:pPr>
+        <w:spacing w:after="0" w:line="240" w:lineRule="auto"/>
+        <w:rPr>
+          <w:rFonts w:ascii="Arial" w:hAnsi="Arial" w:cs="Arial"/>
+        </w:rPr>
+      </w:pPr>
+      <w:r>
+        <w:rPr>
+          <w:rFonts w:ascii="Arial" w:hAnsi="Arial" w:cs="Arial"/>
+          <w:highlight w:val="magenta"/>
+        </w:rPr>
+        <w:t>{%</w:t>
+      </w:r>
+      <w:r>
+        <w:rPr>
+          <w:rFonts w:ascii="Arial" w:hAnsi="Arial" w:cs="Arial"/>
+          <w:highlight w:val="magenta"/>
+        </w:rPr>
+        <w:t>p</w:t>
+      </w:r>
+      <w:r>
+        <w:rPr>
+          <w:rFonts w:ascii="Arial" w:hAnsi="Arial" w:cs="Arial"/>
+          <w:highlight w:val="magenta"/>
+        </w:rPr>
+        <w:t xml:space="preserve"> endif %}</w:t>
+      </w:r>
+    </w:p>
+    <w:p>
+      <w:pPr>
+        <w:spacing w:after="0" w:line="240" w:lineRule="auto"/>
+        <w:rPr>
+          <w:rFonts w:ascii="Arial" w:hAnsi="Arial" w:cs="Arial"/>
+        </w:rPr>
+      </w:pPr>
+      <w:r>
+        <w:rPr>
+          <w:rFonts w:ascii="Arial" w:hAnsi="Arial" w:cs="Arial"/>
+          <w:highlight w:val="magenta"/>
+        </w:rPr>
+        <w:t>{%</w:t>
+      </w:r>
+      <w:r>
+        <w:rPr>
+          <w:rFonts w:ascii="Arial" w:hAnsi="Arial" w:cs="Arial"/>
+          <w:highlight w:val="magenta"/>
+        </w:rPr>
+        <w:t>p</w:t>
+      </w:r>
+      <w:r>
+        <w:rPr>
+          <w:rFonts w:ascii="Arial" w:hAnsi="Arial" w:cs="Arial"/>
+          <w:highlight w:val="magenta"/>
+        </w:rPr>
+        <w:t xml:space="preserve"> if</w:t>
+      </w:r>
       <w:r>
         <w:rPr>
           <w:rFonts w:ascii="Arial" w:hAnsi="Arial" w:cs="Arial"/>
@@ -3431,25 +5037,21 @@
         <w:t xml:space="preserve"> </w:t>
       </w:r>
       <w:proofErr w:type="spellStart"/>
-      <w:r>
-        <w:rPr>
-          <w:rFonts w:ascii="Arial" w:hAnsi="Arial" w:cs="Arial"/>
-        </w:rPr>
-        <w:t>acc</w:t>
-      </w:r>
-      <w:r>
-        <w:rPr>
-          <w:rFonts w:ascii="Arial" w:hAnsi="Arial" w:cs="Arial"/>
-        </w:rPr>
-        <w:t>.kind</w:t>
-      </w:r>
-      <w:proofErr w:type="spellEnd"/>
-      <w:r>
-        <w:rPr>
-          <w:rFonts w:ascii="Arial" w:hAnsi="Arial" w:cs="Arial"/>
-        </w:rPr>
-        <w:t xml:space="preserve"> == "Other Investment"</w:t>
-      </w:r>
+      <w:proofErr w:type="gramStart"/>
+      <w:r>
+        <w:rPr>
+          <w:rFonts w:ascii="Arial" w:hAnsi="Arial" w:cs="Arial"/>
+        </w:rPr>
+        <w:t>marriage.other</w:t>
+      </w:r>
+      <w:proofErr w:type="gramEnd"/>
+      <w:r>
+        <w:rPr>
+          <w:rFonts w:ascii="Arial" w:hAnsi="Arial" w:cs="Arial"/>
+        </w:rPr>
+        <w:t>_pp</w:t>
+      </w:r>
+      <w:proofErr w:type="spellEnd"/>
       <w:r>
         <w:rPr>
           <w:rFonts w:ascii="Arial" w:hAnsi="Arial" w:cs="Arial"/>
@@ -3468,14 +5070,117 @@
         <w:rPr>
           <w:rFonts w:ascii="Arial" w:hAnsi="Arial" w:cs="Arial"/>
         </w:rPr>
-        <w:t xml:space="preserve">{% if </w:t>
-      </w:r>
-      <w:proofErr w:type="spellStart"/>
-      <w:r>
-        <w:rPr>
-          <w:rFonts w:ascii="Arial" w:hAnsi="Arial" w:cs="Arial"/>
-        </w:rPr>
-        <w:t>acc</w:t>
+        <w:t xml:space="preserve">  </w:t>
+      </w:r>
+      <w:r>
+        <w:rPr>
+          <w:rFonts w:ascii="Arial" w:hAnsi="Arial" w:cs="Arial"/>
+          <w:highlight w:val="cyan"/>
+        </w:rPr>
+        <w:t>{%</w:t>
+      </w:r>
+      <w:r>
+        <w:rPr>
+          <w:rFonts w:ascii="Arial" w:hAnsi="Arial" w:cs="Arial"/>
+          <w:highlight w:val="cyan"/>
+        </w:rPr>
+        <w:t>p</w:t>
+      </w:r>
+      <w:r>
+        <w:rPr>
+          <w:rFonts w:ascii="Arial" w:hAnsi="Arial" w:cs="Arial"/>
+          <w:highlight w:val="cyan"/>
+        </w:rPr>
+        <w:t xml:space="preserve"> for</w:t>
+      </w:r>
+      <w:r>
+        <w:rPr>
+          <w:rFonts w:ascii="Arial" w:hAnsi="Arial" w:cs="Arial"/>
+        </w:rPr>
+        <w:t xml:space="preserve"> </w:t>
+      </w:r>
+      <w:r>
+        <w:rPr>
+          <w:rFonts w:ascii="Arial" w:hAnsi="Arial" w:cs="Arial"/>
+        </w:rPr>
+        <w:t>pp</w:t>
+      </w:r>
+      <w:r>
+        <w:rPr>
+          <w:rFonts w:ascii="Arial" w:hAnsi="Arial" w:cs="Arial"/>
+        </w:rPr>
+        <w:t xml:space="preserve"> in </w:t>
+      </w:r>
+      <w:proofErr w:type="spellStart"/>
+      <w:proofErr w:type="gramStart"/>
+      <w:r>
+        <w:rPr>
+          <w:rFonts w:ascii="Arial" w:hAnsi="Arial" w:cs="Arial"/>
+        </w:rPr>
+        <w:t>marriage.other</w:t>
+      </w:r>
+      <w:proofErr w:type="gramEnd"/>
+      <w:r>
+        <w:rPr>
+          <w:rFonts w:ascii="Arial" w:hAnsi="Arial" w:cs="Arial"/>
+        </w:rPr>
+        <w:t>_pp</w:t>
+      </w:r>
+      <w:proofErr w:type="spellEnd"/>
+      <w:r>
+        <w:rPr>
+          <w:rFonts w:ascii="Arial" w:hAnsi="Arial" w:cs="Arial"/>
+        </w:rPr>
+        <w:t xml:space="preserve"> %}</w:t>
+      </w:r>
+    </w:p>
+    <w:p>
+      <w:pPr>
+        <w:spacing w:after="0" w:line="240" w:lineRule="auto"/>
+        <w:rPr>
+          <w:rFonts w:ascii="Arial" w:hAnsi="Arial" w:cs="Arial"/>
+        </w:rPr>
+      </w:pPr>
+      <w:r>
+        <w:rPr>
+          <w:rFonts w:ascii="Arial" w:hAnsi="Arial" w:cs="Arial"/>
+        </w:rPr>
+        <w:t xml:space="preserve">    </w:t>
+      </w:r>
+      <w:r>
+        <w:rPr>
+          <w:rFonts w:ascii="Arial" w:hAnsi="Arial" w:cs="Arial"/>
+          <w:highlight w:val="green"/>
+        </w:rPr>
+        <w:t>{%</w:t>
+      </w:r>
+      <w:r>
+        <w:rPr>
+          <w:rFonts w:ascii="Arial" w:hAnsi="Arial" w:cs="Arial"/>
+          <w:highlight w:val="green"/>
+        </w:rPr>
+        <w:t>p</w:t>
+      </w:r>
+      <w:r>
+        <w:rPr>
+          <w:rFonts w:ascii="Arial" w:hAnsi="Arial" w:cs="Arial"/>
+          <w:highlight w:val="green"/>
+        </w:rPr>
+        <w:t xml:space="preserve"> if</w:t>
+      </w:r>
+      <w:r>
+        <w:rPr>
+          <w:rFonts w:ascii="Arial" w:hAnsi="Arial" w:cs="Arial"/>
+        </w:rPr>
+        <w:t xml:space="preserve"> </w:t>
+      </w:r>
+      <w:proofErr w:type="spellStart"/>
+      <w:proofErr w:type="gramStart"/>
+      <w:r>
+        <w:rPr>
+          <w:rFonts w:ascii="Arial" w:hAnsi="Arial" w:cs="Arial"/>
+        </w:rPr>
+        <w:t>pp</w:t>
       </w:r>
       <w:r>
         <w:rPr>
@@ -3484,47 +5189,274 @@
         <w:t>.owner</w:t>
       </w:r>
       <w:proofErr w:type="spellEnd"/>
-      <w:r>
-        <w:rPr>
-          <w:rFonts w:ascii="Arial" w:hAnsi="Arial" w:cs="Arial"/>
+      <w:proofErr w:type="gramEnd"/>
+      <w:r>
+        <w:rPr>
+          <w:rFonts w:ascii="Arial" w:hAnsi="Arial" w:cs="Arial"/>
+        </w:rPr>
+        <w:t xml:space="preserve"> == </w:t>
+      </w:r>
+      <w:proofErr w:type="gramStart"/>
+      <w:r>
+        <w:rPr>
+          <w:rFonts w:ascii="Arial" w:hAnsi="Arial" w:cs="Arial"/>
+        </w:rPr>
+        <w:t>defendants</w:t>
+      </w:r>
+      <w:r>
+        <w:rPr>
+          <w:rFonts w:ascii="Arial" w:hAnsi="Arial" w:cs="Arial"/>
+        </w:rPr>
+        <w:t>[</w:t>
+      </w:r>
+      <w:proofErr w:type="gramEnd"/>
+      <w:r>
+        <w:rPr>
+          <w:rFonts w:ascii="Arial" w:hAnsi="Arial" w:cs="Arial"/>
+        </w:rPr>
+        <w:t>0] %}</w:t>
+      </w:r>
+    </w:p>
+    <w:p>
+      <w:pPr>
+        <w:spacing w:after="0" w:line="240" w:lineRule="auto"/>
+        <w:rPr>
+          <w:rFonts w:ascii="Arial" w:hAnsi="Arial" w:cs="Arial"/>
+        </w:rPr>
+      </w:pPr>
+      <w:r>
+        <w:rPr>
+          <w:rFonts w:ascii="Arial" w:hAnsi="Arial" w:cs="Arial"/>
+        </w:rPr>
+        <w:t xml:space="preserve">Property type: </w:t>
+      </w:r>
+      <w:proofErr w:type="gramStart"/>
+      <w:r>
+        <w:rPr>
+          <w:rFonts w:ascii="Arial" w:hAnsi="Arial" w:cs="Arial"/>
+        </w:rPr>
+        <w:t xml:space="preserve">{{ </w:t>
+      </w:r>
+      <w:proofErr w:type="spellStart"/>
+      <w:r>
+        <w:rPr>
+          <w:rFonts w:ascii="Arial" w:hAnsi="Arial" w:cs="Arial"/>
+        </w:rPr>
+        <w:t>pp</w:t>
+      </w:r>
+      <w:proofErr w:type="gramEnd"/>
+      <w:r>
+        <w:rPr>
+          <w:rFonts w:ascii="Arial" w:hAnsi="Arial" w:cs="Arial"/>
+        </w:rPr>
+        <w:t>.</w:t>
+      </w:r>
+      <w:proofErr w:type="gramStart"/>
+      <w:r>
+        <w:rPr>
+          <w:rFonts w:ascii="Arial" w:hAnsi="Arial" w:cs="Arial"/>
+        </w:rPr>
+        <w:t>kind</w:t>
+      </w:r>
+      <w:proofErr w:type="spellEnd"/>
+      <w:r>
+        <w:rPr>
+          <w:rFonts w:ascii="Arial" w:hAnsi="Arial" w:cs="Arial"/>
+        </w:rPr>
+        <w:t xml:space="preserve"> }</w:t>
+      </w:r>
+      <w:proofErr w:type="gramEnd"/>
+      <w:r>
+        <w:rPr>
+          <w:rFonts w:ascii="Arial" w:hAnsi="Arial" w:cs="Arial"/>
+        </w:rPr>
+        <w:t xml:space="preserve">}, Description: </w:t>
+      </w:r>
+      <w:proofErr w:type="gramStart"/>
+      <w:r>
+        <w:rPr>
+          <w:rFonts w:ascii="Arial" w:hAnsi="Arial" w:cs="Arial"/>
+        </w:rPr>
+        <w:t xml:space="preserve">{{ </w:t>
+      </w:r>
+      <w:proofErr w:type="spellStart"/>
+      <w:r>
+        <w:rPr>
+          <w:rFonts w:ascii="Arial" w:hAnsi="Arial" w:cs="Arial"/>
+        </w:rPr>
+        <w:t>pp</w:t>
+      </w:r>
+      <w:proofErr w:type="gramEnd"/>
+      <w:r>
+        <w:rPr>
+          <w:rFonts w:ascii="Arial" w:hAnsi="Arial" w:cs="Arial"/>
+        </w:rPr>
+        <w:t>.</w:t>
+      </w:r>
+      <w:proofErr w:type="gramStart"/>
+      <w:r>
+        <w:rPr>
+          <w:rFonts w:ascii="Arial" w:hAnsi="Arial" w:cs="Arial"/>
+        </w:rPr>
+        <w:t>desc</w:t>
+      </w:r>
+      <w:proofErr w:type="spellEnd"/>
+      <w:r>
+        <w:rPr>
+          <w:rFonts w:ascii="Arial" w:hAnsi="Arial" w:cs="Arial"/>
+        </w:rPr>
+        <w:t xml:space="preserve"> }</w:t>
+      </w:r>
+      <w:proofErr w:type="gramEnd"/>
+      <w:r>
+        <w:rPr>
+          <w:rFonts w:ascii="Arial" w:hAnsi="Arial" w:cs="Arial"/>
+        </w:rPr>
+        <w:t>}</w:t>
+      </w:r>
+    </w:p>
+    <w:p>
+      <w:pPr>
+        <w:spacing w:after="0" w:line="240" w:lineRule="auto"/>
+        <w:rPr>
+          <w:rFonts w:ascii="Arial" w:hAnsi="Arial" w:cs="Arial"/>
+        </w:rPr>
+      </w:pPr>
+      <w:r>
+        <w:rPr>
+          <w:rFonts w:ascii="Arial" w:hAnsi="Arial" w:cs="Arial"/>
+        </w:rPr>
+        <w:t xml:space="preserve">    </w:t>
+      </w:r>
+      <w:r>
+        <w:rPr>
+          <w:rFonts w:ascii="Arial" w:hAnsi="Arial" w:cs="Arial"/>
+          <w:highlight w:val="green"/>
+        </w:rPr>
+        <w:t>{%</w:t>
+      </w:r>
+      <w:r>
+        <w:rPr>
+          <w:rFonts w:ascii="Arial" w:hAnsi="Arial" w:cs="Arial"/>
+          <w:highlight w:val="green"/>
+        </w:rPr>
+        <w:t>p</w:t>
+      </w:r>
+      <w:r>
+        <w:rPr>
+          <w:rFonts w:ascii="Arial" w:hAnsi="Arial" w:cs="Arial"/>
+          <w:highlight w:val="green"/>
+        </w:rPr>
+        <w:t xml:space="preserve"> endif %}</w:t>
+      </w:r>
+    </w:p>
+    <w:p>
+      <w:pPr>
+        <w:spacing w:after="0" w:line="240" w:lineRule="auto"/>
+        <w:rPr>
+          <w:rFonts w:ascii="Arial" w:hAnsi="Arial" w:cs="Arial"/>
+        </w:rPr>
+      </w:pPr>
+      <w:r>
+        <w:rPr>
+          <w:rFonts w:ascii="Arial" w:hAnsi="Arial" w:cs="Arial"/>
+        </w:rPr>
+        <w:t xml:space="preserve">  </w:t>
+      </w:r>
+      <w:r>
+        <w:rPr>
+          <w:rFonts w:ascii="Arial" w:hAnsi="Arial" w:cs="Arial"/>
+          <w:highlight w:val="cyan"/>
+        </w:rPr>
+        <w:t>{%</w:t>
+      </w:r>
+      <w:r>
+        <w:rPr>
+          <w:rFonts w:ascii="Arial" w:hAnsi="Arial" w:cs="Arial"/>
+          <w:highlight w:val="cyan"/>
+        </w:rPr>
+        <w:t>p</w:t>
+      </w:r>
+      <w:r>
+        <w:rPr>
+          <w:rFonts w:ascii="Arial" w:hAnsi="Arial" w:cs="Arial"/>
+          <w:highlight w:val="cyan"/>
         </w:rPr>
         <w:t xml:space="preserve"> </w:t>
       </w:r>
-      <w:r>
-        <w:rPr>
-          <w:rFonts w:ascii="Arial" w:hAnsi="Arial" w:cs="Arial"/>
-        </w:rPr>
-        <w:t>=</w:t>
-      </w:r>
-      <w:r>
-        <w:rPr>
-          <w:rFonts w:ascii="Arial" w:hAnsi="Arial" w:cs="Arial"/>
-        </w:rPr>
-        <w:t xml:space="preserve">= </w:t>
-      </w:r>
-      <w:r>
-        <w:rPr>
-          <w:rFonts w:ascii="Arial" w:hAnsi="Arial" w:cs="Arial"/>
-        </w:rPr>
-        <w:t>joint %}</w:t>
-      </w:r>
-      <w:r>
-        <w:rPr>
-          <w:rFonts w:ascii="Arial" w:hAnsi="Arial" w:cs="Arial"/>
-        </w:rPr>
-        <w:t xml:space="preserve">Half of </w:t>
-      </w:r>
-      <w:r>
-        <w:rPr>
-          <w:rFonts w:ascii="Arial" w:hAnsi="Arial" w:cs="Arial"/>
-        </w:rPr>
-        <w:t>{% endif %}{</w:t>
-      </w:r>
-      <w:r>
-        <w:rPr>
-          <w:rFonts w:ascii="Arial" w:hAnsi="Arial" w:cs="Arial"/>
-        </w:rPr>
-        <w:t>{</w:t>
+      <w:proofErr w:type="spellStart"/>
+      <w:r>
+        <w:rPr>
+          <w:rFonts w:ascii="Arial" w:hAnsi="Arial" w:cs="Arial"/>
+          <w:highlight w:val="cyan"/>
+        </w:rPr>
+        <w:t>endfor</w:t>
+      </w:r>
+      <w:proofErr w:type="spellEnd"/>
+      <w:r>
+        <w:rPr>
+          <w:rFonts w:ascii="Arial" w:hAnsi="Arial" w:cs="Arial"/>
+          <w:highlight w:val="cyan"/>
+        </w:rPr>
+        <w:t xml:space="preserve"> %}</w:t>
+      </w:r>
+    </w:p>
+    <w:p>
+      <w:pPr>
+        <w:spacing w:after="0" w:line="240" w:lineRule="auto"/>
+        <w:rPr>
+          <w:rFonts w:ascii="Arial" w:hAnsi="Arial" w:cs="Arial"/>
+        </w:rPr>
+      </w:pPr>
+      <w:r>
+        <w:rPr>
+          <w:rFonts w:ascii="Arial" w:hAnsi="Arial" w:cs="Arial"/>
+          <w:highlight w:val="magenta"/>
+        </w:rPr>
+        <w:t>{%</w:t>
+      </w:r>
+      <w:r>
+        <w:rPr>
+          <w:rFonts w:ascii="Arial" w:hAnsi="Arial" w:cs="Arial"/>
+          <w:highlight w:val="magenta"/>
+        </w:rPr>
+        <w:t>p</w:t>
+      </w:r>
+      <w:r>
+        <w:rPr>
+          <w:rFonts w:ascii="Arial" w:hAnsi="Arial" w:cs="Arial"/>
+          <w:highlight w:val="magenta"/>
+        </w:rPr>
+        <w:t xml:space="preserve"> endif %}</w:t>
+      </w:r>
+    </w:p>
+    <w:p>
+      <w:pPr>
+        <w:spacing w:after="0" w:line="240" w:lineRule="auto"/>
+        <w:rPr>
+          <w:rFonts w:ascii="Arial" w:hAnsi="Arial" w:cs="Arial"/>
+        </w:rPr>
+      </w:pPr>
+      <w:r>
+        <w:rPr>
+          <w:rFonts w:ascii="Arial" w:hAnsi="Arial" w:cs="Arial"/>
+          <w:highlight w:val="magenta"/>
+        </w:rPr>
+        <w:t>{%</w:t>
+      </w:r>
+      <w:r>
+        <w:rPr>
+          <w:rFonts w:ascii="Arial" w:hAnsi="Arial" w:cs="Arial"/>
+          <w:highlight w:val="magenta"/>
+        </w:rPr>
+        <w:t>p</w:t>
+      </w:r>
+      <w:r>
+        <w:rPr>
+          <w:rFonts w:ascii="Arial" w:hAnsi="Arial" w:cs="Arial"/>
+          <w:highlight w:val="magenta"/>
+        </w:rPr>
+        <w:t xml:space="preserve"> if</w:t>
       </w:r>
       <w:r>
         <w:rPr>
@@ -3533,17 +5465,228 @@
         <w:t xml:space="preserve"> </w:t>
       </w:r>
       <w:proofErr w:type="spellStart"/>
-      <w:r>
-        <w:rPr>
-          <w:rFonts w:ascii="Arial" w:hAnsi="Arial" w:cs="Arial"/>
-        </w:rPr>
-        <w:t>acc</w:t>
-      </w:r>
-      <w:r>
-        <w:rPr>
-          <w:rFonts w:ascii="Arial" w:hAnsi="Arial" w:cs="Arial"/>
-        </w:rPr>
-        <w:t>.describe_other</w:t>
+      <w:proofErr w:type="gramStart"/>
+      <w:r>
+        <w:rPr>
+          <w:rFonts w:ascii="Arial" w:hAnsi="Arial" w:cs="Arial"/>
+        </w:rPr>
+        <w:t>marriage.mobile</w:t>
+      </w:r>
+      <w:proofErr w:type="gramEnd"/>
+      <w:r>
+        <w:rPr>
+          <w:rFonts w:ascii="Arial" w:hAnsi="Arial" w:cs="Arial"/>
+        </w:rPr>
+        <w:t>_home</w:t>
+      </w:r>
+      <w:proofErr w:type="spellEnd"/>
+      <w:r>
+        <w:rPr>
+          <w:rFonts w:ascii="Arial" w:hAnsi="Arial" w:cs="Arial"/>
+        </w:rPr>
+        <w:t xml:space="preserve"> %}</w:t>
+      </w:r>
+    </w:p>
+    <w:p>
+      <w:pPr>
+        <w:spacing w:after="0" w:line="240" w:lineRule="auto"/>
+        <w:rPr>
+          <w:rFonts w:ascii="Arial" w:hAnsi="Arial" w:cs="Arial"/>
+        </w:rPr>
+      </w:pPr>
+      <w:r>
+        <w:rPr>
+          <w:rFonts w:ascii="Arial" w:hAnsi="Arial" w:cs="Arial"/>
+        </w:rPr>
+        <w:t xml:space="preserve">  </w:t>
+      </w:r>
+      <w:r>
+        <w:rPr>
+          <w:rFonts w:ascii="Arial" w:hAnsi="Arial" w:cs="Arial"/>
+          <w:highlight w:val="cyan"/>
+        </w:rPr>
+        <w:t>{%</w:t>
+      </w:r>
+      <w:r>
+        <w:rPr>
+          <w:rFonts w:ascii="Arial" w:hAnsi="Arial" w:cs="Arial"/>
+          <w:highlight w:val="cyan"/>
+        </w:rPr>
+        <w:t>p</w:t>
+      </w:r>
+      <w:r>
+        <w:rPr>
+          <w:rFonts w:ascii="Arial" w:hAnsi="Arial" w:cs="Arial"/>
+          <w:highlight w:val="cyan"/>
+        </w:rPr>
+        <w:t xml:space="preserve"> for</w:t>
+      </w:r>
+      <w:r>
+        <w:rPr>
+          <w:rFonts w:ascii="Arial" w:hAnsi="Arial" w:cs="Arial"/>
+        </w:rPr>
+        <w:t xml:space="preserve"> </w:t>
+      </w:r>
+      <w:proofErr w:type="spellStart"/>
+      <w:r>
+        <w:rPr>
+          <w:rFonts w:ascii="Arial" w:hAnsi="Arial" w:cs="Arial"/>
+        </w:rPr>
+        <w:t>mh</w:t>
+      </w:r>
+      <w:proofErr w:type="spellEnd"/>
+      <w:r>
+        <w:rPr>
+          <w:rFonts w:ascii="Arial" w:hAnsi="Arial" w:cs="Arial"/>
+        </w:rPr>
+        <w:t xml:space="preserve"> in </w:t>
+      </w:r>
+      <w:proofErr w:type="spellStart"/>
+      <w:proofErr w:type="gramStart"/>
+      <w:r>
+        <w:rPr>
+          <w:rFonts w:ascii="Arial" w:hAnsi="Arial" w:cs="Arial"/>
+        </w:rPr>
+        <w:t>marriage.mobile</w:t>
+      </w:r>
+      <w:proofErr w:type="gramEnd"/>
+      <w:r>
+        <w:rPr>
+          <w:rFonts w:ascii="Arial" w:hAnsi="Arial" w:cs="Arial"/>
+        </w:rPr>
+        <w:t>_home</w:t>
+      </w:r>
+      <w:proofErr w:type="spellEnd"/>
+      <w:r>
+        <w:rPr>
+          <w:rFonts w:ascii="Arial" w:hAnsi="Arial" w:cs="Arial"/>
+        </w:rPr>
+        <w:t xml:space="preserve"> %}</w:t>
+      </w:r>
+    </w:p>
+    <w:p>
+      <w:pPr>
+        <w:spacing w:after="0" w:line="240" w:lineRule="auto"/>
+        <w:rPr>
+          <w:rFonts w:ascii="Arial" w:hAnsi="Arial" w:cs="Arial"/>
+        </w:rPr>
+      </w:pPr>
+      <w:r>
+        <w:rPr>
+          <w:rFonts w:ascii="Arial" w:hAnsi="Arial" w:cs="Arial"/>
+        </w:rPr>
+        <w:t xml:space="preserve">    </w:t>
+      </w:r>
+      <w:r>
+        <w:rPr>
+          <w:rFonts w:ascii="Arial" w:hAnsi="Arial" w:cs="Arial"/>
+          <w:highlight w:val="green"/>
+        </w:rPr>
+        <w:t>{%</w:t>
+      </w:r>
+      <w:r>
+        <w:rPr>
+          <w:rFonts w:ascii="Arial" w:hAnsi="Arial" w:cs="Arial"/>
+          <w:highlight w:val="green"/>
+        </w:rPr>
+        <w:t>p</w:t>
+      </w:r>
+      <w:r>
+        <w:rPr>
+          <w:rFonts w:ascii="Arial" w:hAnsi="Arial" w:cs="Arial"/>
+          <w:highlight w:val="green"/>
+        </w:rPr>
+        <w:t xml:space="preserve"> if</w:t>
+      </w:r>
+      <w:r>
+        <w:rPr>
+          <w:rFonts w:ascii="Arial" w:hAnsi="Arial" w:cs="Arial"/>
+        </w:rPr>
+        <w:t xml:space="preserve"> </w:t>
+      </w:r>
+      <w:proofErr w:type="spellStart"/>
+      <w:proofErr w:type="gramStart"/>
+      <w:r>
+        <w:rPr>
+          <w:rFonts w:ascii="Arial" w:hAnsi="Arial" w:cs="Arial"/>
+        </w:rPr>
+        <w:t>mh</w:t>
+      </w:r>
+      <w:r>
+        <w:rPr>
+          <w:rFonts w:ascii="Arial" w:hAnsi="Arial" w:cs="Arial"/>
+        </w:rPr>
+        <w:t>.owner</w:t>
+      </w:r>
+      <w:proofErr w:type="spellEnd"/>
+      <w:proofErr w:type="gramEnd"/>
+      <w:r>
+        <w:rPr>
+          <w:rFonts w:ascii="Arial" w:hAnsi="Arial" w:cs="Arial"/>
+        </w:rPr>
+        <w:t xml:space="preserve"> == </w:t>
+      </w:r>
+      <w:proofErr w:type="gramStart"/>
+      <w:r>
+        <w:rPr>
+          <w:rFonts w:ascii="Arial" w:hAnsi="Arial" w:cs="Arial"/>
+        </w:rPr>
+        <w:t>defendants</w:t>
+      </w:r>
+      <w:r>
+        <w:rPr>
+          <w:rFonts w:ascii="Arial" w:hAnsi="Arial" w:cs="Arial"/>
+        </w:rPr>
+        <w:t>[</w:t>
+      </w:r>
+      <w:proofErr w:type="gramEnd"/>
+      <w:r>
+        <w:rPr>
+          <w:rFonts w:ascii="Arial" w:hAnsi="Arial" w:cs="Arial"/>
+        </w:rPr>
+        <w:t>0] %}</w:t>
+      </w:r>
+    </w:p>
+    <w:p>
+      <w:pPr>
+        <w:spacing w:after="0" w:line="240" w:lineRule="auto"/>
+        <w:rPr>
+          <w:rFonts w:ascii="Arial" w:hAnsi="Arial" w:cs="Arial"/>
+        </w:rPr>
+      </w:pPr>
+      <w:r>
+        <w:rPr>
+          <w:rFonts w:ascii="Arial" w:hAnsi="Arial" w:cs="Arial"/>
+        </w:rPr>
+        <w:t xml:space="preserve">Mobile home located at: </w:t>
+      </w:r>
+      <w:proofErr w:type="gramStart"/>
+      <w:r>
+        <w:rPr>
+          <w:rFonts w:ascii="Arial" w:hAnsi="Arial" w:cs="Arial"/>
+        </w:rPr>
+        <w:t xml:space="preserve">{{ </w:t>
+      </w:r>
+      <w:proofErr w:type="spellStart"/>
+      <w:r>
+        <w:rPr>
+          <w:rFonts w:ascii="Arial" w:hAnsi="Arial" w:cs="Arial"/>
+        </w:rPr>
+        <w:t>mh</w:t>
+      </w:r>
+      <w:proofErr w:type="gramEnd"/>
+      <w:r>
+        <w:rPr>
+          <w:rFonts w:ascii="Arial" w:hAnsi="Arial" w:cs="Arial"/>
+        </w:rPr>
+        <w:t>.</w:t>
+      </w:r>
+      <w:proofErr w:type="gramStart"/>
+      <w:r>
+        <w:rPr>
+          <w:rFonts w:ascii="Arial" w:hAnsi="Arial" w:cs="Arial"/>
+        </w:rPr>
+        <w:t>desc</w:t>
       </w:r>
       <w:proofErr w:type="spellEnd"/>
       <w:r>
@@ -3552,27 +5695,122 @@
         </w:rPr>
         <w:t xml:space="preserve"> }</w:t>
       </w:r>
-      <w:r>
-        <w:rPr>
-          <w:rFonts w:ascii="Arial" w:hAnsi="Arial" w:cs="Arial"/>
-        </w:rPr>
-        <w:t xml:space="preserve">} at </w:t>
-      </w:r>
-      <w:r>
-        <w:rPr>
-          <w:rFonts w:ascii="Arial" w:hAnsi="Arial" w:cs="Arial"/>
-        </w:rPr>
-        <w:t>{</w:t>
-      </w:r>
-      <w:r>
-        <w:rPr>
-          <w:rFonts w:ascii="Arial" w:hAnsi="Arial" w:cs="Arial"/>
-        </w:rPr>
-        <w:t>{</w:t>
-      </w:r>
-      <w:r>
-        <w:rPr>
-          <w:rFonts w:ascii="Arial" w:hAnsi="Arial" w:cs="Arial"/>
+      <w:proofErr w:type="gramEnd"/>
+      <w:r>
+        <w:rPr>
+          <w:rFonts w:ascii="Arial" w:hAnsi="Arial" w:cs="Arial"/>
+        </w:rPr>
+        <w:t xml:space="preserve">}, VIN: </w:t>
+      </w:r>
+      <w:proofErr w:type="gramStart"/>
+      <w:r>
+        <w:rPr>
+          <w:rFonts w:ascii="Arial" w:hAnsi="Arial" w:cs="Arial"/>
+        </w:rPr>
+        <w:t xml:space="preserve">{{ </w:t>
+      </w:r>
+      <w:proofErr w:type="spellStart"/>
+      <w:r>
+        <w:rPr>
+          <w:rFonts w:ascii="Arial" w:hAnsi="Arial" w:cs="Arial"/>
+        </w:rPr>
+        <w:t>mh</w:t>
+      </w:r>
+      <w:proofErr w:type="gramEnd"/>
+      <w:r>
+        <w:rPr>
+          <w:rFonts w:ascii="Arial" w:hAnsi="Arial" w:cs="Arial"/>
+        </w:rPr>
+        <w:t>.</w:t>
+      </w:r>
+      <w:proofErr w:type="gramStart"/>
+      <w:r>
+        <w:rPr>
+          <w:rFonts w:ascii="Arial" w:hAnsi="Arial" w:cs="Arial"/>
+        </w:rPr>
+        <w:t>kind</w:t>
+      </w:r>
+      <w:proofErr w:type="spellEnd"/>
+      <w:r>
+        <w:rPr>
+          <w:rFonts w:ascii="Arial" w:hAnsi="Arial" w:cs="Arial"/>
+        </w:rPr>
+        <w:t xml:space="preserve"> }</w:t>
+      </w:r>
+      <w:proofErr w:type="gramEnd"/>
+      <w:r>
+        <w:rPr>
+          <w:rFonts w:ascii="Arial" w:hAnsi="Arial" w:cs="Arial"/>
+        </w:rPr>
+        <w:t>}</w:t>
+      </w:r>
+    </w:p>
+    <w:p>
+      <w:pPr>
+        <w:spacing w:after="0" w:line="240" w:lineRule="auto"/>
+        <w:rPr>
+          <w:rFonts w:ascii="Arial" w:hAnsi="Arial" w:cs="Arial"/>
+        </w:rPr>
+      </w:pPr>
+      <w:r>
+        <w:rPr>
+          <w:rFonts w:ascii="Arial" w:hAnsi="Arial" w:cs="Arial"/>
+        </w:rPr>
+        <w:t xml:space="preserve">    </w:t>
+      </w:r>
+      <w:r>
+        <w:rPr>
+          <w:rFonts w:ascii="Arial" w:hAnsi="Arial" w:cs="Arial"/>
+          <w:highlight w:val="green"/>
+        </w:rPr>
+        <w:t>{%</w:t>
+      </w:r>
+      <w:r>
+        <w:rPr>
+          <w:rFonts w:ascii="Arial" w:hAnsi="Arial" w:cs="Arial"/>
+          <w:highlight w:val="green"/>
+        </w:rPr>
+        <w:t>p</w:t>
+      </w:r>
+      <w:r>
+        <w:rPr>
+          <w:rFonts w:ascii="Arial" w:hAnsi="Arial" w:cs="Arial"/>
+          <w:highlight w:val="green"/>
+        </w:rPr>
+        <w:t xml:space="preserve"> endif %}</w:t>
+      </w:r>
+    </w:p>
+    <w:p>
+      <w:pPr>
+        <w:spacing w:after="0" w:line="240" w:lineRule="auto"/>
+        <w:rPr>
+          <w:rFonts w:ascii="Arial" w:hAnsi="Arial" w:cs="Arial"/>
+        </w:rPr>
+      </w:pPr>
+      <w:r>
+        <w:rPr>
+          <w:rFonts w:ascii="Arial" w:hAnsi="Arial" w:cs="Arial"/>
+        </w:rPr>
+        <w:t xml:space="preserve">  </w:t>
+      </w:r>
+      <w:r>
+        <w:rPr>
+          <w:rFonts w:ascii="Arial" w:hAnsi="Arial" w:cs="Arial"/>
+          <w:highlight w:val="cyan"/>
+        </w:rPr>
+        <w:t>{%</w:t>
+      </w:r>
+      <w:r>
+        <w:rPr>
+          <w:rFonts w:ascii="Arial" w:hAnsi="Arial" w:cs="Arial"/>
+          <w:highlight w:val="cyan"/>
+        </w:rPr>
+        <w:t>p</w:t>
+      </w:r>
+      <w:r>
+        <w:rPr>
+          <w:rFonts w:ascii="Arial" w:hAnsi="Arial" w:cs="Arial"/>
+          <w:highlight w:val="cyan"/>
         </w:rPr>
         <w:t xml:space="preserve"> </w:t>
       </w:r>
@@ -3580,1368 +5818,95 @@
       <w:r>
         <w:rPr>
           <w:rFonts w:ascii="Arial" w:hAnsi="Arial" w:cs="Arial"/>
-        </w:rPr>
-        <w:t>acc</w:t>
-      </w:r>
-      <w:r>
-        <w:rPr>
-          <w:rFonts w:ascii="Arial" w:hAnsi="Arial" w:cs="Arial"/>
-        </w:rPr>
-        <w:t>.source</w:t>
-      </w:r>
-      <w:proofErr w:type="spellEnd"/>
+          <w:highlight w:val="cyan"/>
+        </w:rPr>
+        <w:t>endfor</w:t>
+      </w:r>
+      <w:proofErr w:type="spellEnd"/>
+      <w:r>
+        <w:rPr>
+          <w:rFonts w:ascii="Arial" w:hAnsi="Arial" w:cs="Arial"/>
+          <w:highlight w:val="cyan"/>
+        </w:rPr>
+        <w:t xml:space="preserve"> %}</w:t>
+      </w:r>
+    </w:p>
+    <w:p>
+      <w:pPr>
+        <w:spacing w:after="0" w:line="240" w:lineRule="auto"/>
+        <w:rPr>
+          <w:rFonts w:ascii="Arial" w:hAnsi="Arial" w:cs="Arial"/>
+          <w:highlight w:val="magenta"/>
+        </w:rPr>
+      </w:pPr>
+      <w:r>
+        <w:rPr>
+          <w:rFonts w:ascii="Arial" w:hAnsi="Arial" w:cs="Arial"/>
+          <w:highlight w:val="magenta"/>
+        </w:rPr>
+        <w:t>{%</w:t>
+      </w:r>
+      <w:r>
+        <w:rPr>
+          <w:rFonts w:ascii="Arial" w:hAnsi="Arial" w:cs="Arial"/>
+          <w:highlight w:val="magenta"/>
+        </w:rPr>
+        <w:t>p</w:t>
+      </w:r>
+      <w:r>
+        <w:rPr>
+          <w:rFonts w:ascii="Arial" w:hAnsi="Arial" w:cs="Arial"/>
+          <w:highlight w:val="magenta"/>
+        </w:rPr>
+        <w:t xml:space="preserve"> endif %}</w:t>
+      </w:r>
+    </w:p>
+    <w:p>
+      <w:pPr>
+        <w:spacing w:after="0" w:line="240" w:lineRule="auto"/>
+        <w:rPr>
+          <w:rFonts w:ascii="Arial" w:hAnsi="Arial" w:cs="Arial"/>
+          <w:highlight w:val="magenta"/>
+        </w:rPr>
+      </w:pPr>
+    </w:p>
+    <w:p>
+      <w:pPr>
+        <w:spacing w:after="0" w:line="240" w:lineRule="auto"/>
+        <w:rPr>
+          <w:rFonts w:ascii="Arial" w:hAnsi="Arial" w:cs="Arial"/>
+        </w:rPr>
+      </w:pPr>
+      <w:r>
+        <w:rPr>
+          <w:rFonts w:ascii="Arial" w:hAnsi="Arial" w:cs="Arial"/>
+          <w:highlight w:val="yellow"/>
+        </w:rPr>
+        <w:t>{%p endif %}</w:t>
+      </w:r>
+    </w:p>
+    <w:p>
+      <w:pPr>
+        <w:spacing w:after="0" w:line="240" w:lineRule="auto"/>
+        <w:rPr>
+          <w:rFonts w:ascii="Arial" w:hAnsi="Arial" w:cs="Arial"/>
+        </w:rPr>
+      </w:pPr>
+      <w:r>
+        <w:rPr>
+          <w:rFonts w:ascii="Arial" w:hAnsi="Arial" w:cs="Arial"/>
+          <w:highlight w:val="yellow"/>
+        </w:rPr>
+        <w:t>{%p if</w:t>
+      </w:r>
       <w:r>
         <w:rPr>
           <w:rFonts w:ascii="Arial" w:hAnsi="Arial" w:cs="Arial"/>
         </w:rPr>
         <w:t xml:space="preserve"> </w:t>
       </w:r>
-      <w:r>
-        <w:rPr>
-          <w:rFonts w:ascii="Arial" w:hAnsi="Arial" w:cs="Arial"/>
-        </w:rPr>
-        <w:t>}</w:t>
-      </w:r>
-      <w:r>
-        <w:rPr>
-          <w:rFonts w:ascii="Arial" w:hAnsi="Arial" w:cs="Arial"/>
-        </w:rPr>
-        <w:t>}</w:t>
-      </w:r>
-      <w:r>
-        <w:rPr>
-          <w:rFonts w:ascii="Arial" w:hAnsi="Arial" w:cs="Arial"/>
-        </w:rPr>
-        <w:t xml:space="preserve">. </w:t>
-      </w:r>
-      <w:r>
-        <w:rPr>
-          <w:rFonts w:ascii="Arial" w:hAnsi="Arial" w:cs="Arial"/>
-        </w:rPr>
-        <w:t xml:space="preserve">{% if </w:t>
-      </w:r>
-      <w:proofErr w:type="spellStart"/>
-      <w:r>
-        <w:rPr>
-          <w:rFonts w:ascii="Arial" w:hAnsi="Arial" w:cs="Arial"/>
-        </w:rPr>
-        <w:t>acc</w:t>
-      </w:r>
-      <w:r>
-        <w:rPr>
-          <w:rFonts w:ascii="Arial" w:hAnsi="Arial" w:cs="Arial"/>
-        </w:rPr>
-        <w:t>.owner</w:t>
-      </w:r>
-      <w:proofErr w:type="spellEnd"/>
-      <w:r>
-        <w:rPr>
-          <w:rFonts w:ascii="Arial" w:hAnsi="Arial" w:cs="Arial"/>
-        </w:rPr>
-        <w:t xml:space="preserve"> </w:t>
-      </w:r>
-      <w:r>
-        <w:rPr>
-          <w:rFonts w:ascii="Arial" w:hAnsi="Arial" w:cs="Arial"/>
-        </w:rPr>
-        <w:t>=</w:t>
-      </w:r>
-      <w:r>
-        <w:rPr>
-          <w:rFonts w:ascii="Arial" w:hAnsi="Arial" w:cs="Arial"/>
-        </w:rPr>
-        <w:t xml:space="preserve">= </w:t>
-      </w:r>
-      <w:r>
-        <w:rPr>
-          <w:rFonts w:ascii="Arial" w:hAnsi="Arial" w:cs="Arial"/>
-        </w:rPr>
-        <w:t>joint %}</w:t>
-      </w:r>
-      <w:r>
-        <w:rPr>
-          <w:rFonts w:ascii="Arial" w:hAnsi="Arial" w:cs="Arial"/>
-        </w:rPr>
-        <w:t>This half valued at: $</w:t>
-      </w:r>
-      <w:r>
-        <w:rPr>
-          <w:rFonts w:ascii="Arial" w:hAnsi="Arial" w:cs="Arial"/>
-        </w:rPr>
-        <w:t>{{</w:t>
-      </w:r>
-      <w:r>
-        <w:rPr>
-          <w:rFonts w:ascii="Arial" w:hAnsi="Arial" w:cs="Arial"/>
-        </w:rPr>
-        <w:t xml:space="preserve"> thousands(</w:t>
-      </w:r>
-      <w:proofErr w:type="spellStart"/>
-      <w:r>
-        <w:rPr>
-          <w:rFonts w:ascii="Arial" w:hAnsi="Arial" w:cs="Arial"/>
-        </w:rPr>
-        <w:t>acc</w:t>
-      </w:r>
-      <w:r>
-        <w:rPr>
-          <w:rFonts w:ascii="Arial" w:hAnsi="Arial" w:cs="Arial"/>
-        </w:rPr>
-        <w:t>.balance</w:t>
-      </w:r>
-      <w:proofErr w:type="spellEnd"/>
-      <w:r>
-        <w:rPr>
-          <w:rFonts w:ascii="Arial" w:hAnsi="Arial" w:cs="Arial"/>
-        </w:rPr>
-        <w:t xml:space="preserve"> / 2, 2)</w:t>
-      </w:r>
-      <w:r>
-        <w:rPr>
-          <w:rFonts w:ascii="Arial" w:hAnsi="Arial" w:cs="Arial"/>
-        </w:rPr>
-        <w:t xml:space="preserve"> </w:t>
-      </w:r>
-      <w:r>
-        <w:rPr>
-          <w:rFonts w:ascii="Arial" w:hAnsi="Arial" w:cs="Arial"/>
-        </w:rPr>
-        <w:t>}</w:t>
-      </w:r>
-      <w:r>
-        <w:rPr>
-          <w:rFonts w:ascii="Arial" w:hAnsi="Arial" w:cs="Arial"/>
-        </w:rPr>
-        <w:t>}{% else %}</w:t>
-      </w:r>
-      <w:r>
-        <w:rPr>
-          <w:rFonts w:ascii="Arial" w:hAnsi="Arial" w:cs="Arial"/>
-        </w:rPr>
-        <w:t>Valued at: $</w:t>
-      </w:r>
-      <w:r>
-        <w:rPr>
-          <w:rFonts w:ascii="Arial" w:hAnsi="Arial" w:cs="Arial"/>
-        </w:rPr>
-        <w:t xml:space="preserve">{{ </w:t>
-      </w:r>
-      <w:r>
-        <w:rPr>
-          <w:rFonts w:ascii="Arial" w:hAnsi="Arial" w:cs="Arial"/>
-        </w:rPr>
-        <w:t>thousands(</w:t>
-      </w:r>
-      <w:proofErr w:type="spellStart"/>
-      <w:r>
-        <w:rPr>
-          <w:rFonts w:ascii="Arial" w:hAnsi="Arial" w:cs="Arial"/>
-        </w:rPr>
-        <w:t>acc</w:t>
-      </w:r>
-      <w:r>
-        <w:rPr>
-          <w:rFonts w:ascii="Arial" w:hAnsi="Arial" w:cs="Arial"/>
-        </w:rPr>
-        <w:t>.balance</w:t>
-      </w:r>
-      <w:proofErr w:type="spellEnd"/>
-      <w:r>
-        <w:rPr>
-          <w:rFonts w:ascii="Arial" w:hAnsi="Arial" w:cs="Arial"/>
-        </w:rPr>
-        <w:t>, 2)</w:t>
-      </w:r>
-      <w:r>
-        <w:rPr>
-          <w:rFonts w:ascii="Arial" w:hAnsi="Arial" w:cs="Arial"/>
-        </w:rPr>
-        <w:t xml:space="preserve"> }}</w:t>
-      </w:r>
-      <w:r>
-        <w:rPr>
-          <w:rFonts w:ascii="Arial" w:hAnsi="Arial" w:cs="Arial"/>
-        </w:rPr>
-        <w:t>{% endif %}</w:t>
-      </w:r>
-      <w:r>
-        <w:rPr>
-          <w:rFonts w:ascii="Arial" w:hAnsi="Arial" w:cs="Arial"/>
-        </w:rPr>
-        <w:t>.</w:t>
-      </w:r>
-    </w:p>
-    <w:p>
-      <w:pPr>
-        <w:spacing w:after="0" w:line="240" w:lineRule="auto"/>
-        <w:rPr>
-          <w:rFonts w:ascii="Arial" w:hAnsi="Arial" w:cs="Arial"/>
-        </w:rPr>
-      </w:pPr>
-      <w:r>
-        <w:rPr>
-          <w:rFonts w:ascii="Arial" w:hAnsi="Arial" w:cs="Arial"/>
-        </w:rPr>
-        <w:t xml:space="preserve">      </w:t>
-      </w:r>
-      <w:r>
-        <w:rPr>
-          <w:rFonts w:ascii="Arial" w:hAnsi="Arial" w:cs="Arial"/>
-        </w:rPr>
-        <w:t>{</w:t>
-      </w:r>
-      <w:r>
-        <w:rPr>
-          <w:rFonts w:ascii="Arial" w:hAnsi="Arial" w:cs="Arial"/>
-        </w:rPr>
-        <w:t>%</w:t>
-      </w:r>
-      <w:r>
-        <w:rPr>
-          <w:rFonts w:ascii="Arial" w:hAnsi="Arial" w:cs="Arial"/>
-        </w:rPr>
-        <w:t>p</w:t>
-      </w:r>
-      <w:r>
-        <w:rPr>
-          <w:rFonts w:ascii="Arial" w:hAnsi="Arial" w:cs="Arial"/>
-        </w:rPr>
-        <w:t xml:space="preserve"> else</w:t>
-      </w:r>
-      <w:r>
-        <w:rPr>
-          <w:rFonts w:ascii="Arial" w:hAnsi="Arial" w:cs="Arial"/>
-        </w:rPr>
-        <w:t xml:space="preserve"> %}</w:t>
-      </w:r>
-    </w:p>
-    <w:p>
-      <w:pPr>
-        <w:spacing w:after="0" w:line="240" w:lineRule="auto"/>
-        <w:rPr>
-          <w:rFonts w:ascii="Arial" w:hAnsi="Arial" w:cs="Arial"/>
-        </w:rPr>
-      </w:pPr>
-      <w:r>
-        <w:rPr>
-          <w:rFonts w:ascii="Arial" w:hAnsi="Arial" w:cs="Arial"/>
-        </w:rPr>
-        <w:t>Cash valued at $</w:t>
-      </w:r>
-      <w:r>
-        <w:rPr>
-          <w:rFonts w:ascii="Arial" w:hAnsi="Arial" w:cs="Arial"/>
-        </w:rPr>
-        <w:t>{</w:t>
-      </w:r>
-      <w:r>
-        <w:rPr>
-          <w:rFonts w:ascii="Arial" w:hAnsi="Arial" w:cs="Arial"/>
-        </w:rPr>
-        <w:t>{</w:t>
-      </w:r>
-      <w:r>
-        <w:rPr>
-          <w:rFonts w:ascii="Arial" w:hAnsi="Arial" w:cs="Arial"/>
-        </w:rPr>
-        <w:t xml:space="preserve"> </w:t>
-      </w:r>
-      <w:r>
-        <w:rPr>
-          <w:rFonts w:ascii="Arial" w:hAnsi="Arial" w:cs="Arial"/>
-        </w:rPr>
-        <w:t>thousands(</w:t>
-      </w:r>
-      <w:proofErr w:type="spellStart"/>
-      <w:r>
-        <w:rPr>
-          <w:rFonts w:ascii="Arial" w:hAnsi="Arial" w:cs="Arial"/>
-        </w:rPr>
-        <w:t>acc</w:t>
-      </w:r>
-      <w:r>
-        <w:rPr>
-          <w:rFonts w:ascii="Arial" w:hAnsi="Arial" w:cs="Arial"/>
-        </w:rPr>
-        <w:t>.balance</w:t>
-      </w:r>
-      <w:proofErr w:type="spellEnd"/>
-      <w:r>
-        <w:rPr>
-          <w:rFonts w:ascii="Arial" w:hAnsi="Arial" w:cs="Arial"/>
-        </w:rPr>
-        <w:t xml:space="preserve">, 2) if </w:t>
-      </w:r>
-      <w:proofErr w:type="spellStart"/>
-      <w:r>
-        <w:rPr>
-          <w:rFonts w:ascii="Arial" w:hAnsi="Arial" w:cs="Arial"/>
-        </w:rPr>
-        <w:t>acc</w:t>
-      </w:r>
-      <w:r>
-        <w:rPr>
-          <w:rFonts w:ascii="Arial" w:hAnsi="Arial" w:cs="Arial"/>
-        </w:rPr>
-        <w:t>.owner</w:t>
-      </w:r>
-      <w:proofErr w:type="spellEnd"/>
-      <w:r>
-        <w:rPr>
-          <w:rFonts w:ascii="Arial" w:hAnsi="Arial" w:cs="Arial"/>
-        </w:rPr>
-        <w:t xml:space="preserve"> == </w:t>
-      </w:r>
-      <w:r>
-        <w:rPr>
-          <w:rFonts w:ascii="Arial" w:hAnsi="Arial" w:cs="Arial"/>
-        </w:rPr>
-        <w:t>defendant</w:t>
-      </w:r>
-      <w:r>
-        <w:rPr>
-          <w:rFonts w:ascii="Arial" w:hAnsi="Arial" w:cs="Arial"/>
-        </w:rPr>
-        <w:t>s[0] else thousands(</w:t>
-      </w:r>
-      <w:proofErr w:type="spellStart"/>
-      <w:r>
-        <w:rPr>
-          <w:rFonts w:ascii="Arial" w:hAnsi="Arial" w:cs="Arial"/>
-        </w:rPr>
-        <w:t>acc</w:t>
-      </w:r>
-      <w:r>
-        <w:rPr>
-          <w:rFonts w:ascii="Arial" w:hAnsi="Arial" w:cs="Arial"/>
-        </w:rPr>
-        <w:t>.balance</w:t>
-      </w:r>
-      <w:proofErr w:type="spellEnd"/>
-      <w:r>
-        <w:rPr>
-          <w:rFonts w:ascii="Arial" w:hAnsi="Arial" w:cs="Arial"/>
-        </w:rPr>
-        <w:t xml:space="preserve"> / 2, 2)</w:t>
-      </w:r>
-      <w:r>
-        <w:rPr>
-          <w:rFonts w:ascii="Arial" w:hAnsi="Arial" w:cs="Arial"/>
-        </w:rPr>
-        <w:t xml:space="preserve"> }</w:t>
-      </w:r>
-      <w:r>
-        <w:rPr>
-          <w:rFonts w:ascii="Arial" w:hAnsi="Arial" w:cs="Arial"/>
-        </w:rPr>
-        <w:t xml:space="preserve">} in a </w:t>
-      </w:r>
-      <w:r>
-        <w:rPr>
-          <w:rFonts w:ascii="Arial" w:hAnsi="Arial" w:cs="Arial"/>
-        </w:rPr>
-        <w:t>{</w:t>
-      </w:r>
-      <w:r>
-        <w:rPr>
-          <w:rFonts w:ascii="Arial" w:hAnsi="Arial" w:cs="Arial"/>
-        </w:rPr>
-        <w:t>{</w:t>
-      </w:r>
-      <w:r>
-        <w:rPr>
-          <w:rFonts w:ascii="Arial" w:hAnsi="Arial" w:cs="Arial"/>
-        </w:rPr>
-        <w:t xml:space="preserve"> </w:t>
-      </w:r>
-      <w:proofErr w:type="spellStart"/>
-      <w:r>
-        <w:rPr>
-          <w:rFonts w:ascii="Arial" w:hAnsi="Arial" w:cs="Arial"/>
-        </w:rPr>
-        <w:t>acc</w:t>
-      </w:r>
-      <w:r>
-        <w:rPr>
-          <w:rFonts w:ascii="Arial" w:hAnsi="Arial" w:cs="Arial"/>
-        </w:rPr>
-        <w:t>.kind</w:t>
-      </w:r>
-      <w:proofErr w:type="spellEnd"/>
-      <w:r>
-        <w:rPr>
-          <w:rFonts w:ascii="Arial" w:hAnsi="Arial" w:cs="Arial"/>
-        </w:rPr>
-        <w:t xml:space="preserve"> }</w:t>
-      </w:r>
-      <w:r>
-        <w:rPr>
-          <w:rFonts w:ascii="Arial" w:hAnsi="Arial" w:cs="Arial"/>
-        </w:rPr>
-        <w:t xml:space="preserve">} at </w:t>
-      </w:r>
-      <w:r>
-        <w:rPr>
-          <w:rFonts w:ascii="Arial" w:hAnsi="Arial" w:cs="Arial"/>
-        </w:rPr>
-        <w:t>{</w:t>
-      </w:r>
-      <w:r>
-        <w:rPr>
-          <w:rFonts w:ascii="Arial" w:hAnsi="Arial" w:cs="Arial"/>
-        </w:rPr>
-        <w:t>{</w:t>
-      </w:r>
-      <w:r>
-        <w:rPr>
-          <w:rFonts w:ascii="Arial" w:hAnsi="Arial" w:cs="Arial"/>
-        </w:rPr>
-        <w:t xml:space="preserve"> </w:t>
-      </w:r>
-      <w:proofErr w:type="spellStart"/>
-      <w:r>
-        <w:rPr>
-          <w:rFonts w:ascii="Arial" w:hAnsi="Arial" w:cs="Arial"/>
-        </w:rPr>
-        <w:t>acc</w:t>
-      </w:r>
-      <w:r>
-        <w:rPr>
-          <w:rFonts w:ascii="Arial" w:hAnsi="Arial" w:cs="Arial"/>
-        </w:rPr>
-        <w:t>.source</w:t>
-      </w:r>
-      <w:proofErr w:type="spellEnd"/>
-      <w:r>
-        <w:rPr>
-          <w:rFonts w:ascii="Arial" w:hAnsi="Arial" w:cs="Arial"/>
-        </w:rPr>
-        <w:t xml:space="preserve"> }</w:t>
-      </w:r>
-      <w:r>
-        <w:rPr>
-          <w:rFonts w:ascii="Arial" w:hAnsi="Arial" w:cs="Arial"/>
-        </w:rPr>
-        <w:t>}</w:t>
-      </w:r>
-      <w:r>
-        <w:rPr>
-          <w:rFonts w:ascii="Arial" w:hAnsi="Arial" w:cs="Arial"/>
-        </w:rPr>
-        <w:t>.</w:t>
-      </w:r>
-    </w:p>
-    <w:p>
-      <w:pPr>
-        <w:spacing w:after="0" w:line="240" w:lineRule="auto"/>
-        <w:rPr>
-          <w:rFonts w:ascii="Arial" w:hAnsi="Arial" w:cs="Arial"/>
-        </w:rPr>
-      </w:pPr>
-      <w:r>
-        <w:rPr>
-          <w:rFonts w:ascii="Arial" w:hAnsi="Arial" w:cs="Arial"/>
-        </w:rPr>
-        <w:t xml:space="preserve">      </w:t>
-      </w:r>
-      <w:r>
-        <w:rPr>
-          <w:rFonts w:ascii="Arial" w:hAnsi="Arial" w:cs="Arial"/>
-        </w:rPr>
-        <w:t>{</w:t>
-      </w:r>
-      <w:r>
-        <w:rPr>
-          <w:rFonts w:ascii="Arial" w:hAnsi="Arial" w:cs="Arial"/>
-        </w:rPr>
-        <w:t>%</w:t>
-      </w:r>
-      <w:r>
-        <w:rPr>
-          <w:rFonts w:ascii="Arial" w:hAnsi="Arial" w:cs="Arial"/>
-        </w:rPr>
-        <w:t>p</w:t>
-      </w:r>
-      <w:r>
-        <w:rPr>
-          <w:rFonts w:ascii="Arial" w:hAnsi="Arial" w:cs="Arial"/>
-        </w:rPr>
-        <w:t xml:space="preserve"> endif</w:t>
-      </w:r>
-      <w:r>
-        <w:rPr>
-          <w:rFonts w:ascii="Arial" w:hAnsi="Arial" w:cs="Arial"/>
-        </w:rPr>
-        <w:t xml:space="preserve"> %}</w:t>
-      </w:r>
-    </w:p>
-    <w:p>
-      <w:pPr>
-        <w:spacing w:after="0" w:line="240" w:lineRule="auto"/>
-        <w:rPr>
-          <w:rFonts w:ascii="Arial" w:hAnsi="Arial" w:cs="Arial"/>
-        </w:rPr>
-      </w:pPr>
-      <w:r>
-        <w:rPr>
-          <w:rFonts w:ascii="Arial" w:hAnsi="Arial" w:cs="Arial"/>
-        </w:rPr>
-        <w:t xml:space="preserve">    </w:t>
-      </w:r>
-      <w:r>
-        <w:rPr>
-          <w:rFonts w:ascii="Arial" w:hAnsi="Arial" w:cs="Arial"/>
-          <w:highlight w:val="green"/>
-        </w:rPr>
-        <w:t>{%</w:t>
-      </w:r>
-      <w:r>
-        <w:rPr>
-          <w:rFonts w:ascii="Arial" w:hAnsi="Arial" w:cs="Arial"/>
-          <w:highlight w:val="green"/>
-        </w:rPr>
-        <w:t>p</w:t>
-      </w:r>
-      <w:r>
-        <w:rPr>
-          <w:rFonts w:ascii="Arial" w:hAnsi="Arial" w:cs="Arial"/>
-          <w:highlight w:val="green"/>
-        </w:rPr>
-        <w:t xml:space="preserve"> endif %}</w:t>
-      </w:r>
-    </w:p>
-    <w:p>
-      <w:pPr>
-        <w:spacing w:after="0" w:line="240" w:lineRule="auto"/>
-        <w:rPr>
-          <w:rFonts w:ascii="Arial" w:hAnsi="Arial" w:cs="Arial"/>
-        </w:rPr>
-      </w:pPr>
-      <w:r>
-        <w:rPr>
-          <w:rFonts w:ascii="Arial" w:hAnsi="Arial" w:cs="Arial"/>
-        </w:rPr>
-        <w:t xml:space="preserve">  </w:t>
-      </w:r>
-      <w:r>
-        <w:rPr>
-          <w:rFonts w:ascii="Arial" w:hAnsi="Arial" w:cs="Arial"/>
-          <w:highlight w:val="cyan"/>
-        </w:rPr>
-        <w:t>{%</w:t>
-      </w:r>
-      <w:r>
-        <w:rPr>
-          <w:rFonts w:ascii="Arial" w:hAnsi="Arial" w:cs="Arial"/>
-          <w:highlight w:val="cyan"/>
-        </w:rPr>
-        <w:t>p</w:t>
-      </w:r>
-      <w:r>
-        <w:rPr>
-          <w:rFonts w:ascii="Arial" w:hAnsi="Arial" w:cs="Arial"/>
-          <w:highlight w:val="cyan"/>
-        </w:rPr>
-        <w:t xml:space="preserve"> </w:t>
-      </w:r>
-      <w:proofErr w:type="spellStart"/>
-      <w:r>
-        <w:rPr>
-          <w:rFonts w:ascii="Arial" w:hAnsi="Arial" w:cs="Arial"/>
-          <w:highlight w:val="cyan"/>
-        </w:rPr>
-        <w:t>endfor</w:t>
-      </w:r>
-      <w:proofErr w:type="spellEnd"/>
-      <w:r>
-        <w:rPr>
-          <w:rFonts w:ascii="Arial" w:hAnsi="Arial" w:cs="Arial"/>
-          <w:highlight w:val="cyan"/>
-        </w:rPr>
-        <w:t xml:space="preserve"> %}</w:t>
-      </w:r>
-    </w:p>
-    <w:p>
-      <w:pPr>
-        <w:spacing w:after="0" w:line="240" w:lineRule="auto"/>
-        <w:rPr>
-          <w:rFonts w:ascii="Arial" w:hAnsi="Arial" w:cs="Arial"/>
-        </w:rPr>
-      </w:pPr>
-      <w:r>
-        <w:rPr>
-          <w:rFonts w:ascii="Arial" w:hAnsi="Arial" w:cs="Arial"/>
-          <w:highlight w:val="magenta"/>
-        </w:rPr>
-        <w:t>{%</w:t>
-      </w:r>
-      <w:r>
-        <w:rPr>
-          <w:rFonts w:ascii="Arial" w:hAnsi="Arial" w:cs="Arial"/>
-          <w:highlight w:val="magenta"/>
-        </w:rPr>
-        <w:t>p</w:t>
-      </w:r>
-      <w:r>
-        <w:rPr>
-          <w:rFonts w:ascii="Arial" w:hAnsi="Arial" w:cs="Arial"/>
-          <w:highlight w:val="magenta"/>
-        </w:rPr>
-        <w:t xml:space="preserve"> endif %}</w:t>
-      </w:r>
-    </w:p>
-    <w:p>
-      <w:pPr>
-        <w:spacing w:after="0" w:line="240" w:lineRule="auto"/>
-        <w:rPr>
-          <w:rFonts w:ascii="Arial" w:hAnsi="Arial" w:cs="Arial"/>
-        </w:rPr>
-      </w:pPr>
-      <w:r>
-        <w:rPr>
-          <w:rFonts w:ascii="Arial" w:hAnsi="Arial" w:cs="Arial"/>
-          <w:highlight w:val="magenta"/>
-        </w:rPr>
-        <w:t>{%</w:t>
-      </w:r>
-      <w:r>
-        <w:rPr>
-          <w:rFonts w:ascii="Arial" w:hAnsi="Arial" w:cs="Arial"/>
-          <w:highlight w:val="magenta"/>
-        </w:rPr>
-        <w:t>p</w:t>
-      </w:r>
-      <w:r>
-        <w:rPr>
-          <w:rFonts w:ascii="Arial" w:hAnsi="Arial" w:cs="Arial"/>
-          <w:highlight w:val="magenta"/>
-        </w:rPr>
-        <w:t xml:space="preserve"> if</w:t>
-      </w:r>
-      <w:r>
-        <w:rPr>
-          <w:rFonts w:ascii="Arial" w:hAnsi="Arial" w:cs="Arial"/>
-        </w:rPr>
-        <w:t xml:space="preserve"> </w:t>
-      </w:r>
-      <w:proofErr w:type="spellStart"/>
-      <w:r>
-        <w:rPr>
-          <w:rFonts w:ascii="Arial" w:hAnsi="Arial" w:cs="Arial"/>
-        </w:rPr>
-        <w:t>marriage.other_pp</w:t>
-      </w:r>
-      <w:proofErr w:type="spellEnd"/>
-      <w:r>
-        <w:rPr>
-          <w:rFonts w:ascii="Arial" w:hAnsi="Arial" w:cs="Arial"/>
-        </w:rPr>
-        <w:t xml:space="preserve"> %}</w:t>
-      </w:r>
-    </w:p>
-    <w:p>
-      <w:pPr>
-        <w:spacing w:after="0" w:line="240" w:lineRule="auto"/>
-        <w:rPr>
-          <w:rFonts w:ascii="Arial" w:hAnsi="Arial" w:cs="Arial"/>
-        </w:rPr>
-      </w:pPr>
-      <w:r>
-        <w:rPr>
-          <w:rFonts w:ascii="Arial" w:hAnsi="Arial" w:cs="Arial"/>
-        </w:rPr>
-        <w:t xml:space="preserve">  </w:t>
-      </w:r>
-      <w:r>
-        <w:rPr>
-          <w:rFonts w:ascii="Arial" w:hAnsi="Arial" w:cs="Arial"/>
-          <w:highlight w:val="cyan"/>
-        </w:rPr>
-        <w:t>{%</w:t>
-      </w:r>
-      <w:r>
-        <w:rPr>
-          <w:rFonts w:ascii="Arial" w:hAnsi="Arial" w:cs="Arial"/>
-          <w:highlight w:val="cyan"/>
-        </w:rPr>
-        <w:t>p</w:t>
-      </w:r>
-      <w:r>
-        <w:rPr>
-          <w:rFonts w:ascii="Arial" w:hAnsi="Arial" w:cs="Arial"/>
-          <w:highlight w:val="cyan"/>
-        </w:rPr>
-        <w:t xml:space="preserve"> for</w:t>
-      </w:r>
-      <w:r>
-        <w:rPr>
-          <w:rFonts w:ascii="Arial" w:hAnsi="Arial" w:cs="Arial"/>
-        </w:rPr>
-        <w:t xml:space="preserve"> </w:t>
-      </w:r>
-      <w:r>
-        <w:rPr>
-          <w:rFonts w:ascii="Arial" w:hAnsi="Arial" w:cs="Arial"/>
-        </w:rPr>
-        <w:t>pp</w:t>
-      </w:r>
-      <w:r>
-        <w:rPr>
-          <w:rFonts w:ascii="Arial" w:hAnsi="Arial" w:cs="Arial"/>
-        </w:rPr>
-        <w:t xml:space="preserve"> in </w:t>
-      </w:r>
-      <w:proofErr w:type="spellStart"/>
-      <w:r>
-        <w:rPr>
-          <w:rFonts w:ascii="Arial" w:hAnsi="Arial" w:cs="Arial"/>
-        </w:rPr>
-        <w:t>marriage.other_pp</w:t>
-      </w:r>
-      <w:proofErr w:type="spellEnd"/>
-      <w:r>
-        <w:rPr>
-          <w:rFonts w:ascii="Arial" w:hAnsi="Arial" w:cs="Arial"/>
-        </w:rPr>
-        <w:t xml:space="preserve"> %}</w:t>
-      </w:r>
-    </w:p>
-    <w:p>
-      <w:pPr>
-        <w:spacing w:after="0" w:line="240" w:lineRule="auto"/>
-        <w:rPr>
-          <w:rFonts w:ascii="Arial" w:hAnsi="Arial" w:cs="Arial"/>
-        </w:rPr>
-      </w:pPr>
-      <w:r>
-        <w:rPr>
-          <w:rFonts w:ascii="Arial" w:hAnsi="Arial" w:cs="Arial"/>
-        </w:rPr>
-        <w:t xml:space="preserve">    </w:t>
-      </w:r>
-      <w:r>
-        <w:rPr>
-          <w:rFonts w:ascii="Arial" w:hAnsi="Arial" w:cs="Arial"/>
-          <w:highlight w:val="green"/>
-        </w:rPr>
-        <w:t>{%</w:t>
-      </w:r>
-      <w:r>
-        <w:rPr>
-          <w:rFonts w:ascii="Arial" w:hAnsi="Arial" w:cs="Arial"/>
-          <w:highlight w:val="green"/>
-        </w:rPr>
-        <w:t>p</w:t>
-      </w:r>
-      <w:r>
-        <w:rPr>
-          <w:rFonts w:ascii="Arial" w:hAnsi="Arial" w:cs="Arial"/>
-          <w:highlight w:val="green"/>
-        </w:rPr>
-        <w:t xml:space="preserve"> if</w:t>
-      </w:r>
-      <w:r>
-        <w:rPr>
-          <w:rFonts w:ascii="Arial" w:hAnsi="Arial" w:cs="Arial"/>
-        </w:rPr>
-        <w:t xml:space="preserve"> </w:t>
-      </w:r>
-      <w:proofErr w:type="spellStart"/>
-      <w:r>
-        <w:rPr>
-          <w:rFonts w:ascii="Arial" w:hAnsi="Arial" w:cs="Arial"/>
-        </w:rPr>
-        <w:t>pp</w:t>
-      </w:r>
-      <w:r>
-        <w:rPr>
-          <w:rFonts w:ascii="Arial" w:hAnsi="Arial" w:cs="Arial"/>
-        </w:rPr>
-        <w:t>.owner</w:t>
-      </w:r>
-      <w:proofErr w:type="spellEnd"/>
-      <w:r>
-        <w:rPr>
-          <w:rFonts w:ascii="Arial" w:hAnsi="Arial" w:cs="Arial"/>
-        </w:rPr>
-        <w:t xml:space="preserve"> == </w:t>
-      </w:r>
-      <w:r>
-        <w:rPr>
-          <w:rFonts w:ascii="Arial" w:hAnsi="Arial" w:cs="Arial"/>
-        </w:rPr>
-        <w:t>defendants</w:t>
-      </w:r>
-      <w:r>
-        <w:rPr>
-          <w:rFonts w:ascii="Arial" w:hAnsi="Arial" w:cs="Arial"/>
-        </w:rPr>
-        <w:t>[0] %}</w:t>
-      </w:r>
-    </w:p>
-    <w:p>
-      <w:pPr>
-        <w:spacing w:after="0" w:line="240" w:lineRule="auto"/>
-        <w:rPr>
-          <w:rFonts w:ascii="Arial" w:hAnsi="Arial" w:cs="Arial"/>
-        </w:rPr>
-      </w:pPr>
-      <w:r>
-        <w:rPr>
-          <w:rFonts w:ascii="Arial" w:hAnsi="Arial" w:cs="Arial"/>
-        </w:rPr>
-        <w:t xml:space="preserve">Property type: {{ </w:t>
-      </w:r>
-      <w:proofErr w:type="spellStart"/>
-      <w:r>
-        <w:rPr>
-          <w:rFonts w:ascii="Arial" w:hAnsi="Arial" w:cs="Arial"/>
-        </w:rPr>
-        <w:t>pp</w:t>
-      </w:r>
-      <w:r>
-        <w:rPr>
-          <w:rFonts w:ascii="Arial" w:hAnsi="Arial" w:cs="Arial"/>
-        </w:rPr>
-        <w:t>.kind</w:t>
-      </w:r>
-      <w:proofErr w:type="spellEnd"/>
-      <w:r>
-        <w:rPr>
-          <w:rFonts w:ascii="Arial" w:hAnsi="Arial" w:cs="Arial"/>
-        </w:rPr>
-        <w:t xml:space="preserve"> }}, Description: {{ </w:t>
-      </w:r>
-      <w:proofErr w:type="spellStart"/>
-      <w:r>
-        <w:rPr>
-          <w:rFonts w:ascii="Arial" w:hAnsi="Arial" w:cs="Arial"/>
-        </w:rPr>
-        <w:t>pp</w:t>
-      </w:r>
-      <w:r>
-        <w:rPr>
-          <w:rFonts w:ascii="Arial" w:hAnsi="Arial" w:cs="Arial"/>
-        </w:rPr>
-        <w:t>.desc</w:t>
-      </w:r>
-      <w:proofErr w:type="spellEnd"/>
-      <w:r>
-        <w:rPr>
-          <w:rFonts w:ascii="Arial" w:hAnsi="Arial" w:cs="Arial"/>
-        </w:rPr>
-        <w:t xml:space="preserve"> }}</w:t>
-      </w:r>
-    </w:p>
-    <w:p>
-      <w:pPr>
-        <w:spacing w:after="0" w:line="240" w:lineRule="auto"/>
-        <w:rPr>
-          <w:rFonts w:ascii="Arial" w:hAnsi="Arial" w:cs="Arial"/>
-        </w:rPr>
-      </w:pPr>
-      <w:r>
-        <w:rPr>
-          <w:rFonts w:ascii="Arial" w:hAnsi="Arial" w:cs="Arial"/>
-        </w:rPr>
-        <w:t xml:space="preserve">    </w:t>
-      </w:r>
-      <w:r>
-        <w:rPr>
-          <w:rFonts w:ascii="Arial" w:hAnsi="Arial" w:cs="Arial"/>
-          <w:highlight w:val="green"/>
-        </w:rPr>
-        <w:t>{%</w:t>
-      </w:r>
-      <w:r>
-        <w:rPr>
-          <w:rFonts w:ascii="Arial" w:hAnsi="Arial" w:cs="Arial"/>
-          <w:highlight w:val="green"/>
-        </w:rPr>
-        <w:t>p</w:t>
-      </w:r>
-      <w:r>
-        <w:rPr>
-          <w:rFonts w:ascii="Arial" w:hAnsi="Arial" w:cs="Arial"/>
-          <w:highlight w:val="green"/>
-        </w:rPr>
-        <w:t xml:space="preserve"> endif %}</w:t>
-      </w:r>
-    </w:p>
-    <w:p>
-      <w:pPr>
-        <w:spacing w:after="0" w:line="240" w:lineRule="auto"/>
-        <w:rPr>
-          <w:rFonts w:ascii="Arial" w:hAnsi="Arial" w:cs="Arial"/>
-        </w:rPr>
-      </w:pPr>
-      <w:r>
-        <w:rPr>
-          <w:rFonts w:ascii="Arial" w:hAnsi="Arial" w:cs="Arial"/>
-        </w:rPr>
-        <w:t xml:space="preserve">  </w:t>
-      </w:r>
-      <w:r>
-        <w:rPr>
-          <w:rFonts w:ascii="Arial" w:hAnsi="Arial" w:cs="Arial"/>
-          <w:highlight w:val="cyan"/>
-        </w:rPr>
-        <w:t>{%</w:t>
-      </w:r>
-      <w:r>
-        <w:rPr>
-          <w:rFonts w:ascii="Arial" w:hAnsi="Arial" w:cs="Arial"/>
-          <w:highlight w:val="cyan"/>
-        </w:rPr>
-        <w:t>p</w:t>
-      </w:r>
-      <w:r>
-        <w:rPr>
-          <w:rFonts w:ascii="Arial" w:hAnsi="Arial" w:cs="Arial"/>
-          <w:highlight w:val="cyan"/>
-        </w:rPr>
-        <w:t xml:space="preserve"> </w:t>
-      </w:r>
-      <w:proofErr w:type="spellStart"/>
-      <w:r>
-        <w:rPr>
-          <w:rFonts w:ascii="Arial" w:hAnsi="Arial" w:cs="Arial"/>
-          <w:highlight w:val="cyan"/>
-        </w:rPr>
-        <w:t>endfor</w:t>
-      </w:r>
-      <w:proofErr w:type="spellEnd"/>
-      <w:r>
-        <w:rPr>
-          <w:rFonts w:ascii="Arial" w:hAnsi="Arial" w:cs="Arial"/>
-          <w:highlight w:val="cyan"/>
-        </w:rPr>
-        <w:t xml:space="preserve"> %}</w:t>
-      </w:r>
-    </w:p>
-    <w:p>
-      <w:pPr>
-        <w:spacing w:after="0" w:line="240" w:lineRule="auto"/>
-        <w:rPr>
-          <w:rFonts w:ascii="Arial" w:hAnsi="Arial" w:cs="Arial"/>
-        </w:rPr>
-      </w:pPr>
-      <w:r>
-        <w:rPr>
-          <w:rFonts w:ascii="Arial" w:hAnsi="Arial" w:cs="Arial"/>
-          <w:highlight w:val="magenta"/>
-        </w:rPr>
-        <w:t>{%</w:t>
-      </w:r>
-      <w:r>
-        <w:rPr>
-          <w:rFonts w:ascii="Arial" w:hAnsi="Arial" w:cs="Arial"/>
-          <w:highlight w:val="magenta"/>
-        </w:rPr>
-        <w:t>p</w:t>
-      </w:r>
-      <w:r>
-        <w:rPr>
-          <w:rFonts w:ascii="Arial" w:hAnsi="Arial" w:cs="Arial"/>
-          <w:highlight w:val="magenta"/>
-        </w:rPr>
-        <w:t xml:space="preserve"> endif %}</w:t>
-      </w:r>
-    </w:p>
-    <w:p>
-      <w:pPr>
-        <w:spacing w:after="0" w:line="240" w:lineRule="auto"/>
-        <w:rPr>
-          <w:rFonts w:ascii="Arial" w:hAnsi="Arial" w:cs="Arial"/>
-        </w:rPr>
-      </w:pPr>
-      <w:r>
-        <w:rPr>
-          <w:rFonts w:ascii="Arial" w:hAnsi="Arial" w:cs="Arial"/>
-          <w:highlight w:val="magenta"/>
-        </w:rPr>
-        <w:t>{%</w:t>
-      </w:r>
-      <w:r>
-        <w:rPr>
-          <w:rFonts w:ascii="Arial" w:hAnsi="Arial" w:cs="Arial"/>
-          <w:highlight w:val="magenta"/>
-        </w:rPr>
-        <w:t>p</w:t>
-      </w:r>
-      <w:r>
-        <w:rPr>
-          <w:rFonts w:ascii="Arial" w:hAnsi="Arial" w:cs="Arial"/>
-          <w:highlight w:val="magenta"/>
-        </w:rPr>
-        <w:t xml:space="preserve"> if</w:t>
-      </w:r>
-      <w:r>
-        <w:rPr>
-          <w:rFonts w:ascii="Arial" w:hAnsi="Arial" w:cs="Arial"/>
-        </w:rPr>
-        <w:t xml:space="preserve"> </w:t>
-      </w:r>
-      <w:proofErr w:type="spellStart"/>
-      <w:r>
-        <w:rPr>
-          <w:rFonts w:ascii="Arial" w:hAnsi="Arial" w:cs="Arial"/>
-        </w:rPr>
-        <w:t>marriage.mobile_home</w:t>
-      </w:r>
-      <w:proofErr w:type="spellEnd"/>
-      <w:r>
-        <w:rPr>
-          <w:rFonts w:ascii="Arial" w:hAnsi="Arial" w:cs="Arial"/>
-        </w:rPr>
-        <w:t xml:space="preserve"> %}</w:t>
-      </w:r>
-    </w:p>
-    <w:p>
-      <w:pPr>
-        <w:spacing w:after="0" w:line="240" w:lineRule="auto"/>
-        <w:rPr>
-          <w:rFonts w:ascii="Arial" w:hAnsi="Arial" w:cs="Arial"/>
-        </w:rPr>
-      </w:pPr>
-      <w:r>
-        <w:rPr>
-          <w:rFonts w:ascii="Arial" w:hAnsi="Arial" w:cs="Arial"/>
-        </w:rPr>
-        <w:t xml:space="preserve">  </w:t>
-      </w:r>
-      <w:r>
-        <w:rPr>
-          <w:rFonts w:ascii="Arial" w:hAnsi="Arial" w:cs="Arial"/>
-          <w:highlight w:val="cyan"/>
-        </w:rPr>
-        <w:t>{%</w:t>
-      </w:r>
-      <w:r>
-        <w:rPr>
-          <w:rFonts w:ascii="Arial" w:hAnsi="Arial" w:cs="Arial"/>
-          <w:highlight w:val="cyan"/>
-        </w:rPr>
-        <w:t>p</w:t>
-      </w:r>
-      <w:r>
-        <w:rPr>
-          <w:rFonts w:ascii="Arial" w:hAnsi="Arial" w:cs="Arial"/>
-          <w:highlight w:val="cyan"/>
-        </w:rPr>
-        <w:t xml:space="preserve"> for</w:t>
-      </w:r>
-      <w:r>
-        <w:rPr>
-          <w:rFonts w:ascii="Arial" w:hAnsi="Arial" w:cs="Arial"/>
-        </w:rPr>
-        <w:t xml:space="preserve"> </w:t>
-      </w:r>
-      <w:proofErr w:type="spellStart"/>
-      <w:r>
-        <w:rPr>
-          <w:rFonts w:ascii="Arial" w:hAnsi="Arial" w:cs="Arial"/>
-        </w:rPr>
-        <w:t>mh</w:t>
-      </w:r>
-      <w:proofErr w:type="spellEnd"/>
-      <w:r>
-        <w:rPr>
-          <w:rFonts w:ascii="Arial" w:hAnsi="Arial" w:cs="Arial"/>
-        </w:rPr>
-        <w:t xml:space="preserve"> in </w:t>
-      </w:r>
-      <w:proofErr w:type="spellStart"/>
-      <w:r>
-        <w:rPr>
-          <w:rFonts w:ascii="Arial" w:hAnsi="Arial" w:cs="Arial"/>
-        </w:rPr>
-        <w:t>marriage.mobile_home</w:t>
-      </w:r>
-      <w:proofErr w:type="spellEnd"/>
-      <w:r>
-        <w:rPr>
-          <w:rFonts w:ascii="Arial" w:hAnsi="Arial" w:cs="Arial"/>
-        </w:rPr>
-        <w:t xml:space="preserve"> %}</w:t>
-      </w:r>
-    </w:p>
-    <w:p>
-      <w:pPr>
-        <w:spacing w:after="0" w:line="240" w:lineRule="auto"/>
-        <w:rPr>
-          <w:rFonts w:ascii="Arial" w:hAnsi="Arial" w:cs="Arial"/>
-        </w:rPr>
-      </w:pPr>
-      <w:r>
-        <w:rPr>
-          <w:rFonts w:ascii="Arial" w:hAnsi="Arial" w:cs="Arial"/>
-        </w:rPr>
-        <w:t xml:space="preserve">    </w:t>
-      </w:r>
-      <w:r>
-        <w:rPr>
-          <w:rFonts w:ascii="Arial" w:hAnsi="Arial" w:cs="Arial"/>
-          <w:highlight w:val="green"/>
-        </w:rPr>
-        <w:t>{%</w:t>
-      </w:r>
-      <w:r>
-        <w:rPr>
-          <w:rFonts w:ascii="Arial" w:hAnsi="Arial" w:cs="Arial"/>
-          <w:highlight w:val="green"/>
-        </w:rPr>
-        <w:t>p</w:t>
-      </w:r>
-      <w:r>
-        <w:rPr>
-          <w:rFonts w:ascii="Arial" w:hAnsi="Arial" w:cs="Arial"/>
-          <w:highlight w:val="green"/>
-        </w:rPr>
-        <w:t xml:space="preserve"> if</w:t>
-      </w:r>
-      <w:r>
-        <w:rPr>
-          <w:rFonts w:ascii="Arial" w:hAnsi="Arial" w:cs="Arial"/>
-        </w:rPr>
-        <w:t xml:space="preserve"> </w:t>
-      </w:r>
-      <w:proofErr w:type="spellStart"/>
-      <w:r>
-        <w:rPr>
-          <w:rFonts w:ascii="Arial" w:hAnsi="Arial" w:cs="Arial"/>
-        </w:rPr>
-        <w:t>mh</w:t>
-      </w:r>
-      <w:r>
-        <w:rPr>
-          <w:rFonts w:ascii="Arial" w:hAnsi="Arial" w:cs="Arial"/>
-        </w:rPr>
-        <w:t>.owner</w:t>
-      </w:r>
-      <w:proofErr w:type="spellEnd"/>
-      <w:r>
-        <w:rPr>
-          <w:rFonts w:ascii="Arial" w:hAnsi="Arial" w:cs="Arial"/>
-        </w:rPr>
-        <w:t xml:space="preserve"> == </w:t>
-      </w:r>
-      <w:r>
-        <w:rPr>
-          <w:rFonts w:ascii="Arial" w:hAnsi="Arial" w:cs="Arial"/>
-        </w:rPr>
-        <w:t>defendants</w:t>
-      </w:r>
-      <w:r>
-        <w:rPr>
-          <w:rFonts w:ascii="Arial" w:hAnsi="Arial" w:cs="Arial"/>
-        </w:rPr>
-        <w:t>[0] %}</w:t>
-      </w:r>
-    </w:p>
-    <w:p>
-      <w:pPr>
-        <w:spacing w:after="0" w:line="240" w:lineRule="auto"/>
-        <w:rPr>
-          <w:rFonts w:ascii="Arial" w:hAnsi="Arial" w:cs="Arial"/>
-        </w:rPr>
-      </w:pPr>
-      <w:r>
-        <w:rPr>
-          <w:rFonts w:ascii="Arial" w:hAnsi="Arial" w:cs="Arial"/>
-        </w:rPr>
-        <w:t xml:space="preserve">Mobile home located at: {{ </w:t>
-      </w:r>
-      <w:proofErr w:type="spellStart"/>
-      <w:r>
-        <w:rPr>
-          <w:rFonts w:ascii="Arial" w:hAnsi="Arial" w:cs="Arial"/>
-        </w:rPr>
-        <w:t>mh.desc</w:t>
-      </w:r>
-      <w:proofErr w:type="spellEnd"/>
-      <w:r>
-        <w:rPr>
-          <w:rFonts w:ascii="Arial" w:hAnsi="Arial" w:cs="Arial"/>
-        </w:rPr>
-        <w:t xml:space="preserve"> }}, VIN: {{ </w:t>
-      </w:r>
-      <w:proofErr w:type="spellStart"/>
-      <w:r>
-        <w:rPr>
-          <w:rFonts w:ascii="Arial" w:hAnsi="Arial" w:cs="Arial"/>
-        </w:rPr>
-        <w:t>mh.kind</w:t>
-      </w:r>
-      <w:proofErr w:type="spellEnd"/>
-      <w:r>
-        <w:rPr>
-          <w:rFonts w:ascii="Arial" w:hAnsi="Arial" w:cs="Arial"/>
-        </w:rPr>
-        <w:t xml:space="preserve"> }}</w:t>
-      </w:r>
-    </w:p>
-    <w:p>
-      <w:pPr>
-        <w:spacing w:after="0" w:line="240" w:lineRule="auto"/>
-        <w:rPr>
-          <w:rFonts w:ascii="Arial" w:hAnsi="Arial" w:cs="Arial"/>
-        </w:rPr>
-      </w:pPr>
-      <w:r>
-        <w:rPr>
-          <w:rFonts w:ascii="Arial" w:hAnsi="Arial" w:cs="Arial"/>
-        </w:rPr>
-        <w:t xml:space="preserve">    </w:t>
-      </w:r>
-      <w:r>
-        <w:rPr>
-          <w:rFonts w:ascii="Arial" w:hAnsi="Arial" w:cs="Arial"/>
-          <w:highlight w:val="green"/>
-        </w:rPr>
-        <w:t>{%</w:t>
-      </w:r>
-      <w:r>
-        <w:rPr>
-          <w:rFonts w:ascii="Arial" w:hAnsi="Arial" w:cs="Arial"/>
-          <w:highlight w:val="green"/>
-        </w:rPr>
-        <w:t>p</w:t>
-      </w:r>
-      <w:r>
-        <w:rPr>
-          <w:rFonts w:ascii="Arial" w:hAnsi="Arial" w:cs="Arial"/>
-          <w:highlight w:val="green"/>
-        </w:rPr>
-        <w:t xml:space="preserve"> endif %}</w:t>
-      </w:r>
-    </w:p>
-    <w:p>
-      <w:pPr>
-        <w:spacing w:after="0" w:line="240" w:lineRule="auto"/>
-        <w:rPr>
-          <w:rFonts w:ascii="Arial" w:hAnsi="Arial" w:cs="Arial"/>
-        </w:rPr>
-      </w:pPr>
-      <w:r>
-        <w:rPr>
-          <w:rFonts w:ascii="Arial" w:hAnsi="Arial" w:cs="Arial"/>
-        </w:rPr>
-        <w:t xml:space="preserve">  </w:t>
-      </w:r>
-      <w:r>
-        <w:rPr>
-          <w:rFonts w:ascii="Arial" w:hAnsi="Arial" w:cs="Arial"/>
-          <w:highlight w:val="cyan"/>
-        </w:rPr>
-        <w:t>{%</w:t>
-      </w:r>
-      <w:r>
-        <w:rPr>
-          <w:rFonts w:ascii="Arial" w:hAnsi="Arial" w:cs="Arial"/>
-          <w:highlight w:val="cyan"/>
-        </w:rPr>
-        <w:t>p</w:t>
-      </w:r>
-      <w:r>
-        <w:rPr>
-          <w:rFonts w:ascii="Arial" w:hAnsi="Arial" w:cs="Arial"/>
-          <w:highlight w:val="cyan"/>
-        </w:rPr>
-        <w:t xml:space="preserve"> </w:t>
-      </w:r>
-      <w:proofErr w:type="spellStart"/>
-      <w:r>
-        <w:rPr>
-          <w:rFonts w:ascii="Arial" w:hAnsi="Arial" w:cs="Arial"/>
-          <w:highlight w:val="cyan"/>
-        </w:rPr>
-        <w:t>endfor</w:t>
-      </w:r>
-      <w:proofErr w:type="spellEnd"/>
-      <w:r>
-        <w:rPr>
-          <w:rFonts w:ascii="Arial" w:hAnsi="Arial" w:cs="Arial"/>
-          <w:highlight w:val="cyan"/>
-        </w:rPr>
-        <w:t xml:space="preserve"> %}</w:t>
-      </w:r>
-    </w:p>
-    <w:p>
-      <w:pPr>
-        <w:spacing w:after="0" w:line="240" w:lineRule="auto"/>
-        <w:rPr>
-          <w:rFonts w:ascii="Arial" w:hAnsi="Arial" w:cs="Arial"/>
-          <w:highlight w:val="magenta"/>
-        </w:rPr>
-      </w:pPr>
-      <w:r>
-        <w:rPr>
-          <w:rFonts w:ascii="Arial" w:hAnsi="Arial" w:cs="Arial"/>
-          <w:highlight w:val="magenta"/>
-        </w:rPr>
-        <w:t>{%</w:t>
-      </w:r>
-      <w:r>
-        <w:rPr>
-          <w:rFonts w:ascii="Arial" w:hAnsi="Arial" w:cs="Arial"/>
-          <w:highlight w:val="magenta"/>
-        </w:rPr>
-        <w:t>p</w:t>
-      </w:r>
-      <w:r>
-        <w:rPr>
-          <w:rFonts w:ascii="Arial" w:hAnsi="Arial" w:cs="Arial"/>
-          <w:highlight w:val="magenta"/>
-        </w:rPr>
-        <w:t xml:space="preserve"> endif %}</w:t>
-      </w:r>
-    </w:p>
-    <w:p>
-      <w:pPr>
-        <w:spacing w:after="0" w:line="240" w:lineRule="auto"/>
-        <w:rPr>
-          <w:rFonts w:ascii="Arial" w:hAnsi="Arial" w:cs="Arial"/>
-          <w:highlight w:val="magenta"/>
-        </w:rPr>
-      </w:pPr>
-    </w:p>
-    <w:p>
-      <w:pPr>
-        <w:spacing w:after="0" w:line="240" w:lineRule="auto"/>
-        <w:rPr>
-          <w:rFonts w:ascii="Arial" w:hAnsi="Arial" w:cs="Arial"/>
-        </w:rPr>
-      </w:pPr>
-      <w:r>
-        <w:rPr>
-          <w:rFonts w:ascii="Arial" w:hAnsi="Arial" w:cs="Arial"/>
-          <w:highlight w:val="yellow"/>
-        </w:rPr>
-        <w:t>{%p endif %}</w:t>
-      </w:r>
-    </w:p>
-    <w:p>
-      <w:pPr>
-        <w:spacing w:after="0" w:line="240" w:lineRule="auto"/>
-        <w:rPr>
-          <w:rFonts w:ascii="Arial" w:hAnsi="Arial" w:cs="Arial"/>
-        </w:rPr>
-      </w:pPr>
-      <w:r>
-        <w:rPr>
-          <w:rFonts w:ascii="Arial" w:hAnsi="Arial" w:cs="Arial"/>
-          <w:highlight w:val="yellow"/>
-        </w:rPr>
-        <w:t>{%p if</w:t>
-      </w:r>
-      <w:r>
-        <w:rPr>
-          <w:rFonts w:ascii="Arial" w:hAnsi="Arial" w:cs="Arial"/>
-        </w:rPr>
-        <w:t xml:space="preserve"> </w:t>
-      </w:r>
-      <w:proofErr w:type="spellStart"/>
+      <w:proofErr w:type="spellStart"/>
+      <w:proofErr w:type="gramStart"/>
       <w:r>
         <w:rPr>
           <w:rFonts w:ascii="Arial" w:hAnsi="Arial" w:cs="Arial"/>
@@ -4949,6 +5914,7 @@
         <w:t>marriage.debts</w:t>
       </w:r>
       <w:proofErr w:type="spellEnd"/>
+      <w:proofErr w:type="gramEnd"/>
       <w:r>
         <w:rPr>
           <w:rFonts w:ascii="Arial" w:hAnsi="Arial" w:cs="Arial"/>
@@ -5016,6 +5982,7 @@
         <w:t xml:space="preserve"> debt in </w:t>
       </w:r>
       <w:proofErr w:type="spellStart"/>
+      <w:proofErr w:type="gramStart"/>
       <w:r>
         <w:rPr>
           <w:rFonts w:ascii="Arial" w:hAnsi="Arial" w:cs="Arial"/>
@@ -5023,6 +5990,7 @@
         <w:t>marriage.debts</w:t>
       </w:r>
       <w:proofErr w:type="spellEnd"/>
+      <w:proofErr w:type="gramEnd"/>
       <w:r>
         <w:rPr>
           <w:rFonts w:ascii="Arial" w:hAnsi="Arial" w:cs="Arial"/>
@@ -5057,6 +6025,7 @@
         <w:t xml:space="preserve"> </w:t>
       </w:r>
       <w:proofErr w:type="spellStart"/>
+      <w:proofErr w:type="gramStart"/>
       <w:r>
         <w:rPr>
           <w:rFonts w:ascii="Arial" w:hAnsi="Arial" w:cs="Arial"/>
@@ -5064,12 +6033,14 @@
         <w:t>debt.owner</w:t>
       </w:r>
       <w:proofErr w:type="spellEnd"/>
+      <w:proofErr w:type="gramEnd"/>
       <w:r>
         <w:rPr>
           <w:rFonts w:ascii="Arial" w:hAnsi="Arial" w:cs="Arial"/>
         </w:rPr>
         <w:t xml:space="preserve"> == </w:t>
       </w:r>
+      <w:proofErr w:type="gramStart"/>
       <w:r>
         <w:rPr>
           <w:rFonts w:ascii="Arial" w:hAnsi="Arial" w:cs="Arial"/>
@@ -5080,9 +6051,17 @@
         <w:rPr>
           <w:rFonts w:ascii="Arial" w:hAnsi="Arial" w:cs="Arial"/>
         </w:rPr>
-        <w:t xml:space="preserve">[0] or </w:t>
-      </w:r>
-      <w:proofErr w:type="spellStart"/>
+        <w:t>[</w:t>
+      </w:r>
+      <w:proofErr w:type="gramEnd"/>
+      <w:r>
+        <w:rPr>
+          <w:rFonts w:ascii="Arial" w:hAnsi="Arial" w:cs="Arial"/>
+        </w:rPr>
+        <w:t xml:space="preserve">0] or </w:t>
+      </w:r>
+      <w:proofErr w:type="spellStart"/>
+      <w:proofErr w:type="gramStart"/>
       <w:r>
         <w:rPr>
           <w:rFonts w:ascii="Arial" w:hAnsi="Arial" w:cs="Arial"/>
@@ -5090,6 +6069,7 @@
         <w:t>debt.owner</w:t>
       </w:r>
       <w:proofErr w:type="spellEnd"/>
+      <w:proofErr w:type="gramEnd"/>
       <w:r>
         <w:rPr>
           <w:rFonts w:ascii="Arial" w:hAnsi="Arial" w:cs="Arial"/>
@@ -5108,35 +6088,91 @@
         <w:rPr>
           <w:rFonts w:ascii="Arial" w:hAnsi="Arial" w:cs="Arial"/>
         </w:rPr>
-        <w:t xml:space="preserve">Debt type: {{ </w:t>
-      </w:r>
-      <w:proofErr w:type="spellStart"/>
-      <w:r>
-        <w:rPr>
-          <w:rFonts w:ascii="Arial" w:hAnsi="Arial" w:cs="Arial"/>
-        </w:rPr>
-        <w:t>debt.kind</w:t>
-      </w:r>
-      <w:proofErr w:type="spellEnd"/>
-      <w:r>
-        <w:rPr>
-          <w:rFonts w:ascii="Arial" w:hAnsi="Arial" w:cs="Arial"/>
-        </w:rPr>
-        <w:t xml:space="preserve"> }}, Creditor: {{ </w:t>
-      </w:r>
-      <w:proofErr w:type="spellStart"/>
-      <w:r>
-        <w:rPr>
-          <w:rFonts w:ascii="Arial" w:hAnsi="Arial" w:cs="Arial"/>
-        </w:rPr>
-        <w:t>debt.source</w:t>
-      </w:r>
-      <w:proofErr w:type="spellEnd"/>
-      <w:r>
-        <w:rPr>
-          <w:rFonts w:ascii="Arial" w:hAnsi="Arial" w:cs="Arial"/>
-        </w:rPr>
-        <w:t xml:space="preserve"> }}, Approximate balance owed: </w:t>
+        <w:t xml:space="preserve">Debt type: </w:t>
+      </w:r>
+      <w:proofErr w:type="gramStart"/>
+      <w:r>
+        <w:rPr>
+          <w:rFonts w:ascii="Arial" w:hAnsi="Arial" w:cs="Arial"/>
+        </w:rPr>
+        <w:t xml:space="preserve">{{ </w:t>
+      </w:r>
+      <w:proofErr w:type="spellStart"/>
+      <w:r>
+        <w:rPr>
+          <w:rFonts w:ascii="Arial" w:hAnsi="Arial" w:cs="Arial"/>
+        </w:rPr>
+        <w:t>debt</w:t>
+      </w:r>
+      <w:proofErr w:type="gramEnd"/>
+      <w:r>
+        <w:rPr>
+          <w:rFonts w:ascii="Arial" w:hAnsi="Arial" w:cs="Arial"/>
+        </w:rPr>
+        <w:t>.</w:t>
+      </w:r>
+      <w:proofErr w:type="gramStart"/>
+      <w:r>
+        <w:rPr>
+          <w:rFonts w:ascii="Arial" w:hAnsi="Arial" w:cs="Arial"/>
+        </w:rPr>
+        <w:t>kind</w:t>
+      </w:r>
+      <w:proofErr w:type="spellEnd"/>
+      <w:r>
+        <w:rPr>
+          <w:rFonts w:ascii="Arial" w:hAnsi="Arial" w:cs="Arial"/>
+        </w:rPr>
+        <w:t xml:space="preserve"> }</w:t>
+      </w:r>
+      <w:proofErr w:type="gramEnd"/>
+      <w:r>
+        <w:rPr>
+          <w:rFonts w:ascii="Arial" w:hAnsi="Arial" w:cs="Arial"/>
+        </w:rPr>
+        <w:t xml:space="preserve">}, Creditor: </w:t>
+      </w:r>
+      <w:proofErr w:type="gramStart"/>
+      <w:r>
+        <w:rPr>
+          <w:rFonts w:ascii="Arial" w:hAnsi="Arial" w:cs="Arial"/>
+        </w:rPr>
+        <w:t xml:space="preserve">{{ </w:t>
+      </w:r>
+      <w:proofErr w:type="spellStart"/>
+      <w:r>
+        <w:rPr>
+          <w:rFonts w:ascii="Arial" w:hAnsi="Arial" w:cs="Arial"/>
+        </w:rPr>
+        <w:t>debt</w:t>
+      </w:r>
+      <w:proofErr w:type="gramEnd"/>
+      <w:r>
+        <w:rPr>
+          <w:rFonts w:ascii="Arial" w:hAnsi="Arial" w:cs="Arial"/>
+        </w:rPr>
+        <w:t>.</w:t>
+      </w:r>
+      <w:proofErr w:type="gramStart"/>
+      <w:r>
+        <w:rPr>
+          <w:rFonts w:ascii="Arial" w:hAnsi="Arial" w:cs="Arial"/>
+        </w:rPr>
+        <w:t>source</w:t>
+      </w:r>
+      <w:proofErr w:type="spellEnd"/>
+      <w:r>
+        <w:rPr>
+          <w:rFonts w:ascii="Arial" w:hAnsi="Arial" w:cs="Arial"/>
+        </w:rPr>
+        <w:t xml:space="preserve"> }</w:t>
+      </w:r>
+      <w:proofErr w:type="gramEnd"/>
+      <w:r>
+        <w:rPr>
+          <w:rFonts w:ascii="Arial" w:hAnsi="Arial" w:cs="Arial"/>
+        </w:rPr>
+        <w:t xml:space="preserve">}, Approximate balance owed: </w:t>
       </w:r>
       <w:r>
         <w:rPr>
@@ -5144,13 +6180,22 @@
         </w:rPr>
         <w:t>$</w:t>
       </w:r>
-      <w:r>
-        <w:rPr>
-          <w:rFonts w:ascii="Arial" w:hAnsi="Arial" w:cs="Arial"/>
-        </w:rPr>
-        <w:t>{{ thousands(</w:t>
-      </w:r>
-      <w:proofErr w:type="spellStart"/>
+      <w:proofErr w:type="gramStart"/>
+      <w:r>
+        <w:rPr>
+          <w:rFonts w:ascii="Arial" w:hAnsi="Arial" w:cs="Arial"/>
+        </w:rPr>
+        <w:t>{{ thousands</w:t>
+      </w:r>
+      <w:proofErr w:type="gramEnd"/>
+      <w:r>
+        <w:rPr>
+          <w:rFonts w:ascii="Arial" w:hAnsi="Arial" w:cs="Arial"/>
+        </w:rPr>
+        <w:t>(</w:t>
+      </w:r>
+      <w:proofErr w:type="spellStart"/>
+      <w:proofErr w:type="gramStart"/>
       <w:r>
         <w:rPr>
           <w:rFonts w:ascii="Arial" w:hAnsi="Arial" w:cs="Arial"/>
@@ -5158,6 +6203,7 @@
         <w:t>debt.balance</w:t>
       </w:r>
       <w:proofErr w:type="spellEnd"/>
+      <w:proofErr w:type="gramEnd"/>
       <w:r>
         <w:rPr>
           <w:rFonts w:ascii="Arial" w:hAnsi="Arial" w:cs="Arial"/>
@@ -5165,6 +6211,7 @@
         <w:t xml:space="preserve">, 2) if </w:t>
       </w:r>
       <w:proofErr w:type="spellStart"/>
+      <w:proofErr w:type="gramStart"/>
       <w:r>
         <w:rPr>
           <w:rFonts w:ascii="Arial" w:hAnsi="Arial" w:cs="Arial"/>
@@ -5172,12 +6219,14 @@
         <w:t>debt.owner</w:t>
       </w:r>
       <w:proofErr w:type="spellEnd"/>
+      <w:proofErr w:type="gramEnd"/>
       <w:r>
         <w:rPr>
           <w:rFonts w:ascii="Arial" w:hAnsi="Arial" w:cs="Arial"/>
         </w:rPr>
         <w:t xml:space="preserve"> == </w:t>
       </w:r>
+      <w:proofErr w:type="gramStart"/>
       <w:r>
         <w:rPr>
           <w:rFonts w:ascii="Arial" w:hAnsi="Arial" w:cs="Arial"/>
@@ -5188,7 +6237,21 @@
         <w:rPr>
           <w:rFonts w:ascii="Arial" w:hAnsi="Arial" w:cs="Arial"/>
         </w:rPr>
-        <w:t>[0] else thousands(</w:t>
+        <w:t>[</w:t>
+      </w:r>
+      <w:proofErr w:type="gramEnd"/>
+      <w:r>
+        <w:rPr>
+          <w:rFonts w:ascii="Arial" w:hAnsi="Arial" w:cs="Arial"/>
+        </w:rPr>
+        <w:t xml:space="preserve">0] else </w:t>
+      </w:r>
+      <w:proofErr w:type="gramStart"/>
+      <w:r>
+        <w:rPr>
+          <w:rFonts w:ascii="Arial" w:hAnsi="Arial" w:cs="Arial"/>
+        </w:rPr>
+        <w:t>thousands(</w:t>
       </w:r>
       <w:proofErr w:type="spellStart"/>
       <w:r>
@@ -5198,11 +6261,26 @@
         <w:t>debt.balance</w:t>
       </w:r>
       <w:proofErr w:type="spellEnd"/>
-      <w:r>
-        <w:rPr>
-          <w:rFonts w:ascii="Arial" w:hAnsi="Arial" w:cs="Arial"/>
-        </w:rPr>
-        <w:t xml:space="preserve"> / 2, 2) }}</w:t>
+      <w:proofErr w:type="gramEnd"/>
+      <w:r>
+        <w:rPr>
+          <w:rFonts w:ascii="Arial" w:hAnsi="Arial" w:cs="Arial"/>
+        </w:rPr>
+        <w:t xml:space="preserve"> / 2, 2</w:t>
+      </w:r>
+      <w:proofErr w:type="gramStart"/>
+      <w:r>
+        <w:rPr>
+          <w:rFonts w:ascii="Arial" w:hAnsi="Arial" w:cs="Arial"/>
+        </w:rPr>
+        <w:t>) }</w:t>
+      </w:r>
+      <w:proofErr w:type="gramEnd"/>
+      <w:r>
+        <w:rPr>
+          <w:rFonts w:ascii="Arial" w:hAnsi="Arial" w:cs="Arial"/>
+        </w:rPr>
+        <w:t>}</w:t>
       </w:r>
     </w:p>
     <w:p>
@@ -5307,6 +6385,7 @@
         <w:t xml:space="preserve"> </w:t>
       </w:r>
       <w:proofErr w:type="spellStart"/>
+      <w:proofErr w:type="gramStart"/>
       <w:r>
         <w:rPr>
           <w:rFonts w:ascii="Arial" w:hAnsi="Arial" w:cs="Arial"/>
@@ -5314,6 +6393,7 @@
         <w:t>marriage.debts</w:t>
       </w:r>
       <w:proofErr w:type="spellEnd"/>
+      <w:proofErr w:type="gramEnd"/>
       <w:r>
         <w:rPr>
           <w:rFonts w:ascii="Arial" w:hAnsi="Arial" w:cs="Arial"/>
@@ -5400,6 +6480,7 @@
         <w:t xml:space="preserve"> debt in </w:t>
       </w:r>
       <w:proofErr w:type="spellStart"/>
+      <w:proofErr w:type="gramStart"/>
       <w:r>
         <w:rPr>
           <w:rFonts w:ascii="Arial" w:hAnsi="Arial" w:cs="Arial"/>
@@ -5407,6 +6488,7 @@
         <w:t>marriage.debts</w:t>
       </w:r>
       <w:proofErr w:type="spellEnd"/>
+      <w:proofErr w:type="gramEnd"/>
       <w:r>
         <w:rPr>
           <w:rFonts w:ascii="Arial" w:hAnsi="Arial" w:cs="Arial"/>
@@ -5455,6 +6537,7 @@
         <w:t xml:space="preserve"> </w:t>
       </w:r>
       <w:proofErr w:type="spellStart"/>
+      <w:proofErr w:type="gramStart"/>
       <w:r>
         <w:rPr>
           <w:rFonts w:ascii="Arial" w:hAnsi="Arial" w:cs="Arial"/>
@@ -5462,12 +6545,14 @@
         <w:t>debt.owner</w:t>
       </w:r>
       <w:proofErr w:type="spellEnd"/>
+      <w:proofErr w:type="gramEnd"/>
       <w:r>
         <w:rPr>
           <w:rFonts w:ascii="Arial" w:hAnsi="Arial" w:cs="Arial"/>
         </w:rPr>
         <w:t xml:space="preserve"> == </w:t>
       </w:r>
+      <w:proofErr w:type="gramStart"/>
       <w:r>
         <w:rPr>
           <w:rFonts w:ascii="Arial" w:hAnsi="Arial" w:cs="Arial"/>
@@ -5478,9 +6563,17 @@
         <w:rPr>
           <w:rFonts w:ascii="Arial" w:hAnsi="Arial" w:cs="Arial"/>
         </w:rPr>
-        <w:t xml:space="preserve">[0] or </w:t>
-      </w:r>
-      <w:proofErr w:type="spellStart"/>
+        <w:t>[</w:t>
+      </w:r>
+      <w:proofErr w:type="gramEnd"/>
+      <w:r>
+        <w:rPr>
+          <w:rFonts w:ascii="Arial" w:hAnsi="Arial" w:cs="Arial"/>
+        </w:rPr>
+        <w:t xml:space="preserve">0] or </w:t>
+      </w:r>
+      <w:proofErr w:type="spellStart"/>
+      <w:proofErr w:type="gramStart"/>
       <w:r>
         <w:rPr>
           <w:rFonts w:ascii="Arial" w:hAnsi="Arial" w:cs="Arial"/>
@@ -5488,6 +6581,7 @@
         <w:t>debt.owner</w:t>
       </w:r>
       <w:proofErr w:type="spellEnd"/>
+      <w:proofErr w:type="gramEnd"/>
       <w:r>
         <w:rPr>
           <w:rFonts w:ascii="Arial" w:hAnsi="Arial" w:cs="Arial"/>
@@ -5506,35 +6600,91 @@
         <w:rPr>
           <w:rFonts w:ascii="Arial" w:hAnsi="Arial" w:cs="Arial"/>
         </w:rPr>
-        <w:t xml:space="preserve">Debt type: {{ </w:t>
-      </w:r>
-      <w:proofErr w:type="spellStart"/>
-      <w:r>
-        <w:rPr>
-          <w:rFonts w:ascii="Arial" w:hAnsi="Arial" w:cs="Arial"/>
-        </w:rPr>
-        <w:t>debt.kind</w:t>
-      </w:r>
-      <w:proofErr w:type="spellEnd"/>
-      <w:r>
-        <w:rPr>
-          <w:rFonts w:ascii="Arial" w:hAnsi="Arial" w:cs="Arial"/>
-        </w:rPr>
-        <w:t xml:space="preserve"> }}, Creditor: {{ </w:t>
-      </w:r>
-      <w:proofErr w:type="spellStart"/>
-      <w:r>
-        <w:rPr>
-          <w:rFonts w:ascii="Arial" w:hAnsi="Arial" w:cs="Arial"/>
-        </w:rPr>
-        <w:t>debt.source</w:t>
-      </w:r>
-      <w:proofErr w:type="spellEnd"/>
-      <w:r>
-        <w:rPr>
-          <w:rFonts w:ascii="Arial" w:hAnsi="Arial" w:cs="Arial"/>
-        </w:rPr>
-        <w:t xml:space="preserve"> }}, Approximate balance owed: </w:t>
+        <w:t xml:space="preserve">Debt type: </w:t>
+      </w:r>
+      <w:proofErr w:type="gramStart"/>
+      <w:r>
+        <w:rPr>
+          <w:rFonts w:ascii="Arial" w:hAnsi="Arial" w:cs="Arial"/>
+        </w:rPr>
+        <w:t xml:space="preserve">{{ </w:t>
+      </w:r>
+      <w:proofErr w:type="spellStart"/>
+      <w:r>
+        <w:rPr>
+          <w:rFonts w:ascii="Arial" w:hAnsi="Arial" w:cs="Arial"/>
+        </w:rPr>
+        <w:t>debt</w:t>
+      </w:r>
+      <w:proofErr w:type="gramEnd"/>
+      <w:r>
+        <w:rPr>
+          <w:rFonts w:ascii="Arial" w:hAnsi="Arial" w:cs="Arial"/>
+        </w:rPr>
+        <w:t>.</w:t>
+      </w:r>
+      <w:proofErr w:type="gramStart"/>
+      <w:r>
+        <w:rPr>
+          <w:rFonts w:ascii="Arial" w:hAnsi="Arial" w:cs="Arial"/>
+        </w:rPr>
+        <w:t>kind</w:t>
+      </w:r>
+      <w:proofErr w:type="spellEnd"/>
+      <w:r>
+        <w:rPr>
+          <w:rFonts w:ascii="Arial" w:hAnsi="Arial" w:cs="Arial"/>
+        </w:rPr>
+        <w:t xml:space="preserve"> }</w:t>
+      </w:r>
+      <w:proofErr w:type="gramEnd"/>
+      <w:r>
+        <w:rPr>
+          <w:rFonts w:ascii="Arial" w:hAnsi="Arial" w:cs="Arial"/>
+        </w:rPr>
+        <w:t xml:space="preserve">}, Creditor: </w:t>
+      </w:r>
+      <w:proofErr w:type="gramStart"/>
+      <w:r>
+        <w:rPr>
+          <w:rFonts w:ascii="Arial" w:hAnsi="Arial" w:cs="Arial"/>
+        </w:rPr>
+        <w:t xml:space="preserve">{{ </w:t>
+      </w:r>
+      <w:proofErr w:type="spellStart"/>
+      <w:r>
+        <w:rPr>
+          <w:rFonts w:ascii="Arial" w:hAnsi="Arial" w:cs="Arial"/>
+        </w:rPr>
+        <w:t>debt</w:t>
+      </w:r>
+      <w:proofErr w:type="gramEnd"/>
+      <w:r>
+        <w:rPr>
+          <w:rFonts w:ascii="Arial" w:hAnsi="Arial" w:cs="Arial"/>
+        </w:rPr>
+        <w:t>.</w:t>
+      </w:r>
+      <w:proofErr w:type="gramStart"/>
+      <w:r>
+        <w:rPr>
+          <w:rFonts w:ascii="Arial" w:hAnsi="Arial" w:cs="Arial"/>
+        </w:rPr>
+        <w:t>source</w:t>
+      </w:r>
+      <w:proofErr w:type="spellEnd"/>
+      <w:r>
+        <w:rPr>
+          <w:rFonts w:ascii="Arial" w:hAnsi="Arial" w:cs="Arial"/>
+        </w:rPr>
+        <w:t xml:space="preserve"> }</w:t>
+      </w:r>
+      <w:proofErr w:type="gramEnd"/>
+      <w:r>
+        <w:rPr>
+          <w:rFonts w:ascii="Arial" w:hAnsi="Arial" w:cs="Arial"/>
+        </w:rPr>
+        <w:t xml:space="preserve">}, Approximate balance owed: </w:t>
       </w:r>
       <w:r>
         <w:rPr>
@@ -5542,13 +6692,22 @@
         </w:rPr>
         <w:t>$</w:t>
       </w:r>
-      <w:r>
-        <w:rPr>
-          <w:rFonts w:ascii="Arial" w:hAnsi="Arial" w:cs="Arial"/>
-        </w:rPr>
-        <w:t>{{ thousands(</w:t>
-      </w:r>
-      <w:proofErr w:type="spellStart"/>
+      <w:proofErr w:type="gramStart"/>
+      <w:r>
+        <w:rPr>
+          <w:rFonts w:ascii="Arial" w:hAnsi="Arial" w:cs="Arial"/>
+        </w:rPr>
+        <w:t>{{ thousands</w:t>
+      </w:r>
+      <w:proofErr w:type="gramEnd"/>
+      <w:r>
+        <w:rPr>
+          <w:rFonts w:ascii="Arial" w:hAnsi="Arial" w:cs="Arial"/>
+        </w:rPr>
+        <w:t>(</w:t>
+      </w:r>
+      <w:proofErr w:type="spellStart"/>
+      <w:proofErr w:type="gramStart"/>
       <w:r>
         <w:rPr>
           <w:rFonts w:ascii="Arial" w:hAnsi="Arial" w:cs="Arial"/>
@@ -5556,6 +6715,7 @@
         <w:t>debt.balance</w:t>
       </w:r>
       <w:proofErr w:type="spellEnd"/>
+      <w:proofErr w:type="gramEnd"/>
       <w:r>
         <w:rPr>
           <w:rFonts w:ascii="Arial" w:hAnsi="Arial" w:cs="Arial"/>
@@ -5563,6 +6723,7 @@
         <w:t xml:space="preserve">, 2) if </w:t>
       </w:r>
       <w:proofErr w:type="spellStart"/>
+      <w:proofErr w:type="gramStart"/>
       <w:r>
         <w:rPr>
           <w:rFonts w:ascii="Arial" w:hAnsi="Arial" w:cs="Arial"/>
@@ -5570,12 +6731,14 @@
         <w:t>debt.owner</w:t>
       </w:r>
       <w:proofErr w:type="spellEnd"/>
+      <w:proofErr w:type="gramEnd"/>
       <w:r>
         <w:rPr>
           <w:rFonts w:ascii="Arial" w:hAnsi="Arial" w:cs="Arial"/>
         </w:rPr>
         <w:t xml:space="preserve"> == </w:t>
       </w:r>
+      <w:proofErr w:type="gramStart"/>
       <w:r>
         <w:rPr>
           <w:rFonts w:ascii="Arial" w:hAnsi="Arial" w:cs="Arial"/>
@@ -5586,7 +6749,21 @@
         <w:rPr>
           <w:rFonts w:ascii="Arial" w:hAnsi="Arial" w:cs="Arial"/>
         </w:rPr>
-        <w:t>[0] else thousands(</w:t>
+        <w:t>[</w:t>
+      </w:r>
+      <w:proofErr w:type="gramEnd"/>
+      <w:r>
+        <w:rPr>
+          <w:rFonts w:ascii="Arial" w:hAnsi="Arial" w:cs="Arial"/>
+        </w:rPr>
+        <w:t xml:space="preserve">0] else </w:t>
+      </w:r>
+      <w:proofErr w:type="gramStart"/>
+      <w:r>
+        <w:rPr>
+          <w:rFonts w:ascii="Arial" w:hAnsi="Arial" w:cs="Arial"/>
+        </w:rPr>
+        <w:t>thousands(</w:t>
       </w:r>
       <w:proofErr w:type="spellStart"/>
       <w:r>
@@ -5596,11 +6773,26 @@
         <w:t>debt.balance</w:t>
       </w:r>
       <w:proofErr w:type="spellEnd"/>
-      <w:r>
-        <w:rPr>
-          <w:rFonts w:ascii="Arial" w:hAnsi="Arial" w:cs="Arial"/>
-        </w:rPr>
-        <w:t xml:space="preserve"> / 2, 2) }}</w:t>
+      <w:proofErr w:type="gramEnd"/>
+      <w:r>
+        <w:rPr>
+          <w:rFonts w:ascii="Arial" w:hAnsi="Arial" w:cs="Arial"/>
+        </w:rPr>
+        <w:t xml:space="preserve"> / 2, 2</w:t>
+      </w:r>
+      <w:proofErr w:type="gramStart"/>
+      <w:r>
+        <w:rPr>
+          <w:rFonts w:ascii="Arial" w:hAnsi="Arial" w:cs="Arial"/>
+        </w:rPr>
+        <w:t>) }</w:t>
+      </w:r>
+      <w:proofErr w:type="gramEnd"/>
+      <w:r>
+        <w:rPr>
+          <w:rFonts w:ascii="Arial" w:hAnsi="Arial" w:cs="Arial"/>
+        </w:rPr>
+        <w:t>}</w:t>
       </w:r>
     </w:p>
     <w:p>
@@ -5726,18 +6918,20 @@
         </w:rPr>
         <w:t xml:space="preserve">{%p if </w:t>
       </w:r>
-      <w:r>
-        <w:rPr>
-          <w:rFonts w:ascii="Arial" w:hAnsi="Arial" w:cs="Arial"/>
-        </w:rPr>
-        <w:t>(</w:t>
-      </w:r>
-      <w:proofErr w:type="spellStart"/>
-      <w:r>
-        <w:rPr>
-          <w:rFonts w:ascii="Arial" w:hAnsi="Arial" w:cs="Arial"/>
-        </w:rPr>
-        <w:t>marriage.real_property</w:t>
+      <w:proofErr w:type="spellStart"/>
+      <w:proofErr w:type="gramStart"/>
+      <w:r>
+        <w:rPr>
+          <w:rFonts w:ascii="Arial" w:hAnsi="Arial" w:cs="Arial"/>
+        </w:rPr>
+        <w:t>marriage.real</w:t>
+      </w:r>
+      <w:proofErr w:type="gramEnd"/>
+      <w:r>
+        <w:rPr>
+          <w:rFonts w:ascii="Arial" w:hAnsi="Arial" w:cs="Arial"/>
+        </w:rPr>
+        <w:t>_property</w:t>
       </w:r>
       <w:proofErr w:type="spellEnd"/>
       <w:r>
@@ -5746,67 +6940,31 @@
         </w:rPr>
         <w:t xml:space="preserve"> and </w:t>
       </w:r>
-      <w:r>
-        <w:rPr>
-          <w:rFonts w:ascii="Arial" w:hAnsi="Arial" w:cs="Arial"/>
-        </w:rPr>
-        <w:t>(</w:t>
-      </w:r>
-      <w:proofErr w:type="spellStart"/>
-      <w:r>
-        <w:rPr>
-          <w:rFonts w:ascii="Arial" w:hAnsi="Arial" w:cs="Arial"/>
-        </w:rPr>
-        <w:t>send_plaintiff_personal_property_to_addendum</w:t>
-      </w:r>
-      <w:proofErr w:type="spellEnd"/>
-      <w:r>
-        <w:rPr>
-          <w:rFonts w:ascii="Arial" w:hAnsi="Arial" w:cs="Arial"/>
-        </w:rPr>
-        <w:t xml:space="preserve"> or </w:t>
-      </w:r>
-      <w:proofErr w:type="spellStart"/>
-      <w:r>
-        <w:rPr>
-          <w:rFonts w:ascii="Arial" w:hAnsi="Arial" w:cs="Arial"/>
-        </w:rPr>
-        <w:t>send_defendant_personal_property_to_addendum</w:t>
-      </w:r>
-      <w:proofErr w:type="spellEnd"/>
-      <w:r>
-        <w:rPr>
-          <w:rFonts w:ascii="Arial" w:hAnsi="Arial" w:cs="Arial"/>
-        </w:rPr>
-        <w:t xml:space="preserve"> or </w:t>
-      </w:r>
-      <w:proofErr w:type="spellStart"/>
-      <w:r>
-        <w:rPr>
-          <w:rFonts w:ascii="Arial" w:hAnsi="Arial" w:cs="Arial"/>
-        </w:rPr>
-        <w:t>send_plaintiff_debts_to_addendum</w:t>
-      </w:r>
-      <w:proofErr w:type="spellEnd"/>
-      <w:r>
-        <w:rPr>
-          <w:rFonts w:ascii="Arial" w:hAnsi="Arial" w:cs="Arial"/>
-        </w:rPr>
-        <w:t xml:space="preserve"> or </w:t>
-      </w:r>
-      <w:proofErr w:type="spellStart"/>
-      <w:r>
-        <w:rPr>
-          <w:rFonts w:ascii="Arial" w:hAnsi="Arial" w:cs="Arial"/>
-        </w:rPr>
-        <w:t>send_defendant_debts_to_addendum</w:t>
-      </w:r>
-      <w:proofErr w:type="spellEnd"/>
-      <w:r>
-        <w:rPr>
-          <w:rFonts w:ascii="Arial" w:hAnsi="Arial" w:cs="Arial"/>
-        </w:rPr>
-        <w:t xml:space="preserve">)) </w:t>
+      <w:proofErr w:type="spellStart"/>
+      <w:r>
+        <w:rPr>
+          <w:rFonts w:ascii="Arial" w:hAnsi="Arial" w:cs="Arial"/>
+        </w:rPr>
+        <w:t>send_</w:t>
+      </w:r>
+      <w:r>
+        <w:rPr>
+          <w:rFonts w:ascii="Arial" w:hAnsi="Arial" w:cs="Arial"/>
+        </w:rPr>
+        <w:t>rp_</w:t>
+      </w:r>
+      <w:r>
+        <w:rPr>
+          <w:rFonts w:ascii="Arial" w:hAnsi="Arial" w:cs="Arial"/>
+        </w:rPr>
+        <w:t>legal_description_to_addendum</w:t>
+      </w:r>
+      <w:proofErr w:type="spellEnd"/>
+      <w:r>
+        <w:rPr>
+          <w:rFonts w:ascii="Arial" w:hAnsi="Arial" w:cs="Arial"/>
+        </w:rPr>
+        <w:t xml:space="preserve"> </w:t>
       </w:r>
       <w:r>
         <w:rPr>
@@ -5850,30 +7008,20 @@
         <w:spacing w:after="0" w:line="240" w:lineRule="auto"/>
         <w:rPr>
           <w:rFonts w:ascii="Arial" w:hAnsi="Arial" w:cs="Arial"/>
-          <w:highlight w:val="yellow"/>
-        </w:rPr>
-      </w:pPr>
-      <w:r>
-        <w:rPr>
-          <w:rFonts w:ascii="Arial" w:hAnsi="Arial" w:cs="Arial"/>
-          <w:highlight w:val="yellow"/>
-        </w:rPr>
-        <w:t>{%p endif %}</w:t>
-      </w:r>
-    </w:p>
-    <w:p>
-      <w:pPr>
-        <w:spacing w:after="0" w:line="240" w:lineRule="auto"/>
-        <w:rPr>
-          <w:rFonts w:ascii="Arial" w:hAnsi="Arial" w:cs="Arial"/>
-        </w:rPr>
-      </w:pPr>
-      <w:r>
-        <w:rPr>
-          <w:rFonts w:ascii="Arial" w:hAnsi="Arial" w:cs="Arial"/>
-          <w:highlight w:val="yellow"/>
-        </w:rPr>
-        <w:t xml:space="preserve">{%p if </w:t>
+        </w:rPr>
+      </w:pPr>
+      <w:r>
+        <w:rPr>
+          <w:rFonts w:ascii="Arial" w:hAnsi="Arial" w:cs="Arial"/>
+          <w:highlight w:val="cyan"/>
+        </w:rPr>
+        <w:t>{%p for</w:t>
+      </w:r>
+      <w:r>
+        <w:rPr>
+          <w:rFonts w:ascii="Arial" w:hAnsi="Arial" w:cs="Arial"/>
+        </w:rPr>
+        <w:t xml:space="preserve"> property in </w:t>
       </w:r>
       <w:proofErr w:type="spellStart"/>
       <w:r>
@@ -5887,41 +7035,6 @@
         <w:rPr>
           <w:rFonts w:ascii="Arial" w:hAnsi="Arial" w:cs="Arial"/>
         </w:rPr>
-        <w:t xml:space="preserve"> %}</w:t>
-      </w:r>
-    </w:p>
-    <w:p>
-      <w:pPr>
-        <w:spacing w:after="0" w:line="240" w:lineRule="auto"/>
-        <w:rPr>
-          <w:rFonts w:ascii="Arial" w:hAnsi="Arial" w:cs="Arial"/>
-        </w:rPr>
-      </w:pPr>
-      <w:r>
-        <w:rPr>
-          <w:rFonts w:ascii="Arial" w:hAnsi="Arial" w:cs="Arial"/>
-          <w:highlight w:val="cyan"/>
-        </w:rPr>
-        <w:t>{%p for</w:t>
-      </w:r>
-      <w:r>
-        <w:rPr>
-          <w:rFonts w:ascii="Arial" w:hAnsi="Arial" w:cs="Arial"/>
-        </w:rPr>
-        <w:t xml:space="preserve"> property in </w:t>
-      </w:r>
-      <w:proofErr w:type="spellStart"/>
-      <w:r>
-        <w:rPr>
-          <w:rFonts w:ascii="Arial" w:hAnsi="Arial" w:cs="Arial"/>
-        </w:rPr>
-        <w:t>marriage.real_property</w:t>
-      </w:r>
-      <w:proofErr w:type="spellEnd"/>
-      <w:r>
-        <w:rPr>
-          <w:rFonts w:ascii="Arial" w:hAnsi="Arial" w:cs="Arial"/>
-        </w:rPr>
         <w:t xml:space="preserve"> </w:t>
       </w:r>
       <w:r>
@@ -5952,6 +7065,7 @@
         <w:t xml:space="preserve"> </w:t>
       </w:r>
       <w:proofErr w:type="spellStart"/>
+      <w:proofErr w:type="gramStart"/>
       <w:r>
         <w:rPr>
           <w:rFonts w:ascii="Arial" w:hAnsi="Arial" w:cs="Arial"/>
@@ -5959,6 +7073,7 @@
         <w:t>property.desc</w:t>
       </w:r>
       <w:proofErr w:type="spellEnd"/>
+      <w:proofErr w:type="gramEnd"/>
       <w:r>
         <w:rPr>
           <w:rFonts w:ascii="Arial" w:hAnsi="Arial" w:cs="Arial"/>
@@ -5998,40 +7113,68 @@
           <w:b/>
           <w:bCs/>
         </w:rPr>
-        <w:t xml:space="preserve">Legal description for {{ </w:t>
-      </w:r>
-      <w:proofErr w:type="spellStart"/>
+        <w:t xml:space="preserve">Legal description for </w:t>
+      </w:r>
+      <w:proofErr w:type="gramStart"/>
       <w:r>
         <w:rPr>
           <w:rFonts w:ascii="Arial" w:hAnsi="Arial" w:cs="Arial"/>
           <w:b/>
           <w:bCs/>
         </w:rPr>
-        <w:t>property.address</w:t>
-      </w:r>
+        <w:t xml:space="preserve">{{ </w:t>
+      </w:r>
+      <w:proofErr w:type="spellStart"/>
       <w:r>
         <w:rPr>
           <w:rFonts w:ascii="Arial" w:hAnsi="Arial" w:cs="Arial"/>
           <w:b/>
           <w:bCs/>
         </w:rPr>
-        <w:t>.address</w:t>
-      </w:r>
-      <w:proofErr w:type="spellEnd"/>
+        <w:t>property</w:t>
+      </w:r>
+      <w:proofErr w:type="gramEnd"/>
       <w:r>
         <w:rPr>
           <w:rFonts w:ascii="Arial" w:hAnsi="Arial" w:cs="Arial"/>
           <w:b/>
           <w:bCs/>
         </w:rPr>
-        <w:t xml:space="preserve"> }}</w:t>
-      </w:r>
+        <w:t>.</w:t>
+      </w:r>
+      <w:proofErr w:type="gramStart"/>
       <w:r>
         <w:rPr>
           <w:rFonts w:ascii="Arial" w:hAnsi="Arial" w:cs="Arial"/>
           <w:b/>
           <w:bCs/>
         </w:rPr>
+        <w:t>address</w:t>
+      </w:r>
+      <w:r>
+        <w:rPr>
+          <w:rFonts w:ascii="Arial" w:hAnsi="Arial" w:cs="Arial"/>
+          <w:b/>
+          <w:bCs/>
+        </w:rPr>
+        <w:t>.address</w:t>
+      </w:r>
+      <w:proofErr w:type="spellEnd"/>
+      <w:proofErr w:type="gramEnd"/>
+      <w:r>
+        <w:rPr>
+          <w:rFonts w:ascii="Arial" w:hAnsi="Arial" w:cs="Arial"/>
+          <w:b/>
+          <w:bCs/>
+        </w:rPr>
+        <w:t xml:space="preserve"> }}</w:t>
+      </w:r>
+      <w:r>
+        <w:rPr>
+          <w:rFonts w:ascii="Arial" w:hAnsi="Arial" w:cs="Arial"/>
+          <w:b/>
+          <w:bCs/>
+        </w:rPr>
         <w:t>:</w:t>
       </w:r>
     </w:p>
@@ -6042,6 +7185,7 @@
           <w:rFonts w:ascii="Arial" w:hAnsi="Arial" w:cs="Arial"/>
         </w:rPr>
       </w:pPr>
+      <w:proofErr w:type="gramStart"/>
       <w:r>
         <w:rPr>
           <w:rFonts w:ascii="Arial" w:hAnsi="Arial" w:cs="Arial"/>
@@ -6053,14 +7197,35 @@
         <w:rPr>
           <w:rFonts w:ascii="Arial" w:hAnsi="Arial" w:cs="Arial"/>
         </w:rPr>
-        <w:t>property.desc</w:t>
-      </w:r>
-      <w:proofErr w:type="spellEnd"/>
-      <w:r>
-        <w:rPr>
-          <w:rFonts w:ascii="Arial" w:hAnsi="Arial" w:cs="Arial"/>
-        </w:rPr>
-        <w:t xml:space="preserve"> }}</w:t>
+        <w:t>property</w:t>
+      </w:r>
+      <w:proofErr w:type="gramEnd"/>
+      <w:r>
+        <w:rPr>
+          <w:rFonts w:ascii="Arial" w:hAnsi="Arial" w:cs="Arial"/>
+        </w:rPr>
+        <w:t>.</w:t>
+      </w:r>
+      <w:proofErr w:type="gramStart"/>
+      <w:r>
+        <w:rPr>
+          <w:rFonts w:ascii="Arial" w:hAnsi="Arial" w:cs="Arial"/>
+        </w:rPr>
+        <w:t>desc</w:t>
+      </w:r>
+      <w:proofErr w:type="spellEnd"/>
+      <w:r>
+        <w:rPr>
+          <w:rFonts w:ascii="Arial" w:hAnsi="Arial" w:cs="Arial"/>
+        </w:rPr>
+        <w:t xml:space="preserve"> }</w:t>
+      </w:r>
+      <w:proofErr w:type="gramEnd"/>
+      <w:r>
+        <w:rPr>
+          <w:rFonts w:ascii="Arial" w:hAnsi="Arial" w:cs="Arial"/>
+        </w:rPr>
+        <w:t>}</w:t>
       </w:r>
     </w:p>
     <w:p>
@@ -6298,6 +7463,7 @@
             </w:rPr>
             <w:t xml:space="preserve">, </w:t>
           </w:r>
+          <w:proofErr w:type="gramStart"/>
           <w:r>
             <w:rPr>
               <w:b/>
@@ -6305,7 +7471,17 @@
               <w:sz w:val="16"/>
               <w:szCs w:val="16"/>
             </w:rPr>
-            <w:t xml:space="preserve">{{ "WITH CHILDREN" if </w:t>
+            <w:t>{{ "</w:t>
+          </w:r>
+          <w:proofErr w:type="gramEnd"/>
+          <w:r>
+            <w:rPr>
+              <w:b/>
+              <w:color w:val="231F20"/>
+              <w:sz w:val="16"/>
+              <w:szCs w:val="16"/>
+            </w:rPr>
+            <w:t xml:space="preserve">WITH CHILDREN" if </w:t>
           </w:r>
           <w:proofErr w:type="spellStart"/>
           <w:r>
@@ -6325,7 +7501,27 @@
               <w:sz w:val="16"/>
               <w:szCs w:val="16"/>
             </w:rPr>
-            <w:t xml:space="preserve"> else "NO CHILDREN" }}</w:t>
+            <w:t xml:space="preserve"> else "NO CHILDREN</w:t>
+          </w:r>
+          <w:proofErr w:type="gramStart"/>
+          <w:r>
+            <w:rPr>
+              <w:b/>
+              <w:color w:val="231F20"/>
+              <w:sz w:val="16"/>
+              <w:szCs w:val="16"/>
+            </w:rPr>
+            <w:t>" }</w:t>
+          </w:r>
+          <w:proofErr w:type="gramEnd"/>
+          <w:r>
+            <w:rPr>
+              <w:b/>
+              <w:color w:val="231F20"/>
+              <w:sz w:val="16"/>
+              <w:szCs w:val="16"/>
+            </w:rPr>
+            <w:t>}</w:t>
           </w:r>
         </w:p>
         <w:p>
@@ -6374,6 +7570,7 @@
             </w:rPr>
             <w:t xml:space="preserve"> </w:t>
           </w:r>
+          <w:proofErr w:type="gramStart"/>
           <w:r>
             <w:rPr>
               <w:b/>
@@ -6391,7 +7588,17 @@
               <w:sz w:val="16"/>
               <w:szCs w:val="16"/>
             </w:rPr>
-            <w:t>docket_number</w:t>
+            <w:t>docket</w:t>
+          </w:r>
+          <w:proofErr w:type="gramEnd"/>
+          <w:r>
+            <w:rPr>
+              <w:b/>
+              <w:color w:val="231F20"/>
+              <w:sz w:val="16"/>
+              <w:szCs w:val="16"/>
+            </w:rPr>
+            <w:t>_number</w:t>
           </w:r>
           <w:proofErr w:type="spellEnd"/>
           <w:r>
@@ -6540,6 +7747,7 @@
               <w:szCs w:val="20"/>
             </w:rPr>
           </w:pPr>
+          <w:proofErr w:type="gramStart"/>
           <w:r>
             <w:rPr>
               <w:b/>
@@ -6558,9 +7766,30 @@
               <w:sz w:val="20"/>
               <w:szCs w:val="20"/>
             </w:rPr>
-            <w:t>the_court.number</w:t>
+            <w:t>the</w:t>
+          </w:r>
+          <w:proofErr w:type="gramEnd"/>
+          <w:r>
+            <w:rPr>
+              <w:b/>
+              <w:bCs/>
+              <w:sz w:val="20"/>
+              <w:szCs w:val="20"/>
+            </w:rPr>
+            <w:t>_</w:t>
+          </w:r>
+          <w:proofErr w:type="gramStart"/>
+          <w:r>
+            <w:rPr>
+              <w:b/>
+              <w:bCs/>
+              <w:sz w:val="20"/>
+              <w:szCs w:val="20"/>
+            </w:rPr>
+            <w:t>court.number</w:t>
           </w:r>
           <w:proofErr w:type="spellEnd"/>
+          <w:proofErr w:type="gramEnd"/>
           <w:r>
             <w:rPr>
               <w:b/>
@@ -6592,6 +7821,7 @@
               <w:szCs w:val="20"/>
             </w:rPr>
           </w:pPr>
+          <w:proofErr w:type="gramStart"/>
           <w:r>
             <w:rPr>
               <w:b/>
@@ -6610,9 +7840,9 @@
               <w:sz w:val="20"/>
               <w:szCs w:val="20"/>
             </w:rPr>
-            <w:t>county_choice.upper</w:t>
+            <w:t>county</w:t>
           </w:r>
-          <w:proofErr w:type="spellEnd"/>
+          <w:proofErr w:type="gramEnd"/>
           <w:r>
             <w:rPr>
               <w:b/>
@@ -6620,7 +7850,38 @@
               <w:sz w:val="20"/>
               <w:szCs w:val="20"/>
             </w:rPr>
-            <w:t>()</w:t>
+            <w:t>_</w:t>
+          </w:r>
+          <w:proofErr w:type="gramStart"/>
+          <w:r>
+            <w:rPr>
+              <w:b/>
+              <w:bCs/>
+              <w:sz w:val="20"/>
+              <w:szCs w:val="20"/>
+            </w:rPr>
+            <w:t>choice.upper</w:t>
+          </w:r>
+          <w:proofErr w:type="spellEnd"/>
+          <w:proofErr w:type="gramEnd"/>
+          <w:r>
+            <w:rPr>
+              <w:b/>
+              <w:bCs/>
+              <w:sz w:val="20"/>
+              <w:szCs w:val="20"/>
+            </w:rPr>
+            <w:t>(</w:t>
+          </w:r>
+          <w:proofErr w:type="gramStart"/>
+          <w:r>
+            <w:rPr>
+              <w:b/>
+              <w:bCs/>
+              <w:sz w:val="20"/>
+              <w:szCs w:val="20"/>
+            </w:rPr>
+            <w:t>)</w:t>
           </w:r>
           <w:r>
             <w:rPr>
@@ -6630,7 +7891,18 @@
               <w:sz w:val="20"/>
               <w:szCs w:val="20"/>
             </w:rPr>
-            <w:t xml:space="preserve"> }} </w:t>
+            <w:t xml:space="preserve"> }</w:t>
+          </w:r>
+          <w:proofErr w:type="gramEnd"/>
+          <w:r>
+            <w:rPr>
+              <w:b/>
+              <w:bCs/>
+              <w:caps/>
+              <w:sz w:val="20"/>
+              <w:szCs w:val="20"/>
+            </w:rPr>
+            <w:t xml:space="preserve">} </w:t>
           </w:r>
           <w:r>
             <w:rPr>
@@ -6700,6 +7972,7 @@
               <w:szCs w:val="20"/>
             </w:rPr>
           </w:pPr>
+          <w:proofErr w:type="gramStart"/>
           <w:r>
             <w:rPr>
               <w:b/>
@@ -6714,7 +7987,16 @@
               <w:color w:val="231F20"/>
               <w:sz w:val="20"/>
             </w:rPr>
-            <w:t xml:space="preserve">"WITH CHILDREN" if </w:t>
+            <w:t>"</w:t>
+          </w:r>
+          <w:proofErr w:type="gramEnd"/>
+          <w:r>
+            <w:rPr>
+              <w:b/>
+              <w:color w:val="231F20"/>
+              <w:sz w:val="20"/>
+            </w:rPr>
+            <w:t xml:space="preserve">WITH CHILDREN" if </w:t>
           </w:r>
           <w:proofErr w:type="spellStart"/>
           <w:r>
@@ -6794,6 +8076,7 @@
               <w:szCs w:val="20"/>
             </w:rPr>
           </w:pPr>
+          <w:proofErr w:type="gramStart"/>
           <w:r>
             <w:rPr>
               <w:sz w:val="20"/>
@@ -6807,7 +8090,15 @@
               <w:sz w:val="20"/>
               <w:szCs w:val="20"/>
             </w:rPr>
-            <w:t>docket_number</w:t>
+            <w:t>docket</w:t>
+          </w:r>
+          <w:proofErr w:type="gramEnd"/>
+          <w:r>
+            <w:rPr>
+              <w:sz w:val="20"/>
+              <w:szCs w:val="20"/>
+            </w:rPr>
+            <w:t>_number</w:t>
           </w:r>
           <w:proofErr w:type="spellEnd"/>
           <w:r>

--- a/docassemble/MLHDivorceAndCustody/data/templates/judgment_overflow_addendum.docx
+++ b/docassemble/MLHDivorceAndCustody/data/templates/judgment_overflow_addendum.docx
@@ -936,13 +936,13 @@
         <w:rPr>
           <w:rFonts w:ascii="Arial" w:hAnsi="Arial" w:cs="Arial"/>
         </w:rPr>
-        <w:t>2</w:t>
-      </w:r>
-      <w:r>
-        <w:rPr>
-          <w:rFonts w:ascii="Arial" w:hAnsi="Arial" w:cs="Arial"/>
-        </w:rPr>
-        <w:t>40 %}</w:t>
+        <w:t>650</w:t>
+      </w:r>
+      <w:r>
+        <w:rPr>
+          <w:rFonts w:ascii="Arial" w:hAnsi="Arial" w:cs="Arial"/>
+        </w:rPr>
+        <w:t xml:space="preserve"> %}</w:t>
       </w:r>
     </w:p>
     <w:p>

--- a/docassemble/MLHDivorceAndCustody/data/templates/judgment_overflow_addendum.docx
+++ b/docassemble/MLHDivorceAndCustody/data/templates/judgment_overflow_addendum.docx
@@ -146,13 +146,77 @@
                 <w:sz w:val="20"/>
               </w:rPr>
             </w:pPr>
+            <w:proofErr w:type="gramStart"/>
             <w:r>
               <w:rPr>
                 <w:rFonts w:ascii="Arial" w:eastAsia="Arial" w:hAnsi="Arial" w:cs="Arial"/>
                 <w:bCs/>
                 <w:sz w:val="20"/>
               </w:rPr>
-              <w:t>{{ the_court.address.on_one_line() }}</w:t>
+              <w:t xml:space="preserve">{{ </w:t>
+            </w:r>
+            <w:proofErr w:type="spellStart"/>
+            <w:r>
+              <w:rPr>
+                <w:rFonts w:ascii="Arial" w:eastAsia="Arial" w:hAnsi="Arial" w:cs="Arial"/>
+                <w:bCs/>
+                <w:sz w:val="20"/>
+              </w:rPr>
+              <w:t>the</w:t>
+            </w:r>
+            <w:proofErr w:type="gramEnd"/>
+            <w:r>
+              <w:rPr>
+                <w:rFonts w:ascii="Arial" w:eastAsia="Arial" w:hAnsi="Arial" w:cs="Arial"/>
+                <w:bCs/>
+                <w:sz w:val="20"/>
+              </w:rPr>
+              <w:t>_</w:t>
+            </w:r>
+            <w:proofErr w:type="gramStart"/>
+            <w:r>
+              <w:rPr>
+                <w:rFonts w:ascii="Arial" w:eastAsia="Arial" w:hAnsi="Arial" w:cs="Arial"/>
+                <w:bCs/>
+                <w:sz w:val="20"/>
+              </w:rPr>
+              <w:t>court.address</w:t>
+            </w:r>
+            <w:proofErr w:type="gramEnd"/>
+            <w:r>
+              <w:rPr>
+                <w:rFonts w:ascii="Arial" w:eastAsia="Arial" w:hAnsi="Arial" w:cs="Arial"/>
+                <w:bCs/>
+                <w:sz w:val="20"/>
+              </w:rPr>
+              <w:t>.on_one_</w:t>
+            </w:r>
+            <w:proofErr w:type="gramStart"/>
+            <w:r>
+              <w:rPr>
+                <w:rFonts w:ascii="Arial" w:eastAsia="Arial" w:hAnsi="Arial" w:cs="Arial"/>
+                <w:bCs/>
+                <w:sz w:val="20"/>
+              </w:rPr>
+              <w:t>line</w:t>
+            </w:r>
+            <w:proofErr w:type="spellEnd"/>
+            <w:r>
+              <w:rPr>
+                <w:rFonts w:ascii="Arial" w:eastAsia="Arial" w:hAnsi="Arial" w:cs="Arial"/>
+                <w:bCs/>
+                <w:sz w:val="20"/>
+              </w:rPr>
+              <w:t>(</w:t>
+            </w:r>
+            <w:proofErr w:type="gramEnd"/>
+            <w:r>
+              <w:rPr>
+                <w:rFonts w:ascii="Arial" w:eastAsia="Arial" w:hAnsi="Arial" w:cs="Arial"/>
+                <w:bCs/>
+                <w:sz w:val="20"/>
+              </w:rPr>
+              <w:t>) }}</w:t>
             </w:r>
           </w:p>
         </w:tc>
@@ -170,13 +234,51 @@
                 <w:sz w:val="20"/>
               </w:rPr>
             </w:pPr>
+            <w:proofErr w:type="gramStart"/>
             <w:r>
               <w:rPr>
                 <w:rFonts w:ascii="Arial" w:eastAsia="Arial" w:hAnsi="Arial" w:cs="Arial"/>
                 <w:bCs/>
                 <w:sz w:val="20"/>
               </w:rPr>
-              <w:t>{{ the_court.phone }}</w:t>
+              <w:t xml:space="preserve">{{ </w:t>
+            </w:r>
+            <w:proofErr w:type="spellStart"/>
+            <w:r>
+              <w:rPr>
+                <w:rFonts w:ascii="Arial" w:eastAsia="Arial" w:hAnsi="Arial" w:cs="Arial"/>
+                <w:bCs/>
+                <w:sz w:val="20"/>
+              </w:rPr>
+              <w:t>the</w:t>
+            </w:r>
+            <w:proofErr w:type="gramEnd"/>
+            <w:r>
+              <w:rPr>
+                <w:rFonts w:ascii="Arial" w:eastAsia="Arial" w:hAnsi="Arial" w:cs="Arial"/>
+                <w:bCs/>
+                <w:sz w:val="20"/>
+              </w:rPr>
+              <w:t>_</w:t>
+            </w:r>
+            <w:proofErr w:type="gramStart"/>
+            <w:r>
+              <w:rPr>
+                <w:rFonts w:ascii="Arial" w:eastAsia="Arial" w:hAnsi="Arial" w:cs="Arial"/>
+                <w:bCs/>
+                <w:sz w:val="20"/>
+              </w:rPr>
+              <w:t>court.phone</w:t>
+            </w:r>
+            <w:proofErr w:type="spellEnd"/>
+            <w:proofErr w:type="gramEnd"/>
+            <w:r>
+              <w:rPr>
+                <w:rFonts w:ascii="Arial" w:eastAsia="Arial" w:hAnsi="Arial" w:cs="Arial"/>
+                <w:bCs/>
+                <w:sz w:val="20"/>
+              </w:rPr>
+              <w:t xml:space="preserve"> }}</w:t>
             </w:r>
           </w:p>
         </w:tc>
@@ -303,6 +405,7 @@
                                 <w:szCs w:val="20"/>
                               </w:rPr>
                             </w:pPr>
+                            <w:proofErr w:type="gramStart"/>
                             <w:r>
                               <w:rPr>
                                 <w:rFonts w:ascii="Arial" w:eastAsia="Arial" w:hAnsi="Arial" w:cs="Arial"/>
@@ -311,7 +414,18 @@
                                 <w:sz w:val="20"/>
                                 <w:szCs w:val="20"/>
                               </w:rPr>
-                              <w:t>{{ defendants }}</w:t>
+                              <w:t>{{ defendants</w:t>
+                            </w:r>
+                            <w:proofErr w:type="gramEnd"/>
+                            <w:r>
+                              <w:rPr>
+                                <w:rFonts w:ascii="Arial" w:eastAsia="Arial" w:hAnsi="Arial" w:cs="Arial"/>
+                                <w:color w:val="231F20"/>
+                                <w:spacing w:val="-4"/>
+                                <w:sz w:val="20"/>
+                                <w:szCs w:val="20"/>
+                              </w:rPr>
+                              <w:t xml:space="preserve"> }}</w:t>
                             </w:r>
                           </w:p>
                         </w:txbxContent>
@@ -537,6 +651,7 @@
                                 <w:szCs w:val="20"/>
                               </w:rPr>
                             </w:pPr>
+                            <w:proofErr w:type="gramStart"/>
                             <w:r>
                               <w:rPr>
                                 <w:rFonts w:ascii="Arial" w:eastAsia="Arial" w:hAnsi="Arial" w:cs="Arial"/>
@@ -545,7 +660,18 @@
                                 <w:sz w:val="20"/>
                                 <w:szCs w:val="20"/>
                               </w:rPr>
-                              <w:t>{{ plaintiffs }}</w:t>
+                              <w:t>{{ plaintiffs</w:t>
+                            </w:r>
+                            <w:proofErr w:type="gramEnd"/>
+                            <w:r>
+                              <w:rPr>
+                                <w:rFonts w:ascii="Arial" w:eastAsia="Arial" w:hAnsi="Arial" w:cs="Arial"/>
+                                <w:color w:val="231F20"/>
+                                <w:spacing w:val="-4"/>
+                                <w:sz w:val="20"/>
+                                <w:szCs w:val="20"/>
+                              </w:rPr>
+                              <w:t xml:space="preserve"> }}</w:t>
                             </w:r>
                           </w:p>
                         </w:txbxContent>
@@ -742,7 +868,22 @@
         <w:rPr>
           <w:rFonts w:ascii="Arial" w:hAnsi="Arial" w:cs="Arial"/>
         </w:rPr>
-        <w:t>if marriage.other_provisions</w:t>
+        <w:t xml:space="preserve">if </w:t>
+      </w:r>
+      <w:proofErr w:type="spellStart"/>
+      <w:proofErr w:type="gramStart"/>
+      <w:r>
+        <w:rPr>
+          <w:rFonts w:ascii="Arial" w:hAnsi="Arial" w:cs="Arial"/>
+        </w:rPr>
+        <w:t>marriage.other</w:t>
+      </w:r>
+      <w:proofErr w:type="gramEnd"/>
+      <w:r>
+        <w:rPr>
+          <w:rFonts w:ascii="Arial" w:hAnsi="Arial" w:cs="Arial"/>
+        </w:rPr>
+        <w:t>_provisions</w:t>
       </w:r>
       <w:r>
         <w:rPr>
@@ -750,6 +891,7 @@
         </w:rPr>
         <w:t>_any</w:t>
       </w:r>
+      <w:proofErr w:type="spellEnd"/>
       <w:r>
         <w:rPr>
           <w:rFonts w:ascii="Arial" w:hAnsi="Arial" w:cs="Arial"/>
@@ -760,7 +902,29 @@
         <w:rPr>
           <w:rFonts w:ascii="Arial" w:hAnsi="Arial" w:cs="Arial"/>
         </w:rPr>
-        <w:t xml:space="preserve">and marriage.other_provisions </w:t>
+        <w:t xml:space="preserve">and </w:t>
+      </w:r>
+      <w:proofErr w:type="spellStart"/>
+      <w:proofErr w:type="gramStart"/>
+      <w:r>
+        <w:rPr>
+          <w:rFonts w:ascii="Arial" w:hAnsi="Arial" w:cs="Arial"/>
+        </w:rPr>
+        <w:t>marriage.other</w:t>
+      </w:r>
+      <w:proofErr w:type="gramEnd"/>
+      <w:r>
+        <w:rPr>
+          <w:rFonts w:ascii="Arial" w:hAnsi="Arial" w:cs="Arial"/>
+        </w:rPr>
+        <w:t>_provisions</w:t>
+      </w:r>
+      <w:proofErr w:type="spellEnd"/>
+      <w:r>
+        <w:rPr>
+          <w:rFonts w:ascii="Arial" w:hAnsi="Arial" w:cs="Arial"/>
+        </w:rPr>
+        <w:t xml:space="preserve"> </w:t>
       </w:r>
       <w:r>
         <w:rPr>
@@ -799,7 +963,21 @@
         <w:rPr>
           <w:rFonts w:ascii="Arial" w:hAnsi="Arial" w:cs="Arial"/>
         </w:rPr>
-        <w:t xml:space="preserve"> there_are_marital_children %}</w:t>
+        <w:t xml:space="preserve"> </w:t>
+      </w:r>
+      <w:proofErr w:type="spellStart"/>
+      <w:r>
+        <w:rPr>
+          <w:rFonts w:ascii="Arial" w:hAnsi="Arial" w:cs="Arial"/>
+        </w:rPr>
+        <w:t>there_are_marital_children</w:t>
+      </w:r>
+      <w:proofErr w:type="spellEnd"/>
+      <w:r>
+        <w:rPr>
+          <w:rFonts w:ascii="Arial" w:hAnsi="Arial" w:cs="Arial"/>
+        </w:rPr>
+        <w:t xml:space="preserve"> %}</w:t>
       </w:r>
     </w:p>
     <w:p>
@@ -885,11 +1063,47 @@
           <w:rFonts w:ascii="Arial" w:hAnsi="Arial" w:cs="Arial"/>
         </w:rPr>
       </w:pPr>
-      <w:r>
-        <w:rPr>
-          <w:rFonts w:ascii="Arial" w:hAnsi="Arial" w:cs="Arial"/>
-        </w:rPr>
-        <w:t>{{ marriage.other_provisions }}</w:t>
+      <w:proofErr w:type="gramStart"/>
+      <w:r>
+        <w:rPr>
+          <w:rFonts w:ascii="Arial" w:hAnsi="Arial" w:cs="Arial"/>
+        </w:rPr>
+        <w:t xml:space="preserve">{{ </w:t>
+      </w:r>
+      <w:proofErr w:type="spellStart"/>
+      <w:r>
+        <w:rPr>
+          <w:rFonts w:ascii="Arial" w:hAnsi="Arial" w:cs="Arial"/>
+        </w:rPr>
+        <w:t>marriage</w:t>
+      </w:r>
+      <w:proofErr w:type="gramEnd"/>
+      <w:r>
+        <w:rPr>
+          <w:rFonts w:ascii="Arial" w:hAnsi="Arial" w:cs="Arial"/>
+        </w:rPr>
+        <w:t>.other_</w:t>
+      </w:r>
+      <w:proofErr w:type="gramStart"/>
+      <w:r>
+        <w:rPr>
+          <w:rFonts w:ascii="Arial" w:hAnsi="Arial" w:cs="Arial"/>
+        </w:rPr>
+        <w:t>provisions</w:t>
+      </w:r>
+      <w:proofErr w:type="spellEnd"/>
+      <w:r>
+        <w:rPr>
+          <w:rFonts w:ascii="Arial" w:hAnsi="Arial" w:cs="Arial"/>
+        </w:rPr>
+        <w:t xml:space="preserve"> }</w:t>
+      </w:r>
+      <w:proofErr w:type="gramEnd"/>
+      <w:r>
+        <w:rPr>
+          <w:rFonts w:ascii="Arial" w:hAnsi="Arial" w:cs="Arial"/>
+        </w:rPr>
+        <w:t>}</w:t>
       </w:r>
     </w:p>
     <w:p>
@@ -930,12 +1144,56 @@
         </w:rPr>
         <w:t xml:space="preserve">{%p if </w:t>
       </w:r>
-      <w:r>
-        <w:rPr>
-          <w:rFonts w:ascii="Arial" w:hAnsi="Arial" w:cs="Arial"/>
-        </w:rPr>
-        <w:t>send_plaintiff_personal_property_to_addendum or send_defendant_personal_property_to_addendum or send_plaintiff_debts_to_addendum or send_defendant_debts_to_addendum</w:t>
-      </w:r>
+      <w:proofErr w:type="spellStart"/>
+      <w:r>
+        <w:rPr>
+          <w:rFonts w:ascii="Arial" w:hAnsi="Arial" w:cs="Arial"/>
+        </w:rPr>
+        <w:t>send_plaintiff_personal_property_to_addendum</w:t>
+      </w:r>
+      <w:proofErr w:type="spellEnd"/>
+      <w:r>
+        <w:rPr>
+          <w:rFonts w:ascii="Arial" w:hAnsi="Arial" w:cs="Arial"/>
+        </w:rPr>
+        <w:t xml:space="preserve"> or </w:t>
+      </w:r>
+      <w:proofErr w:type="spellStart"/>
+      <w:r>
+        <w:rPr>
+          <w:rFonts w:ascii="Arial" w:hAnsi="Arial" w:cs="Arial"/>
+        </w:rPr>
+        <w:t>send_defendant_personal_property_to_addendum</w:t>
+      </w:r>
+      <w:proofErr w:type="spellEnd"/>
+      <w:r>
+        <w:rPr>
+          <w:rFonts w:ascii="Arial" w:hAnsi="Arial" w:cs="Arial"/>
+        </w:rPr>
+        <w:t xml:space="preserve"> or </w:t>
+      </w:r>
+      <w:proofErr w:type="spellStart"/>
+      <w:r>
+        <w:rPr>
+          <w:rFonts w:ascii="Arial" w:hAnsi="Arial" w:cs="Arial"/>
+        </w:rPr>
+        <w:t>send_plaintiff_debts_to_addendum</w:t>
+      </w:r>
+      <w:proofErr w:type="spellEnd"/>
+      <w:r>
+        <w:rPr>
+          <w:rFonts w:ascii="Arial" w:hAnsi="Arial" w:cs="Arial"/>
+        </w:rPr>
+        <w:t xml:space="preserve"> or </w:t>
+      </w:r>
+      <w:proofErr w:type="spellStart"/>
+      <w:r>
+        <w:rPr>
+          <w:rFonts w:ascii="Arial" w:hAnsi="Arial" w:cs="Arial"/>
+        </w:rPr>
+        <w:t>send_defendant_debts_to_addendum</w:t>
+      </w:r>
+      <w:proofErr w:type="spellEnd"/>
       <w:r>
         <w:rPr>
           <w:rFonts w:ascii="Arial" w:hAnsi="Arial" w:cs="Arial"/>
@@ -1008,7 +1266,43 @@
         <w:rPr>
           <w:rFonts w:ascii="Arial" w:hAnsi="Arial" w:cs="Arial"/>
         </w:rPr>
-        <w:t xml:space="preserve"> marriage.personal_property_acquired and send_plaintiff_personal_property_to_addendum %}</w:t>
+        <w:t xml:space="preserve"> </w:t>
+      </w:r>
+      <w:proofErr w:type="spellStart"/>
+      <w:proofErr w:type="gramStart"/>
+      <w:r>
+        <w:rPr>
+          <w:rFonts w:ascii="Arial" w:hAnsi="Arial" w:cs="Arial"/>
+        </w:rPr>
+        <w:t>marriage.personal</w:t>
+      </w:r>
+      <w:proofErr w:type="gramEnd"/>
+      <w:r>
+        <w:rPr>
+          <w:rFonts w:ascii="Arial" w:hAnsi="Arial" w:cs="Arial"/>
+        </w:rPr>
+        <w:t>_property_acquired</w:t>
+      </w:r>
+      <w:proofErr w:type="spellEnd"/>
+      <w:r>
+        <w:rPr>
+          <w:rFonts w:ascii="Arial" w:hAnsi="Arial" w:cs="Arial"/>
+        </w:rPr>
+        <w:t xml:space="preserve"> and </w:t>
+      </w:r>
+      <w:proofErr w:type="spellStart"/>
+      <w:r>
+        <w:rPr>
+          <w:rFonts w:ascii="Arial" w:hAnsi="Arial" w:cs="Arial"/>
+        </w:rPr>
+        <w:t>send_plaintiff_personal_property_to_addendum</w:t>
+      </w:r>
+      <w:proofErr w:type="spellEnd"/>
+      <w:r>
+        <w:rPr>
+          <w:rFonts w:ascii="Arial" w:hAnsi="Arial" w:cs="Arial"/>
+        </w:rPr>
+        <w:t xml:space="preserve"> %}</w:t>
       </w:r>
     </w:p>
     <w:p>
@@ -1047,7 +1341,23 @@
         <w:rPr>
           <w:rFonts w:ascii="Arial" w:hAnsi="Arial" w:cs="Arial"/>
         </w:rPr>
-        <w:t xml:space="preserve"> marriage.accounts %}</w:t>
+        <w:t xml:space="preserve"> </w:t>
+      </w:r>
+      <w:proofErr w:type="spellStart"/>
+      <w:proofErr w:type="gramStart"/>
+      <w:r>
+        <w:rPr>
+          <w:rFonts w:ascii="Arial" w:hAnsi="Arial" w:cs="Arial"/>
+        </w:rPr>
+        <w:t>marriage.accounts</w:t>
+      </w:r>
+      <w:proofErr w:type="spellEnd"/>
+      <w:proofErr w:type="gramEnd"/>
+      <w:r>
+        <w:rPr>
+          <w:rFonts w:ascii="Arial" w:hAnsi="Arial" w:cs="Arial"/>
+        </w:rPr>
+        <w:t xml:space="preserve"> %}</w:t>
       </w:r>
     </w:p>
     <w:p>
@@ -1086,7 +1396,23 @@
         <w:rPr>
           <w:rFonts w:ascii="Arial" w:hAnsi="Arial" w:cs="Arial"/>
         </w:rPr>
-        <w:t xml:space="preserve"> in marriage.accounts %}</w:t>
+        <w:t xml:space="preserve"> in </w:t>
+      </w:r>
+      <w:proofErr w:type="spellStart"/>
+      <w:proofErr w:type="gramStart"/>
+      <w:r>
+        <w:rPr>
+          <w:rFonts w:ascii="Arial" w:hAnsi="Arial" w:cs="Arial"/>
+        </w:rPr>
+        <w:t>marriage.accounts</w:t>
+      </w:r>
+      <w:proofErr w:type="spellEnd"/>
+      <w:proofErr w:type="gramEnd"/>
+      <w:r>
+        <w:rPr>
+          <w:rFonts w:ascii="Arial" w:hAnsi="Arial" w:cs="Arial"/>
+        </w:rPr>
+        <w:t xml:space="preserve"> %}</w:t>
       </w:r>
     </w:p>
     <w:p>
@@ -1115,6 +1441,8 @@
         </w:rPr>
         <w:t xml:space="preserve"> </w:t>
       </w:r>
+      <w:proofErr w:type="spellStart"/>
+      <w:proofErr w:type="gramStart"/>
       <w:r>
         <w:rPr>
           <w:rFonts w:ascii="Arial" w:hAnsi="Arial" w:cs="Arial"/>
@@ -1125,8 +1453,17 @@
         <w:rPr>
           <w:rFonts w:ascii="Arial" w:hAnsi="Arial" w:cs="Arial"/>
         </w:rPr>
-        <w:t xml:space="preserve">.owner == </w:t>
-      </w:r>
+        <w:t>.owner</w:t>
+      </w:r>
+      <w:proofErr w:type="spellEnd"/>
+      <w:proofErr w:type="gramEnd"/>
+      <w:r>
+        <w:rPr>
+          <w:rFonts w:ascii="Arial" w:hAnsi="Arial" w:cs="Arial"/>
+        </w:rPr>
+        <w:t xml:space="preserve"> == </w:t>
+      </w:r>
+      <w:proofErr w:type="gramStart"/>
       <w:r>
         <w:rPr>
           <w:rFonts w:ascii="Arial" w:hAnsi="Arial" w:cs="Arial"/>
@@ -1137,8 +1474,17 @@
         <w:rPr>
           <w:rFonts w:ascii="Arial" w:hAnsi="Arial" w:cs="Arial"/>
         </w:rPr>
-        <w:t xml:space="preserve">[0] or </w:t>
-      </w:r>
+        <w:t>[</w:t>
+      </w:r>
+      <w:proofErr w:type="gramEnd"/>
+      <w:r>
+        <w:rPr>
+          <w:rFonts w:ascii="Arial" w:hAnsi="Arial" w:cs="Arial"/>
+        </w:rPr>
+        <w:t xml:space="preserve">0] or </w:t>
+      </w:r>
+      <w:proofErr w:type="spellStart"/>
+      <w:proofErr w:type="gramStart"/>
       <w:r>
         <w:rPr>
           <w:rFonts w:ascii="Arial" w:hAnsi="Arial" w:cs="Arial"/>
@@ -1149,7 +1495,15 @@
         <w:rPr>
           <w:rFonts w:ascii="Arial" w:hAnsi="Arial" w:cs="Arial"/>
         </w:rPr>
-        <w:t>.owner == joint %}</w:t>
+        <w:t>.owner</w:t>
+      </w:r>
+      <w:proofErr w:type="spellEnd"/>
+      <w:proofErr w:type="gramEnd"/>
+      <w:r>
+        <w:rPr>
+          <w:rFonts w:ascii="Arial" w:hAnsi="Arial" w:cs="Arial"/>
+        </w:rPr>
+        <w:t xml:space="preserve"> == joint %}</w:t>
       </w:r>
     </w:p>
     <w:p>
@@ -1187,7 +1541,23 @@
         <w:rPr>
           <w:rFonts w:ascii="Arial" w:hAnsi="Arial" w:cs="Arial"/>
         </w:rPr>
-        <w:t xml:space="preserve"> if acc.kind == "Cash"</w:t>
+        <w:t xml:space="preserve"> if </w:t>
+      </w:r>
+      <w:proofErr w:type="spellStart"/>
+      <w:proofErr w:type="gramStart"/>
+      <w:r>
+        <w:rPr>
+          <w:rFonts w:ascii="Arial" w:hAnsi="Arial" w:cs="Arial"/>
+        </w:rPr>
+        <w:t>acc.kind</w:t>
+      </w:r>
+      <w:proofErr w:type="spellEnd"/>
+      <w:proofErr w:type="gramEnd"/>
+      <w:r>
+        <w:rPr>
+          <w:rFonts w:ascii="Arial" w:hAnsi="Arial" w:cs="Arial"/>
+        </w:rPr>
+        <w:t xml:space="preserve"> == "Cash"</w:t>
       </w:r>
       <w:r>
         <w:rPr>
@@ -1207,8 +1577,779 @@
         <w:rPr>
           <w:rFonts w:ascii="Arial" w:hAnsi="Arial" w:cs="Arial"/>
         </w:rPr>
+        <w:t>$</w:t>
+      </w:r>
+      <w:proofErr w:type="gramStart"/>
+      <w:r>
+        <w:rPr>
+          <w:rFonts w:ascii="Arial" w:hAnsi="Arial" w:cs="Arial"/>
+        </w:rPr>
+        <w:t>{</w:t>
+      </w:r>
+      <w:r>
+        <w:rPr>
+          <w:rFonts w:ascii="Arial" w:hAnsi="Arial" w:cs="Arial"/>
+        </w:rPr>
+        <w:t>{</w:t>
+      </w:r>
+      <w:r>
+        <w:rPr>
+          <w:rFonts w:ascii="Arial" w:hAnsi="Arial" w:cs="Arial"/>
+        </w:rPr>
+        <w:t xml:space="preserve"> </w:t>
+      </w:r>
+      <w:r>
+        <w:rPr>
+          <w:rFonts w:ascii="Arial" w:hAnsi="Arial" w:cs="Arial"/>
+        </w:rPr>
+        <w:t>thousands</w:t>
+      </w:r>
+      <w:proofErr w:type="gramEnd"/>
+      <w:r>
+        <w:rPr>
+          <w:rFonts w:ascii="Arial" w:hAnsi="Arial" w:cs="Arial"/>
+        </w:rPr>
+        <w:t>(</w:t>
+      </w:r>
+      <w:proofErr w:type="spellStart"/>
+      <w:proofErr w:type="gramStart"/>
+      <w:r>
+        <w:rPr>
+          <w:rFonts w:ascii="Arial" w:hAnsi="Arial" w:cs="Arial"/>
+        </w:rPr>
+        <w:t>acc</w:t>
+      </w:r>
+      <w:r>
+        <w:rPr>
+          <w:rFonts w:ascii="Arial" w:hAnsi="Arial" w:cs="Arial"/>
+        </w:rPr>
+        <w:t>.balance</w:t>
+      </w:r>
+      <w:proofErr w:type="spellEnd"/>
+      <w:proofErr w:type="gramEnd"/>
+      <w:r>
+        <w:rPr>
+          <w:rFonts w:ascii="Arial" w:hAnsi="Arial" w:cs="Arial"/>
+        </w:rPr>
+        <w:t xml:space="preserve">, 2) if </w:t>
+      </w:r>
+      <w:proofErr w:type="spellStart"/>
+      <w:proofErr w:type="gramStart"/>
+      <w:r>
+        <w:rPr>
+          <w:rFonts w:ascii="Arial" w:hAnsi="Arial" w:cs="Arial"/>
+        </w:rPr>
+        <w:t>acc</w:t>
+      </w:r>
+      <w:r>
+        <w:rPr>
+          <w:rFonts w:ascii="Arial" w:hAnsi="Arial" w:cs="Arial"/>
+        </w:rPr>
+        <w:t>.owner</w:t>
+      </w:r>
+      <w:proofErr w:type="spellEnd"/>
+      <w:proofErr w:type="gramEnd"/>
+      <w:r>
+        <w:rPr>
+          <w:rFonts w:ascii="Arial" w:hAnsi="Arial" w:cs="Arial"/>
+        </w:rPr>
+        <w:t xml:space="preserve"> == </w:t>
+      </w:r>
+      <w:proofErr w:type="gramStart"/>
+      <w:r>
+        <w:rPr>
+          <w:rFonts w:ascii="Arial" w:hAnsi="Arial" w:cs="Arial"/>
+        </w:rPr>
+        <w:t>plaintiffs[</w:t>
+      </w:r>
+      <w:proofErr w:type="gramEnd"/>
+      <w:r>
+        <w:rPr>
+          <w:rFonts w:ascii="Arial" w:hAnsi="Arial" w:cs="Arial"/>
+        </w:rPr>
+        <w:t xml:space="preserve">0] else </w:t>
+      </w:r>
+      <w:proofErr w:type="gramStart"/>
+      <w:r>
+        <w:rPr>
+          <w:rFonts w:ascii="Arial" w:hAnsi="Arial" w:cs="Arial"/>
+        </w:rPr>
+        <w:t>thousands(</w:t>
+      </w:r>
+      <w:proofErr w:type="spellStart"/>
+      <w:r>
+        <w:rPr>
+          <w:rFonts w:ascii="Arial" w:hAnsi="Arial" w:cs="Arial"/>
+        </w:rPr>
+        <w:t>acc</w:t>
+      </w:r>
+      <w:r>
+        <w:rPr>
+          <w:rFonts w:ascii="Arial" w:hAnsi="Arial" w:cs="Arial"/>
+        </w:rPr>
+        <w:t>.balance</w:t>
+      </w:r>
+      <w:proofErr w:type="spellEnd"/>
+      <w:proofErr w:type="gramEnd"/>
+      <w:r>
+        <w:rPr>
+          <w:rFonts w:ascii="Arial" w:hAnsi="Arial" w:cs="Arial"/>
+        </w:rPr>
+        <w:t xml:space="preserve"> / 2, 2</w:t>
+      </w:r>
+      <w:proofErr w:type="gramStart"/>
+      <w:r>
+        <w:rPr>
+          <w:rFonts w:ascii="Arial" w:hAnsi="Arial" w:cs="Arial"/>
+        </w:rPr>
+        <w:t>)</w:t>
+      </w:r>
+      <w:r>
+        <w:rPr>
+          <w:rFonts w:ascii="Arial" w:hAnsi="Arial" w:cs="Arial"/>
+        </w:rPr>
+        <w:t xml:space="preserve"> }</w:t>
+      </w:r>
+      <w:proofErr w:type="gramEnd"/>
+      <w:r>
+        <w:rPr>
+          <w:rFonts w:ascii="Arial" w:hAnsi="Arial" w:cs="Arial"/>
+        </w:rPr>
+        <w:t xml:space="preserve">} in cash. Location: </w:t>
+      </w:r>
+      <w:proofErr w:type="gramStart"/>
+      <w:r>
+        <w:rPr>
+          <w:rFonts w:ascii="Arial" w:hAnsi="Arial" w:cs="Arial"/>
+        </w:rPr>
+        <w:t>{</w:t>
+      </w:r>
+      <w:r>
+        <w:rPr>
+          <w:rFonts w:ascii="Arial" w:hAnsi="Arial" w:cs="Arial"/>
+        </w:rPr>
+        <w:t>{</w:t>
+      </w:r>
+      <w:r>
+        <w:rPr>
+          <w:rFonts w:ascii="Arial" w:hAnsi="Arial" w:cs="Arial"/>
+        </w:rPr>
+        <w:t xml:space="preserve"> </w:t>
+      </w:r>
+      <w:proofErr w:type="spellStart"/>
+      <w:r>
+        <w:rPr>
+          <w:rFonts w:ascii="Arial" w:hAnsi="Arial" w:cs="Arial"/>
+        </w:rPr>
+        <w:t>acc</w:t>
+      </w:r>
+      <w:proofErr w:type="gramEnd"/>
+      <w:r>
+        <w:rPr>
+          <w:rFonts w:ascii="Arial" w:hAnsi="Arial" w:cs="Arial"/>
+        </w:rPr>
+        <w:t>.</w:t>
+      </w:r>
+      <w:proofErr w:type="gramStart"/>
+      <w:r>
+        <w:rPr>
+          <w:rFonts w:ascii="Arial" w:hAnsi="Arial" w:cs="Arial"/>
+        </w:rPr>
+        <w:t>source</w:t>
+      </w:r>
+      <w:proofErr w:type="spellEnd"/>
+      <w:r>
+        <w:rPr>
+          <w:rFonts w:ascii="Arial" w:hAnsi="Arial" w:cs="Arial"/>
+        </w:rPr>
+        <w:t xml:space="preserve"> }</w:t>
+      </w:r>
+      <w:proofErr w:type="gramEnd"/>
+      <w:r>
+        <w:rPr>
+          <w:rFonts w:ascii="Arial" w:hAnsi="Arial" w:cs="Arial"/>
+        </w:rPr>
+        <w:t>}</w:t>
+      </w:r>
+      <w:r>
+        <w:rPr>
+          <w:rFonts w:ascii="Arial" w:hAnsi="Arial" w:cs="Arial"/>
+        </w:rPr>
+        <w:t>.</w:t>
+      </w:r>
+    </w:p>
+    <w:p>
+      <w:pPr>
+        <w:spacing w:after="0" w:line="240" w:lineRule="auto"/>
+        <w:rPr>
+          <w:rFonts w:ascii="Arial" w:hAnsi="Arial" w:cs="Arial"/>
+        </w:rPr>
+      </w:pPr>
+      <w:r>
+        <w:rPr>
+          <w:rFonts w:ascii="Arial" w:hAnsi="Arial" w:cs="Arial"/>
+        </w:rPr>
+        <w:t xml:space="preserve">      </w:t>
+      </w:r>
+      <w:r>
+        <w:rPr>
+          <w:rFonts w:ascii="Arial" w:hAnsi="Arial" w:cs="Arial"/>
+        </w:rPr>
+        <w:t>{</w:t>
+      </w:r>
+      <w:r>
+        <w:rPr>
+          <w:rFonts w:ascii="Arial" w:hAnsi="Arial" w:cs="Arial"/>
+        </w:rPr>
+        <w:t>%</w:t>
+      </w:r>
+      <w:r>
+        <w:rPr>
+          <w:rFonts w:ascii="Arial" w:hAnsi="Arial" w:cs="Arial"/>
+        </w:rPr>
+        <w:t>p</w:t>
+      </w:r>
+      <w:r>
+        <w:rPr>
+          <w:rFonts w:ascii="Arial" w:hAnsi="Arial" w:cs="Arial"/>
+        </w:rPr>
+        <w:t xml:space="preserve"> </w:t>
+      </w:r>
+      <w:proofErr w:type="spellStart"/>
+      <w:r>
+        <w:rPr>
+          <w:rFonts w:ascii="Arial" w:hAnsi="Arial" w:cs="Arial"/>
+        </w:rPr>
+        <w:t>elif</w:t>
+      </w:r>
+      <w:proofErr w:type="spellEnd"/>
+      <w:r>
+        <w:rPr>
+          <w:rFonts w:ascii="Arial" w:hAnsi="Arial" w:cs="Arial"/>
+        </w:rPr>
+        <w:t xml:space="preserve"> </w:t>
+      </w:r>
+      <w:proofErr w:type="spellStart"/>
+      <w:proofErr w:type="gramStart"/>
+      <w:r>
+        <w:rPr>
+          <w:rFonts w:ascii="Arial" w:hAnsi="Arial" w:cs="Arial"/>
+        </w:rPr>
+        <w:t>acc</w:t>
+      </w:r>
+      <w:r>
+        <w:rPr>
+          <w:rFonts w:ascii="Arial" w:hAnsi="Arial" w:cs="Arial"/>
+        </w:rPr>
+        <w:t>.kind</w:t>
+      </w:r>
+      <w:proofErr w:type="spellEnd"/>
+      <w:proofErr w:type="gramEnd"/>
+      <w:r>
+        <w:rPr>
+          <w:rFonts w:ascii="Arial" w:hAnsi="Arial" w:cs="Arial"/>
+        </w:rPr>
+        <w:t xml:space="preserve"> == "Other Investment"</w:t>
+      </w:r>
+      <w:r>
+        <w:rPr>
+          <w:rFonts w:ascii="Arial" w:hAnsi="Arial" w:cs="Arial"/>
+        </w:rPr>
+        <w:t xml:space="preserve"> %}</w:t>
+      </w:r>
+    </w:p>
+    <w:p>
+      <w:pPr>
+        <w:spacing w:after="0" w:line="240" w:lineRule="auto"/>
+        <w:rPr>
+          <w:rFonts w:ascii="Arial" w:hAnsi="Arial" w:cs="Arial"/>
+        </w:rPr>
+      </w:pPr>
+      <w:r>
+        <w:rPr>
+          <w:rFonts w:ascii="Arial" w:hAnsi="Arial" w:cs="Arial"/>
+        </w:rPr>
+        <w:t xml:space="preserve">{% if </w:t>
+      </w:r>
+      <w:proofErr w:type="spellStart"/>
+      <w:proofErr w:type="gramStart"/>
+      <w:r>
+        <w:rPr>
+          <w:rFonts w:ascii="Arial" w:hAnsi="Arial" w:cs="Arial"/>
+        </w:rPr>
+        <w:t>acc</w:t>
+      </w:r>
+      <w:r>
+        <w:rPr>
+          <w:rFonts w:ascii="Arial" w:hAnsi="Arial" w:cs="Arial"/>
+        </w:rPr>
+        <w:t>.owner</w:t>
+      </w:r>
+      <w:proofErr w:type="spellEnd"/>
+      <w:proofErr w:type="gramEnd"/>
+      <w:r>
+        <w:rPr>
+          <w:rFonts w:ascii="Arial" w:hAnsi="Arial" w:cs="Arial"/>
+        </w:rPr>
+        <w:t xml:space="preserve"> </w:t>
+      </w:r>
+      <w:r>
+        <w:rPr>
+          <w:rFonts w:ascii="Arial" w:hAnsi="Arial" w:cs="Arial"/>
+        </w:rPr>
+        <w:t>=</w:t>
+      </w:r>
+      <w:r>
+        <w:rPr>
+          <w:rFonts w:ascii="Arial" w:hAnsi="Arial" w:cs="Arial"/>
+        </w:rPr>
+        <w:t xml:space="preserve">= </w:t>
+      </w:r>
+      <w:r>
+        <w:rPr>
+          <w:rFonts w:ascii="Arial" w:hAnsi="Arial" w:cs="Arial"/>
+        </w:rPr>
+        <w:t xml:space="preserve">joint </w:t>
+      </w:r>
+      <w:proofErr w:type="gramStart"/>
+      <w:r>
+        <w:rPr>
+          <w:rFonts w:ascii="Arial" w:hAnsi="Arial" w:cs="Arial"/>
+        </w:rPr>
+        <w:t>%}</w:t>
+      </w:r>
+      <w:r>
+        <w:rPr>
+          <w:rFonts w:ascii="Arial" w:hAnsi="Arial" w:cs="Arial"/>
+        </w:rPr>
+        <w:t>Half</w:t>
+      </w:r>
+      <w:proofErr w:type="gramEnd"/>
+      <w:r>
+        <w:rPr>
+          <w:rFonts w:ascii="Arial" w:hAnsi="Arial" w:cs="Arial"/>
+        </w:rPr>
+        <w:t xml:space="preserve"> of </w:t>
+      </w:r>
+      <w:r>
+        <w:rPr>
+          <w:rFonts w:ascii="Arial" w:hAnsi="Arial" w:cs="Arial"/>
+        </w:rPr>
+        <w:t xml:space="preserve">{% endif </w:t>
+      </w:r>
+      <w:proofErr w:type="gramStart"/>
+      <w:r>
+        <w:rPr>
+          <w:rFonts w:ascii="Arial" w:hAnsi="Arial" w:cs="Arial"/>
+        </w:rPr>
+        <w:t>%}{</w:t>
+      </w:r>
+      <w:r>
+        <w:rPr>
+          <w:rFonts w:ascii="Arial" w:hAnsi="Arial" w:cs="Arial"/>
+        </w:rPr>
+        <w:t>{</w:t>
+      </w:r>
+      <w:r>
+        <w:rPr>
+          <w:rFonts w:ascii="Arial" w:hAnsi="Arial" w:cs="Arial"/>
+        </w:rPr>
+        <w:t xml:space="preserve"> </w:t>
+      </w:r>
+      <w:proofErr w:type="spellStart"/>
+      <w:r>
+        <w:rPr>
+          <w:rFonts w:ascii="Arial" w:hAnsi="Arial" w:cs="Arial"/>
+        </w:rPr>
+        <w:t>acc</w:t>
+      </w:r>
+      <w:proofErr w:type="gramEnd"/>
+      <w:r>
+        <w:rPr>
+          <w:rFonts w:ascii="Arial" w:hAnsi="Arial" w:cs="Arial"/>
+        </w:rPr>
+        <w:t>.describe_</w:t>
+      </w:r>
+      <w:proofErr w:type="gramStart"/>
+      <w:r>
+        <w:rPr>
+          <w:rFonts w:ascii="Arial" w:hAnsi="Arial" w:cs="Arial"/>
+        </w:rPr>
+        <w:t>other</w:t>
+      </w:r>
+      <w:proofErr w:type="spellEnd"/>
+      <w:r>
+        <w:rPr>
+          <w:rFonts w:ascii="Arial" w:hAnsi="Arial" w:cs="Arial"/>
+        </w:rPr>
+        <w:t xml:space="preserve"> }</w:t>
+      </w:r>
+      <w:proofErr w:type="gramEnd"/>
+      <w:r>
+        <w:rPr>
+          <w:rFonts w:ascii="Arial" w:hAnsi="Arial" w:cs="Arial"/>
+        </w:rPr>
+        <w:t xml:space="preserve">} at </w:t>
+      </w:r>
+      <w:proofErr w:type="gramStart"/>
+      <w:r>
+        <w:rPr>
+          <w:rFonts w:ascii="Arial" w:hAnsi="Arial" w:cs="Arial"/>
+        </w:rPr>
+        <w:t>{</w:t>
+      </w:r>
+      <w:r>
+        <w:rPr>
+          <w:rFonts w:ascii="Arial" w:hAnsi="Arial" w:cs="Arial"/>
+        </w:rPr>
+        <w:t>{</w:t>
+      </w:r>
+      <w:r>
+        <w:rPr>
+          <w:rFonts w:ascii="Arial" w:hAnsi="Arial" w:cs="Arial"/>
+        </w:rPr>
+        <w:t xml:space="preserve"> </w:t>
+      </w:r>
+      <w:proofErr w:type="spellStart"/>
+      <w:r>
+        <w:rPr>
+          <w:rFonts w:ascii="Arial" w:hAnsi="Arial" w:cs="Arial"/>
+        </w:rPr>
+        <w:t>acc</w:t>
+      </w:r>
+      <w:proofErr w:type="gramEnd"/>
+      <w:r>
+        <w:rPr>
+          <w:rFonts w:ascii="Arial" w:hAnsi="Arial" w:cs="Arial"/>
+        </w:rPr>
+        <w:t>.</w:t>
+      </w:r>
+      <w:proofErr w:type="gramStart"/>
+      <w:r>
+        <w:rPr>
+          <w:rFonts w:ascii="Arial" w:hAnsi="Arial" w:cs="Arial"/>
+        </w:rPr>
+        <w:t>source</w:t>
+      </w:r>
+      <w:proofErr w:type="spellEnd"/>
+      <w:r>
+        <w:rPr>
+          <w:rFonts w:ascii="Arial" w:hAnsi="Arial" w:cs="Arial"/>
+        </w:rPr>
+        <w:t xml:space="preserve"> </w:t>
+      </w:r>
+      <w:r>
+        <w:rPr>
+          <w:rFonts w:ascii="Arial" w:hAnsi="Arial" w:cs="Arial"/>
+        </w:rPr>
+        <w:t>}</w:t>
+      </w:r>
+      <w:proofErr w:type="gramEnd"/>
+      <w:r>
+        <w:rPr>
+          <w:rFonts w:ascii="Arial" w:hAnsi="Arial" w:cs="Arial"/>
+        </w:rPr>
+        <w:t>}</w:t>
+      </w:r>
+      <w:r>
+        <w:rPr>
+          <w:rFonts w:ascii="Arial" w:hAnsi="Arial" w:cs="Arial"/>
+        </w:rPr>
+        <w:t xml:space="preserve">. </w:t>
+      </w:r>
+      <w:r>
+        <w:rPr>
+          <w:rFonts w:ascii="Arial" w:hAnsi="Arial" w:cs="Arial"/>
+        </w:rPr>
+        <w:t xml:space="preserve">{% if </w:t>
+      </w:r>
+      <w:proofErr w:type="spellStart"/>
+      <w:proofErr w:type="gramStart"/>
+      <w:r>
+        <w:rPr>
+          <w:rFonts w:ascii="Arial" w:hAnsi="Arial" w:cs="Arial"/>
+        </w:rPr>
+        <w:t>acc</w:t>
+      </w:r>
+      <w:r>
+        <w:rPr>
+          <w:rFonts w:ascii="Arial" w:hAnsi="Arial" w:cs="Arial"/>
+        </w:rPr>
+        <w:t>.owner</w:t>
+      </w:r>
+      <w:proofErr w:type="spellEnd"/>
+      <w:proofErr w:type="gramEnd"/>
+      <w:r>
+        <w:rPr>
+          <w:rFonts w:ascii="Arial" w:hAnsi="Arial" w:cs="Arial"/>
+        </w:rPr>
+        <w:t xml:space="preserve"> </w:t>
+      </w:r>
+      <w:r>
+        <w:rPr>
+          <w:rFonts w:ascii="Arial" w:hAnsi="Arial" w:cs="Arial"/>
+        </w:rPr>
+        <w:t>=</w:t>
+      </w:r>
+      <w:r>
+        <w:rPr>
+          <w:rFonts w:ascii="Arial" w:hAnsi="Arial" w:cs="Arial"/>
+        </w:rPr>
+        <w:t xml:space="preserve">= </w:t>
+      </w:r>
+      <w:r>
+        <w:rPr>
+          <w:rFonts w:ascii="Arial" w:hAnsi="Arial" w:cs="Arial"/>
+        </w:rPr>
+        <w:t xml:space="preserve">joint </w:t>
+      </w:r>
+      <w:proofErr w:type="gramStart"/>
+      <w:r>
+        <w:rPr>
+          <w:rFonts w:ascii="Arial" w:hAnsi="Arial" w:cs="Arial"/>
+        </w:rPr>
+        <w:t>%}</w:t>
+      </w:r>
+      <w:r>
+        <w:rPr>
+          <w:rFonts w:ascii="Arial" w:hAnsi="Arial" w:cs="Arial"/>
+        </w:rPr>
+        <w:t>This</w:t>
+      </w:r>
+      <w:proofErr w:type="gramEnd"/>
+      <w:r>
+        <w:rPr>
+          <w:rFonts w:ascii="Arial" w:hAnsi="Arial" w:cs="Arial"/>
+        </w:rPr>
+        <w:t xml:space="preserve"> half valued at: $</w:t>
+      </w:r>
+      <w:proofErr w:type="gramStart"/>
+      <w:r>
+        <w:rPr>
+          <w:rFonts w:ascii="Arial" w:hAnsi="Arial" w:cs="Arial"/>
+        </w:rPr>
+        <w:t>{{</w:t>
+      </w:r>
+      <w:r>
+        <w:rPr>
+          <w:rFonts w:ascii="Arial" w:hAnsi="Arial" w:cs="Arial"/>
+        </w:rPr>
+        <w:t xml:space="preserve"> thousands</w:t>
+      </w:r>
+      <w:proofErr w:type="gramEnd"/>
+      <w:r>
+        <w:rPr>
+          <w:rFonts w:ascii="Arial" w:hAnsi="Arial" w:cs="Arial"/>
+        </w:rPr>
+        <w:t>(</w:t>
+      </w:r>
+      <w:proofErr w:type="spellStart"/>
+      <w:proofErr w:type="gramStart"/>
+      <w:r>
+        <w:rPr>
+          <w:rFonts w:ascii="Arial" w:hAnsi="Arial" w:cs="Arial"/>
+        </w:rPr>
+        <w:t>acc</w:t>
+      </w:r>
+      <w:r>
+        <w:rPr>
+          <w:rFonts w:ascii="Arial" w:hAnsi="Arial" w:cs="Arial"/>
+        </w:rPr>
+        <w:t>.balance</w:t>
+      </w:r>
+      <w:proofErr w:type="spellEnd"/>
+      <w:proofErr w:type="gramEnd"/>
+      <w:r>
+        <w:rPr>
+          <w:rFonts w:ascii="Arial" w:hAnsi="Arial" w:cs="Arial"/>
+        </w:rPr>
+        <w:t xml:space="preserve"> / 2, 2</w:t>
+      </w:r>
+      <w:proofErr w:type="gramStart"/>
+      <w:r>
+        <w:rPr>
+          <w:rFonts w:ascii="Arial" w:hAnsi="Arial" w:cs="Arial"/>
+        </w:rPr>
+        <w:t>)</w:t>
+      </w:r>
+      <w:r>
+        <w:rPr>
+          <w:rFonts w:ascii="Arial" w:hAnsi="Arial" w:cs="Arial"/>
+        </w:rPr>
+        <w:t xml:space="preserve"> </w:t>
+      </w:r>
+      <w:r>
+        <w:rPr>
+          <w:rFonts w:ascii="Arial" w:hAnsi="Arial" w:cs="Arial"/>
+        </w:rPr>
+        <w:t>}</w:t>
+      </w:r>
+      <w:r>
+        <w:rPr>
+          <w:rFonts w:ascii="Arial" w:hAnsi="Arial" w:cs="Arial"/>
+        </w:rPr>
+        <w:t>}{</w:t>
+      </w:r>
+      <w:proofErr w:type="gramEnd"/>
+      <w:r>
+        <w:rPr>
+          <w:rFonts w:ascii="Arial" w:hAnsi="Arial" w:cs="Arial"/>
+        </w:rPr>
+        <w:t xml:space="preserve">% else </w:t>
+      </w:r>
+      <w:proofErr w:type="gramStart"/>
+      <w:r>
+        <w:rPr>
+          <w:rFonts w:ascii="Arial" w:hAnsi="Arial" w:cs="Arial"/>
+        </w:rPr>
+        <w:t>%}</w:t>
+      </w:r>
+      <w:r>
+        <w:rPr>
+          <w:rFonts w:ascii="Arial" w:hAnsi="Arial" w:cs="Arial"/>
+        </w:rPr>
+        <w:t>Valued</w:t>
+      </w:r>
+      <w:proofErr w:type="gramEnd"/>
+      <w:r>
+        <w:rPr>
+          <w:rFonts w:ascii="Arial" w:hAnsi="Arial" w:cs="Arial"/>
+        </w:rPr>
+        <w:t xml:space="preserve"> at: $</w:t>
+      </w:r>
+      <w:proofErr w:type="gramStart"/>
+      <w:r>
+        <w:rPr>
+          <w:rFonts w:ascii="Arial" w:hAnsi="Arial" w:cs="Arial"/>
+        </w:rPr>
+        <w:t xml:space="preserve">{{ </w:t>
+      </w:r>
+      <w:r>
+        <w:rPr>
+          <w:rFonts w:ascii="Arial" w:hAnsi="Arial" w:cs="Arial"/>
+        </w:rPr>
+        <w:t>thousands</w:t>
+      </w:r>
+      <w:proofErr w:type="gramEnd"/>
+      <w:r>
+        <w:rPr>
+          <w:rFonts w:ascii="Arial" w:hAnsi="Arial" w:cs="Arial"/>
+        </w:rPr>
+        <w:t>(</w:t>
+      </w:r>
+      <w:proofErr w:type="spellStart"/>
+      <w:proofErr w:type="gramStart"/>
+      <w:r>
+        <w:rPr>
+          <w:rFonts w:ascii="Arial" w:hAnsi="Arial" w:cs="Arial"/>
+        </w:rPr>
+        <w:t>acc</w:t>
+      </w:r>
+      <w:r>
+        <w:rPr>
+          <w:rFonts w:ascii="Arial" w:hAnsi="Arial" w:cs="Arial"/>
+        </w:rPr>
+        <w:t>.balance</w:t>
+      </w:r>
+      <w:proofErr w:type="spellEnd"/>
+      <w:proofErr w:type="gramEnd"/>
+      <w:r>
+        <w:rPr>
+          <w:rFonts w:ascii="Arial" w:hAnsi="Arial" w:cs="Arial"/>
+        </w:rPr>
+        <w:t>, 2</w:t>
+      </w:r>
+      <w:proofErr w:type="gramStart"/>
+      <w:r>
+        <w:rPr>
+          <w:rFonts w:ascii="Arial" w:hAnsi="Arial" w:cs="Arial"/>
+        </w:rPr>
+        <w:t>)</w:t>
+      </w:r>
+      <w:r>
+        <w:rPr>
+          <w:rFonts w:ascii="Arial" w:hAnsi="Arial" w:cs="Arial"/>
+        </w:rPr>
+        <w:t xml:space="preserve"> }}</w:t>
+      </w:r>
+      <w:r>
+        <w:rPr>
+          <w:rFonts w:ascii="Arial" w:hAnsi="Arial" w:cs="Arial"/>
+        </w:rPr>
+        <w:t>{</w:t>
+      </w:r>
+      <w:proofErr w:type="gramEnd"/>
+      <w:r>
+        <w:rPr>
+          <w:rFonts w:ascii="Arial" w:hAnsi="Arial" w:cs="Arial"/>
+        </w:rPr>
+        <w:t>% endif %}</w:t>
+      </w:r>
+      <w:r>
+        <w:rPr>
+          <w:rFonts w:ascii="Arial" w:hAnsi="Arial" w:cs="Arial"/>
+        </w:rPr>
+        <w:t>.</w:t>
+      </w:r>
+    </w:p>
+    <w:p>
+      <w:pPr>
+        <w:spacing w:after="0" w:line="240" w:lineRule="auto"/>
+        <w:rPr>
+          <w:rFonts w:ascii="Arial" w:hAnsi="Arial" w:cs="Arial"/>
+        </w:rPr>
+      </w:pPr>
+      <w:r>
+        <w:rPr>
+          <w:rFonts w:ascii="Arial" w:hAnsi="Arial" w:cs="Arial"/>
+        </w:rPr>
+        <w:t xml:space="preserve">      </w:t>
+      </w:r>
+      <w:r>
+        <w:rPr>
+          <w:rFonts w:ascii="Arial" w:hAnsi="Arial" w:cs="Arial"/>
+        </w:rPr>
+        <w:t>{</w:t>
+      </w:r>
+      <w:r>
+        <w:rPr>
+          <w:rFonts w:ascii="Arial" w:hAnsi="Arial" w:cs="Arial"/>
+        </w:rPr>
+        <w:t>%</w:t>
+      </w:r>
+      <w:r>
+        <w:rPr>
+          <w:rFonts w:ascii="Arial" w:hAnsi="Arial" w:cs="Arial"/>
+        </w:rPr>
+        <w:t>p</w:t>
+      </w:r>
+      <w:r>
+        <w:rPr>
+          <w:rFonts w:ascii="Arial" w:hAnsi="Arial" w:cs="Arial"/>
+        </w:rPr>
+        <w:t xml:space="preserve"> else</w:t>
+      </w:r>
+      <w:r>
+        <w:rPr>
+          <w:rFonts w:ascii="Arial" w:hAnsi="Arial" w:cs="Arial"/>
+        </w:rPr>
+        <w:t xml:space="preserve"> %}</w:t>
+      </w:r>
+    </w:p>
+    <w:p>
+      <w:pPr>
+        <w:spacing w:after="0" w:line="240" w:lineRule="auto"/>
+        <w:rPr>
+          <w:rFonts w:ascii="Arial" w:hAnsi="Arial" w:cs="Arial"/>
+        </w:rPr>
+      </w:pPr>
+      <w:r>
+        <w:rPr>
+          <w:rFonts w:ascii="Arial" w:hAnsi="Arial" w:cs="Arial"/>
+        </w:rPr>
         <w:t>Cash valued at $</w:t>
       </w:r>
+      <w:proofErr w:type="gramStart"/>
       <w:r>
         <w:rPr>
           <w:rFonts w:ascii="Arial" w:hAnsi="Arial" w:cs="Arial"/>
@@ -1231,8 +2372,81 @@
         <w:rPr>
           <w:rFonts w:ascii="Arial" w:hAnsi="Arial" w:cs="Arial"/>
         </w:rPr>
+        <w:t>thousands</w:t>
+      </w:r>
+      <w:proofErr w:type="gramEnd"/>
+      <w:r>
+        <w:rPr>
+          <w:rFonts w:ascii="Arial" w:hAnsi="Arial" w:cs="Arial"/>
+        </w:rPr>
+        <w:t>(</w:t>
+      </w:r>
+      <w:proofErr w:type="spellStart"/>
+      <w:proofErr w:type="gramStart"/>
+      <w:r>
+        <w:rPr>
+          <w:rFonts w:ascii="Arial" w:hAnsi="Arial" w:cs="Arial"/>
+        </w:rPr>
+        <w:t>acc</w:t>
+      </w:r>
+      <w:r>
+        <w:rPr>
+          <w:rFonts w:ascii="Arial" w:hAnsi="Arial" w:cs="Arial"/>
+        </w:rPr>
+        <w:t>.balance</w:t>
+      </w:r>
+      <w:proofErr w:type="spellEnd"/>
+      <w:proofErr w:type="gramEnd"/>
+      <w:r>
+        <w:rPr>
+          <w:rFonts w:ascii="Arial" w:hAnsi="Arial" w:cs="Arial"/>
+        </w:rPr>
+        <w:t xml:space="preserve">, 2) if </w:t>
+      </w:r>
+      <w:proofErr w:type="spellStart"/>
+      <w:proofErr w:type="gramStart"/>
+      <w:r>
+        <w:rPr>
+          <w:rFonts w:ascii="Arial" w:hAnsi="Arial" w:cs="Arial"/>
+        </w:rPr>
+        <w:t>acc</w:t>
+      </w:r>
+      <w:r>
+        <w:rPr>
+          <w:rFonts w:ascii="Arial" w:hAnsi="Arial" w:cs="Arial"/>
+        </w:rPr>
+        <w:t>.owner</w:t>
+      </w:r>
+      <w:proofErr w:type="spellEnd"/>
+      <w:proofErr w:type="gramEnd"/>
+      <w:r>
+        <w:rPr>
+          <w:rFonts w:ascii="Arial" w:hAnsi="Arial" w:cs="Arial"/>
+        </w:rPr>
+        <w:t xml:space="preserve"> == </w:t>
+      </w:r>
+      <w:proofErr w:type="gramStart"/>
+      <w:r>
+        <w:rPr>
+          <w:rFonts w:ascii="Arial" w:hAnsi="Arial" w:cs="Arial"/>
+        </w:rPr>
+        <w:t>plaintiffs[</w:t>
+      </w:r>
+      <w:proofErr w:type="gramEnd"/>
+      <w:r>
+        <w:rPr>
+          <w:rFonts w:ascii="Arial" w:hAnsi="Arial" w:cs="Arial"/>
+        </w:rPr>
+        <w:t xml:space="preserve">0] else </w:t>
+      </w:r>
+      <w:proofErr w:type="gramStart"/>
+      <w:r>
+        <w:rPr>
+          <w:rFonts w:ascii="Arial" w:hAnsi="Arial" w:cs="Arial"/>
+        </w:rPr>
         <w:t>thousands(</w:t>
       </w:r>
+      <w:proofErr w:type="spellStart"/>
       <w:r>
         <w:rPr>
           <w:rFonts w:ascii="Arial" w:hAnsi="Arial" w:cs="Arial"/>
@@ -1243,43 +2457,163 @@
         <w:rPr>
           <w:rFonts w:ascii="Arial" w:hAnsi="Arial" w:cs="Arial"/>
         </w:rPr>
-        <w:t xml:space="preserve">.balance, 2) if </w:t>
-      </w:r>
+        <w:t>.balance</w:t>
+      </w:r>
+      <w:proofErr w:type="spellEnd"/>
+      <w:proofErr w:type="gramEnd"/>
+      <w:r>
+        <w:rPr>
+          <w:rFonts w:ascii="Arial" w:hAnsi="Arial" w:cs="Arial"/>
+        </w:rPr>
+        <w:t xml:space="preserve"> / 2, 2</w:t>
+      </w:r>
+      <w:proofErr w:type="gramStart"/>
+      <w:r>
+        <w:rPr>
+          <w:rFonts w:ascii="Arial" w:hAnsi="Arial" w:cs="Arial"/>
+        </w:rPr>
+        <w:t>)</w:t>
+      </w:r>
+      <w:r>
+        <w:rPr>
+          <w:rFonts w:ascii="Arial" w:hAnsi="Arial" w:cs="Arial"/>
+        </w:rPr>
+        <w:t xml:space="preserve"> }</w:t>
+      </w:r>
+      <w:proofErr w:type="gramEnd"/>
+      <w:r>
+        <w:rPr>
+          <w:rFonts w:ascii="Arial" w:hAnsi="Arial" w:cs="Arial"/>
+        </w:rPr>
+        <w:t xml:space="preserve">} in a </w:t>
+      </w:r>
+      <w:proofErr w:type="gramStart"/>
+      <w:r>
+        <w:rPr>
+          <w:rFonts w:ascii="Arial" w:hAnsi="Arial" w:cs="Arial"/>
+        </w:rPr>
+        <w:t>{</w:t>
+      </w:r>
+      <w:r>
+        <w:rPr>
+          <w:rFonts w:ascii="Arial" w:hAnsi="Arial" w:cs="Arial"/>
+        </w:rPr>
+        <w:t>{</w:t>
+      </w:r>
+      <w:r>
+        <w:rPr>
+          <w:rFonts w:ascii="Arial" w:hAnsi="Arial" w:cs="Arial"/>
+        </w:rPr>
+        <w:t xml:space="preserve"> </w:t>
+      </w:r>
+      <w:proofErr w:type="spellStart"/>
       <w:r>
         <w:rPr>
           <w:rFonts w:ascii="Arial" w:hAnsi="Arial" w:cs="Arial"/>
         </w:rPr>
         <w:t>acc</w:t>
       </w:r>
-      <w:r>
-        <w:rPr>
-          <w:rFonts w:ascii="Arial" w:hAnsi="Arial" w:cs="Arial"/>
-        </w:rPr>
-        <w:t>.owner == plaintiffs[0] else thousands(</w:t>
-      </w:r>
+      <w:proofErr w:type="gramEnd"/>
+      <w:r>
+        <w:rPr>
+          <w:rFonts w:ascii="Arial" w:hAnsi="Arial" w:cs="Arial"/>
+        </w:rPr>
+        <w:t>.</w:t>
+      </w:r>
+      <w:proofErr w:type="gramStart"/>
+      <w:r>
+        <w:rPr>
+          <w:rFonts w:ascii="Arial" w:hAnsi="Arial" w:cs="Arial"/>
+        </w:rPr>
+        <w:t>kind</w:t>
+      </w:r>
+      <w:proofErr w:type="spellEnd"/>
+      <w:r>
+        <w:rPr>
+          <w:rFonts w:ascii="Arial" w:hAnsi="Arial" w:cs="Arial"/>
+        </w:rPr>
+        <w:t xml:space="preserve"> }</w:t>
+      </w:r>
+      <w:proofErr w:type="gramEnd"/>
+      <w:r>
+        <w:rPr>
+          <w:rFonts w:ascii="Arial" w:hAnsi="Arial" w:cs="Arial"/>
+        </w:rPr>
+        <w:t xml:space="preserve">} at </w:t>
+      </w:r>
+      <w:proofErr w:type="gramStart"/>
+      <w:r>
+        <w:rPr>
+          <w:rFonts w:ascii="Arial" w:hAnsi="Arial" w:cs="Arial"/>
+        </w:rPr>
+        <w:t>{</w:t>
+      </w:r>
+      <w:r>
+        <w:rPr>
+          <w:rFonts w:ascii="Arial" w:hAnsi="Arial" w:cs="Arial"/>
+        </w:rPr>
+        <w:t>{</w:t>
+      </w:r>
+      <w:r>
+        <w:rPr>
+          <w:rFonts w:ascii="Arial" w:hAnsi="Arial" w:cs="Arial"/>
+        </w:rPr>
+        <w:t xml:space="preserve"> </w:t>
+      </w:r>
+      <w:proofErr w:type="spellStart"/>
       <w:r>
         <w:rPr>
           <w:rFonts w:ascii="Arial" w:hAnsi="Arial" w:cs="Arial"/>
         </w:rPr>
         <w:t>acc</w:t>
       </w:r>
-      <w:r>
-        <w:rPr>
-          <w:rFonts w:ascii="Arial" w:hAnsi="Arial" w:cs="Arial"/>
-        </w:rPr>
-        <w:t>.balance / 2, 2)</w:t>
-      </w:r>
+      <w:proofErr w:type="gramEnd"/>
+      <w:r>
+        <w:rPr>
+          <w:rFonts w:ascii="Arial" w:hAnsi="Arial" w:cs="Arial"/>
+        </w:rPr>
+        <w:t>.</w:t>
+      </w:r>
+      <w:proofErr w:type="gramStart"/>
+      <w:r>
+        <w:rPr>
+          <w:rFonts w:ascii="Arial" w:hAnsi="Arial" w:cs="Arial"/>
+        </w:rPr>
+        <w:t>source</w:t>
+      </w:r>
+      <w:proofErr w:type="spellEnd"/>
       <w:r>
         <w:rPr>
           <w:rFonts w:ascii="Arial" w:hAnsi="Arial" w:cs="Arial"/>
         </w:rPr>
         <w:t xml:space="preserve"> }</w:t>
       </w:r>
-      <w:r>
-        <w:rPr>
-          <w:rFonts w:ascii="Arial" w:hAnsi="Arial" w:cs="Arial"/>
-        </w:rPr>
-        <w:t xml:space="preserve">} in cash. Location: </w:t>
+      <w:proofErr w:type="gramEnd"/>
+      <w:r>
+        <w:rPr>
+          <w:rFonts w:ascii="Arial" w:hAnsi="Arial" w:cs="Arial"/>
+        </w:rPr>
+        <w:t>}</w:t>
+      </w:r>
+      <w:r>
+        <w:rPr>
+          <w:rFonts w:ascii="Arial" w:hAnsi="Arial" w:cs="Arial"/>
+        </w:rPr>
+        <w:t>.</w:t>
+      </w:r>
+    </w:p>
+    <w:p>
+      <w:pPr>
+        <w:spacing w:after="0" w:line="240" w:lineRule="auto"/>
+        <w:rPr>
+          <w:rFonts w:ascii="Arial" w:hAnsi="Arial" w:cs="Arial"/>
+        </w:rPr>
+      </w:pPr>
+      <w:r>
+        <w:rPr>
+          <w:rFonts w:ascii="Arial" w:hAnsi="Arial" w:cs="Arial"/>
+        </w:rPr>
+        <w:t xml:space="preserve">      </w:t>
       </w:r>
       <w:r>
         <w:rPr>
@@ -1291,817 +2625,369 @@
         <w:rPr>
           <w:rFonts w:ascii="Arial" w:hAnsi="Arial" w:cs="Arial"/>
         </w:rPr>
-        <w:t>{</w:t>
-      </w:r>
-      <w:r>
-        <w:rPr>
-          <w:rFonts w:ascii="Arial" w:hAnsi="Arial" w:cs="Arial"/>
-        </w:rPr>
-        <w:t xml:space="preserve"> acc</w:t>
-      </w:r>
-      <w:r>
-        <w:rPr>
-          <w:rFonts w:ascii="Arial" w:hAnsi="Arial" w:cs="Arial"/>
-        </w:rPr>
-        <w:t>.source</w:t>
-      </w:r>
+        <w:t>%</w:t>
+      </w:r>
+      <w:r>
+        <w:rPr>
+          <w:rFonts w:ascii="Arial" w:hAnsi="Arial" w:cs="Arial"/>
+        </w:rPr>
+        <w:t>p</w:t>
+      </w:r>
+      <w:r>
+        <w:rPr>
+          <w:rFonts w:ascii="Arial" w:hAnsi="Arial" w:cs="Arial"/>
+        </w:rPr>
+        <w:t xml:space="preserve"> endif</w:t>
+      </w:r>
+      <w:r>
+        <w:rPr>
+          <w:rFonts w:ascii="Arial" w:hAnsi="Arial" w:cs="Arial"/>
+        </w:rPr>
+        <w:t xml:space="preserve"> %}</w:t>
+      </w:r>
+    </w:p>
+    <w:p>
+      <w:pPr>
+        <w:spacing w:after="0" w:line="240" w:lineRule="auto"/>
+        <w:rPr>
+          <w:rFonts w:ascii="Arial" w:hAnsi="Arial" w:cs="Arial"/>
+        </w:rPr>
+      </w:pPr>
+      <w:r>
+        <w:rPr>
+          <w:rFonts w:ascii="Arial" w:hAnsi="Arial" w:cs="Arial"/>
+        </w:rPr>
+        <w:t xml:space="preserve">    </w:t>
+      </w:r>
+      <w:r>
+        <w:rPr>
+          <w:rFonts w:ascii="Arial" w:hAnsi="Arial" w:cs="Arial"/>
+          <w:highlight w:val="green"/>
+        </w:rPr>
+        <w:t>{%p endif %}</w:t>
+      </w:r>
+    </w:p>
+    <w:p>
+      <w:pPr>
+        <w:spacing w:after="0" w:line="240" w:lineRule="auto"/>
+        <w:rPr>
+          <w:rFonts w:ascii="Arial" w:hAnsi="Arial" w:cs="Arial"/>
+        </w:rPr>
+      </w:pPr>
+      <w:r>
+        <w:rPr>
+          <w:rFonts w:ascii="Arial" w:hAnsi="Arial" w:cs="Arial"/>
+        </w:rPr>
+        <w:t xml:space="preserve">  </w:t>
+      </w:r>
+      <w:r>
+        <w:rPr>
+          <w:rFonts w:ascii="Arial" w:hAnsi="Arial" w:cs="Arial"/>
+          <w:highlight w:val="cyan"/>
+        </w:rPr>
+        <w:t xml:space="preserve">{%p </w:t>
+      </w:r>
+      <w:proofErr w:type="spellStart"/>
+      <w:r>
+        <w:rPr>
+          <w:rFonts w:ascii="Arial" w:hAnsi="Arial" w:cs="Arial"/>
+          <w:highlight w:val="cyan"/>
+        </w:rPr>
+        <w:t>endfor</w:t>
+      </w:r>
+      <w:proofErr w:type="spellEnd"/>
+      <w:r>
+        <w:rPr>
+          <w:rFonts w:ascii="Arial" w:hAnsi="Arial" w:cs="Arial"/>
+          <w:highlight w:val="cyan"/>
+        </w:rPr>
+        <w:t xml:space="preserve"> %}</w:t>
+      </w:r>
+    </w:p>
+    <w:p>
+      <w:pPr>
+        <w:spacing w:after="0" w:line="240" w:lineRule="auto"/>
+        <w:rPr>
+          <w:rFonts w:ascii="Arial" w:hAnsi="Arial" w:cs="Arial"/>
+        </w:rPr>
+      </w:pPr>
+      <w:r>
+        <w:rPr>
+          <w:rFonts w:ascii="Arial" w:hAnsi="Arial" w:cs="Arial"/>
+          <w:highlight w:val="magenta"/>
+        </w:rPr>
+        <w:t>{%p endif %}</w:t>
+      </w:r>
+    </w:p>
+    <w:p>
+      <w:pPr>
+        <w:spacing w:after="0" w:line="240" w:lineRule="auto"/>
+        <w:rPr>
+          <w:rFonts w:ascii="Arial" w:hAnsi="Arial" w:cs="Arial"/>
+        </w:rPr>
+      </w:pPr>
+      <w:r>
+        <w:rPr>
+          <w:rFonts w:ascii="Arial" w:hAnsi="Arial" w:cs="Arial"/>
+          <w:highlight w:val="magenta"/>
+        </w:rPr>
+        <w:t>{%p if</w:t>
+      </w:r>
+      <w:r>
+        <w:rPr>
+          <w:rFonts w:ascii="Arial" w:hAnsi="Arial" w:cs="Arial"/>
+        </w:rPr>
+        <w:t xml:space="preserve"> </w:t>
+      </w:r>
+      <w:proofErr w:type="spellStart"/>
+      <w:proofErr w:type="gramStart"/>
+      <w:r>
+        <w:rPr>
+          <w:rFonts w:ascii="Arial" w:hAnsi="Arial" w:cs="Arial"/>
+        </w:rPr>
+        <w:t>marriage.other</w:t>
+      </w:r>
+      <w:proofErr w:type="gramEnd"/>
+      <w:r>
+        <w:rPr>
+          <w:rFonts w:ascii="Arial" w:hAnsi="Arial" w:cs="Arial"/>
+        </w:rPr>
+        <w:t>_pp</w:t>
+      </w:r>
+      <w:proofErr w:type="spellEnd"/>
+      <w:r>
+        <w:rPr>
+          <w:rFonts w:ascii="Arial" w:hAnsi="Arial" w:cs="Arial"/>
+        </w:rPr>
+        <w:t xml:space="preserve"> %}</w:t>
+      </w:r>
+    </w:p>
+    <w:p>
+      <w:pPr>
+        <w:spacing w:after="0" w:line="240" w:lineRule="auto"/>
+        <w:rPr>
+          <w:rFonts w:ascii="Arial" w:hAnsi="Arial" w:cs="Arial"/>
+        </w:rPr>
+      </w:pPr>
+      <w:r>
+        <w:rPr>
+          <w:rFonts w:ascii="Arial" w:hAnsi="Arial" w:cs="Arial"/>
+        </w:rPr>
+        <w:t xml:space="preserve">  </w:t>
+      </w:r>
+      <w:r>
+        <w:rPr>
+          <w:rFonts w:ascii="Arial" w:hAnsi="Arial" w:cs="Arial"/>
+          <w:highlight w:val="cyan"/>
+        </w:rPr>
+        <w:t>{%p for</w:t>
+      </w:r>
+      <w:r>
+        <w:rPr>
+          <w:rFonts w:ascii="Arial" w:hAnsi="Arial" w:cs="Arial"/>
+        </w:rPr>
+        <w:t xml:space="preserve"> </w:t>
+      </w:r>
+      <w:r>
+        <w:rPr>
+          <w:rFonts w:ascii="Arial" w:hAnsi="Arial" w:cs="Arial"/>
+        </w:rPr>
+        <w:t>pp</w:t>
+      </w:r>
+      <w:r>
+        <w:rPr>
+          <w:rFonts w:ascii="Arial" w:hAnsi="Arial" w:cs="Arial"/>
+        </w:rPr>
+        <w:t xml:space="preserve"> in </w:t>
+      </w:r>
+      <w:proofErr w:type="spellStart"/>
+      <w:proofErr w:type="gramStart"/>
+      <w:r>
+        <w:rPr>
+          <w:rFonts w:ascii="Arial" w:hAnsi="Arial" w:cs="Arial"/>
+        </w:rPr>
+        <w:t>marriage.other</w:t>
+      </w:r>
+      <w:proofErr w:type="gramEnd"/>
+      <w:r>
+        <w:rPr>
+          <w:rFonts w:ascii="Arial" w:hAnsi="Arial" w:cs="Arial"/>
+        </w:rPr>
+        <w:t>_pp</w:t>
+      </w:r>
+      <w:proofErr w:type="spellEnd"/>
+      <w:r>
+        <w:rPr>
+          <w:rFonts w:ascii="Arial" w:hAnsi="Arial" w:cs="Arial"/>
+        </w:rPr>
+        <w:t xml:space="preserve"> %}</w:t>
+      </w:r>
+    </w:p>
+    <w:p>
+      <w:pPr>
+        <w:spacing w:after="0" w:line="240" w:lineRule="auto"/>
+        <w:rPr>
+          <w:rFonts w:ascii="Arial" w:hAnsi="Arial" w:cs="Arial"/>
+        </w:rPr>
+      </w:pPr>
+      <w:r>
+        <w:rPr>
+          <w:rFonts w:ascii="Arial" w:hAnsi="Arial" w:cs="Arial"/>
+        </w:rPr>
+        <w:t xml:space="preserve">    </w:t>
+      </w:r>
+      <w:r>
+        <w:rPr>
+          <w:rFonts w:ascii="Arial" w:hAnsi="Arial" w:cs="Arial"/>
+          <w:highlight w:val="green"/>
+        </w:rPr>
+        <w:t>{%p if</w:t>
+      </w:r>
+      <w:r>
+        <w:rPr>
+          <w:rFonts w:ascii="Arial" w:hAnsi="Arial" w:cs="Arial"/>
+        </w:rPr>
+        <w:t xml:space="preserve"> </w:t>
+      </w:r>
+      <w:proofErr w:type="spellStart"/>
+      <w:proofErr w:type="gramStart"/>
+      <w:r>
+        <w:rPr>
+          <w:rFonts w:ascii="Arial" w:hAnsi="Arial" w:cs="Arial"/>
+        </w:rPr>
+        <w:t>pp</w:t>
+      </w:r>
+      <w:r>
+        <w:rPr>
+          <w:rFonts w:ascii="Arial" w:hAnsi="Arial" w:cs="Arial"/>
+        </w:rPr>
+        <w:t>.owner</w:t>
+      </w:r>
+      <w:proofErr w:type="spellEnd"/>
+      <w:proofErr w:type="gramEnd"/>
+      <w:r>
+        <w:rPr>
+          <w:rFonts w:ascii="Arial" w:hAnsi="Arial" w:cs="Arial"/>
+        </w:rPr>
+        <w:t xml:space="preserve"> == </w:t>
+      </w:r>
+      <w:proofErr w:type="gramStart"/>
+      <w:r>
+        <w:rPr>
+          <w:rFonts w:ascii="Arial" w:hAnsi="Arial" w:cs="Arial"/>
+        </w:rPr>
+        <w:t>plaintiffs</w:t>
+      </w:r>
+      <w:r>
+        <w:rPr>
+          <w:rFonts w:ascii="Arial" w:hAnsi="Arial" w:cs="Arial"/>
+        </w:rPr>
+        <w:t>[</w:t>
+      </w:r>
+      <w:proofErr w:type="gramEnd"/>
+      <w:r>
+        <w:rPr>
+          <w:rFonts w:ascii="Arial" w:hAnsi="Arial" w:cs="Arial"/>
+        </w:rPr>
+        <w:t>0] %}</w:t>
+      </w:r>
+    </w:p>
+    <w:p>
+      <w:pPr>
+        <w:spacing w:after="0" w:line="240" w:lineRule="auto"/>
+        <w:rPr>
+          <w:rFonts w:ascii="Arial" w:hAnsi="Arial" w:cs="Arial"/>
+        </w:rPr>
+      </w:pPr>
+      <w:r>
+        <w:rPr>
+          <w:rFonts w:ascii="Arial" w:hAnsi="Arial" w:cs="Arial"/>
+        </w:rPr>
+        <w:t xml:space="preserve">Property type: </w:t>
+      </w:r>
+      <w:proofErr w:type="gramStart"/>
+      <w:r>
+        <w:rPr>
+          <w:rFonts w:ascii="Arial" w:hAnsi="Arial" w:cs="Arial"/>
+        </w:rPr>
+        <w:t xml:space="preserve">{{ </w:t>
+      </w:r>
+      <w:proofErr w:type="spellStart"/>
+      <w:r>
+        <w:rPr>
+          <w:rFonts w:ascii="Arial" w:hAnsi="Arial" w:cs="Arial"/>
+        </w:rPr>
+        <w:t>pp</w:t>
+      </w:r>
+      <w:proofErr w:type="gramEnd"/>
+      <w:r>
+        <w:rPr>
+          <w:rFonts w:ascii="Arial" w:hAnsi="Arial" w:cs="Arial"/>
+        </w:rPr>
+        <w:t>.</w:t>
+      </w:r>
+      <w:proofErr w:type="gramStart"/>
+      <w:r>
+        <w:rPr>
+          <w:rFonts w:ascii="Arial" w:hAnsi="Arial" w:cs="Arial"/>
+        </w:rPr>
+        <w:t>kind</w:t>
+      </w:r>
+      <w:proofErr w:type="spellEnd"/>
       <w:r>
         <w:rPr>
           <w:rFonts w:ascii="Arial" w:hAnsi="Arial" w:cs="Arial"/>
         </w:rPr>
         <w:t xml:space="preserve"> }</w:t>
       </w:r>
+      <w:proofErr w:type="gramEnd"/>
+      <w:r>
+        <w:rPr>
+          <w:rFonts w:ascii="Arial" w:hAnsi="Arial" w:cs="Arial"/>
+        </w:rPr>
+        <w:t xml:space="preserve">}, Description: </w:t>
+      </w:r>
+      <w:proofErr w:type="gramStart"/>
+      <w:r>
+        <w:rPr>
+          <w:rFonts w:ascii="Arial" w:hAnsi="Arial" w:cs="Arial"/>
+        </w:rPr>
+        <w:t xml:space="preserve">{{ </w:t>
+      </w:r>
+      <w:proofErr w:type="spellStart"/>
+      <w:r>
+        <w:rPr>
+          <w:rFonts w:ascii="Arial" w:hAnsi="Arial" w:cs="Arial"/>
+        </w:rPr>
+        <w:t>pp</w:t>
+      </w:r>
+      <w:proofErr w:type="gramEnd"/>
+      <w:r>
+        <w:rPr>
+          <w:rFonts w:ascii="Arial" w:hAnsi="Arial" w:cs="Arial"/>
+        </w:rPr>
+        <w:t>.</w:t>
+      </w:r>
+      <w:proofErr w:type="gramStart"/>
+      <w:r>
+        <w:rPr>
+          <w:rFonts w:ascii="Arial" w:hAnsi="Arial" w:cs="Arial"/>
+        </w:rPr>
+        <w:t>desc</w:t>
+      </w:r>
+      <w:proofErr w:type="spellEnd"/>
+      <w:r>
+        <w:rPr>
+          <w:rFonts w:ascii="Arial" w:hAnsi="Arial" w:cs="Arial"/>
+        </w:rPr>
+        <w:t xml:space="preserve"> }</w:t>
+      </w:r>
+      <w:proofErr w:type="gramEnd"/>
       <w:r>
         <w:rPr>
           <w:rFonts w:ascii="Arial" w:hAnsi="Arial" w:cs="Arial"/>
         </w:rPr>
         <w:t>}</w:t>
-      </w:r>
-      <w:r>
-        <w:rPr>
-          <w:rFonts w:ascii="Arial" w:hAnsi="Arial" w:cs="Arial"/>
-        </w:rPr>
-        <w:t>.</w:t>
-      </w:r>
-    </w:p>
-    <w:p>
-      <w:pPr>
-        <w:spacing w:after="0" w:line="240" w:lineRule="auto"/>
-        <w:rPr>
-          <w:rFonts w:ascii="Arial" w:hAnsi="Arial" w:cs="Arial"/>
-        </w:rPr>
-      </w:pPr>
-      <w:r>
-        <w:rPr>
-          <w:rFonts w:ascii="Arial" w:hAnsi="Arial" w:cs="Arial"/>
-        </w:rPr>
-        <w:t xml:space="preserve">      </w:t>
-      </w:r>
-      <w:r>
-        <w:rPr>
-          <w:rFonts w:ascii="Arial" w:hAnsi="Arial" w:cs="Arial"/>
-        </w:rPr>
-        <w:t>{</w:t>
-      </w:r>
-      <w:r>
-        <w:rPr>
-          <w:rFonts w:ascii="Arial" w:hAnsi="Arial" w:cs="Arial"/>
-        </w:rPr>
-        <w:t>%</w:t>
-      </w:r>
-      <w:r>
-        <w:rPr>
-          <w:rFonts w:ascii="Arial" w:hAnsi="Arial" w:cs="Arial"/>
-        </w:rPr>
-        <w:t>p</w:t>
-      </w:r>
-      <w:r>
-        <w:rPr>
-          <w:rFonts w:ascii="Arial" w:hAnsi="Arial" w:cs="Arial"/>
-        </w:rPr>
-        <w:t xml:space="preserve"> elif </w:t>
-      </w:r>
-      <w:r>
-        <w:rPr>
-          <w:rFonts w:ascii="Arial" w:hAnsi="Arial" w:cs="Arial"/>
-        </w:rPr>
-        <w:t>acc</w:t>
-      </w:r>
-      <w:r>
-        <w:rPr>
-          <w:rFonts w:ascii="Arial" w:hAnsi="Arial" w:cs="Arial"/>
-        </w:rPr>
-        <w:t>.kind == "Other Investment"</w:t>
-      </w:r>
-      <w:r>
-        <w:rPr>
-          <w:rFonts w:ascii="Arial" w:hAnsi="Arial" w:cs="Arial"/>
-        </w:rPr>
-        <w:t xml:space="preserve"> %}</w:t>
-      </w:r>
-    </w:p>
-    <w:p>
-      <w:pPr>
-        <w:spacing w:after="0" w:line="240" w:lineRule="auto"/>
-        <w:rPr>
-          <w:rFonts w:ascii="Arial" w:hAnsi="Arial" w:cs="Arial"/>
-        </w:rPr>
-      </w:pPr>
-      <w:r>
-        <w:rPr>
-          <w:rFonts w:ascii="Arial" w:hAnsi="Arial" w:cs="Arial"/>
-        </w:rPr>
-        <w:t>{% if acc</w:t>
-      </w:r>
-      <w:r>
-        <w:rPr>
-          <w:rFonts w:ascii="Arial" w:hAnsi="Arial" w:cs="Arial"/>
-        </w:rPr>
-        <w:t xml:space="preserve">.owner </w:t>
-      </w:r>
-      <w:r>
-        <w:rPr>
-          <w:rFonts w:ascii="Arial" w:hAnsi="Arial" w:cs="Arial"/>
-        </w:rPr>
-        <w:t>=</w:t>
-      </w:r>
-      <w:r>
-        <w:rPr>
-          <w:rFonts w:ascii="Arial" w:hAnsi="Arial" w:cs="Arial"/>
-        </w:rPr>
-        <w:t xml:space="preserve">= </w:t>
-      </w:r>
-      <w:r>
-        <w:rPr>
-          <w:rFonts w:ascii="Arial" w:hAnsi="Arial" w:cs="Arial"/>
-        </w:rPr>
-        <w:t>joint %}</w:t>
-      </w:r>
-      <w:r>
-        <w:rPr>
-          <w:rFonts w:ascii="Arial" w:hAnsi="Arial" w:cs="Arial"/>
-        </w:rPr>
-        <w:t xml:space="preserve">Half of </w:t>
-      </w:r>
-      <w:r>
-        <w:rPr>
-          <w:rFonts w:ascii="Arial" w:hAnsi="Arial" w:cs="Arial"/>
-        </w:rPr>
-        <w:t>{% endif %}{</w:t>
-      </w:r>
-      <w:r>
-        <w:rPr>
-          <w:rFonts w:ascii="Arial" w:hAnsi="Arial" w:cs="Arial"/>
-        </w:rPr>
-        <w:t>{</w:t>
-      </w:r>
-      <w:r>
-        <w:rPr>
-          <w:rFonts w:ascii="Arial" w:hAnsi="Arial" w:cs="Arial"/>
-        </w:rPr>
-        <w:t xml:space="preserve"> </w:t>
-      </w:r>
-      <w:r>
-        <w:rPr>
-          <w:rFonts w:ascii="Arial" w:hAnsi="Arial" w:cs="Arial"/>
-        </w:rPr>
-        <w:t>acc</w:t>
-      </w:r>
-      <w:r>
-        <w:rPr>
-          <w:rFonts w:ascii="Arial" w:hAnsi="Arial" w:cs="Arial"/>
-        </w:rPr>
-        <w:t>.describe_other</w:t>
-      </w:r>
-      <w:r>
-        <w:rPr>
-          <w:rFonts w:ascii="Arial" w:hAnsi="Arial" w:cs="Arial"/>
-        </w:rPr>
-        <w:t xml:space="preserve"> }</w:t>
-      </w:r>
-      <w:r>
-        <w:rPr>
-          <w:rFonts w:ascii="Arial" w:hAnsi="Arial" w:cs="Arial"/>
-        </w:rPr>
-        <w:t xml:space="preserve">} at </w:t>
-      </w:r>
-      <w:r>
-        <w:rPr>
-          <w:rFonts w:ascii="Arial" w:hAnsi="Arial" w:cs="Arial"/>
-        </w:rPr>
-        <w:t>{</w:t>
-      </w:r>
-      <w:r>
-        <w:rPr>
-          <w:rFonts w:ascii="Arial" w:hAnsi="Arial" w:cs="Arial"/>
-        </w:rPr>
-        <w:t>{</w:t>
-      </w:r>
-      <w:r>
-        <w:rPr>
-          <w:rFonts w:ascii="Arial" w:hAnsi="Arial" w:cs="Arial"/>
-        </w:rPr>
-        <w:t xml:space="preserve"> </w:t>
-      </w:r>
-      <w:r>
-        <w:rPr>
-          <w:rFonts w:ascii="Arial" w:hAnsi="Arial" w:cs="Arial"/>
-        </w:rPr>
-        <w:t>acc</w:t>
-      </w:r>
-      <w:r>
-        <w:rPr>
-          <w:rFonts w:ascii="Arial" w:hAnsi="Arial" w:cs="Arial"/>
-        </w:rPr>
-        <w:t>.source</w:t>
-      </w:r>
-      <w:r>
-        <w:rPr>
-          <w:rFonts w:ascii="Arial" w:hAnsi="Arial" w:cs="Arial"/>
-        </w:rPr>
-        <w:t xml:space="preserve"> </w:t>
-      </w:r>
-      <w:r>
-        <w:rPr>
-          <w:rFonts w:ascii="Arial" w:hAnsi="Arial" w:cs="Arial"/>
-        </w:rPr>
-        <w:t>}</w:t>
-      </w:r>
-      <w:r>
-        <w:rPr>
-          <w:rFonts w:ascii="Arial" w:hAnsi="Arial" w:cs="Arial"/>
-        </w:rPr>
-        <w:t>}</w:t>
-      </w:r>
-      <w:r>
-        <w:rPr>
-          <w:rFonts w:ascii="Arial" w:hAnsi="Arial" w:cs="Arial"/>
-        </w:rPr>
-        <w:t xml:space="preserve">. </w:t>
-      </w:r>
-      <w:r>
-        <w:rPr>
-          <w:rFonts w:ascii="Arial" w:hAnsi="Arial" w:cs="Arial"/>
-        </w:rPr>
-        <w:t>{% if acc</w:t>
-      </w:r>
-      <w:r>
-        <w:rPr>
-          <w:rFonts w:ascii="Arial" w:hAnsi="Arial" w:cs="Arial"/>
-        </w:rPr>
-        <w:t xml:space="preserve">.owner </w:t>
-      </w:r>
-      <w:r>
-        <w:rPr>
-          <w:rFonts w:ascii="Arial" w:hAnsi="Arial" w:cs="Arial"/>
-        </w:rPr>
-        <w:t>=</w:t>
-      </w:r>
-      <w:r>
-        <w:rPr>
-          <w:rFonts w:ascii="Arial" w:hAnsi="Arial" w:cs="Arial"/>
-        </w:rPr>
-        <w:t xml:space="preserve">= </w:t>
-      </w:r>
-      <w:r>
-        <w:rPr>
-          <w:rFonts w:ascii="Arial" w:hAnsi="Arial" w:cs="Arial"/>
-        </w:rPr>
-        <w:t>joint %}</w:t>
-      </w:r>
-      <w:r>
-        <w:rPr>
-          <w:rFonts w:ascii="Arial" w:hAnsi="Arial" w:cs="Arial"/>
-        </w:rPr>
-        <w:t>This half valued at: $</w:t>
-      </w:r>
-      <w:r>
-        <w:rPr>
-          <w:rFonts w:ascii="Arial" w:hAnsi="Arial" w:cs="Arial"/>
-        </w:rPr>
-        <w:t>{{</w:t>
-      </w:r>
-      <w:r>
-        <w:rPr>
-          <w:rFonts w:ascii="Arial" w:hAnsi="Arial" w:cs="Arial"/>
-        </w:rPr>
-        <w:t xml:space="preserve"> thousands(</w:t>
-      </w:r>
-      <w:r>
-        <w:rPr>
-          <w:rFonts w:ascii="Arial" w:hAnsi="Arial" w:cs="Arial"/>
-        </w:rPr>
-        <w:t>acc</w:t>
-      </w:r>
-      <w:r>
-        <w:rPr>
-          <w:rFonts w:ascii="Arial" w:hAnsi="Arial" w:cs="Arial"/>
-        </w:rPr>
-        <w:t>.balance / 2, 2)</w:t>
-      </w:r>
-      <w:r>
-        <w:rPr>
-          <w:rFonts w:ascii="Arial" w:hAnsi="Arial" w:cs="Arial"/>
-        </w:rPr>
-        <w:t xml:space="preserve"> </w:t>
-      </w:r>
-      <w:r>
-        <w:rPr>
-          <w:rFonts w:ascii="Arial" w:hAnsi="Arial" w:cs="Arial"/>
-        </w:rPr>
-        <w:t>}</w:t>
-      </w:r>
-      <w:r>
-        <w:rPr>
-          <w:rFonts w:ascii="Arial" w:hAnsi="Arial" w:cs="Arial"/>
-        </w:rPr>
-        <w:t>}{% else %}</w:t>
-      </w:r>
-      <w:r>
-        <w:rPr>
-          <w:rFonts w:ascii="Arial" w:hAnsi="Arial" w:cs="Arial"/>
-        </w:rPr>
-        <w:t>Valued at: $</w:t>
-      </w:r>
-      <w:r>
-        <w:rPr>
-          <w:rFonts w:ascii="Arial" w:hAnsi="Arial" w:cs="Arial"/>
-        </w:rPr>
-        <w:t xml:space="preserve">{{ </w:t>
-      </w:r>
-      <w:r>
-        <w:rPr>
-          <w:rFonts w:ascii="Arial" w:hAnsi="Arial" w:cs="Arial"/>
-        </w:rPr>
-        <w:t>thousands(</w:t>
-      </w:r>
-      <w:r>
-        <w:rPr>
-          <w:rFonts w:ascii="Arial" w:hAnsi="Arial" w:cs="Arial"/>
-        </w:rPr>
-        <w:t>acc</w:t>
-      </w:r>
-      <w:r>
-        <w:rPr>
-          <w:rFonts w:ascii="Arial" w:hAnsi="Arial" w:cs="Arial"/>
-        </w:rPr>
-        <w:t>.balance, 2)</w:t>
-      </w:r>
-      <w:r>
-        <w:rPr>
-          <w:rFonts w:ascii="Arial" w:hAnsi="Arial" w:cs="Arial"/>
-        </w:rPr>
-        <w:t xml:space="preserve"> }}</w:t>
-      </w:r>
-      <w:r>
-        <w:rPr>
-          <w:rFonts w:ascii="Arial" w:hAnsi="Arial" w:cs="Arial"/>
-        </w:rPr>
-        <w:t>{% endif %}</w:t>
-      </w:r>
-      <w:r>
-        <w:rPr>
-          <w:rFonts w:ascii="Arial" w:hAnsi="Arial" w:cs="Arial"/>
-        </w:rPr>
-        <w:t>.</w:t>
-      </w:r>
-    </w:p>
-    <w:p>
-      <w:pPr>
-        <w:spacing w:after="0" w:line="240" w:lineRule="auto"/>
-        <w:rPr>
-          <w:rFonts w:ascii="Arial" w:hAnsi="Arial" w:cs="Arial"/>
-        </w:rPr>
-      </w:pPr>
-      <w:r>
-        <w:rPr>
-          <w:rFonts w:ascii="Arial" w:hAnsi="Arial" w:cs="Arial"/>
-        </w:rPr>
-        <w:t xml:space="preserve">      </w:t>
-      </w:r>
-      <w:r>
-        <w:rPr>
-          <w:rFonts w:ascii="Arial" w:hAnsi="Arial" w:cs="Arial"/>
-        </w:rPr>
-        <w:t>{</w:t>
-      </w:r>
-      <w:r>
-        <w:rPr>
-          <w:rFonts w:ascii="Arial" w:hAnsi="Arial" w:cs="Arial"/>
-        </w:rPr>
-        <w:t>%</w:t>
-      </w:r>
-      <w:r>
-        <w:rPr>
-          <w:rFonts w:ascii="Arial" w:hAnsi="Arial" w:cs="Arial"/>
-        </w:rPr>
-        <w:t>p</w:t>
-      </w:r>
-      <w:r>
-        <w:rPr>
-          <w:rFonts w:ascii="Arial" w:hAnsi="Arial" w:cs="Arial"/>
-        </w:rPr>
-        <w:t xml:space="preserve"> else</w:t>
-      </w:r>
-      <w:r>
-        <w:rPr>
-          <w:rFonts w:ascii="Arial" w:hAnsi="Arial" w:cs="Arial"/>
-        </w:rPr>
-        <w:t xml:space="preserve"> %}</w:t>
-      </w:r>
-    </w:p>
-    <w:p>
-      <w:pPr>
-        <w:spacing w:after="0" w:line="240" w:lineRule="auto"/>
-        <w:rPr>
-          <w:rFonts w:ascii="Arial" w:hAnsi="Arial" w:cs="Arial"/>
-        </w:rPr>
-      </w:pPr>
-      <w:r>
-        <w:rPr>
-          <w:rFonts w:ascii="Arial" w:hAnsi="Arial" w:cs="Arial"/>
-        </w:rPr>
-        <w:t>Cash valued at $</w:t>
-      </w:r>
-      <w:r>
-        <w:rPr>
-          <w:rFonts w:ascii="Arial" w:hAnsi="Arial" w:cs="Arial"/>
-        </w:rPr>
-        <w:t>{</w:t>
-      </w:r>
-      <w:r>
-        <w:rPr>
-          <w:rFonts w:ascii="Arial" w:hAnsi="Arial" w:cs="Arial"/>
-        </w:rPr>
-        <w:t>{</w:t>
-      </w:r>
-      <w:r>
-        <w:rPr>
-          <w:rFonts w:ascii="Arial" w:hAnsi="Arial" w:cs="Arial"/>
-        </w:rPr>
-        <w:t xml:space="preserve"> </w:t>
-      </w:r>
-      <w:r>
-        <w:rPr>
-          <w:rFonts w:ascii="Arial" w:hAnsi="Arial" w:cs="Arial"/>
-        </w:rPr>
-        <w:t>thousands(</w:t>
-      </w:r>
-      <w:r>
-        <w:rPr>
-          <w:rFonts w:ascii="Arial" w:hAnsi="Arial" w:cs="Arial"/>
-        </w:rPr>
-        <w:t>acc</w:t>
-      </w:r>
-      <w:r>
-        <w:rPr>
-          <w:rFonts w:ascii="Arial" w:hAnsi="Arial" w:cs="Arial"/>
-        </w:rPr>
-        <w:t xml:space="preserve">.balance, 2) if </w:t>
-      </w:r>
-      <w:r>
-        <w:rPr>
-          <w:rFonts w:ascii="Arial" w:hAnsi="Arial" w:cs="Arial"/>
-        </w:rPr>
-        <w:t>acc</w:t>
-      </w:r>
-      <w:r>
-        <w:rPr>
-          <w:rFonts w:ascii="Arial" w:hAnsi="Arial" w:cs="Arial"/>
-        </w:rPr>
-        <w:t>.owner == plaintiffs[0] else thousands(</w:t>
-      </w:r>
-      <w:r>
-        <w:rPr>
-          <w:rFonts w:ascii="Arial" w:hAnsi="Arial" w:cs="Arial"/>
-        </w:rPr>
-        <w:t>acc</w:t>
-      </w:r>
-      <w:r>
-        <w:rPr>
-          <w:rFonts w:ascii="Arial" w:hAnsi="Arial" w:cs="Arial"/>
-        </w:rPr>
-        <w:t>.balance / 2, 2)</w:t>
-      </w:r>
-      <w:r>
-        <w:rPr>
-          <w:rFonts w:ascii="Arial" w:hAnsi="Arial" w:cs="Arial"/>
-        </w:rPr>
-        <w:t xml:space="preserve"> }</w:t>
-      </w:r>
-      <w:r>
-        <w:rPr>
-          <w:rFonts w:ascii="Arial" w:hAnsi="Arial" w:cs="Arial"/>
-        </w:rPr>
-        <w:t xml:space="preserve">} in a </w:t>
-      </w:r>
-      <w:r>
-        <w:rPr>
-          <w:rFonts w:ascii="Arial" w:hAnsi="Arial" w:cs="Arial"/>
-        </w:rPr>
-        <w:t>{</w:t>
-      </w:r>
-      <w:r>
-        <w:rPr>
-          <w:rFonts w:ascii="Arial" w:hAnsi="Arial" w:cs="Arial"/>
-        </w:rPr>
-        <w:t>{</w:t>
-      </w:r>
-      <w:r>
-        <w:rPr>
-          <w:rFonts w:ascii="Arial" w:hAnsi="Arial" w:cs="Arial"/>
-        </w:rPr>
-        <w:t xml:space="preserve"> acc</w:t>
-      </w:r>
-      <w:r>
-        <w:rPr>
-          <w:rFonts w:ascii="Arial" w:hAnsi="Arial" w:cs="Arial"/>
-        </w:rPr>
-        <w:t>.kind</w:t>
-      </w:r>
-      <w:r>
-        <w:rPr>
-          <w:rFonts w:ascii="Arial" w:hAnsi="Arial" w:cs="Arial"/>
-        </w:rPr>
-        <w:t xml:space="preserve"> }</w:t>
-      </w:r>
-      <w:r>
-        <w:rPr>
-          <w:rFonts w:ascii="Arial" w:hAnsi="Arial" w:cs="Arial"/>
-        </w:rPr>
-        <w:t xml:space="preserve">} at </w:t>
-      </w:r>
-      <w:r>
-        <w:rPr>
-          <w:rFonts w:ascii="Arial" w:hAnsi="Arial" w:cs="Arial"/>
-        </w:rPr>
-        <w:t>{</w:t>
-      </w:r>
-      <w:r>
-        <w:rPr>
-          <w:rFonts w:ascii="Arial" w:hAnsi="Arial" w:cs="Arial"/>
-        </w:rPr>
-        <w:t>{</w:t>
-      </w:r>
-      <w:r>
-        <w:rPr>
-          <w:rFonts w:ascii="Arial" w:hAnsi="Arial" w:cs="Arial"/>
-        </w:rPr>
-        <w:t xml:space="preserve"> acc</w:t>
-      </w:r>
-      <w:r>
-        <w:rPr>
-          <w:rFonts w:ascii="Arial" w:hAnsi="Arial" w:cs="Arial"/>
-        </w:rPr>
-        <w:t>.source</w:t>
-      </w:r>
-      <w:r>
-        <w:rPr>
-          <w:rFonts w:ascii="Arial" w:hAnsi="Arial" w:cs="Arial"/>
-        </w:rPr>
-        <w:t xml:space="preserve"> }</w:t>
-      </w:r>
-      <w:r>
-        <w:rPr>
-          <w:rFonts w:ascii="Arial" w:hAnsi="Arial" w:cs="Arial"/>
-        </w:rPr>
-        <w:t>}</w:t>
-      </w:r>
-      <w:r>
-        <w:rPr>
-          <w:rFonts w:ascii="Arial" w:hAnsi="Arial" w:cs="Arial"/>
-        </w:rPr>
-        <w:t>.</w:t>
-      </w:r>
-    </w:p>
-    <w:p>
-      <w:pPr>
-        <w:spacing w:after="0" w:line="240" w:lineRule="auto"/>
-        <w:rPr>
-          <w:rFonts w:ascii="Arial" w:hAnsi="Arial" w:cs="Arial"/>
-        </w:rPr>
-      </w:pPr>
-      <w:r>
-        <w:rPr>
-          <w:rFonts w:ascii="Arial" w:hAnsi="Arial" w:cs="Arial"/>
-        </w:rPr>
-        <w:t xml:space="preserve">      </w:t>
-      </w:r>
-      <w:r>
-        <w:rPr>
-          <w:rFonts w:ascii="Arial" w:hAnsi="Arial" w:cs="Arial"/>
-        </w:rPr>
-        <w:t>{</w:t>
-      </w:r>
-      <w:r>
-        <w:rPr>
-          <w:rFonts w:ascii="Arial" w:hAnsi="Arial" w:cs="Arial"/>
-        </w:rPr>
-        <w:t>%</w:t>
-      </w:r>
-      <w:r>
-        <w:rPr>
-          <w:rFonts w:ascii="Arial" w:hAnsi="Arial" w:cs="Arial"/>
-        </w:rPr>
-        <w:t>p</w:t>
-      </w:r>
-      <w:r>
-        <w:rPr>
-          <w:rFonts w:ascii="Arial" w:hAnsi="Arial" w:cs="Arial"/>
-        </w:rPr>
-        <w:t xml:space="preserve"> endif</w:t>
-      </w:r>
-      <w:r>
-        <w:rPr>
-          <w:rFonts w:ascii="Arial" w:hAnsi="Arial" w:cs="Arial"/>
-        </w:rPr>
-        <w:t xml:space="preserve"> %}</w:t>
-      </w:r>
-    </w:p>
-    <w:p>
-      <w:pPr>
-        <w:spacing w:after="0" w:line="240" w:lineRule="auto"/>
-        <w:rPr>
-          <w:rFonts w:ascii="Arial" w:hAnsi="Arial" w:cs="Arial"/>
-        </w:rPr>
-      </w:pPr>
-      <w:r>
-        <w:rPr>
-          <w:rFonts w:ascii="Arial" w:hAnsi="Arial" w:cs="Arial"/>
-        </w:rPr>
-        <w:t xml:space="preserve">    </w:t>
-      </w:r>
-      <w:r>
-        <w:rPr>
-          <w:rFonts w:ascii="Arial" w:hAnsi="Arial" w:cs="Arial"/>
-          <w:highlight w:val="green"/>
-        </w:rPr>
-        <w:t>{%p endif %}</w:t>
-      </w:r>
-    </w:p>
-    <w:p>
-      <w:pPr>
-        <w:spacing w:after="0" w:line="240" w:lineRule="auto"/>
-        <w:rPr>
-          <w:rFonts w:ascii="Arial" w:hAnsi="Arial" w:cs="Arial"/>
-        </w:rPr>
-      </w:pPr>
-      <w:r>
-        <w:rPr>
-          <w:rFonts w:ascii="Arial" w:hAnsi="Arial" w:cs="Arial"/>
-        </w:rPr>
-        <w:t xml:space="preserve">  </w:t>
-      </w:r>
-      <w:r>
-        <w:rPr>
-          <w:rFonts w:ascii="Arial" w:hAnsi="Arial" w:cs="Arial"/>
-          <w:highlight w:val="cyan"/>
-        </w:rPr>
-        <w:t>{%p endfor %}</w:t>
-      </w:r>
-    </w:p>
-    <w:p>
-      <w:pPr>
-        <w:spacing w:after="0" w:line="240" w:lineRule="auto"/>
-        <w:rPr>
-          <w:rFonts w:ascii="Arial" w:hAnsi="Arial" w:cs="Arial"/>
-        </w:rPr>
-      </w:pPr>
-      <w:r>
-        <w:rPr>
-          <w:rFonts w:ascii="Arial" w:hAnsi="Arial" w:cs="Arial"/>
-          <w:highlight w:val="magenta"/>
-        </w:rPr>
-        <w:t>{%p endif %}</w:t>
-      </w:r>
-    </w:p>
-    <w:p>
-      <w:pPr>
-        <w:spacing w:after="0" w:line="240" w:lineRule="auto"/>
-        <w:rPr>
-          <w:rFonts w:ascii="Arial" w:hAnsi="Arial" w:cs="Arial"/>
-        </w:rPr>
-      </w:pPr>
-      <w:r>
-        <w:rPr>
-          <w:rFonts w:ascii="Arial" w:hAnsi="Arial" w:cs="Arial"/>
-          <w:highlight w:val="magenta"/>
-        </w:rPr>
-        <w:t>{%p if</w:t>
-      </w:r>
-      <w:r>
-        <w:rPr>
-          <w:rFonts w:ascii="Arial" w:hAnsi="Arial" w:cs="Arial"/>
-        </w:rPr>
-        <w:t xml:space="preserve"> marriage.other_pp %}</w:t>
-      </w:r>
-    </w:p>
-    <w:p>
-      <w:pPr>
-        <w:spacing w:after="0" w:line="240" w:lineRule="auto"/>
-        <w:rPr>
-          <w:rFonts w:ascii="Arial" w:hAnsi="Arial" w:cs="Arial"/>
-        </w:rPr>
-      </w:pPr>
-      <w:r>
-        <w:rPr>
-          <w:rFonts w:ascii="Arial" w:hAnsi="Arial" w:cs="Arial"/>
-        </w:rPr>
-        <w:t xml:space="preserve">  </w:t>
-      </w:r>
-      <w:r>
-        <w:rPr>
-          <w:rFonts w:ascii="Arial" w:hAnsi="Arial" w:cs="Arial"/>
-          <w:highlight w:val="cyan"/>
-        </w:rPr>
-        <w:t>{%p for</w:t>
-      </w:r>
-      <w:r>
-        <w:rPr>
-          <w:rFonts w:ascii="Arial" w:hAnsi="Arial" w:cs="Arial"/>
-        </w:rPr>
-        <w:t xml:space="preserve"> </w:t>
-      </w:r>
-      <w:r>
-        <w:rPr>
-          <w:rFonts w:ascii="Arial" w:hAnsi="Arial" w:cs="Arial"/>
-        </w:rPr>
-        <w:t>pp</w:t>
-      </w:r>
-      <w:r>
-        <w:rPr>
-          <w:rFonts w:ascii="Arial" w:hAnsi="Arial" w:cs="Arial"/>
-        </w:rPr>
-        <w:t xml:space="preserve"> in marriage.other_pp %}</w:t>
-      </w:r>
-    </w:p>
-    <w:p>
-      <w:pPr>
-        <w:spacing w:after="0" w:line="240" w:lineRule="auto"/>
-        <w:rPr>
-          <w:rFonts w:ascii="Arial" w:hAnsi="Arial" w:cs="Arial"/>
-        </w:rPr>
-      </w:pPr>
-      <w:r>
-        <w:rPr>
-          <w:rFonts w:ascii="Arial" w:hAnsi="Arial" w:cs="Arial"/>
-        </w:rPr>
-        <w:t xml:space="preserve">    </w:t>
-      </w:r>
-      <w:r>
-        <w:rPr>
-          <w:rFonts w:ascii="Arial" w:hAnsi="Arial" w:cs="Arial"/>
-          <w:highlight w:val="green"/>
-        </w:rPr>
-        <w:t>{%p if</w:t>
-      </w:r>
-      <w:r>
-        <w:rPr>
-          <w:rFonts w:ascii="Arial" w:hAnsi="Arial" w:cs="Arial"/>
-        </w:rPr>
-        <w:t xml:space="preserve"> </w:t>
-      </w:r>
-      <w:r>
-        <w:rPr>
-          <w:rFonts w:ascii="Arial" w:hAnsi="Arial" w:cs="Arial"/>
-        </w:rPr>
-        <w:t>pp</w:t>
-      </w:r>
-      <w:r>
-        <w:rPr>
-          <w:rFonts w:ascii="Arial" w:hAnsi="Arial" w:cs="Arial"/>
-        </w:rPr>
-        <w:t xml:space="preserve">.owner == </w:t>
-      </w:r>
-      <w:r>
-        <w:rPr>
-          <w:rFonts w:ascii="Arial" w:hAnsi="Arial" w:cs="Arial"/>
-        </w:rPr>
-        <w:t>plaintiffs</w:t>
-      </w:r>
-      <w:r>
-        <w:rPr>
-          <w:rFonts w:ascii="Arial" w:hAnsi="Arial" w:cs="Arial"/>
-        </w:rPr>
-        <w:t>[0] %}</w:t>
-      </w:r>
-    </w:p>
-    <w:p>
-      <w:pPr>
-        <w:spacing w:after="0" w:line="240" w:lineRule="auto"/>
-        <w:rPr>
-          <w:rFonts w:ascii="Arial" w:hAnsi="Arial" w:cs="Arial"/>
-        </w:rPr>
-      </w:pPr>
-      <w:r>
-        <w:rPr>
-          <w:rFonts w:ascii="Arial" w:hAnsi="Arial" w:cs="Arial"/>
-        </w:rPr>
-        <w:t xml:space="preserve">Property type: {{ </w:t>
-      </w:r>
-      <w:r>
-        <w:rPr>
-          <w:rFonts w:ascii="Arial" w:hAnsi="Arial" w:cs="Arial"/>
-        </w:rPr>
-        <w:t>pp</w:t>
-      </w:r>
-      <w:r>
-        <w:rPr>
-          <w:rFonts w:ascii="Arial" w:hAnsi="Arial" w:cs="Arial"/>
-        </w:rPr>
-        <w:t xml:space="preserve">.kind }}, Description: {{ </w:t>
-      </w:r>
-      <w:r>
-        <w:rPr>
-          <w:rFonts w:ascii="Arial" w:hAnsi="Arial" w:cs="Arial"/>
-        </w:rPr>
-        <w:t>pp</w:t>
-      </w:r>
-      <w:r>
-        <w:rPr>
-          <w:rFonts w:ascii="Arial" w:hAnsi="Arial" w:cs="Arial"/>
-        </w:rPr>
-        <w:t>.desc }}</w:t>
       </w:r>
     </w:p>
     <w:p>
@@ -2144,7 +3030,23 @@
           <w:rFonts w:ascii="Arial" w:hAnsi="Arial" w:cs="Arial"/>
           <w:highlight w:val="cyan"/>
         </w:rPr>
-        <w:t>{%p endfor %}</w:t>
+        <w:t xml:space="preserve">{%p </w:t>
+      </w:r>
+      <w:proofErr w:type="spellStart"/>
+      <w:r>
+        <w:rPr>
+          <w:rFonts w:ascii="Arial" w:hAnsi="Arial" w:cs="Arial"/>
+          <w:highlight w:val="cyan"/>
+        </w:rPr>
+        <w:t>endfor</w:t>
+      </w:r>
+      <w:proofErr w:type="spellEnd"/>
+      <w:r>
+        <w:rPr>
+          <w:rFonts w:ascii="Arial" w:hAnsi="Arial" w:cs="Arial"/>
+          <w:highlight w:val="cyan"/>
+        </w:rPr>
+        <w:t xml:space="preserve"> %}</w:t>
       </w:r>
     </w:p>
     <w:p>
@@ -2180,7 +3082,29 @@
         <w:rPr>
           <w:rFonts w:ascii="Arial" w:hAnsi="Arial" w:cs="Arial"/>
         </w:rPr>
-        <w:t xml:space="preserve"> marriage.mobile_home %}</w:t>
+        <w:t xml:space="preserve"> </w:t>
+      </w:r>
+      <w:proofErr w:type="spellStart"/>
+      <w:proofErr w:type="gramStart"/>
+      <w:r>
+        <w:rPr>
+          <w:rFonts w:ascii="Arial" w:hAnsi="Arial" w:cs="Arial"/>
+        </w:rPr>
+        <w:t>marriage.mobile</w:t>
+      </w:r>
+      <w:proofErr w:type="gramEnd"/>
+      <w:r>
+        <w:rPr>
+          <w:rFonts w:ascii="Arial" w:hAnsi="Arial" w:cs="Arial"/>
+        </w:rPr>
+        <w:t>_home</w:t>
+      </w:r>
+      <w:proofErr w:type="spellEnd"/>
+      <w:r>
+        <w:rPr>
+          <w:rFonts w:ascii="Arial" w:hAnsi="Arial" w:cs="Arial"/>
+        </w:rPr>
+        <w:t xml:space="preserve"> %}</w:t>
       </w:r>
     </w:p>
     <w:p>
@@ -2209,17 +3133,41 @@
         </w:rPr>
         <w:t xml:space="preserve"> </w:t>
       </w:r>
+      <w:proofErr w:type="spellStart"/>
       <w:r>
         <w:rPr>
           <w:rFonts w:ascii="Arial" w:hAnsi="Arial" w:cs="Arial"/>
         </w:rPr>
         <w:t>mh</w:t>
       </w:r>
-      <w:r>
-        <w:rPr>
-          <w:rFonts w:ascii="Arial" w:hAnsi="Arial" w:cs="Arial"/>
-        </w:rPr>
-        <w:t xml:space="preserve"> in marriage.mobile_home %}</w:t>
+      <w:proofErr w:type="spellEnd"/>
+      <w:r>
+        <w:rPr>
+          <w:rFonts w:ascii="Arial" w:hAnsi="Arial" w:cs="Arial"/>
+        </w:rPr>
+        <w:t xml:space="preserve"> in </w:t>
+      </w:r>
+      <w:proofErr w:type="spellStart"/>
+      <w:proofErr w:type="gramStart"/>
+      <w:r>
+        <w:rPr>
+          <w:rFonts w:ascii="Arial" w:hAnsi="Arial" w:cs="Arial"/>
+        </w:rPr>
+        <w:t>marriage.mobile</w:t>
+      </w:r>
+      <w:proofErr w:type="gramEnd"/>
+      <w:r>
+        <w:rPr>
+          <w:rFonts w:ascii="Arial" w:hAnsi="Arial" w:cs="Arial"/>
+        </w:rPr>
+        <w:t>_home</w:t>
+      </w:r>
+      <w:proofErr w:type="spellEnd"/>
+      <w:r>
+        <w:rPr>
+          <w:rFonts w:ascii="Arial" w:hAnsi="Arial" w:cs="Arial"/>
+        </w:rPr>
+        <w:t xml:space="preserve"> %}</w:t>
       </w:r>
     </w:p>
     <w:p>
@@ -2248,6 +3196,8 @@
         </w:rPr>
         <w:t xml:space="preserve"> </w:t>
       </w:r>
+      <w:proofErr w:type="spellStart"/>
+      <w:proofErr w:type="gramStart"/>
       <w:r>
         <w:rPr>
           <w:rFonts w:ascii="Arial" w:hAnsi="Arial" w:cs="Arial"/>
@@ -2258,8 +3208,17 @@
         <w:rPr>
           <w:rFonts w:ascii="Arial" w:hAnsi="Arial" w:cs="Arial"/>
         </w:rPr>
-        <w:t xml:space="preserve">.owner == </w:t>
-      </w:r>
+        <w:t>.owner</w:t>
+      </w:r>
+      <w:proofErr w:type="spellEnd"/>
+      <w:proofErr w:type="gramEnd"/>
+      <w:r>
+        <w:rPr>
+          <w:rFonts w:ascii="Arial" w:hAnsi="Arial" w:cs="Arial"/>
+        </w:rPr>
+        <w:t xml:space="preserve"> == </w:t>
+      </w:r>
+      <w:proofErr w:type="gramStart"/>
       <w:r>
         <w:rPr>
           <w:rFonts w:ascii="Arial" w:hAnsi="Arial" w:cs="Arial"/>
@@ -2270,45 +3229,112 @@
         <w:rPr>
           <w:rFonts w:ascii="Arial" w:hAnsi="Arial" w:cs="Arial"/>
         </w:rPr>
-        <w:t>[0] %}</w:t>
-      </w:r>
-    </w:p>
-    <w:p>
-      <w:pPr>
-        <w:spacing w:after="0" w:line="240" w:lineRule="auto"/>
-        <w:rPr>
-          <w:rFonts w:ascii="Arial" w:hAnsi="Arial" w:cs="Arial"/>
-        </w:rPr>
-      </w:pPr>
-      <w:r>
-        <w:rPr>
-          <w:rFonts w:ascii="Arial" w:hAnsi="Arial" w:cs="Arial"/>
-        </w:rPr>
-        <w:t xml:space="preserve">Mobile home located at: {{ </w:t>
-      </w:r>
+        <w:t>[</w:t>
+      </w:r>
+      <w:proofErr w:type="gramEnd"/>
+      <w:r>
+        <w:rPr>
+          <w:rFonts w:ascii="Arial" w:hAnsi="Arial" w:cs="Arial"/>
+        </w:rPr>
+        <w:t>0] %}</w:t>
+      </w:r>
+    </w:p>
+    <w:p>
+      <w:pPr>
+        <w:spacing w:after="0" w:line="240" w:lineRule="auto"/>
+        <w:rPr>
+          <w:rFonts w:ascii="Arial" w:hAnsi="Arial" w:cs="Arial"/>
+        </w:rPr>
+      </w:pPr>
+      <w:r>
+        <w:rPr>
+          <w:rFonts w:ascii="Arial" w:hAnsi="Arial" w:cs="Arial"/>
+        </w:rPr>
+        <w:t xml:space="preserve">Mobile home located at: </w:t>
+      </w:r>
+      <w:proofErr w:type="gramStart"/>
+      <w:r>
+        <w:rPr>
+          <w:rFonts w:ascii="Arial" w:hAnsi="Arial" w:cs="Arial"/>
+        </w:rPr>
+        <w:t xml:space="preserve">{{ </w:t>
+      </w:r>
+      <w:proofErr w:type="spellStart"/>
       <w:r>
         <w:rPr>
           <w:rFonts w:ascii="Arial" w:hAnsi="Arial" w:cs="Arial"/>
         </w:rPr>
         <w:t>mh</w:t>
       </w:r>
-      <w:r>
-        <w:rPr>
-          <w:rFonts w:ascii="Arial" w:hAnsi="Arial" w:cs="Arial"/>
-        </w:rPr>
-        <w:t xml:space="preserve">.desc }}, VIN: {{ </w:t>
-      </w:r>
+      <w:proofErr w:type="gramEnd"/>
+      <w:r>
+        <w:rPr>
+          <w:rFonts w:ascii="Arial" w:hAnsi="Arial" w:cs="Arial"/>
+        </w:rPr>
+        <w:t>.</w:t>
+      </w:r>
+      <w:proofErr w:type="gramStart"/>
+      <w:r>
+        <w:rPr>
+          <w:rFonts w:ascii="Arial" w:hAnsi="Arial" w:cs="Arial"/>
+        </w:rPr>
+        <w:t>desc</w:t>
+      </w:r>
+      <w:proofErr w:type="spellEnd"/>
+      <w:r>
+        <w:rPr>
+          <w:rFonts w:ascii="Arial" w:hAnsi="Arial" w:cs="Arial"/>
+        </w:rPr>
+        <w:t xml:space="preserve"> }</w:t>
+      </w:r>
+      <w:proofErr w:type="gramEnd"/>
+      <w:r>
+        <w:rPr>
+          <w:rFonts w:ascii="Arial" w:hAnsi="Arial" w:cs="Arial"/>
+        </w:rPr>
+        <w:t xml:space="preserve">}, VIN: </w:t>
+      </w:r>
+      <w:proofErr w:type="gramStart"/>
+      <w:r>
+        <w:rPr>
+          <w:rFonts w:ascii="Arial" w:hAnsi="Arial" w:cs="Arial"/>
+        </w:rPr>
+        <w:t xml:space="preserve">{{ </w:t>
+      </w:r>
+      <w:proofErr w:type="spellStart"/>
       <w:r>
         <w:rPr>
           <w:rFonts w:ascii="Arial" w:hAnsi="Arial" w:cs="Arial"/>
         </w:rPr>
         <w:t>mh</w:t>
       </w:r>
-      <w:r>
-        <w:rPr>
-          <w:rFonts w:ascii="Arial" w:hAnsi="Arial" w:cs="Arial"/>
-        </w:rPr>
-        <w:t>.kind }}</w:t>
+      <w:proofErr w:type="gramEnd"/>
+      <w:r>
+        <w:rPr>
+          <w:rFonts w:ascii="Arial" w:hAnsi="Arial" w:cs="Arial"/>
+        </w:rPr>
+        <w:t>.</w:t>
+      </w:r>
+      <w:proofErr w:type="gramStart"/>
+      <w:r>
+        <w:rPr>
+          <w:rFonts w:ascii="Arial" w:hAnsi="Arial" w:cs="Arial"/>
+        </w:rPr>
+        <w:t>kind</w:t>
+      </w:r>
+      <w:proofErr w:type="spellEnd"/>
+      <w:r>
+        <w:rPr>
+          <w:rFonts w:ascii="Arial" w:hAnsi="Arial" w:cs="Arial"/>
+        </w:rPr>
+        <w:t xml:space="preserve"> }</w:t>
+      </w:r>
+      <w:proofErr w:type="gramEnd"/>
+      <w:r>
+        <w:rPr>
+          <w:rFonts w:ascii="Arial" w:hAnsi="Arial" w:cs="Arial"/>
+        </w:rPr>
+        <w:t>}</w:t>
       </w:r>
     </w:p>
     <w:p>
@@ -2350,7 +3376,23 @@
           <w:rFonts w:ascii="Arial" w:hAnsi="Arial" w:cs="Arial"/>
           <w:highlight w:val="cyan"/>
         </w:rPr>
-        <w:t>{%p endfor %}</w:t>
+        <w:t xml:space="preserve">{%p </w:t>
+      </w:r>
+      <w:proofErr w:type="spellStart"/>
+      <w:r>
+        <w:rPr>
+          <w:rFonts w:ascii="Arial" w:hAnsi="Arial" w:cs="Arial"/>
+          <w:highlight w:val="cyan"/>
+        </w:rPr>
+        <w:t>endfor</w:t>
+      </w:r>
+      <w:proofErr w:type="spellEnd"/>
+      <w:r>
+        <w:rPr>
+          <w:rFonts w:ascii="Arial" w:hAnsi="Arial" w:cs="Arial"/>
+          <w:highlight w:val="cyan"/>
+        </w:rPr>
+        <w:t xml:space="preserve"> %}</w:t>
       </w:r>
     </w:p>
     <w:p>
@@ -2411,7 +3453,43 @@
         <w:rPr>
           <w:rFonts w:ascii="Arial" w:hAnsi="Arial" w:cs="Arial"/>
         </w:rPr>
-        <w:t xml:space="preserve"> marriage.personal_property_acquired and send_defendant_personal_property_to_addendum %}</w:t>
+        <w:t xml:space="preserve"> </w:t>
+      </w:r>
+      <w:proofErr w:type="spellStart"/>
+      <w:proofErr w:type="gramStart"/>
+      <w:r>
+        <w:rPr>
+          <w:rFonts w:ascii="Arial" w:hAnsi="Arial" w:cs="Arial"/>
+        </w:rPr>
+        <w:t>marriage.personal</w:t>
+      </w:r>
+      <w:proofErr w:type="gramEnd"/>
+      <w:r>
+        <w:rPr>
+          <w:rFonts w:ascii="Arial" w:hAnsi="Arial" w:cs="Arial"/>
+        </w:rPr>
+        <w:t>_property_acquired</w:t>
+      </w:r>
+      <w:proofErr w:type="spellEnd"/>
+      <w:r>
+        <w:rPr>
+          <w:rFonts w:ascii="Arial" w:hAnsi="Arial" w:cs="Arial"/>
+        </w:rPr>
+        <w:t xml:space="preserve"> and </w:t>
+      </w:r>
+      <w:proofErr w:type="spellStart"/>
+      <w:r>
+        <w:rPr>
+          <w:rFonts w:ascii="Arial" w:hAnsi="Arial" w:cs="Arial"/>
+        </w:rPr>
+        <w:t>send_defendant_personal_property_to_addendum</w:t>
+      </w:r>
+      <w:proofErr w:type="spellEnd"/>
+      <w:r>
+        <w:rPr>
+          <w:rFonts w:ascii="Arial" w:hAnsi="Arial" w:cs="Arial"/>
+        </w:rPr>
+        <w:t xml:space="preserve"> %}</w:t>
       </w:r>
     </w:p>
     <w:p>
@@ -2464,7 +3542,23 @@
         <w:rPr>
           <w:rFonts w:ascii="Arial" w:hAnsi="Arial" w:cs="Arial"/>
         </w:rPr>
-        <w:t xml:space="preserve"> marriage.accounts %}</w:t>
+        <w:t xml:space="preserve"> </w:t>
+      </w:r>
+      <w:proofErr w:type="spellStart"/>
+      <w:proofErr w:type="gramStart"/>
+      <w:r>
+        <w:rPr>
+          <w:rFonts w:ascii="Arial" w:hAnsi="Arial" w:cs="Arial"/>
+        </w:rPr>
+        <w:t>marriage.accounts</w:t>
+      </w:r>
+      <w:proofErr w:type="spellEnd"/>
+      <w:proofErr w:type="gramEnd"/>
+      <w:r>
+        <w:rPr>
+          <w:rFonts w:ascii="Arial" w:hAnsi="Arial" w:cs="Arial"/>
+        </w:rPr>
+        <w:t xml:space="preserve"> %}</w:t>
       </w:r>
     </w:p>
     <w:p>
@@ -2517,7 +3611,23 @@
         <w:rPr>
           <w:rFonts w:ascii="Arial" w:hAnsi="Arial" w:cs="Arial"/>
         </w:rPr>
-        <w:t xml:space="preserve"> in marriage.accounts %}</w:t>
+        <w:t xml:space="preserve"> in </w:t>
+      </w:r>
+      <w:proofErr w:type="spellStart"/>
+      <w:proofErr w:type="gramStart"/>
+      <w:r>
+        <w:rPr>
+          <w:rFonts w:ascii="Arial" w:hAnsi="Arial" w:cs="Arial"/>
+        </w:rPr>
+        <w:t>marriage.accounts</w:t>
+      </w:r>
+      <w:proofErr w:type="spellEnd"/>
+      <w:proofErr w:type="gramEnd"/>
+      <w:r>
+        <w:rPr>
+          <w:rFonts w:ascii="Arial" w:hAnsi="Arial" w:cs="Arial"/>
+        </w:rPr>
+        <w:t xml:space="preserve"> %}</w:t>
       </w:r>
     </w:p>
     <w:p>
@@ -2560,6 +3670,8 @@
         </w:rPr>
         <w:t xml:space="preserve"> </w:t>
       </w:r>
+      <w:proofErr w:type="spellStart"/>
+      <w:proofErr w:type="gramStart"/>
       <w:r>
         <w:rPr>
           <w:rFonts w:ascii="Arial" w:hAnsi="Arial" w:cs="Arial"/>
@@ -2570,8 +3682,17 @@
         <w:rPr>
           <w:rFonts w:ascii="Arial" w:hAnsi="Arial" w:cs="Arial"/>
         </w:rPr>
-        <w:t xml:space="preserve">.owner == </w:t>
-      </w:r>
+        <w:t>.owner</w:t>
+      </w:r>
+      <w:proofErr w:type="spellEnd"/>
+      <w:proofErr w:type="gramEnd"/>
+      <w:r>
+        <w:rPr>
+          <w:rFonts w:ascii="Arial" w:hAnsi="Arial" w:cs="Arial"/>
+        </w:rPr>
+        <w:t xml:space="preserve"> == </w:t>
+      </w:r>
+      <w:proofErr w:type="gramStart"/>
       <w:r>
         <w:rPr>
           <w:rFonts w:ascii="Arial" w:hAnsi="Arial" w:cs="Arial"/>
@@ -2582,8 +3703,17 @@
         <w:rPr>
           <w:rFonts w:ascii="Arial" w:hAnsi="Arial" w:cs="Arial"/>
         </w:rPr>
-        <w:t xml:space="preserve">[0] or </w:t>
-      </w:r>
+        <w:t>[</w:t>
+      </w:r>
+      <w:proofErr w:type="gramEnd"/>
+      <w:r>
+        <w:rPr>
+          <w:rFonts w:ascii="Arial" w:hAnsi="Arial" w:cs="Arial"/>
+        </w:rPr>
+        <w:t xml:space="preserve">0] or </w:t>
+      </w:r>
+      <w:proofErr w:type="spellStart"/>
+      <w:proofErr w:type="gramStart"/>
       <w:r>
         <w:rPr>
           <w:rFonts w:ascii="Arial" w:hAnsi="Arial" w:cs="Arial"/>
@@ -2594,7 +3724,15 @@
         <w:rPr>
           <w:rFonts w:ascii="Arial" w:hAnsi="Arial" w:cs="Arial"/>
         </w:rPr>
-        <w:t>.owner == joint %}</w:t>
+        <w:t>.owner</w:t>
+      </w:r>
+      <w:proofErr w:type="spellEnd"/>
+      <w:proofErr w:type="gramEnd"/>
+      <w:r>
+        <w:rPr>
+          <w:rFonts w:ascii="Arial" w:hAnsi="Arial" w:cs="Arial"/>
+        </w:rPr>
+        <w:t xml:space="preserve"> == joint %}</w:t>
       </w:r>
     </w:p>
     <w:p>
@@ -2632,7 +3770,23 @@
         <w:rPr>
           <w:rFonts w:ascii="Arial" w:hAnsi="Arial" w:cs="Arial"/>
         </w:rPr>
-        <w:t xml:space="preserve"> if acc.kind == "Cash"</w:t>
+        <w:t xml:space="preserve"> if </w:t>
+      </w:r>
+      <w:proofErr w:type="spellStart"/>
+      <w:proofErr w:type="gramStart"/>
+      <w:r>
+        <w:rPr>
+          <w:rFonts w:ascii="Arial" w:hAnsi="Arial" w:cs="Arial"/>
+        </w:rPr>
+        <w:t>acc.kind</w:t>
+      </w:r>
+      <w:proofErr w:type="spellEnd"/>
+      <w:proofErr w:type="gramEnd"/>
+      <w:r>
+        <w:rPr>
+          <w:rFonts w:ascii="Arial" w:hAnsi="Arial" w:cs="Arial"/>
+        </w:rPr>
+        <w:t xml:space="preserve"> == "Cash"</w:t>
       </w:r>
       <w:r>
         <w:rPr>
@@ -2652,8 +3806,785 @@
         <w:rPr>
           <w:rFonts w:ascii="Arial" w:hAnsi="Arial" w:cs="Arial"/>
         </w:rPr>
+        <w:t>$</w:t>
+      </w:r>
+      <w:proofErr w:type="gramStart"/>
+      <w:r>
+        <w:rPr>
+          <w:rFonts w:ascii="Arial" w:hAnsi="Arial" w:cs="Arial"/>
+        </w:rPr>
+        <w:t>{</w:t>
+      </w:r>
+      <w:r>
+        <w:rPr>
+          <w:rFonts w:ascii="Arial" w:hAnsi="Arial" w:cs="Arial"/>
+        </w:rPr>
+        <w:t>{</w:t>
+      </w:r>
+      <w:r>
+        <w:rPr>
+          <w:rFonts w:ascii="Arial" w:hAnsi="Arial" w:cs="Arial"/>
+        </w:rPr>
+        <w:t xml:space="preserve"> </w:t>
+      </w:r>
+      <w:r>
+        <w:rPr>
+          <w:rFonts w:ascii="Arial" w:hAnsi="Arial" w:cs="Arial"/>
+        </w:rPr>
+        <w:t>thousands</w:t>
+      </w:r>
+      <w:proofErr w:type="gramEnd"/>
+      <w:r>
+        <w:rPr>
+          <w:rFonts w:ascii="Arial" w:hAnsi="Arial" w:cs="Arial"/>
+        </w:rPr>
+        <w:t>(</w:t>
+      </w:r>
+      <w:proofErr w:type="spellStart"/>
+      <w:proofErr w:type="gramStart"/>
+      <w:r>
+        <w:rPr>
+          <w:rFonts w:ascii="Arial" w:hAnsi="Arial" w:cs="Arial"/>
+        </w:rPr>
+        <w:t>acc</w:t>
+      </w:r>
+      <w:r>
+        <w:rPr>
+          <w:rFonts w:ascii="Arial" w:hAnsi="Arial" w:cs="Arial"/>
+        </w:rPr>
+        <w:t>.balance</w:t>
+      </w:r>
+      <w:proofErr w:type="spellEnd"/>
+      <w:proofErr w:type="gramEnd"/>
+      <w:r>
+        <w:rPr>
+          <w:rFonts w:ascii="Arial" w:hAnsi="Arial" w:cs="Arial"/>
+        </w:rPr>
+        <w:t xml:space="preserve">, 2) if </w:t>
+      </w:r>
+      <w:proofErr w:type="spellStart"/>
+      <w:proofErr w:type="gramStart"/>
+      <w:r>
+        <w:rPr>
+          <w:rFonts w:ascii="Arial" w:hAnsi="Arial" w:cs="Arial"/>
+        </w:rPr>
+        <w:t>acc</w:t>
+      </w:r>
+      <w:r>
+        <w:rPr>
+          <w:rFonts w:ascii="Arial" w:hAnsi="Arial" w:cs="Arial"/>
+        </w:rPr>
+        <w:t>.owner</w:t>
+      </w:r>
+      <w:proofErr w:type="spellEnd"/>
+      <w:proofErr w:type="gramEnd"/>
+      <w:r>
+        <w:rPr>
+          <w:rFonts w:ascii="Arial" w:hAnsi="Arial" w:cs="Arial"/>
+        </w:rPr>
+        <w:t xml:space="preserve"> == </w:t>
+      </w:r>
+      <w:proofErr w:type="gramStart"/>
+      <w:r>
+        <w:rPr>
+          <w:rFonts w:ascii="Arial" w:hAnsi="Arial" w:cs="Arial"/>
+        </w:rPr>
+        <w:t>defendant</w:t>
+      </w:r>
+      <w:r>
+        <w:rPr>
+          <w:rFonts w:ascii="Arial" w:hAnsi="Arial" w:cs="Arial"/>
+        </w:rPr>
+        <w:t>s[</w:t>
+      </w:r>
+      <w:proofErr w:type="gramEnd"/>
+      <w:r>
+        <w:rPr>
+          <w:rFonts w:ascii="Arial" w:hAnsi="Arial" w:cs="Arial"/>
+        </w:rPr>
+        <w:t xml:space="preserve">0] else </w:t>
+      </w:r>
+      <w:proofErr w:type="gramStart"/>
+      <w:r>
+        <w:rPr>
+          <w:rFonts w:ascii="Arial" w:hAnsi="Arial" w:cs="Arial"/>
+        </w:rPr>
+        <w:t>thousands(</w:t>
+      </w:r>
+      <w:proofErr w:type="spellStart"/>
+      <w:r>
+        <w:rPr>
+          <w:rFonts w:ascii="Arial" w:hAnsi="Arial" w:cs="Arial"/>
+        </w:rPr>
+        <w:t>acc</w:t>
+      </w:r>
+      <w:r>
+        <w:rPr>
+          <w:rFonts w:ascii="Arial" w:hAnsi="Arial" w:cs="Arial"/>
+        </w:rPr>
+        <w:t>.balance</w:t>
+      </w:r>
+      <w:proofErr w:type="spellEnd"/>
+      <w:proofErr w:type="gramEnd"/>
+      <w:r>
+        <w:rPr>
+          <w:rFonts w:ascii="Arial" w:hAnsi="Arial" w:cs="Arial"/>
+        </w:rPr>
+        <w:t xml:space="preserve"> / 2, 2</w:t>
+      </w:r>
+      <w:proofErr w:type="gramStart"/>
+      <w:r>
+        <w:rPr>
+          <w:rFonts w:ascii="Arial" w:hAnsi="Arial" w:cs="Arial"/>
+        </w:rPr>
+        <w:t>)</w:t>
+      </w:r>
+      <w:r>
+        <w:rPr>
+          <w:rFonts w:ascii="Arial" w:hAnsi="Arial" w:cs="Arial"/>
+        </w:rPr>
+        <w:t xml:space="preserve"> }</w:t>
+      </w:r>
+      <w:proofErr w:type="gramEnd"/>
+      <w:r>
+        <w:rPr>
+          <w:rFonts w:ascii="Arial" w:hAnsi="Arial" w:cs="Arial"/>
+        </w:rPr>
+        <w:t xml:space="preserve">} in cash. Location: </w:t>
+      </w:r>
+      <w:proofErr w:type="gramStart"/>
+      <w:r>
+        <w:rPr>
+          <w:rFonts w:ascii="Arial" w:hAnsi="Arial" w:cs="Arial"/>
+        </w:rPr>
+        <w:t>{</w:t>
+      </w:r>
+      <w:r>
+        <w:rPr>
+          <w:rFonts w:ascii="Arial" w:hAnsi="Arial" w:cs="Arial"/>
+        </w:rPr>
+        <w:t>{</w:t>
+      </w:r>
+      <w:r>
+        <w:rPr>
+          <w:rFonts w:ascii="Arial" w:hAnsi="Arial" w:cs="Arial"/>
+        </w:rPr>
+        <w:t xml:space="preserve"> </w:t>
+      </w:r>
+      <w:proofErr w:type="spellStart"/>
+      <w:r>
+        <w:rPr>
+          <w:rFonts w:ascii="Arial" w:hAnsi="Arial" w:cs="Arial"/>
+        </w:rPr>
+        <w:t>acc</w:t>
+      </w:r>
+      <w:proofErr w:type="gramEnd"/>
+      <w:r>
+        <w:rPr>
+          <w:rFonts w:ascii="Arial" w:hAnsi="Arial" w:cs="Arial"/>
+        </w:rPr>
+        <w:t>.</w:t>
+      </w:r>
+      <w:proofErr w:type="gramStart"/>
+      <w:r>
+        <w:rPr>
+          <w:rFonts w:ascii="Arial" w:hAnsi="Arial" w:cs="Arial"/>
+        </w:rPr>
+        <w:t>source</w:t>
+      </w:r>
+      <w:proofErr w:type="spellEnd"/>
+      <w:r>
+        <w:rPr>
+          <w:rFonts w:ascii="Arial" w:hAnsi="Arial" w:cs="Arial"/>
+        </w:rPr>
+        <w:t xml:space="preserve"> }</w:t>
+      </w:r>
+      <w:proofErr w:type="gramEnd"/>
+      <w:r>
+        <w:rPr>
+          <w:rFonts w:ascii="Arial" w:hAnsi="Arial" w:cs="Arial"/>
+        </w:rPr>
+        <w:t>}</w:t>
+      </w:r>
+      <w:r>
+        <w:rPr>
+          <w:rFonts w:ascii="Arial" w:hAnsi="Arial" w:cs="Arial"/>
+        </w:rPr>
+        <w:t>.</w:t>
+      </w:r>
+    </w:p>
+    <w:p>
+      <w:pPr>
+        <w:spacing w:after="0" w:line="240" w:lineRule="auto"/>
+        <w:rPr>
+          <w:rFonts w:ascii="Arial" w:hAnsi="Arial" w:cs="Arial"/>
+        </w:rPr>
+      </w:pPr>
+      <w:r>
+        <w:rPr>
+          <w:rFonts w:ascii="Arial" w:hAnsi="Arial" w:cs="Arial"/>
+        </w:rPr>
+        <w:t xml:space="preserve">      </w:t>
+      </w:r>
+      <w:r>
+        <w:rPr>
+          <w:rFonts w:ascii="Arial" w:hAnsi="Arial" w:cs="Arial"/>
+        </w:rPr>
+        <w:t>{</w:t>
+      </w:r>
+      <w:r>
+        <w:rPr>
+          <w:rFonts w:ascii="Arial" w:hAnsi="Arial" w:cs="Arial"/>
+        </w:rPr>
+        <w:t>%</w:t>
+      </w:r>
+      <w:r>
+        <w:rPr>
+          <w:rFonts w:ascii="Arial" w:hAnsi="Arial" w:cs="Arial"/>
+        </w:rPr>
+        <w:t>p</w:t>
+      </w:r>
+      <w:r>
+        <w:rPr>
+          <w:rFonts w:ascii="Arial" w:hAnsi="Arial" w:cs="Arial"/>
+        </w:rPr>
+        <w:t xml:space="preserve"> </w:t>
+      </w:r>
+      <w:proofErr w:type="spellStart"/>
+      <w:r>
+        <w:rPr>
+          <w:rFonts w:ascii="Arial" w:hAnsi="Arial" w:cs="Arial"/>
+        </w:rPr>
+        <w:t>elif</w:t>
+      </w:r>
+      <w:proofErr w:type="spellEnd"/>
+      <w:r>
+        <w:rPr>
+          <w:rFonts w:ascii="Arial" w:hAnsi="Arial" w:cs="Arial"/>
+        </w:rPr>
+        <w:t xml:space="preserve"> </w:t>
+      </w:r>
+      <w:proofErr w:type="spellStart"/>
+      <w:proofErr w:type="gramStart"/>
+      <w:r>
+        <w:rPr>
+          <w:rFonts w:ascii="Arial" w:hAnsi="Arial" w:cs="Arial"/>
+        </w:rPr>
+        <w:t>acc</w:t>
+      </w:r>
+      <w:r>
+        <w:rPr>
+          <w:rFonts w:ascii="Arial" w:hAnsi="Arial" w:cs="Arial"/>
+        </w:rPr>
+        <w:t>.kind</w:t>
+      </w:r>
+      <w:proofErr w:type="spellEnd"/>
+      <w:proofErr w:type="gramEnd"/>
+      <w:r>
+        <w:rPr>
+          <w:rFonts w:ascii="Arial" w:hAnsi="Arial" w:cs="Arial"/>
+        </w:rPr>
+        <w:t xml:space="preserve"> == "Other Investment"</w:t>
+      </w:r>
+      <w:r>
+        <w:rPr>
+          <w:rFonts w:ascii="Arial" w:hAnsi="Arial" w:cs="Arial"/>
+        </w:rPr>
+        <w:t xml:space="preserve"> %}</w:t>
+      </w:r>
+    </w:p>
+    <w:p>
+      <w:pPr>
+        <w:spacing w:after="0" w:line="240" w:lineRule="auto"/>
+        <w:rPr>
+          <w:rFonts w:ascii="Arial" w:hAnsi="Arial" w:cs="Arial"/>
+        </w:rPr>
+      </w:pPr>
+      <w:r>
+        <w:rPr>
+          <w:rFonts w:ascii="Arial" w:hAnsi="Arial" w:cs="Arial"/>
+        </w:rPr>
+        <w:t xml:space="preserve">{% if </w:t>
+      </w:r>
+      <w:proofErr w:type="spellStart"/>
+      <w:proofErr w:type="gramStart"/>
+      <w:r>
+        <w:rPr>
+          <w:rFonts w:ascii="Arial" w:hAnsi="Arial" w:cs="Arial"/>
+        </w:rPr>
+        <w:t>acc</w:t>
+      </w:r>
+      <w:r>
+        <w:rPr>
+          <w:rFonts w:ascii="Arial" w:hAnsi="Arial" w:cs="Arial"/>
+        </w:rPr>
+        <w:t>.owner</w:t>
+      </w:r>
+      <w:proofErr w:type="spellEnd"/>
+      <w:proofErr w:type="gramEnd"/>
+      <w:r>
+        <w:rPr>
+          <w:rFonts w:ascii="Arial" w:hAnsi="Arial" w:cs="Arial"/>
+        </w:rPr>
+        <w:t xml:space="preserve"> </w:t>
+      </w:r>
+      <w:r>
+        <w:rPr>
+          <w:rFonts w:ascii="Arial" w:hAnsi="Arial" w:cs="Arial"/>
+        </w:rPr>
+        <w:t>=</w:t>
+      </w:r>
+      <w:r>
+        <w:rPr>
+          <w:rFonts w:ascii="Arial" w:hAnsi="Arial" w:cs="Arial"/>
+        </w:rPr>
+        <w:t xml:space="preserve">= </w:t>
+      </w:r>
+      <w:r>
+        <w:rPr>
+          <w:rFonts w:ascii="Arial" w:hAnsi="Arial" w:cs="Arial"/>
+        </w:rPr>
+        <w:t xml:space="preserve">joint </w:t>
+      </w:r>
+      <w:proofErr w:type="gramStart"/>
+      <w:r>
+        <w:rPr>
+          <w:rFonts w:ascii="Arial" w:hAnsi="Arial" w:cs="Arial"/>
+        </w:rPr>
+        <w:t>%}</w:t>
+      </w:r>
+      <w:r>
+        <w:rPr>
+          <w:rFonts w:ascii="Arial" w:hAnsi="Arial" w:cs="Arial"/>
+        </w:rPr>
+        <w:t>Half</w:t>
+      </w:r>
+      <w:proofErr w:type="gramEnd"/>
+      <w:r>
+        <w:rPr>
+          <w:rFonts w:ascii="Arial" w:hAnsi="Arial" w:cs="Arial"/>
+        </w:rPr>
+        <w:t xml:space="preserve"> of </w:t>
+      </w:r>
+      <w:r>
+        <w:rPr>
+          <w:rFonts w:ascii="Arial" w:hAnsi="Arial" w:cs="Arial"/>
+        </w:rPr>
+        <w:t xml:space="preserve">{% endif </w:t>
+      </w:r>
+      <w:proofErr w:type="gramStart"/>
+      <w:r>
+        <w:rPr>
+          <w:rFonts w:ascii="Arial" w:hAnsi="Arial" w:cs="Arial"/>
+        </w:rPr>
+        <w:t>%}{</w:t>
+      </w:r>
+      <w:r>
+        <w:rPr>
+          <w:rFonts w:ascii="Arial" w:hAnsi="Arial" w:cs="Arial"/>
+        </w:rPr>
+        <w:t>{</w:t>
+      </w:r>
+      <w:r>
+        <w:rPr>
+          <w:rFonts w:ascii="Arial" w:hAnsi="Arial" w:cs="Arial"/>
+        </w:rPr>
+        <w:t xml:space="preserve"> </w:t>
+      </w:r>
+      <w:proofErr w:type="spellStart"/>
+      <w:r>
+        <w:rPr>
+          <w:rFonts w:ascii="Arial" w:hAnsi="Arial" w:cs="Arial"/>
+        </w:rPr>
+        <w:t>acc</w:t>
+      </w:r>
+      <w:proofErr w:type="gramEnd"/>
+      <w:r>
+        <w:rPr>
+          <w:rFonts w:ascii="Arial" w:hAnsi="Arial" w:cs="Arial"/>
+        </w:rPr>
+        <w:t>.describe_</w:t>
+      </w:r>
+      <w:proofErr w:type="gramStart"/>
+      <w:r>
+        <w:rPr>
+          <w:rFonts w:ascii="Arial" w:hAnsi="Arial" w:cs="Arial"/>
+        </w:rPr>
+        <w:t>other</w:t>
+      </w:r>
+      <w:proofErr w:type="spellEnd"/>
+      <w:r>
+        <w:rPr>
+          <w:rFonts w:ascii="Arial" w:hAnsi="Arial" w:cs="Arial"/>
+        </w:rPr>
+        <w:t xml:space="preserve"> }</w:t>
+      </w:r>
+      <w:proofErr w:type="gramEnd"/>
+      <w:r>
+        <w:rPr>
+          <w:rFonts w:ascii="Arial" w:hAnsi="Arial" w:cs="Arial"/>
+        </w:rPr>
+        <w:t xml:space="preserve">} at </w:t>
+      </w:r>
+      <w:proofErr w:type="gramStart"/>
+      <w:r>
+        <w:rPr>
+          <w:rFonts w:ascii="Arial" w:hAnsi="Arial" w:cs="Arial"/>
+        </w:rPr>
+        <w:t>{</w:t>
+      </w:r>
+      <w:r>
+        <w:rPr>
+          <w:rFonts w:ascii="Arial" w:hAnsi="Arial" w:cs="Arial"/>
+        </w:rPr>
+        <w:t>{</w:t>
+      </w:r>
+      <w:r>
+        <w:rPr>
+          <w:rFonts w:ascii="Arial" w:hAnsi="Arial" w:cs="Arial"/>
+        </w:rPr>
+        <w:t xml:space="preserve"> </w:t>
+      </w:r>
+      <w:proofErr w:type="spellStart"/>
+      <w:r>
+        <w:rPr>
+          <w:rFonts w:ascii="Arial" w:hAnsi="Arial" w:cs="Arial"/>
+        </w:rPr>
+        <w:t>acc</w:t>
+      </w:r>
+      <w:proofErr w:type="gramEnd"/>
+      <w:r>
+        <w:rPr>
+          <w:rFonts w:ascii="Arial" w:hAnsi="Arial" w:cs="Arial"/>
+        </w:rPr>
+        <w:t>.</w:t>
+      </w:r>
+      <w:proofErr w:type="gramStart"/>
+      <w:r>
+        <w:rPr>
+          <w:rFonts w:ascii="Arial" w:hAnsi="Arial" w:cs="Arial"/>
+        </w:rPr>
+        <w:t>source</w:t>
+      </w:r>
+      <w:proofErr w:type="spellEnd"/>
+      <w:r>
+        <w:rPr>
+          <w:rFonts w:ascii="Arial" w:hAnsi="Arial" w:cs="Arial"/>
+        </w:rPr>
+        <w:t xml:space="preserve"> </w:t>
+      </w:r>
+      <w:r>
+        <w:rPr>
+          <w:rFonts w:ascii="Arial" w:hAnsi="Arial" w:cs="Arial"/>
+        </w:rPr>
+        <w:t>}</w:t>
+      </w:r>
+      <w:proofErr w:type="gramEnd"/>
+      <w:r>
+        <w:rPr>
+          <w:rFonts w:ascii="Arial" w:hAnsi="Arial" w:cs="Arial"/>
+        </w:rPr>
+        <w:t>}</w:t>
+      </w:r>
+      <w:r>
+        <w:rPr>
+          <w:rFonts w:ascii="Arial" w:hAnsi="Arial" w:cs="Arial"/>
+        </w:rPr>
+        <w:t xml:space="preserve">. </w:t>
+      </w:r>
+      <w:r>
+        <w:rPr>
+          <w:rFonts w:ascii="Arial" w:hAnsi="Arial" w:cs="Arial"/>
+        </w:rPr>
+        <w:t xml:space="preserve">{% if </w:t>
+      </w:r>
+      <w:proofErr w:type="spellStart"/>
+      <w:proofErr w:type="gramStart"/>
+      <w:r>
+        <w:rPr>
+          <w:rFonts w:ascii="Arial" w:hAnsi="Arial" w:cs="Arial"/>
+        </w:rPr>
+        <w:t>acc</w:t>
+      </w:r>
+      <w:r>
+        <w:rPr>
+          <w:rFonts w:ascii="Arial" w:hAnsi="Arial" w:cs="Arial"/>
+        </w:rPr>
+        <w:t>.owner</w:t>
+      </w:r>
+      <w:proofErr w:type="spellEnd"/>
+      <w:proofErr w:type="gramEnd"/>
+      <w:r>
+        <w:rPr>
+          <w:rFonts w:ascii="Arial" w:hAnsi="Arial" w:cs="Arial"/>
+        </w:rPr>
+        <w:t xml:space="preserve"> </w:t>
+      </w:r>
+      <w:r>
+        <w:rPr>
+          <w:rFonts w:ascii="Arial" w:hAnsi="Arial" w:cs="Arial"/>
+        </w:rPr>
+        <w:t>=</w:t>
+      </w:r>
+      <w:r>
+        <w:rPr>
+          <w:rFonts w:ascii="Arial" w:hAnsi="Arial" w:cs="Arial"/>
+        </w:rPr>
+        <w:t xml:space="preserve">= </w:t>
+      </w:r>
+      <w:r>
+        <w:rPr>
+          <w:rFonts w:ascii="Arial" w:hAnsi="Arial" w:cs="Arial"/>
+        </w:rPr>
+        <w:t xml:space="preserve">joint </w:t>
+      </w:r>
+      <w:proofErr w:type="gramStart"/>
+      <w:r>
+        <w:rPr>
+          <w:rFonts w:ascii="Arial" w:hAnsi="Arial" w:cs="Arial"/>
+        </w:rPr>
+        <w:t>%}</w:t>
+      </w:r>
+      <w:r>
+        <w:rPr>
+          <w:rFonts w:ascii="Arial" w:hAnsi="Arial" w:cs="Arial"/>
+        </w:rPr>
+        <w:t>This</w:t>
+      </w:r>
+      <w:proofErr w:type="gramEnd"/>
+      <w:r>
+        <w:rPr>
+          <w:rFonts w:ascii="Arial" w:hAnsi="Arial" w:cs="Arial"/>
+        </w:rPr>
+        <w:t xml:space="preserve"> half valued at: $</w:t>
+      </w:r>
+      <w:proofErr w:type="gramStart"/>
+      <w:r>
+        <w:rPr>
+          <w:rFonts w:ascii="Arial" w:hAnsi="Arial" w:cs="Arial"/>
+        </w:rPr>
+        <w:t>{{</w:t>
+      </w:r>
+      <w:r>
+        <w:rPr>
+          <w:rFonts w:ascii="Arial" w:hAnsi="Arial" w:cs="Arial"/>
+        </w:rPr>
+        <w:t xml:space="preserve"> thousands</w:t>
+      </w:r>
+      <w:proofErr w:type="gramEnd"/>
+      <w:r>
+        <w:rPr>
+          <w:rFonts w:ascii="Arial" w:hAnsi="Arial" w:cs="Arial"/>
+        </w:rPr>
+        <w:t>(</w:t>
+      </w:r>
+      <w:proofErr w:type="spellStart"/>
+      <w:proofErr w:type="gramStart"/>
+      <w:r>
+        <w:rPr>
+          <w:rFonts w:ascii="Arial" w:hAnsi="Arial" w:cs="Arial"/>
+        </w:rPr>
+        <w:t>acc</w:t>
+      </w:r>
+      <w:r>
+        <w:rPr>
+          <w:rFonts w:ascii="Arial" w:hAnsi="Arial" w:cs="Arial"/>
+        </w:rPr>
+        <w:t>.balance</w:t>
+      </w:r>
+      <w:proofErr w:type="spellEnd"/>
+      <w:proofErr w:type="gramEnd"/>
+      <w:r>
+        <w:rPr>
+          <w:rFonts w:ascii="Arial" w:hAnsi="Arial" w:cs="Arial"/>
+        </w:rPr>
+        <w:t xml:space="preserve"> / 2, 2</w:t>
+      </w:r>
+      <w:proofErr w:type="gramStart"/>
+      <w:r>
+        <w:rPr>
+          <w:rFonts w:ascii="Arial" w:hAnsi="Arial" w:cs="Arial"/>
+        </w:rPr>
+        <w:t>)</w:t>
+      </w:r>
+      <w:r>
+        <w:rPr>
+          <w:rFonts w:ascii="Arial" w:hAnsi="Arial" w:cs="Arial"/>
+        </w:rPr>
+        <w:t xml:space="preserve"> </w:t>
+      </w:r>
+      <w:r>
+        <w:rPr>
+          <w:rFonts w:ascii="Arial" w:hAnsi="Arial" w:cs="Arial"/>
+        </w:rPr>
+        <w:t>}</w:t>
+      </w:r>
+      <w:r>
+        <w:rPr>
+          <w:rFonts w:ascii="Arial" w:hAnsi="Arial" w:cs="Arial"/>
+        </w:rPr>
+        <w:t>}{</w:t>
+      </w:r>
+      <w:proofErr w:type="gramEnd"/>
+      <w:r>
+        <w:rPr>
+          <w:rFonts w:ascii="Arial" w:hAnsi="Arial" w:cs="Arial"/>
+        </w:rPr>
+        <w:t xml:space="preserve">% else </w:t>
+      </w:r>
+      <w:proofErr w:type="gramStart"/>
+      <w:r>
+        <w:rPr>
+          <w:rFonts w:ascii="Arial" w:hAnsi="Arial" w:cs="Arial"/>
+        </w:rPr>
+        <w:t>%}</w:t>
+      </w:r>
+      <w:r>
+        <w:rPr>
+          <w:rFonts w:ascii="Arial" w:hAnsi="Arial" w:cs="Arial"/>
+        </w:rPr>
+        <w:t>Valued</w:t>
+      </w:r>
+      <w:proofErr w:type="gramEnd"/>
+      <w:r>
+        <w:rPr>
+          <w:rFonts w:ascii="Arial" w:hAnsi="Arial" w:cs="Arial"/>
+        </w:rPr>
+        <w:t xml:space="preserve"> at: $</w:t>
+      </w:r>
+      <w:proofErr w:type="gramStart"/>
+      <w:r>
+        <w:rPr>
+          <w:rFonts w:ascii="Arial" w:hAnsi="Arial" w:cs="Arial"/>
+        </w:rPr>
+        <w:t xml:space="preserve">{{ </w:t>
+      </w:r>
+      <w:r>
+        <w:rPr>
+          <w:rFonts w:ascii="Arial" w:hAnsi="Arial" w:cs="Arial"/>
+        </w:rPr>
+        <w:t>thousands</w:t>
+      </w:r>
+      <w:proofErr w:type="gramEnd"/>
+      <w:r>
+        <w:rPr>
+          <w:rFonts w:ascii="Arial" w:hAnsi="Arial" w:cs="Arial"/>
+        </w:rPr>
+        <w:t>(</w:t>
+      </w:r>
+      <w:proofErr w:type="spellStart"/>
+      <w:proofErr w:type="gramStart"/>
+      <w:r>
+        <w:rPr>
+          <w:rFonts w:ascii="Arial" w:hAnsi="Arial" w:cs="Arial"/>
+        </w:rPr>
+        <w:t>acc</w:t>
+      </w:r>
+      <w:r>
+        <w:rPr>
+          <w:rFonts w:ascii="Arial" w:hAnsi="Arial" w:cs="Arial"/>
+        </w:rPr>
+        <w:t>.balance</w:t>
+      </w:r>
+      <w:proofErr w:type="spellEnd"/>
+      <w:proofErr w:type="gramEnd"/>
+      <w:r>
+        <w:rPr>
+          <w:rFonts w:ascii="Arial" w:hAnsi="Arial" w:cs="Arial"/>
+        </w:rPr>
+        <w:t>, 2</w:t>
+      </w:r>
+      <w:proofErr w:type="gramStart"/>
+      <w:r>
+        <w:rPr>
+          <w:rFonts w:ascii="Arial" w:hAnsi="Arial" w:cs="Arial"/>
+        </w:rPr>
+        <w:t>)</w:t>
+      </w:r>
+      <w:r>
+        <w:rPr>
+          <w:rFonts w:ascii="Arial" w:hAnsi="Arial" w:cs="Arial"/>
+        </w:rPr>
+        <w:t xml:space="preserve"> }}</w:t>
+      </w:r>
+      <w:r>
+        <w:rPr>
+          <w:rFonts w:ascii="Arial" w:hAnsi="Arial" w:cs="Arial"/>
+        </w:rPr>
+        <w:t>{</w:t>
+      </w:r>
+      <w:proofErr w:type="gramEnd"/>
+      <w:r>
+        <w:rPr>
+          <w:rFonts w:ascii="Arial" w:hAnsi="Arial" w:cs="Arial"/>
+        </w:rPr>
+        <w:t>% endif %}</w:t>
+      </w:r>
+      <w:r>
+        <w:rPr>
+          <w:rFonts w:ascii="Arial" w:hAnsi="Arial" w:cs="Arial"/>
+        </w:rPr>
+        <w:t>.</w:t>
+      </w:r>
+    </w:p>
+    <w:p>
+      <w:pPr>
+        <w:spacing w:after="0" w:line="240" w:lineRule="auto"/>
+        <w:rPr>
+          <w:rFonts w:ascii="Arial" w:hAnsi="Arial" w:cs="Arial"/>
+        </w:rPr>
+      </w:pPr>
+      <w:r>
+        <w:rPr>
+          <w:rFonts w:ascii="Arial" w:hAnsi="Arial" w:cs="Arial"/>
+        </w:rPr>
+        <w:t xml:space="preserve">      </w:t>
+      </w:r>
+      <w:r>
+        <w:rPr>
+          <w:rFonts w:ascii="Arial" w:hAnsi="Arial" w:cs="Arial"/>
+        </w:rPr>
+        <w:t>{</w:t>
+      </w:r>
+      <w:r>
+        <w:rPr>
+          <w:rFonts w:ascii="Arial" w:hAnsi="Arial" w:cs="Arial"/>
+        </w:rPr>
+        <w:t>%</w:t>
+      </w:r>
+      <w:r>
+        <w:rPr>
+          <w:rFonts w:ascii="Arial" w:hAnsi="Arial" w:cs="Arial"/>
+        </w:rPr>
+        <w:t>p</w:t>
+      </w:r>
+      <w:r>
+        <w:rPr>
+          <w:rFonts w:ascii="Arial" w:hAnsi="Arial" w:cs="Arial"/>
+        </w:rPr>
+        <w:t xml:space="preserve"> else</w:t>
+      </w:r>
+      <w:r>
+        <w:rPr>
+          <w:rFonts w:ascii="Arial" w:hAnsi="Arial" w:cs="Arial"/>
+        </w:rPr>
+        <w:t xml:space="preserve"> %}</w:t>
+      </w:r>
+    </w:p>
+    <w:p>
+      <w:pPr>
+        <w:spacing w:after="0" w:line="240" w:lineRule="auto"/>
+        <w:rPr>
+          <w:rFonts w:ascii="Arial" w:hAnsi="Arial" w:cs="Arial"/>
+        </w:rPr>
+      </w:pPr>
+      <w:r>
+        <w:rPr>
+          <w:rFonts w:ascii="Arial" w:hAnsi="Arial" w:cs="Arial"/>
+        </w:rPr>
         <w:t>Cash valued at $</w:t>
       </w:r>
+      <w:proofErr w:type="gramStart"/>
       <w:r>
         <w:rPr>
           <w:rFonts w:ascii="Arial" w:hAnsi="Arial" w:cs="Arial"/>
@@ -2676,8 +4607,87 @@
         <w:rPr>
           <w:rFonts w:ascii="Arial" w:hAnsi="Arial" w:cs="Arial"/>
         </w:rPr>
+        <w:t>thousands</w:t>
+      </w:r>
+      <w:proofErr w:type="gramEnd"/>
+      <w:r>
+        <w:rPr>
+          <w:rFonts w:ascii="Arial" w:hAnsi="Arial" w:cs="Arial"/>
+        </w:rPr>
+        <w:t>(</w:t>
+      </w:r>
+      <w:proofErr w:type="spellStart"/>
+      <w:proofErr w:type="gramStart"/>
+      <w:r>
+        <w:rPr>
+          <w:rFonts w:ascii="Arial" w:hAnsi="Arial" w:cs="Arial"/>
+        </w:rPr>
+        <w:t>acc</w:t>
+      </w:r>
+      <w:r>
+        <w:rPr>
+          <w:rFonts w:ascii="Arial" w:hAnsi="Arial" w:cs="Arial"/>
+        </w:rPr>
+        <w:t>.balance</w:t>
+      </w:r>
+      <w:proofErr w:type="spellEnd"/>
+      <w:proofErr w:type="gramEnd"/>
+      <w:r>
+        <w:rPr>
+          <w:rFonts w:ascii="Arial" w:hAnsi="Arial" w:cs="Arial"/>
+        </w:rPr>
+        <w:t xml:space="preserve">, 2) if </w:t>
+      </w:r>
+      <w:proofErr w:type="spellStart"/>
+      <w:proofErr w:type="gramStart"/>
+      <w:r>
+        <w:rPr>
+          <w:rFonts w:ascii="Arial" w:hAnsi="Arial" w:cs="Arial"/>
+        </w:rPr>
+        <w:t>acc</w:t>
+      </w:r>
+      <w:r>
+        <w:rPr>
+          <w:rFonts w:ascii="Arial" w:hAnsi="Arial" w:cs="Arial"/>
+        </w:rPr>
+        <w:t>.owner</w:t>
+      </w:r>
+      <w:proofErr w:type="spellEnd"/>
+      <w:proofErr w:type="gramEnd"/>
+      <w:r>
+        <w:rPr>
+          <w:rFonts w:ascii="Arial" w:hAnsi="Arial" w:cs="Arial"/>
+        </w:rPr>
+        <w:t xml:space="preserve"> == </w:t>
+      </w:r>
+      <w:proofErr w:type="gramStart"/>
+      <w:r>
+        <w:rPr>
+          <w:rFonts w:ascii="Arial" w:hAnsi="Arial" w:cs="Arial"/>
+        </w:rPr>
+        <w:t>defendant</w:t>
+      </w:r>
+      <w:r>
+        <w:rPr>
+          <w:rFonts w:ascii="Arial" w:hAnsi="Arial" w:cs="Arial"/>
+        </w:rPr>
+        <w:t>s[</w:t>
+      </w:r>
+      <w:proofErr w:type="gramEnd"/>
+      <w:r>
+        <w:rPr>
+          <w:rFonts w:ascii="Arial" w:hAnsi="Arial" w:cs="Arial"/>
+        </w:rPr>
+        <w:t xml:space="preserve">0] else </w:t>
+      </w:r>
+      <w:proofErr w:type="gramStart"/>
+      <w:r>
+        <w:rPr>
+          <w:rFonts w:ascii="Arial" w:hAnsi="Arial" w:cs="Arial"/>
+        </w:rPr>
         <w:t>thousands(</w:t>
       </w:r>
+      <w:proofErr w:type="spellStart"/>
       <w:r>
         <w:rPr>
           <w:rFonts w:ascii="Arial" w:hAnsi="Arial" w:cs="Arial"/>
@@ -2688,55 +4698,163 @@
         <w:rPr>
           <w:rFonts w:ascii="Arial" w:hAnsi="Arial" w:cs="Arial"/>
         </w:rPr>
-        <w:t xml:space="preserve">.balance, 2) if </w:t>
-      </w:r>
+        <w:t>.balance</w:t>
+      </w:r>
+      <w:proofErr w:type="spellEnd"/>
+      <w:proofErr w:type="gramEnd"/>
+      <w:r>
+        <w:rPr>
+          <w:rFonts w:ascii="Arial" w:hAnsi="Arial" w:cs="Arial"/>
+        </w:rPr>
+        <w:t xml:space="preserve"> / 2, 2</w:t>
+      </w:r>
+      <w:proofErr w:type="gramStart"/>
+      <w:r>
+        <w:rPr>
+          <w:rFonts w:ascii="Arial" w:hAnsi="Arial" w:cs="Arial"/>
+        </w:rPr>
+        <w:t>)</w:t>
+      </w:r>
+      <w:r>
+        <w:rPr>
+          <w:rFonts w:ascii="Arial" w:hAnsi="Arial" w:cs="Arial"/>
+        </w:rPr>
+        <w:t xml:space="preserve"> }</w:t>
+      </w:r>
+      <w:proofErr w:type="gramEnd"/>
+      <w:r>
+        <w:rPr>
+          <w:rFonts w:ascii="Arial" w:hAnsi="Arial" w:cs="Arial"/>
+        </w:rPr>
+        <w:t xml:space="preserve">} in a </w:t>
+      </w:r>
+      <w:proofErr w:type="gramStart"/>
+      <w:r>
+        <w:rPr>
+          <w:rFonts w:ascii="Arial" w:hAnsi="Arial" w:cs="Arial"/>
+        </w:rPr>
+        <w:t>{</w:t>
+      </w:r>
+      <w:r>
+        <w:rPr>
+          <w:rFonts w:ascii="Arial" w:hAnsi="Arial" w:cs="Arial"/>
+        </w:rPr>
+        <w:t>{</w:t>
+      </w:r>
+      <w:r>
+        <w:rPr>
+          <w:rFonts w:ascii="Arial" w:hAnsi="Arial" w:cs="Arial"/>
+        </w:rPr>
+        <w:t xml:space="preserve"> </w:t>
+      </w:r>
+      <w:proofErr w:type="spellStart"/>
       <w:r>
         <w:rPr>
           <w:rFonts w:ascii="Arial" w:hAnsi="Arial" w:cs="Arial"/>
         </w:rPr>
         <w:t>acc</w:t>
       </w:r>
-      <w:r>
-        <w:rPr>
-          <w:rFonts w:ascii="Arial" w:hAnsi="Arial" w:cs="Arial"/>
-        </w:rPr>
-        <w:t xml:space="preserve">.owner == </w:t>
-      </w:r>
-      <w:r>
-        <w:rPr>
-          <w:rFonts w:ascii="Arial" w:hAnsi="Arial" w:cs="Arial"/>
-        </w:rPr>
-        <w:t>defendant</w:t>
-      </w:r>
-      <w:r>
-        <w:rPr>
-          <w:rFonts w:ascii="Arial" w:hAnsi="Arial" w:cs="Arial"/>
-        </w:rPr>
-        <w:t>s[0] else thousands(</w:t>
-      </w:r>
+      <w:proofErr w:type="gramEnd"/>
+      <w:r>
+        <w:rPr>
+          <w:rFonts w:ascii="Arial" w:hAnsi="Arial" w:cs="Arial"/>
+        </w:rPr>
+        <w:t>.</w:t>
+      </w:r>
+      <w:proofErr w:type="gramStart"/>
+      <w:r>
+        <w:rPr>
+          <w:rFonts w:ascii="Arial" w:hAnsi="Arial" w:cs="Arial"/>
+        </w:rPr>
+        <w:t>kind</w:t>
+      </w:r>
+      <w:proofErr w:type="spellEnd"/>
+      <w:r>
+        <w:rPr>
+          <w:rFonts w:ascii="Arial" w:hAnsi="Arial" w:cs="Arial"/>
+        </w:rPr>
+        <w:t xml:space="preserve"> }</w:t>
+      </w:r>
+      <w:proofErr w:type="gramEnd"/>
+      <w:r>
+        <w:rPr>
+          <w:rFonts w:ascii="Arial" w:hAnsi="Arial" w:cs="Arial"/>
+        </w:rPr>
+        <w:t xml:space="preserve">} at </w:t>
+      </w:r>
+      <w:proofErr w:type="gramStart"/>
+      <w:r>
+        <w:rPr>
+          <w:rFonts w:ascii="Arial" w:hAnsi="Arial" w:cs="Arial"/>
+        </w:rPr>
+        <w:t>{</w:t>
+      </w:r>
+      <w:r>
+        <w:rPr>
+          <w:rFonts w:ascii="Arial" w:hAnsi="Arial" w:cs="Arial"/>
+        </w:rPr>
+        <w:t>{</w:t>
+      </w:r>
+      <w:r>
+        <w:rPr>
+          <w:rFonts w:ascii="Arial" w:hAnsi="Arial" w:cs="Arial"/>
+        </w:rPr>
+        <w:t xml:space="preserve"> </w:t>
+      </w:r>
+      <w:proofErr w:type="spellStart"/>
       <w:r>
         <w:rPr>
           <w:rFonts w:ascii="Arial" w:hAnsi="Arial" w:cs="Arial"/>
         </w:rPr>
         <w:t>acc</w:t>
       </w:r>
-      <w:r>
-        <w:rPr>
-          <w:rFonts w:ascii="Arial" w:hAnsi="Arial" w:cs="Arial"/>
-        </w:rPr>
-        <w:t>.balance / 2, 2)</w:t>
-      </w:r>
+      <w:proofErr w:type="gramEnd"/>
+      <w:r>
+        <w:rPr>
+          <w:rFonts w:ascii="Arial" w:hAnsi="Arial" w:cs="Arial"/>
+        </w:rPr>
+        <w:t>.</w:t>
+      </w:r>
+      <w:proofErr w:type="gramStart"/>
+      <w:r>
+        <w:rPr>
+          <w:rFonts w:ascii="Arial" w:hAnsi="Arial" w:cs="Arial"/>
+        </w:rPr>
+        <w:t>source</w:t>
+      </w:r>
+      <w:proofErr w:type="spellEnd"/>
       <w:r>
         <w:rPr>
           <w:rFonts w:ascii="Arial" w:hAnsi="Arial" w:cs="Arial"/>
         </w:rPr>
         <w:t xml:space="preserve"> }</w:t>
       </w:r>
-      <w:r>
-        <w:rPr>
-          <w:rFonts w:ascii="Arial" w:hAnsi="Arial" w:cs="Arial"/>
-        </w:rPr>
-        <w:t xml:space="preserve">} in cash. Location: </w:t>
+      <w:proofErr w:type="gramEnd"/>
+      <w:r>
+        <w:rPr>
+          <w:rFonts w:ascii="Arial" w:hAnsi="Arial" w:cs="Arial"/>
+        </w:rPr>
+        <w:t>}</w:t>
+      </w:r>
+      <w:r>
+        <w:rPr>
+          <w:rFonts w:ascii="Arial" w:hAnsi="Arial" w:cs="Arial"/>
+        </w:rPr>
+        <w:t>.</w:t>
+      </w:r>
+    </w:p>
+    <w:p>
+      <w:pPr>
+        <w:spacing w:after="0" w:line="240" w:lineRule="auto"/>
+        <w:rPr>
+          <w:rFonts w:ascii="Arial" w:hAnsi="Arial" w:cs="Arial"/>
+        </w:rPr>
+      </w:pPr>
+      <w:r>
+        <w:rPr>
+          <w:rFonts w:ascii="Arial" w:hAnsi="Arial" w:cs="Arial"/>
+        </w:rPr>
+        <w:t xml:space="preserve">      </w:t>
       </w:r>
       <w:r>
         <w:rPr>
@@ -2748,91 +4866,967 @@
         <w:rPr>
           <w:rFonts w:ascii="Arial" w:hAnsi="Arial" w:cs="Arial"/>
         </w:rPr>
-        <w:t>{</w:t>
-      </w:r>
-      <w:r>
-        <w:rPr>
-          <w:rFonts w:ascii="Arial" w:hAnsi="Arial" w:cs="Arial"/>
-        </w:rPr>
-        <w:t xml:space="preserve"> acc</w:t>
-      </w:r>
-      <w:r>
-        <w:rPr>
-          <w:rFonts w:ascii="Arial" w:hAnsi="Arial" w:cs="Arial"/>
-        </w:rPr>
-        <w:t>.source</w:t>
-      </w:r>
+        <w:t>%</w:t>
+      </w:r>
+      <w:r>
+        <w:rPr>
+          <w:rFonts w:ascii="Arial" w:hAnsi="Arial" w:cs="Arial"/>
+        </w:rPr>
+        <w:t>p</w:t>
+      </w:r>
+      <w:r>
+        <w:rPr>
+          <w:rFonts w:ascii="Arial" w:hAnsi="Arial" w:cs="Arial"/>
+        </w:rPr>
+        <w:t xml:space="preserve"> endif</w:t>
+      </w:r>
+      <w:r>
+        <w:rPr>
+          <w:rFonts w:ascii="Arial" w:hAnsi="Arial" w:cs="Arial"/>
+        </w:rPr>
+        <w:t xml:space="preserve"> %}</w:t>
+      </w:r>
+    </w:p>
+    <w:p>
+      <w:pPr>
+        <w:spacing w:after="0" w:line="240" w:lineRule="auto"/>
+        <w:rPr>
+          <w:rFonts w:ascii="Arial" w:hAnsi="Arial" w:cs="Arial"/>
+        </w:rPr>
+      </w:pPr>
+      <w:r>
+        <w:rPr>
+          <w:rFonts w:ascii="Arial" w:hAnsi="Arial" w:cs="Arial"/>
+        </w:rPr>
+        <w:t xml:space="preserve">    </w:t>
+      </w:r>
+      <w:r>
+        <w:rPr>
+          <w:rFonts w:ascii="Arial" w:hAnsi="Arial" w:cs="Arial"/>
+          <w:highlight w:val="green"/>
+        </w:rPr>
+        <w:t>{%</w:t>
+      </w:r>
+      <w:r>
+        <w:rPr>
+          <w:rFonts w:ascii="Arial" w:hAnsi="Arial" w:cs="Arial"/>
+          <w:highlight w:val="green"/>
+        </w:rPr>
+        <w:t>p</w:t>
+      </w:r>
+      <w:r>
+        <w:rPr>
+          <w:rFonts w:ascii="Arial" w:hAnsi="Arial" w:cs="Arial"/>
+          <w:highlight w:val="green"/>
+        </w:rPr>
+        <w:t xml:space="preserve"> endif %}</w:t>
+      </w:r>
+    </w:p>
+    <w:p>
+      <w:pPr>
+        <w:spacing w:after="0" w:line="240" w:lineRule="auto"/>
+        <w:rPr>
+          <w:rFonts w:ascii="Arial" w:hAnsi="Arial" w:cs="Arial"/>
+        </w:rPr>
+      </w:pPr>
+      <w:r>
+        <w:rPr>
+          <w:rFonts w:ascii="Arial" w:hAnsi="Arial" w:cs="Arial"/>
+        </w:rPr>
+        <w:t xml:space="preserve">  </w:t>
+      </w:r>
+      <w:r>
+        <w:rPr>
+          <w:rFonts w:ascii="Arial" w:hAnsi="Arial" w:cs="Arial"/>
+          <w:highlight w:val="cyan"/>
+        </w:rPr>
+        <w:t>{%</w:t>
+      </w:r>
+      <w:r>
+        <w:rPr>
+          <w:rFonts w:ascii="Arial" w:hAnsi="Arial" w:cs="Arial"/>
+          <w:highlight w:val="cyan"/>
+        </w:rPr>
+        <w:t>p</w:t>
+      </w:r>
+      <w:r>
+        <w:rPr>
+          <w:rFonts w:ascii="Arial" w:hAnsi="Arial" w:cs="Arial"/>
+          <w:highlight w:val="cyan"/>
+        </w:rPr>
+        <w:t xml:space="preserve"> </w:t>
+      </w:r>
+      <w:proofErr w:type="spellStart"/>
+      <w:r>
+        <w:rPr>
+          <w:rFonts w:ascii="Arial" w:hAnsi="Arial" w:cs="Arial"/>
+          <w:highlight w:val="cyan"/>
+        </w:rPr>
+        <w:t>endfor</w:t>
+      </w:r>
+      <w:proofErr w:type="spellEnd"/>
+      <w:r>
+        <w:rPr>
+          <w:rFonts w:ascii="Arial" w:hAnsi="Arial" w:cs="Arial"/>
+          <w:highlight w:val="cyan"/>
+        </w:rPr>
+        <w:t xml:space="preserve"> %}</w:t>
+      </w:r>
+    </w:p>
+    <w:p>
+      <w:pPr>
+        <w:spacing w:after="0" w:line="240" w:lineRule="auto"/>
+        <w:rPr>
+          <w:rFonts w:ascii="Arial" w:hAnsi="Arial" w:cs="Arial"/>
+        </w:rPr>
+      </w:pPr>
+      <w:r>
+        <w:rPr>
+          <w:rFonts w:ascii="Arial" w:hAnsi="Arial" w:cs="Arial"/>
+          <w:highlight w:val="magenta"/>
+        </w:rPr>
+        <w:t>{%</w:t>
+      </w:r>
+      <w:r>
+        <w:rPr>
+          <w:rFonts w:ascii="Arial" w:hAnsi="Arial" w:cs="Arial"/>
+          <w:highlight w:val="magenta"/>
+        </w:rPr>
+        <w:t>p</w:t>
+      </w:r>
+      <w:r>
+        <w:rPr>
+          <w:rFonts w:ascii="Arial" w:hAnsi="Arial" w:cs="Arial"/>
+          <w:highlight w:val="magenta"/>
+        </w:rPr>
+        <w:t xml:space="preserve"> endif %}</w:t>
+      </w:r>
+    </w:p>
+    <w:p>
+      <w:pPr>
+        <w:spacing w:after="0" w:line="240" w:lineRule="auto"/>
+        <w:rPr>
+          <w:rFonts w:ascii="Arial" w:hAnsi="Arial" w:cs="Arial"/>
+        </w:rPr>
+      </w:pPr>
+      <w:r>
+        <w:rPr>
+          <w:rFonts w:ascii="Arial" w:hAnsi="Arial" w:cs="Arial"/>
+          <w:highlight w:val="magenta"/>
+        </w:rPr>
+        <w:t>{%</w:t>
+      </w:r>
+      <w:r>
+        <w:rPr>
+          <w:rFonts w:ascii="Arial" w:hAnsi="Arial" w:cs="Arial"/>
+          <w:highlight w:val="magenta"/>
+        </w:rPr>
+        <w:t>p</w:t>
+      </w:r>
+      <w:r>
+        <w:rPr>
+          <w:rFonts w:ascii="Arial" w:hAnsi="Arial" w:cs="Arial"/>
+          <w:highlight w:val="magenta"/>
+        </w:rPr>
+        <w:t xml:space="preserve"> if</w:t>
+      </w:r>
+      <w:r>
+        <w:rPr>
+          <w:rFonts w:ascii="Arial" w:hAnsi="Arial" w:cs="Arial"/>
+        </w:rPr>
+        <w:t xml:space="preserve"> </w:t>
+      </w:r>
+      <w:proofErr w:type="spellStart"/>
+      <w:proofErr w:type="gramStart"/>
+      <w:r>
+        <w:rPr>
+          <w:rFonts w:ascii="Arial" w:hAnsi="Arial" w:cs="Arial"/>
+        </w:rPr>
+        <w:t>marriage.other</w:t>
+      </w:r>
+      <w:proofErr w:type="gramEnd"/>
+      <w:r>
+        <w:rPr>
+          <w:rFonts w:ascii="Arial" w:hAnsi="Arial" w:cs="Arial"/>
+        </w:rPr>
+        <w:t>_pp</w:t>
+      </w:r>
+      <w:proofErr w:type="spellEnd"/>
+      <w:r>
+        <w:rPr>
+          <w:rFonts w:ascii="Arial" w:hAnsi="Arial" w:cs="Arial"/>
+        </w:rPr>
+        <w:t xml:space="preserve"> %}</w:t>
+      </w:r>
+    </w:p>
+    <w:p>
+      <w:pPr>
+        <w:spacing w:after="0" w:line="240" w:lineRule="auto"/>
+        <w:rPr>
+          <w:rFonts w:ascii="Arial" w:hAnsi="Arial" w:cs="Arial"/>
+        </w:rPr>
+      </w:pPr>
+      <w:r>
+        <w:rPr>
+          <w:rFonts w:ascii="Arial" w:hAnsi="Arial" w:cs="Arial"/>
+        </w:rPr>
+        <w:t xml:space="preserve">  </w:t>
+      </w:r>
+      <w:r>
+        <w:rPr>
+          <w:rFonts w:ascii="Arial" w:hAnsi="Arial" w:cs="Arial"/>
+          <w:highlight w:val="cyan"/>
+        </w:rPr>
+        <w:t>{%</w:t>
+      </w:r>
+      <w:r>
+        <w:rPr>
+          <w:rFonts w:ascii="Arial" w:hAnsi="Arial" w:cs="Arial"/>
+          <w:highlight w:val="cyan"/>
+        </w:rPr>
+        <w:t>p</w:t>
+      </w:r>
+      <w:r>
+        <w:rPr>
+          <w:rFonts w:ascii="Arial" w:hAnsi="Arial" w:cs="Arial"/>
+          <w:highlight w:val="cyan"/>
+        </w:rPr>
+        <w:t xml:space="preserve"> for</w:t>
+      </w:r>
+      <w:r>
+        <w:rPr>
+          <w:rFonts w:ascii="Arial" w:hAnsi="Arial" w:cs="Arial"/>
+        </w:rPr>
+        <w:t xml:space="preserve"> </w:t>
+      </w:r>
+      <w:r>
+        <w:rPr>
+          <w:rFonts w:ascii="Arial" w:hAnsi="Arial" w:cs="Arial"/>
+        </w:rPr>
+        <w:t>pp</w:t>
+      </w:r>
+      <w:r>
+        <w:rPr>
+          <w:rFonts w:ascii="Arial" w:hAnsi="Arial" w:cs="Arial"/>
+        </w:rPr>
+        <w:t xml:space="preserve"> in </w:t>
+      </w:r>
+      <w:proofErr w:type="spellStart"/>
+      <w:proofErr w:type="gramStart"/>
+      <w:r>
+        <w:rPr>
+          <w:rFonts w:ascii="Arial" w:hAnsi="Arial" w:cs="Arial"/>
+        </w:rPr>
+        <w:t>marriage.other</w:t>
+      </w:r>
+      <w:proofErr w:type="gramEnd"/>
+      <w:r>
+        <w:rPr>
+          <w:rFonts w:ascii="Arial" w:hAnsi="Arial" w:cs="Arial"/>
+        </w:rPr>
+        <w:t>_pp</w:t>
+      </w:r>
+      <w:proofErr w:type="spellEnd"/>
+      <w:r>
+        <w:rPr>
+          <w:rFonts w:ascii="Arial" w:hAnsi="Arial" w:cs="Arial"/>
+        </w:rPr>
+        <w:t xml:space="preserve"> %}</w:t>
+      </w:r>
+    </w:p>
+    <w:p>
+      <w:pPr>
+        <w:spacing w:after="0" w:line="240" w:lineRule="auto"/>
+        <w:rPr>
+          <w:rFonts w:ascii="Arial" w:hAnsi="Arial" w:cs="Arial"/>
+        </w:rPr>
+      </w:pPr>
+      <w:r>
+        <w:rPr>
+          <w:rFonts w:ascii="Arial" w:hAnsi="Arial" w:cs="Arial"/>
+        </w:rPr>
+        <w:t xml:space="preserve">    </w:t>
+      </w:r>
+      <w:r>
+        <w:rPr>
+          <w:rFonts w:ascii="Arial" w:hAnsi="Arial" w:cs="Arial"/>
+          <w:highlight w:val="green"/>
+        </w:rPr>
+        <w:t>{%</w:t>
+      </w:r>
+      <w:r>
+        <w:rPr>
+          <w:rFonts w:ascii="Arial" w:hAnsi="Arial" w:cs="Arial"/>
+          <w:highlight w:val="green"/>
+        </w:rPr>
+        <w:t>p</w:t>
+      </w:r>
+      <w:r>
+        <w:rPr>
+          <w:rFonts w:ascii="Arial" w:hAnsi="Arial" w:cs="Arial"/>
+          <w:highlight w:val="green"/>
+        </w:rPr>
+        <w:t xml:space="preserve"> if</w:t>
+      </w:r>
+      <w:r>
+        <w:rPr>
+          <w:rFonts w:ascii="Arial" w:hAnsi="Arial" w:cs="Arial"/>
+        </w:rPr>
+        <w:t xml:space="preserve"> </w:t>
+      </w:r>
+      <w:proofErr w:type="spellStart"/>
+      <w:proofErr w:type="gramStart"/>
+      <w:r>
+        <w:rPr>
+          <w:rFonts w:ascii="Arial" w:hAnsi="Arial" w:cs="Arial"/>
+        </w:rPr>
+        <w:t>pp</w:t>
+      </w:r>
+      <w:r>
+        <w:rPr>
+          <w:rFonts w:ascii="Arial" w:hAnsi="Arial" w:cs="Arial"/>
+        </w:rPr>
+        <w:t>.owner</w:t>
+      </w:r>
+      <w:proofErr w:type="spellEnd"/>
+      <w:proofErr w:type="gramEnd"/>
+      <w:r>
+        <w:rPr>
+          <w:rFonts w:ascii="Arial" w:hAnsi="Arial" w:cs="Arial"/>
+        </w:rPr>
+        <w:t xml:space="preserve"> == </w:t>
+      </w:r>
+      <w:proofErr w:type="gramStart"/>
+      <w:r>
+        <w:rPr>
+          <w:rFonts w:ascii="Arial" w:hAnsi="Arial" w:cs="Arial"/>
+        </w:rPr>
+        <w:t>defendants</w:t>
+      </w:r>
+      <w:r>
+        <w:rPr>
+          <w:rFonts w:ascii="Arial" w:hAnsi="Arial" w:cs="Arial"/>
+        </w:rPr>
+        <w:t>[</w:t>
+      </w:r>
+      <w:proofErr w:type="gramEnd"/>
+      <w:r>
+        <w:rPr>
+          <w:rFonts w:ascii="Arial" w:hAnsi="Arial" w:cs="Arial"/>
+        </w:rPr>
+        <w:t>0] %}</w:t>
+      </w:r>
+    </w:p>
+    <w:p>
+      <w:pPr>
+        <w:spacing w:after="0" w:line="240" w:lineRule="auto"/>
+        <w:rPr>
+          <w:rFonts w:ascii="Arial" w:hAnsi="Arial" w:cs="Arial"/>
+        </w:rPr>
+      </w:pPr>
+      <w:r>
+        <w:rPr>
+          <w:rFonts w:ascii="Arial" w:hAnsi="Arial" w:cs="Arial"/>
+        </w:rPr>
+        <w:t xml:space="preserve">Property type: </w:t>
+      </w:r>
+      <w:proofErr w:type="gramStart"/>
+      <w:r>
+        <w:rPr>
+          <w:rFonts w:ascii="Arial" w:hAnsi="Arial" w:cs="Arial"/>
+        </w:rPr>
+        <w:t xml:space="preserve">{{ </w:t>
+      </w:r>
+      <w:proofErr w:type="spellStart"/>
+      <w:r>
+        <w:rPr>
+          <w:rFonts w:ascii="Arial" w:hAnsi="Arial" w:cs="Arial"/>
+        </w:rPr>
+        <w:t>pp</w:t>
+      </w:r>
+      <w:proofErr w:type="gramEnd"/>
+      <w:r>
+        <w:rPr>
+          <w:rFonts w:ascii="Arial" w:hAnsi="Arial" w:cs="Arial"/>
+        </w:rPr>
+        <w:t>.</w:t>
+      </w:r>
+      <w:proofErr w:type="gramStart"/>
+      <w:r>
+        <w:rPr>
+          <w:rFonts w:ascii="Arial" w:hAnsi="Arial" w:cs="Arial"/>
+        </w:rPr>
+        <w:t>kind</w:t>
+      </w:r>
+      <w:proofErr w:type="spellEnd"/>
       <w:r>
         <w:rPr>
           <w:rFonts w:ascii="Arial" w:hAnsi="Arial" w:cs="Arial"/>
         </w:rPr>
         <w:t xml:space="preserve"> }</w:t>
       </w:r>
+      <w:proofErr w:type="gramEnd"/>
+      <w:r>
+        <w:rPr>
+          <w:rFonts w:ascii="Arial" w:hAnsi="Arial" w:cs="Arial"/>
+        </w:rPr>
+        <w:t xml:space="preserve">}, Description: </w:t>
+      </w:r>
+      <w:proofErr w:type="gramStart"/>
+      <w:r>
+        <w:rPr>
+          <w:rFonts w:ascii="Arial" w:hAnsi="Arial" w:cs="Arial"/>
+        </w:rPr>
+        <w:t xml:space="preserve">{{ </w:t>
+      </w:r>
+      <w:proofErr w:type="spellStart"/>
+      <w:r>
+        <w:rPr>
+          <w:rFonts w:ascii="Arial" w:hAnsi="Arial" w:cs="Arial"/>
+        </w:rPr>
+        <w:t>pp</w:t>
+      </w:r>
+      <w:proofErr w:type="gramEnd"/>
+      <w:r>
+        <w:rPr>
+          <w:rFonts w:ascii="Arial" w:hAnsi="Arial" w:cs="Arial"/>
+        </w:rPr>
+        <w:t>.</w:t>
+      </w:r>
+      <w:proofErr w:type="gramStart"/>
+      <w:r>
+        <w:rPr>
+          <w:rFonts w:ascii="Arial" w:hAnsi="Arial" w:cs="Arial"/>
+        </w:rPr>
+        <w:t>desc</w:t>
+      </w:r>
+      <w:proofErr w:type="spellEnd"/>
+      <w:r>
+        <w:rPr>
+          <w:rFonts w:ascii="Arial" w:hAnsi="Arial" w:cs="Arial"/>
+        </w:rPr>
+        <w:t xml:space="preserve"> }</w:t>
+      </w:r>
+      <w:proofErr w:type="gramEnd"/>
       <w:r>
         <w:rPr>
           <w:rFonts w:ascii="Arial" w:hAnsi="Arial" w:cs="Arial"/>
         </w:rPr>
         <w:t>}</w:t>
       </w:r>
+    </w:p>
+    <w:p>
+      <w:pPr>
+        <w:spacing w:after="0" w:line="240" w:lineRule="auto"/>
+        <w:rPr>
+          <w:rFonts w:ascii="Arial" w:hAnsi="Arial" w:cs="Arial"/>
+        </w:rPr>
+      </w:pPr>
+      <w:r>
+        <w:rPr>
+          <w:rFonts w:ascii="Arial" w:hAnsi="Arial" w:cs="Arial"/>
+        </w:rPr>
+        <w:t xml:space="preserve">    </w:t>
+      </w:r>
+      <w:r>
+        <w:rPr>
+          <w:rFonts w:ascii="Arial" w:hAnsi="Arial" w:cs="Arial"/>
+          <w:highlight w:val="green"/>
+        </w:rPr>
+        <w:t>{%</w:t>
+      </w:r>
+      <w:r>
+        <w:rPr>
+          <w:rFonts w:ascii="Arial" w:hAnsi="Arial" w:cs="Arial"/>
+          <w:highlight w:val="green"/>
+        </w:rPr>
+        <w:t>p</w:t>
+      </w:r>
+      <w:r>
+        <w:rPr>
+          <w:rFonts w:ascii="Arial" w:hAnsi="Arial" w:cs="Arial"/>
+          <w:highlight w:val="green"/>
+        </w:rPr>
+        <w:t xml:space="preserve"> endif %}</w:t>
+      </w:r>
+    </w:p>
+    <w:p>
+      <w:pPr>
+        <w:spacing w:after="0" w:line="240" w:lineRule="auto"/>
+        <w:rPr>
+          <w:rFonts w:ascii="Arial" w:hAnsi="Arial" w:cs="Arial"/>
+        </w:rPr>
+      </w:pPr>
+      <w:r>
+        <w:rPr>
+          <w:rFonts w:ascii="Arial" w:hAnsi="Arial" w:cs="Arial"/>
+        </w:rPr>
+        <w:t xml:space="preserve">  </w:t>
+      </w:r>
+      <w:r>
+        <w:rPr>
+          <w:rFonts w:ascii="Arial" w:hAnsi="Arial" w:cs="Arial"/>
+          <w:highlight w:val="cyan"/>
+        </w:rPr>
+        <w:t>{%</w:t>
+      </w:r>
+      <w:r>
+        <w:rPr>
+          <w:rFonts w:ascii="Arial" w:hAnsi="Arial" w:cs="Arial"/>
+          <w:highlight w:val="cyan"/>
+        </w:rPr>
+        <w:t>p</w:t>
+      </w:r>
+      <w:r>
+        <w:rPr>
+          <w:rFonts w:ascii="Arial" w:hAnsi="Arial" w:cs="Arial"/>
+          <w:highlight w:val="cyan"/>
+        </w:rPr>
+        <w:t xml:space="preserve"> </w:t>
+      </w:r>
+      <w:proofErr w:type="spellStart"/>
+      <w:r>
+        <w:rPr>
+          <w:rFonts w:ascii="Arial" w:hAnsi="Arial" w:cs="Arial"/>
+          <w:highlight w:val="cyan"/>
+        </w:rPr>
+        <w:t>endfor</w:t>
+      </w:r>
+      <w:proofErr w:type="spellEnd"/>
+      <w:r>
+        <w:rPr>
+          <w:rFonts w:ascii="Arial" w:hAnsi="Arial" w:cs="Arial"/>
+          <w:highlight w:val="cyan"/>
+        </w:rPr>
+        <w:t xml:space="preserve"> %}</w:t>
+      </w:r>
+    </w:p>
+    <w:p>
+      <w:pPr>
+        <w:spacing w:after="0" w:line="240" w:lineRule="auto"/>
+        <w:rPr>
+          <w:rFonts w:ascii="Arial" w:hAnsi="Arial" w:cs="Arial"/>
+        </w:rPr>
+      </w:pPr>
+      <w:r>
+        <w:rPr>
+          <w:rFonts w:ascii="Arial" w:hAnsi="Arial" w:cs="Arial"/>
+          <w:highlight w:val="magenta"/>
+        </w:rPr>
+        <w:t>{%</w:t>
+      </w:r>
+      <w:r>
+        <w:rPr>
+          <w:rFonts w:ascii="Arial" w:hAnsi="Arial" w:cs="Arial"/>
+          <w:highlight w:val="magenta"/>
+        </w:rPr>
+        <w:t>p</w:t>
+      </w:r>
+      <w:r>
+        <w:rPr>
+          <w:rFonts w:ascii="Arial" w:hAnsi="Arial" w:cs="Arial"/>
+          <w:highlight w:val="magenta"/>
+        </w:rPr>
+        <w:t xml:space="preserve"> endif %}</w:t>
+      </w:r>
+    </w:p>
+    <w:p>
+      <w:pPr>
+        <w:spacing w:after="0" w:line="240" w:lineRule="auto"/>
+        <w:rPr>
+          <w:rFonts w:ascii="Arial" w:hAnsi="Arial" w:cs="Arial"/>
+        </w:rPr>
+      </w:pPr>
+      <w:r>
+        <w:rPr>
+          <w:rFonts w:ascii="Arial" w:hAnsi="Arial" w:cs="Arial"/>
+          <w:highlight w:val="magenta"/>
+        </w:rPr>
+        <w:t>{%</w:t>
+      </w:r>
+      <w:r>
+        <w:rPr>
+          <w:rFonts w:ascii="Arial" w:hAnsi="Arial" w:cs="Arial"/>
+          <w:highlight w:val="magenta"/>
+        </w:rPr>
+        <w:t>p</w:t>
+      </w:r>
+      <w:r>
+        <w:rPr>
+          <w:rFonts w:ascii="Arial" w:hAnsi="Arial" w:cs="Arial"/>
+          <w:highlight w:val="magenta"/>
+        </w:rPr>
+        <w:t xml:space="preserve"> if</w:t>
+      </w:r>
+      <w:r>
+        <w:rPr>
+          <w:rFonts w:ascii="Arial" w:hAnsi="Arial" w:cs="Arial"/>
+        </w:rPr>
+        <w:t xml:space="preserve"> </w:t>
+      </w:r>
+      <w:proofErr w:type="spellStart"/>
+      <w:proofErr w:type="gramStart"/>
+      <w:r>
+        <w:rPr>
+          <w:rFonts w:ascii="Arial" w:hAnsi="Arial" w:cs="Arial"/>
+        </w:rPr>
+        <w:t>marriage.mobile</w:t>
+      </w:r>
+      <w:proofErr w:type="gramEnd"/>
+      <w:r>
+        <w:rPr>
+          <w:rFonts w:ascii="Arial" w:hAnsi="Arial" w:cs="Arial"/>
+        </w:rPr>
+        <w:t>_home</w:t>
+      </w:r>
+      <w:proofErr w:type="spellEnd"/>
+      <w:r>
+        <w:rPr>
+          <w:rFonts w:ascii="Arial" w:hAnsi="Arial" w:cs="Arial"/>
+        </w:rPr>
+        <w:t xml:space="preserve"> %}</w:t>
+      </w:r>
+    </w:p>
+    <w:p>
+      <w:pPr>
+        <w:spacing w:after="0" w:line="240" w:lineRule="auto"/>
+        <w:rPr>
+          <w:rFonts w:ascii="Arial" w:hAnsi="Arial" w:cs="Arial"/>
+        </w:rPr>
+      </w:pPr>
+      <w:r>
+        <w:rPr>
+          <w:rFonts w:ascii="Arial" w:hAnsi="Arial" w:cs="Arial"/>
+        </w:rPr>
+        <w:t xml:space="preserve">  </w:t>
+      </w:r>
+      <w:r>
+        <w:rPr>
+          <w:rFonts w:ascii="Arial" w:hAnsi="Arial" w:cs="Arial"/>
+          <w:highlight w:val="cyan"/>
+        </w:rPr>
+        <w:t>{%</w:t>
+      </w:r>
+      <w:r>
+        <w:rPr>
+          <w:rFonts w:ascii="Arial" w:hAnsi="Arial" w:cs="Arial"/>
+          <w:highlight w:val="cyan"/>
+        </w:rPr>
+        <w:t>p</w:t>
+      </w:r>
+      <w:r>
+        <w:rPr>
+          <w:rFonts w:ascii="Arial" w:hAnsi="Arial" w:cs="Arial"/>
+          <w:highlight w:val="cyan"/>
+        </w:rPr>
+        <w:t xml:space="preserve"> for</w:t>
+      </w:r>
+      <w:r>
+        <w:rPr>
+          <w:rFonts w:ascii="Arial" w:hAnsi="Arial" w:cs="Arial"/>
+        </w:rPr>
+        <w:t xml:space="preserve"> </w:t>
+      </w:r>
+      <w:proofErr w:type="spellStart"/>
+      <w:r>
+        <w:rPr>
+          <w:rFonts w:ascii="Arial" w:hAnsi="Arial" w:cs="Arial"/>
+        </w:rPr>
+        <w:t>mh</w:t>
+      </w:r>
+      <w:proofErr w:type="spellEnd"/>
+      <w:r>
+        <w:rPr>
+          <w:rFonts w:ascii="Arial" w:hAnsi="Arial" w:cs="Arial"/>
+        </w:rPr>
+        <w:t xml:space="preserve"> in </w:t>
+      </w:r>
+      <w:proofErr w:type="spellStart"/>
+      <w:proofErr w:type="gramStart"/>
+      <w:r>
+        <w:rPr>
+          <w:rFonts w:ascii="Arial" w:hAnsi="Arial" w:cs="Arial"/>
+        </w:rPr>
+        <w:t>marriage.mobile</w:t>
+      </w:r>
+      <w:proofErr w:type="gramEnd"/>
+      <w:r>
+        <w:rPr>
+          <w:rFonts w:ascii="Arial" w:hAnsi="Arial" w:cs="Arial"/>
+        </w:rPr>
+        <w:t>_home</w:t>
+      </w:r>
+      <w:proofErr w:type="spellEnd"/>
+      <w:r>
+        <w:rPr>
+          <w:rFonts w:ascii="Arial" w:hAnsi="Arial" w:cs="Arial"/>
+        </w:rPr>
+        <w:t xml:space="preserve"> %}</w:t>
+      </w:r>
+    </w:p>
+    <w:p>
+      <w:pPr>
+        <w:spacing w:after="0" w:line="240" w:lineRule="auto"/>
+        <w:rPr>
+          <w:rFonts w:ascii="Arial" w:hAnsi="Arial" w:cs="Arial"/>
+        </w:rPr>
+      </w:pPr>
+      <w:r>
+        <w:rPr>
+          <w:rFonts w:ascii="Arial" w:hAnsi="Arial" w:cs="Arial"/>
+        </w:rPr>
+        <w:t xml:space="preserve">    </w:t>
+      </w:r>
+      <w:r>
+        <w:rPr>
+          <w:rFonts w:ascii="Arial" w:hAnsi="Arial" w:cs="Arial"/>
+          <w:highlight w:val="green"/>
+        </w:rPr>
+        <w:t>{%</w:t>
+      </w:r>
+      <w:r>
+        <w:rPr>
+          <w:rFonts w:ascii="Arial" w:hAnsi="Arial" w:cs="Arial"/>
+          <w:highlight w:val="green"/>
+        </w:rPr>
+        <w:t>p</w:t>
+      </w:r>
+      <w:r>
+        <w:rPr>
+          <w:rFonts w:ascii="Arial" w:hAnsi="Arial" w:cs="Arial"/>
+          <w:highlight w:val="green"/>
+        </w:rPr>
+        <w:t xml:space="preserve"> if</w:t>
+      </w:r>
+      <w:r>
+        <w:rPr>
+          <w:rFonts w:ascii="Arial" w:hAnsi="Arial" w:cs="Arial"/>
+        </w:rPr>
+        <w:t xml:space="preserve"> </w:t>
+      </w:r>
+      <w:proofErr w:type="spellStart"/>
+      <w:proofErr w:type="gramStart"/>
+      <w:r>
+        <w:rPr>
+          <w:rFonts w:ascii="Arial" w:hAnsi="Arial" w:cs="Arial"/>
+        </w:rPr>
+        <w:t>mh</w:t>
+      </w:r>
+      <w:r>
+        <w:rPr>
+          <w:rFonts w:ascii="Arial" w:hAnsi="Arial" w:cs="Arial"/>
+        </w:rPr>
+        <w:t>.owner</w:t>
+      </w:r>
+      <w:proofErr w:type="spellEnd"/>
+      <w:proofErr w:type="gramEnd"/>
+      <w:r>
+        <w:rPr>
+          <w:rFonts w:ascii="Arial" w:hAnsi="Arial" w:cs="Arial"/>
+        </w:rPr>
+        <w:t xml:space="preserve"> == </w:t>
+      </w:r>
+      <w:proofErr w:type="gramStart"/>
+      <w:r>
+        <w:rPr>
+          <w:rFonts w:ascii="Arial" w:hAnsi="Arial" w:cs="Arial"/>
+        </w:rPr>
+        <w:t>defendants</w:t>
+      </w:r>
+      <w:r>
+        <w:rPr>
+          <w:rFonts w:ascii="Arial" w:hAnsi="Arial" w:cs="Arial"/>
+        </w:rPr>
+        <w:t>[</w:t>
+      </w:r>
+      <w:proofErr w:type="gramEnd"/>
+      <w:r>
+        <w:rPr>
+          <w:rFonts w:ascii="Arial" w:hAnsi="Arial" w:cs="Arial"/>
+        </w:rPr>
+        <w:t>0] %}</w:t>
+      </w:r>
+    </w:p>
+    <w:p>
+      <w:pPr>
+        <w:spacing w:after="0" w:line="240" w:lineRule="auto"/>
+        <w:rPr>
+          <w:rFonts w:ascii="Arial" w:hAnsi="Arial" w:cs="Arial"/>
+        </w:rPr>
+      </w:pPr>
+      <w:r>
+        <w:rPr>
+          <w:rFonts w:ascii="Arial" w:hAnsi="Arial" w:cs="Arial"/>
+        </w:rPr>
+        <w:t xml:space="preserve">Mobile home located at: </w:t>
+      </w:r>
+      <w:proofErr w:type="gramStart"/>
+      <w:r>
+        <w:rPr>
+          <w:rFonts w:ascii="Arial" w:hAnsi="Arial" w:cs="Arial"/>
+        </w:rPr>
+        <w:t xml:space="preserve">{{ </w:t>
+      </w:r>
+      <w:proofErr w:type="spellStart"/>
+      <w:r>
+        <w:rPr>
+          <w:rFonts w:ascii="Arial" w:hAnsi="Arial" w:cs="Arial"/>
+        </w:rPr>
+        <w:t>mh</w:t>
+      </w:r>
+      <w:proofErr w:type="gramEnd"/>
       <w:r>
         <w:rPr>
           <w:rFonts w:ascii="Arial" w:hAnsi="Arial" w:cs="Arial"/>
         </w:rPr>
         <w:t>.</w:t>
       </w:r>
-    </w:p>
-    <w:p>
-      <w:pPr>
-        <w:spacing w:after="0" w:line="240" w:lineRule="auto"/>
-        <w:rPr>
-          <w:rFonts w:ascii="Arial" w:hAnsi="Arial" w:cs="Arial"/>
-        </w:rPr>
-      </w:pPr>
-      <w:r>
-        <w:rPr>
-          <w:rFonts w:ascii="Arial" w:hAnsi="Arial" w:cs="Arial"/>
-        </w:rPr>
-        <w:t xml:space="preserve">      </w:t>
-      </w:r>
-      <w:r>
-        <w:rPr>
-          <w:rFonts w:ascii="Arial" w:hAnsi="Arial" w:cs="Arial"/>
-        </w:rPr>
-        <w:t>{</w:t>
-      </w:r>
-      <w:r>
-        <w:rPr>
-          <w:rFonts w:ascii="Arial" w:hAnsi="Arial" w:cs="Arial"/>
-        </w:rPr>
-        <w:t>%</w:t>
-      </w:r>
-      <w:r>
-        <w:rPr>
-          <w:rFonts w:ascii="Arial" w:hAnsi="Arial" w:cs="Arial"/>
+      <w:proofErr w:type="gramStart"/>
+      <w:r>
+        <w:rPr>
+          <w:rFonts w:ascii="Arial" w:hAnsi="Arial" w:cs="Arial"/>
+        </w:rPr>
+        <w:t>desc</w:t>
+      </w:r>
+      <w:proofErr w:type="spellEnd"/>
+      <w:r>
+        <w:rPr>
+          <w:rFonts w:ascii="Arial" w:hAnsi="Arial" w:cs="Arial"/>
+        </w:rPr>
+        <w:t xml:space="preserve"> }</w:t>
+      </w:r>
+      <w:proofErr w:type="gramEnd"/>
+      <w:r>
+        <w:rPr>
+          <w:rFonts w:ascii="Arial" w:hAnsi="Arial" w:cs="Arial"/>
+        </w:rPr>
+        <w:t xml:space="preserve">}, VIN: </w:t>
+      </w:r>
+      <w:proofErr w:type="gramStart"/>
+      <w:r>
+        <w:rPr>
+          <w:rFonts w:ascii="Arial" w:hAnsi="Arial" w:cs="Arial"/>
+        </w:rPr>
+        <w:t xml:space="preserve">{{ </w:t>
+      </w:r>
+      <w:proofErr w:type="spellStart"/>
+      <w:r>
+        <w:rPr>
+          <w:rFonts w:ascii="Arial" w:hAnsi="Arial" w:cs="Arial"/>
+        </w:rPr>
+        <w:t>mh</w:t>
+      </w:r>
+      <w:proofErr w:type="gramEnd"/>
+      <w:r>
+        <w:rPr>
+          <w:rFonts w:ascii="Arial" w:hAnsi="Arial" w:cs="Arial"/>
+        </w:rPr>
+        <w:t>.</w:t>
+      </w:r>
+      <w:proofErr w:type="gramStart"/>
+      <w:r>
+        <w:rPr>
+          <w:rFonts w:ascii="Arial" w:hAnsi="Arial" w:cs="Arial"/>
+        </w:rPr>
+        <w:t>kind</w:t>
+      </w:r>
+      <w:proofErr w:type="spellEnd"/>
+      <w:r>
+        <w:rPr>
+          <w:rFonts w:ascii="Arial" w:hAnsi="Arial" w:cs="Arial"/>
+        </w:rPr>
+        <w:t xml:space="preserve"> }</w:t>
+      </w:r>
+      <w:proofErr w:type="gramEnd"/>
+      <w:r>
+        <w:rPr>
+          <w:rFonts w:ascii="Arial" w:hAnsi="Arial" w:cs="Arial"/>
+        </w:rPr>
+        <w:t>}</w:t>
+      </w:r>
+    </w:p>
+    <w:p>
+      <w:pPr>
+        <w:spacing w:after="0" w:line="240" w:lineRule="auto"/>
+        <w:rPr>
+          <w:rFonts w:ascii="Arial" w:hAnsi="Arial" w:cs="Arial"/>
+        </w:rPr>
+      </w:pPr>
+      <w:r>
+        <w:rPr>
+          <w:rFonts w:ascii="Arial" w:hAnsi="Arial" w:cs="Arial"/>
+        </w:rPr>
+        <w:t xml:space="preserve">    </w:t>
+      </w:r>
+      <w:r>
+        <w:rPr>
+          <w:rFonts w:ascii="Arial" w:hAnsi="Arial" w:cs="Arial"/>
+          <w:highlight w:val="green"/>
+        </w:rPr>
+        <w:t>{%</w:t>
+      </w:r>
+      <w:r>
+        <w:rPr>
+          <w:rFonts w:ascii="Arial" w:hAnsi="Arial" w:cs="Arial"/>
+          <w:highlight w:val="green"/>
         </w:rPr>
         <w:t>p</w:t>
       </w:r>
       <w:r>
         <w:rPr>
           <w:rFonts w:ascii="Arial" w:hAnsi="Arial" w:cs="Arial"/>
-        </w:rPr>
-        <w:t xml:space="preserve"> elif </w:t>
-      </w:r>
-      <w:r>
-        <w:rPr>
-          <w:rFonts w:ascii="Arial" w:hAnsi="Arial" w:cs="Arial"/>
-        </w:rPr>
-        <w:t>acc</w:t>
-      </w:r>
-      <w:r>
-        <w:rPr>
-          <w:rFonts w:ascii="Arial" w:hAnsi="Arial" w:cs="Arial"/>
-        </w:rPr>
-        <w:t>.kind == "Other Investment"</w:t>
-      </w:r>
-      <w:r>
-        <w:rPr>
-          <w:rFonts w:ascii="Arial" w:hAnsi="Arial" w:cs="Arial"/>
+          <w:highlight w:val="green"/>
+        </w:rPr>
+        <w:t xml:space="preserve"> endif %}</w:t>
+      </w:r>
+    </w:p>
+    <w:p>
+      <w:pPr>
+        <w:spacing w:after="0" w:line="240" w:lineRule="auto"/>
+        <w:rPr>
+          <w:rFonts w:ascii="Arial" w:hAnsi="Arial" w:cs="Arial"/>
+        </w:rPr>
+      </w:pPr>
+      <w:r>
+        <w:rPr>
+          <w:rFonts w:ascii="Arial" w:hAnsi="Arial" w:cs="Arial"/>
+        </w:rPr>
+        <w:t xml:space="preserve">  </w:t>
+      </w:r>
+      <w:r>
+        <w:rPr>
+          <w:rFonts w:ascii="Arial" w:hAnsi="Arial" w:cs="Arial"/>
+          <w:highlight w:val="cyan"/>
+        </w:rPr>
+        <w:t>{%</w:t>
+      </w:r>
+      <w:r>
+        <w:rPr>
+          <w:rFonts w:ascii="Arial" w:hAnsi="Arial" w:cs="Arial"/>
+          <w:highlight w:val="cyan"/>
+        </w:rPr>
+        <w:t>p</w:t>
+      </w:r>
+      <w:r>
+        <w:rPr>
+          <w:rFonts w:ascii="Arial" w:hAnsi="Arial" w:cs="Arial"/>
+          <w:highlight w:val="cyan"/>
+        </w:rPr>
+        <w:t xml:space="preserve"> </w:t>
+      </w:r>
+      <w:proofErr w:type="spellStart"/>
+      <w:r>
+        <w:rPr>
+          <w:rFonts w:ascii="Arial" w:hAnsi="Arial" w:cs="Arial"/>
+          <w:highlight w:val="cyan"/>
+        </w:rPr>
+        <w:t>endfor</w:t>
+      </w:r>
+      <w:proofErr w:type="spellEnd"/>
+      <w:r>
+        <w:rPr>
+          <w:rFonts w:ascii="Arial" w:hAnsi="Arial" w:cs="Arial"/>
+          <w:highlight w:val="cyan"/>
         </w:rPr>
         <w:t xml:space="preserve"> %}</w:t>
       </w:r>
@@ -2842,55 +5836,68 @@
         <w:spacing w:after="0" w:line="240" w:lineRule="auto"/>
         <w:rPr>
           <w:rFonts w:ascii="Arial" w:hAnsi="Arial" w:cs="Arial"/>
-        </w:rPr>
-      </w:pPr>
-      <w:r>
-        <w:rPr>
-          <w:rFonts w:ascii="Arial" w:hAnsi="Arial" w:cs="Arial"/>
-        </w:rPr>
-        <w:t>{% if acc</w:t>
-      </w:r>
-      <w:r>
-        <w:rPr>
-          <w:rFonts w:ascii="Arial" w:hAnsi="Arial" w:cs="Arial"/>
-        </w:rPr>
-        <w:t xml:space="preserve">.owner </w:t>
-      </w:r>
-      <w:r>
-        <w:rPr>
-          <w:rFonts w:ascii="Arial" w:hAnsi="Arial" w:cs="Arial"/>
-        </w:rPr>
-        <w:t>=</w:t>
-      </w:r>
-      <w:r>
-        <w:rPr>
-          <w:rFonts w:ascii="Arial" w:hAnsi="Arial" w:cs="Arial"/>
-        </w:rPr>
-        <w:t xml:space="preserve">= </w:t>
-      </w:r>
-      <w:r>
-        <w:rPr>
-          <w:rFonts w:ascii="Arial" w:hAnsi="Arial" w:cs="Arial"/>
-        </w:rPr>
-        <w:t>joint %}</w:t>
-      </w:r>
-      <w:r>
-        <w:rPr>
-          <w:rFonts w:ascii="Arial" w:hAnsi="Arial" w:cs="Arial"/>
-        </w:rPr>
-        <w:t xml:space="preserve">Half of </w:t>
-      </w:r>
-      <w:r>
-        <w:rPr>
-          <w:rFonts w:ascii="Arial" w:hAnsi="Arial" w:cs="Arial"/>
-        </w:rPr>
-        <w:t>{% endif %}{</w:t>
-      </w:r>
-      <w:r>
-        <w:rPr>
-          <w:rFonts w:ascii="Arial" w:hAnsi="Arial" w:cs="Arial"/>
-        </w:rPr>
-        <w:t>{</w:t>
+          <w:highlight w:val="magenta"/>
+        </w:rPr>
+      </w:pPr>
+      <w:r>
+        <w:rPr>
+          <w:rFonts w:ascii="Arial" w:hAnsi="Arial" w:cs="Arial"/>
+          <w:highlight w:val="magenta"/>
+        </w:rPr>
+        <w:t>{%</w:t>
+      </w:r>
+      <w:r>
+        <w:rPr>
+          <w:rFonts w:ascii="Arial" w:hAnsi="Arial" w:cs="Arial"/>
+          <w:highlight w:val="magenta"/>
+        </w:rPr>
+        <w:t>p</w:t>
+      </w:r>
+      <w:r>
+        <w:rPr>
+          <w:rFonts w:ascii="Arial" w:hAnsi="Arial" w:cs="Arial"/>
+          <w:highlight w:val="magenta"/>
+        </w:rPr>
+        <w:t xml:space="preserve"> endif %}</w:t>
+      </w:r>
+    </w:p>
+    <w:p>
+      <w:pPr>
+        <w:spacing w:after="0" w:line="240" w:lineRule="auto"/>
+        <w:rPr>
+          <w:rFonts w:ascii="Arial" w:hAnsi="Arial" w:cs="Arial"/>
+          <w:highlight w:val="magenta"/>
+        </w:rPr>
+      </w:pPr>
+    </w:p>
+    <w:p>
+      <w:pPr>
+        <w:spacing w:after="0" w:line="240" w:lineRule="auto"/>
+        <w:rPr>
+          <w:rFonts w:ascii="Arial" w:hAnsi="Arial" w:cs="Arial"/>
+        </w:rPr>
+      </w:pPr>
+      <w:r>
+        <w:rPr>
+          <w:rFonts w:ascii="Arial" w:hAnsi="Arial" w:cs="Arial"/>
+          <w:highlight w:val="yellow"/>
+        </w:rPr>
+        <w:t>{%p endif %}</w:t>
+      </w:r>
+    </w:p>
+    <w:p>
+      <w:pPr>
+        <w:spacing w:after="0" w:line="240" w:lineRule="auto"/>
+        <w:rPr>
+          <w:rFonts w:ascii="Arial" w:hAnsi="Arial" w:cs="Arial"/>
+        </w:rPr>
+      </w:pPr>
+      <w:r>
+        <w:rPr>
+          <w:rFonts w:ascii="Arial" w:hAnsi="Arial" w:cs="Arial"/>
+          <w:highlight w:val="yellow"/>
+        </w:rPr>
+        <w:t>{%p if</w:t>
       </w:r>
       <w:r>
         <w:rPr>
@@ -2898,1174 +5905,35 @@
         </w:rPr>
         <w:t xml:space="preserve"> </w:t>
       </w:r>
-      <w:r>
-        <w:rPr>
-          <w:rFonts w:ascii="Arial" w:hAnsi="Arial" w:cs="Arial"/>
-        </w:rPr>
-        <w:t>acc</w:t>
-      </w:r>
-      <w:r>
-        <w:rPr>
-          <w:rFonts w:ascii="Arial" w:hAnsi="Arial" w:cs="Arial"/>
-        </w:rPr>
-        <w:t>.describe_other</w:t>
-      </w:r>
-      <w:r>
-        <w:rPr>
-          <w:rFonts w:ascii="Arial" w:hAnsi="Arial" w:cs="Arial"/>
-        </w:rPr>
-        <w:t xml:space="preserve"> }</w:t>
-      </w:r>
-      <w:r>
-        <w:rPr>
-          <w:rFonts w:ascii="Arial" w:hAnsi="Arial" w:cs="Arial"/>
-        </w:rPr>
-        <w:t xml:space="preserve">} at </w:t>
-      </w:r>
-      <w:r>
-        <w:rPr>
-          <w:rFonts w:ascii="Arial" w:hAnsi="Arial" w:cs="Arial"/>
-        </w:rPr>
-        <w:t>{</w:t>
-      </w:r>
-      <w:r>
-        <w:rPr>
-          <w:rFonts w:ascii="Arial" w:hAnsi="Arial" w:cs="Arial"/>
-        </w:rPr>
-        <w:t>{</w:t>
-      </w:r>
-      <w:r>
-        <w:rPr>
-          <w:rFonts w:ascii="Arial" w:hAnsi="Arial" w:cs="Arial"/>
-        </w:rPr>
-        <w:t xml:space="preserve"> </w:t>
-      </w:r>
-      <w:r>
-        <w:rPr>
-          <w:rFonts w:ascii="Arial" w:hAnsi="Arial" w:cs="Arial"/>
-        </w:rPr>
-        <w:t>acc</w:t>
-      </w:r>
-      <w:r>
-        <w:rPr>
-          <w:rFonts w:ascii="Arial" w:hAnsi="Arial" w:cs="Arial"/>
-        </w:rPr>
-        <w:t>.source</w:t>
-      </w:r>
-      <w:r>
-        <w:rPr>
-          <w:rFonts w:ascii="Arial" w:hAnsi="Arial" w:cs="Arial"/>
-        </w:rPr>
-        <w:t xml:space="preserve"> </w:t>
-      </w:r>
-      <w:r>
-        <w:rPr>
-          <w:rFonts w:ascii="Arial" w:hAnsi="Arial" w:cs="Arial"/>
-        </w:rPr>
-        <w:t>}</w:t>
-      </w:r>
-      <w:r>
-        <w:rPr>
-          <w:rFonts w:ascii="Arial" w:hAnsi="Arial" w:cs="Arial"/>
-        </w:rPr>
-        <w:t>}</w:t>
-      </w:r>
-      <w:r>
-        <w:rPr>
-          <w:rFonts w:ascii="Arial" w:hAnsi="Arial" w:cs="Arial"/>
-        </w:rPr>
-        <w:t xml:space="preserve">. </w:t>
-      </w:r>
-      <w:r>
-        <w:rPr>
-          <w:rFonts w:ascii="Arial" w:hAnsi="Arial" w:cs="Arial"/>
-        </w:rPr>
-        <w:t>{% if acc</w:t>
-      </w:r>
-      <w:r>
-        <w:rPr>
-          <w:rFonts w:ascii="Arial" w:hAnsi="Arial" w:cs="Arial"/>
-        </w:rPr>
-        <w:t xml:space="preserve">.owner </w:t>
-      </w:r>
-      <w:r>
-        <w:rPr>
-          <w:rFonts w:ascii="Arial" w:hAnsi="Arial" w:cs="Arial"/>
-        </w:rPr>
-        <w:t>=</w:t>
-      </w:r>
-      <w:r>
-        <w:rPr>
-          <w:rFonts w:ascii="Arial" w:hAnsi="Arial" w:cs="Arial"/>
-        </w:rPr>
-        <w:t xml:space="preserve">= </w:t>
-      </w:r>
-      <w:r>
-        <w:rPr>
-          <w:rFonts w:ascii="Arial" w:hAnsi="Arial" w:cs="Arial"/>
-        </w:rPr>
-        <w:t>joint %}</w:t>
-      </w:r>
-      <w:r>
-        <w:rPr>
-          <w:rFonts w:ascii="Arial" w:hAnsi="Arial" w:cs="Arial"/>
-        </w:rPr>
-        <w:t>This half valued at: $</w:t>
-      </w:r>
-      <w:r>
-        <w:rPr>
-          <w:rFonts w:ascii="Arial" w:hAnsi="Arial" w:cs="Arial"/>
-        </w:rPr>
-        <w:t>{{</w:t>
-      </w:r>
-      <w:r>
-        <w:rPr>
-          <w:rFonts w:ascii="Arial" w:hAnsi="Arial" w:cs="Arial"/>
-        </w:rPr>
-        <w:t xml:space="preserve"> thousands(</w:t>
-      </w:r>
-      <w:r>
-        <w:rPr>
-          <w:rFonts w:ascii="Arial" w:hAnsi="Arial" w:cs="Arial"/>
-        </w:rPr>
-        <w:t>acc</w:t>
-      </w:r>
-      <w:r>
-        <w:rPr>
-          <w:rFonts w:ascii="Arial" w:hAnsi="Arial" w:cs="Arial"/>
-        </w:rPr>
-        <w:t>.balance / 2, 2)</w:t>
-      </w:r>
-      <w:r>
-        <w:rPr>
-          <w:rFonts w:ascii="Arial" w:hAnsi="Arial" w:cs="Arial"/>
-        </w:rPr>
-        <w:t xml:space="preserve"> </w:t>
-      </w:r>
-      <w:r>
-        <w:rPr>
-          <w:rFonts w:ascii="Arial" w:hAnsi="Arial" w:cs="Arial"/>
-        </w:rPr>
-        <w:t>}</w:t>
-      </w:r>
-      <w:r>
-        <w:rPr>
-          <w:rFonts w:ascii="Arial" w:hAnsi="Arial" w:cs="Arial"/>
-        </w:rPr>
-        <w:t>}{% else %}</w:t>
-      </w:r>
-      <w:r>
-        <w:rPr>
-          <w:rFonts w:ascii="Arial" w:hAnsi="Arial" w:cs="Arial"/>
-        </w:rPr>
-        <w:t>Valued at: $</w:t>
-      </w:r>
-      <w:r>
-        <w:rPr>
-          <w:rFonts w:ascii="Arial" w:hAnsi="Arial" w:cs="Arial"/>
-        </w:rPr>
-        <w:t xml:space="preserve">{{ </w:t>
-      </w:r>
-      <w:r>
-        <w:rPr>
-          <w:rFonts w:ascii="Arial" w:hAnsi="Arial" w:cs="Arial"/>
-        </w:rPr>
-        <w:t>thousands(</w:t>
-      </w:r>
-      <w:r>
-        <w:rPr>
-          <w:rFonts w:ascii="Arial" w:hAnsi="Arial" w:cs="Arial"/>
-        </w:rPr>
-        <w:t>acc</w:t>
-      </w:r>
-      <w:r>
-        <w:rPr>
-          <w:rFonts w:ascii="Arial" w:hAnsi="Arial" w:cs="Arial"/>
-        </w:rPr>
-        <w:t>.balance, 2)</w:t>
-      </w:r>
-      <w:r>
-        <w:rPr>
-          <w:rFonts w:ascii="Arial" w:hAnsi="Arial" w:cs="Arial"/>
-        </w:rPr>
-        <w:t xml:space="preserve"> }}</w:t>
-      </w:r>
-      <w:r>
-        <w:rPr>
-          <w:rFonts w:ascii="Arial" w:hAnsi="Arial" w:cs="Arial"/>
-        </w:rPr>
-        <w:t>{% endif %}</w:t>
-      </w:r>
-      <w:r>
-        <w:rPr>
-          <w:rFonts w:ascii="Arial" w:hAnsi="Arial" w:cs="Arial"/>
-        </w:rPr>
-        <w:t>.</w:t>
-      </w:r>
-    </w:p>
-    <w:p>
-      <w:pPr>
-        <w:spacing w:after="0" w:line="240" w:lineRule="auto"/>
-        <w:rPr>
-          <w:rFonts w:ascii="Arial" w:hAnsi="Arial" w:cs="Arial"/>
-        </w:rPr>
-      </w:pPr>
-      <w:r>
-        <w:rPr>
-          <w:rFonts w:ascii="Arial" w:hAnsi="Arial" w:cs="Arial"/>
-        </w:rPr>
-        <w:t xml:space="preserve">      </w:t>
-      </w:r>
-      <w:r>
-        <w:rPr>
-          <w:rFonts w:ascii="Arial" w:hAnsi="Arial" w:cs="Arial"/>
-        </w:rPr>
-        <w:t>{</w:t>
-      </w:r>
-      <w:r>
-        <w:rPr>
-          <w:rFonts w:ascii="Arial" w:hAnsi="Arial" w:cs="Arial"/>
-        </w:rPr>
-        <w:t>%</w:t>
-      </w:r>
-      <w:r>
-        <w:rPr>
-          <w:rFonts w:ascii="Arial" w:hAnsi="Arial" w:cs="Arial"/>
-        </w:rPr>
-        <w:t>p</w:t>
-      </w:r>
-      <w:r>
-        <w:rPr>
-          <w:rFonts w:ascii="Arial" w:hAnsi="Arial" w:cs="Arial"/>
-        </w:rPr>
-        <w:t xml:space="preserve"> else</w:t>
-      </w:r>
+      <w:proofErr w:type="spellStart"/>
+      <w:proofErr w:type="gramStart"/>
+      <w:r>
+        <w:rPr>
+          <w:rFonts w:ascii="Arial" w:hAnsi="Arial" w:cs="Arial"/>
+        </w:rPr>
+        <w:t>marriage.debts</w:t>
+      </w:r>
+      <w:proofErr w:type="spellEnd"/>
+      <w:proofErr w:type="gramEnd"/>
+      <w:r>
+        <w:rPr>
+          <w:rFonts w:ascii="Arial" w:hAnsi="Arial" w:cs="Arial"/>
+        </w:rPr>
+        <w:t xml:space="preserve"> and </w:t>
+      </w:r>
+      <w:proofErr w:type="spellStart"/>
+      <w:r>
+        <w:rPr>
+          <w:rFonts w:ascii="Arial" w:hAnsi="Arial" w:cs="Arial"/>
+        </w:rPr>
+        <w:t>send_plaintiff_debts_to_addendum</w:t>
+      </w:r>
+      <w:proofErr w:type="spellEnd"/>
       <w:r>
         <w:rPr>
           <w:rFonts w:ascii="Arial" w:hAnsi="Arial" w:cs="Arial"/>
         </w:rPr>
         <w:t xml:space="preserve"> %}</w:t>
-      </w:r>
-    </w:p>
-    <w:p>
-      <w:pPr>
-        <w:spacing w:after="0" w:line="240" w:lineRule="auto"/>
-        <w:rPr>
-          <w:rFonts w:ascii="Arial" w:hAnsi="Arial" w:cs="Arial"/>
-        </w:rPr>
-      </w:pPr>
-      <w:r>
-        <w:rPr>
-          <w:rFonts w:ascii="Arial" w:hAnsi="Arial" w:cs="Arial"/>
-        </w:rPr>
-        <w:t>Cash valued at $</w:t>
-      </w:r>
-      <w:r>
-        <w:rPr>
-          <w:rFonts w:ascii="Arial" w:hAnsi="Arial" w:cs="Arial"/>
-        </w:rPr>
-        <w:t>{</w:t>
-      </w:r>
-      <w:r>
-        <w:rPr>
-          <w:rFonts w:ascii="Arial" w:hAnsi="Arial" w:cs="Arial"/>
-        </w:rPr>
-        <w:t>{</w:t>
-      </w:r>
-      <w:r>
-        <w:rPr>
-          <w:rFonts w:ascii="Arial" w:hAnsi="Arial" w:cs="Arial"/>
-        </w:rPr>
-        <w:t xml:space="preserve"> </w:t>
-      </w:r>
-      <w:r>
-        <w:rPr>
-          <w:rFonts w:ascii="Arial" w:hAnsi="Arial" w:cs="Arial"/>
-        </w:rPr>
-        <w:t>thousands(</w:t>
-      </w:r>
-      <w:r>
-        <w:rPr>
-          <w:rFonts w:ascii="Arial" w:hAnsi="Arial" w:cs="Arial"/>
-        </w:rPr>
-        <w:t>acc</w:t>
-      </w:r>
-      <w:r>
-        <w:rPr>
-          <w:rFonts w:ascii="Arial" w:hAnsi="Arial" w:cs="Arial"/>
-        </w:rPr>
-        <w:t xml:space="preserve">.balance, 2) if </w:t>
-      </w:r>
-      <w:r>
-        <w:rPr>
-          <w:rFonts w:ascii="Arial" w:hAnsi="Arial" w:cs="Arial"/>
-        </w:rPr>
-        <w:t>acc</w:t>
-      </w:r>
-      <w:r>
-        <w:rPr>
-          <w:rFonts w:ascii="Arial" w:hAnsi="Arial" w:cs="Arial"/>
-        </w:rPr>
-        <w:t xml:space="preserve">.owner == </w:t>
-      </w:r>
-      <w:r>
-        <w:rPr>
-          <w:rFonts w:ascii="Arial" w:hAnsi="Arial" w:cs="Arial"/>
-        </w:rPr>
-        <w:t>defendant</w:t>
-      </w:r>
-      <w:r>
-        <w:rPr>
-          <w:rFonts w:ascii="Arial" w:hAnsi="Arial" w:cs="Arial"/>
-        </w:rPr>
-        <w:t>s[0] else thousands(</w:t>
-      </w:r>
-      <w:r>
-        <w:rPr>
-          <w:rFonts w:ascii="Arial" w:hAnsi="Arial" w:cs="Arial"/>
-        </w:rPr>
-        <w:t>acc</w:t>
-      </w:r>
-      <w:r>
-        <w:rPr>
-          <w:rFonts w:ascii="Arial" w:hAnsi="Arial" w:cs="Arial"/>
-        </w:rPr>
-        <w:t>.balance / 2, 2)</w:t>
-      </w:r>
-      <w:r>
-        <w:rPr>
-          <w:rFonts w:ascii="Arial" w:hAnsi="Arial" w:cs="Arial"/>
-        </w:rPr>
-        <w:t xml:space="preserve"> }</w:t>
-      </w:r>
-      <w:r>
-        <w:rPr>
-          <w:rFonts w:ascii="Arial" w:hAnsi="Arial" w:cs="Arial"/>
-        </w:rPr>
-        <w:t xml:space="preserve">} in a </w:t>
-      </w:r>
-      <w:r>
-        <w:rPr>
-          <w:rFonts w:ascii="Arial" w:hAnsi="Arial" w:cs="Arial"/>
-        </w:rPr>
-        <w:t>{</w:t>
-      </w:r>
-      <w:r>
-        <w:rPr>
-          <w:rFonts w:ascii="Arial" w:hAnsi="Arial" w:cs="Arial"/>
-        </w:rPr>
-        <w:t>{</w:t>
-      </w:r>
-      <w:r>
-        <w:rPr>
-          <w:rFonts w:ascii="Arial" w:hAnsi="Arial" w:cs="Arial"/>
-        </w:rPr>
-        <w:t xml:space="preserve"> acc</w:t>
-      </w:r>
-      <w:r>
-        <w:rPr>
-          <w:rFonts w:ascii="Arial" w:hAnsi="Arial" w:cs="Arial"/>
-        </w:rPr>
-        <w:t>.kind</w:t>
-      </w:r>
-      <w:r>
-        <w:rPr>
-          <w:rFonts w:ascii="Arial" w:hAnsi="Arial" w:cs="Arial"/>
-        </w:rPr>
-        <w:t xml:space="preserve"> }</w:t>
-      </w:r>
-      <w:r>
-        <w:rPr>
-          <w:rFonts w:ascii="Arial" w:hAnsi="Arial" w:cs="Arial"/>
-        </w:rPr>
-        <w:t xml:space="preserve">} at </w:t>
-      </w:r>
-      <w:r>
-        <w:rPr>
-          <w:rFonts w:ascii="Arial" w:hAnsi="Arial" w:cs="Arial"/>
-        </w:rPr>
-        <w:t>{</w:t>
-      </w:r>
-      <w:r>
-        <w:rPr>
-          <w:rFonts w:ascii="Arial" w:hAnsi="Arial" w:cs="Arial"/>
-        </w:rPr>
-        <w:t>{</w:t>
-      </w:r>
-      <w:r>
-        <w:rPr>
-          <w:rFonts w:ascii="Arial" w:hAnsi="Arial" w:cs="Arial"/>
-        </w:rPr>
-        <w:t xml:space="preserve"> acc</w:t>
-      </w:r>
-      <w:r>
-        <w:rPr>
-          <w:rFonts w:ascii="Arial" w:hAnsi="Arial" w:cs="Arial"/>
-        </w:rPr>
-        <w:t>.source</w:t>
-      </w:r>
-      <w:r>
-        <w:rPr>
-          <w:rFonts w:ascii="Arial" w:hAnsi="Arial" w:cs="Arial"/>
-        </w:rPr>
-        <w:t xml:space="preserve"> }</w:t>
-      </w:r>
-      <w:r>
-        <w:rPr>
-          <w:rFonts w:ascii="Arial" w:hAnsi="Arial" w:cs="Arial"/>
-        </w:rPr>
-        <w:t>}</w:t>
-      </w:r>
-      <w:r>
-        <w:rPr>
-          <w:rFonts w:ascii="Arial" w:hAnsi="Arial" w:cs="Arial"/>
-        </w:rPr>
-        <w:t>.</w:t>
-      </w:r>
-    </w:p>
-    <w:p>
-      <w:pPr>
-        <w:spacing w:after="0" w:line="240" w:lineRule="auto"/>
-        <w:rPr>
-          <w:rFonts w:ascii="Arial" w:hAnsi="Arial" w:cs="Arial"/>
-        </w:rPr>
-      </w:pPr>
-      <w:r>
-        <w:rPr>
-          <w:rFonts w:ascii="Arial" w:hAnsi="Arial" w:cs="Arial"/>
-        </w:rPr>
-        <w:t xml:space="preserve">      </w:t>
-      </w:r>
-      <w:r>
-        <w:rPr>
-          <w:rFonts w:ascii="Arial" w:hAnsi="Arial" w:cs="Arial"/>
-        </w:rPr>
-        <w:t>{</w:t>
-      </w:r>
-      <w:r>
-        <w:rPr>
-          <w:rFonts w:ascii="Arial" w:hAnsi="Arial" w:cs="Arial"/>
-        </w:rPr>
-        <w:t>%</w:t>
-      </w:r>
-      <w:r>
-        <w:rPr>
-          <w:rFonts w:ascii="Arial" w:hAnsi="Arial" w:cs="Arial"/>
-        </w:rPr>
-        <w:t>p</w:t>
-      </w:r>
-      <w:r>
-        <w:rPr>
-          <w:rFonts w:ascii="Arial" w:hAnsi="Arial" w:cs="Arial"/>
-        </w:rPr>
-        <w:t xml:space="preserve"> endif</w:t>
-      </w:r>
-      <w:r>
-        <w:rPr>
-          <w:rFonts w:ascii="Arial" w:hAnsi="Arial" w:cs="Arial"/>
-        </w:rPr>
-        <w:t xml:space="preserve"> %}</w:t>
-      </w:r>
-    </w:p>
-    <w:p>
-      <w:pPr>
-        <w:spacing w:after="0" w:line="240" w:lineRule="auto"/>
-        <w:rPr>
-          <w:rFonts w:ascii="Arial" w:hAnsi="Arial" w:cs="Arial"/>
-        </w:rPr>
-      </w:pPr>
-      <w:r>
-        <w:rPr>
-          <w:rFonts w:ascii="Arial" w:hAnsi="Arial" w:cs="Arial"/>
-        </w:rPr>
-        <w:t xml:space="preserve">    </w:t>
-      </w:r>
-      <w:r>
-        <w:rPr>
-          <w:rFonts w:ascii="Arial" w:hAnsi="Arial" w:cs="Arial"/>
-          <w:highlight w:val="green"/>
-        </w:rPr>
-        <w:t>{%</w:t>
-      </w:r>
-      <w:r>
-        <w:rPr>
-          <w:rFonts w:ascii="Arial" w:hAnsi="Arial" w:cs="Arial"/>
-          <w:highlight w:val="green"/>
-        </w:rPr>
-        <w:t>p</w:t>
-      </w:r>
-      <w:r>
-        <w:rPr>
-          <w:rFonts w:ascii="Arial" w:hAnsi="Arial" w:cs="Arial"/>
-          <w:highlight w:val="green"/>
-        </w:rPr>
-        <w:t xml:space="preserve"> endif %}</w:t>
-      </w:r>
-    </w:p>
-    <w:p>
-      <w:pPr>
-        <w:spacing w:after="0" w:line="240" w:lineRule="auto"/>
-        <w:rPr>
-          <w:rFonts w:ascii="Arial" w:hAnsi="Arial" w:cs="Arial"/>
-        </w:rPr>
-      </w:pPr>
-      <w:r>
-        <w:rPr>
-          <w:rFonts w:ascii="Arial" w:hAnsi="Arial" w:cs="Arial"/>
-        </w:rPr>
-        <w:t xml:space="preserve">  </w:t>
-      </w:r>
-      <w:r>
-        <w:rPr>
-          <w:rFonts w:ascii="Arial" w:hAnsi="Arial" w:cs="Arial"/>
-          <w:highlight w:val="cyan"/>
-        </w:rPr>
-        <w:t>{%</w:t>
-      </w:r>
-      <w:r>
-        <w:rPr>
-          <w:rFonts w:ascii="Arial" w:hAnsi="Arial" w:cs="Arial"/>
-          <w:highlight w:val="cyan"/>
-        </w:rPr>
-        <w:t>p</w:t>
-      </w:r>
-      <w:r>
-        <w:rPr>
-          <w:rFonts w:ascii="Arial" w:hAnsi="Arial" w:cs="Arial"/>
-          <w:highlight w:val="cyan"/>
-        </w:rPr>
-        <w:t xml:space="preserve"> endfor %}</w:t>
-      </w:r>
-    </w:p>
-    <w:p>
-      <w:pPr>
-        <w:spacing w:after="0" w:line="240" w:lineRule="auto"/>
-        <w:rPr>
-          <w:rFonts w:ascii="Arial" w:hAnsi="Arial" w:cs="Arial"/>
-        </w:rPr>
-      </w:pPr>
-      <w:r>
-        <w:rPr>
-          <w:rFonts w:ascii="Arial" w:hAnsi="Arial" w:cs="Arial"/>
-          <w:highlight w:val="magenta"/>
-        </w:rPr>
-        <w:t>{%</w:t>
-      </w:r>
-      <w:r>
-        <w:rPr>
-          <w:rFonts w:ascii="Arial" w:hAnsi="Arial" w:cs="Arial"/>
-          <w:highlight w:val="magenta"/>
-        </w:rPr>
-        <w:t>p</w:t>
-      </w:r>
-      <w:r>
-        <w:rPr>
-          <w:rFonts w:ascii="Arial" w:hAnsi="Arial" w:cs="Arial"/>
-          <w:highlight w:val="magenta"/>
-        </w:rPr>
-        <w:t xml:space="preserve"> endif %}</w:t>
-      </w:r>
-    </w:p>
-    <w:p>
-      <w:pPr>
-        <w:spacing w:after="0" w:line="240" w:lineRule="auto"/>
-        <w:rPr>
-          <w:rFonts w:ascii="Arial" w:hAnsi="Arial" w:cs="Arial"/>
-        </w:rPr>
-      </w:pPr>
-      <w:r>
-        <w:rPr>
-          <w:rFonts w:ascii="Arial" w:hAnsi="Arial" w:cs="Arial"/>
-          <w:highlight w:val="magenta"/>
-        </w:rPr>
-        <w:t>{%</w:t>
-      </w:r>
-      <w:r>
-        <w:rPr>
-          <w:rFonts w:ascii="Arial" w:hAnsi="Arial" w:cs="Arial"/>
-          <w:highlight w:val="magenta"/>
-        </w:rPr>
-        <w:t>p</w:t>
-      </w:r>
-      <w:r>
-        <w:rPr>
-          <w:rFonts w:ascii="Arial" w:hAnsi="Arial" w:cs="Arial"/>
-          <w:highlight w:val="magenta"/>
-        </w:rPr>
-        <w:t xml:space="preserve"> if</w:t>
-      </w:r>
-      <w:r>
-        <w:rPr>
-          <w:rFonts w:ascii="Arial" w:hAnsi="Arial" w:cs="Arial"/>
-        </w:rPr>
-        <w:t xml:space="preserve"> marriage.other_pp %}</w:t>
-      </w:r>
-    </w:p>
-    <w:p>
-      <w:pPr>
-        <w:spacing w:after="0" w:line="240" w:lineRule="auto"/>
-        <w:rPr>
-          <w:rFonts w:ascii="Arial" w:hAnsi="Arial" w:cs="Arial"/>
-        </w:rPr>
-      </w:pPr>
-      <w:r>
-        <w:rPr>
-          <w:rFonts w:ascii="Arial" w:hAnsi="Arial" w:cs="Arial"/>
-        </w:rPr>
-        <w:t xml:space="preserve">  </w:t>
-      </w:r>
-      <w:r>
-        <w:rPr>
-          <w:rFonts w:ascii="Arial" w:hAnsi="Arial" w:cs="Arial"/>
-          <w:highlight w:val="cyan"/>
-        </w:rPr>
-        <w:t>{%</w:t>
-      </w:r>
-      <w:r>
-        <w:rPr>
-          <w:rFonts w:ascii="Arial" w:hAnsi="Arial" w:cs="Arial"/>
-          <w:highlight w:val="cyan"/>
-        </w:rPr>
-        <w:t>p</w:t>
-      </w:r>
-      <w:r>
-        <w:rPr>
-          <w:rFonts w:ascii="Arial" w:hAnsi="Arial" w:cs="Arial"/>
-          <w:highlight w:val="cyan"/>
-        </w:rPr>
-        <w:t xml:space="preserve"> for</w:t>
-      </w:r>
-      <w:r>
-        <w:rPr>
-          <w:rFonts w:ascii="Arial" w:hAnsi="Arial" w:cs="Arial"/>
-        </w:rPr>
-        <w:t xml:space="preserve"> </w:t>
-      </w:r>
-      <w:r>
-        <w:rPr>
-          <w:rFonts w:ascii="Arial" w:hAnsi="Arial" w:cs="Arial"/>
-        </w:rPr>
-        <w:t>pp</w:t>
-      </w:r>
-      <w:r>
-        <w:rPr>
-          <w:rFonts w:ascii="Arial" w:hAnsi="Arial" w:cs="Arial"/>
-        </w:rPr>
-        <w:t xml:space="preserve"> in marriage.other_pp %}</w:t>
-      </w:r>
-    </w:p>
-    <w:p>
-      <w:pPr>
-        <w:spacing w:after="0" w:line="240" w:lineRule="auto"/>
-        <w:rPr>
-          <w:rFonts w:ascii="Arial" w:hAnsi="Arial" w:cs="Arial"/>
-        </w:rPr>
-      </w:pPr>
-      <w:r>
-        <w:rPr>
-          <w:rFonts w:ascii="Arial" w:hAnsi="Arial" w:cs="Arial"/>
-        </w:rPr>
-        <w:t xml:space="preserve">    </w:t>
-      </w:r>
-      <w:r>
-        <w:rPr>
-          <w:rFonts w:ascii="Arial" w:hAnsi="Arial" w:cs="Arial"/>
-          <w:highlight w:val="green"/>
-        </w:rPr>
-        <w:t>{%</w:t>
-      </w:r>
-      <w:r>
-        <w:rPr>
-          <w:rFonts w:ascii="Arial" w:hAnsi="Arial" w:cs="Arial"/>
-          <w:highlight w:val="green"/>
-        </w:rPr>
-        <w:t>p</w:t>
-      </w:r>
-      <w:r>
-        <w:rPr>
-          <w:rFonts w:ascii="Arial" w:hAnsi="Arial" w:cs="Arial"/>
-          <w:highlight w:val="green"/>
-        </w:rPr>
-        <w:t xml:space="preserve"> if</w:t>
-      </w:r>
-      <w:r>
-        <w:rPr>
-          <w:rFonts w:ascii="Arial" w:hAnsi="Arial" w:cs="Arial"/>
-        </w:rPr>
-        <w:t xml:space="preserve"> </w:t>
-      </w:r>
-      <w:r>
-        <w:rPr>
-          <w:rFonts w:ascii="Arial" w:hAnsi="Arial" w:cs="Arial"/>
-        </w:rPr>
-        <w:t>pp</w:t>
-      </w:r>
-      <w:r>
-        <w:rPr>
-          <w:rFonts w:ascii="Arial" w:hAnsi="Arial" w:cs="Arial"/>
-        </w:rPr>
-        <w:t xml:space="preserve">.owner == </w:t>
-      </w:r>
-      <w:r>
-        <w:rPr>
-          <w:rFonts w:ascii="Arial" w:hAnsi="Arial" w:cs="Arial"/>
-        </w:rPr>
-        <w:t>defendants</w:t>
-      </w:r>
-      <w:r>
-        <w:rPr>
-          <w:rFonts w:ascii="Arial" w:hAnsi="Arial" w:cs="Arial"/>
-        </w:rPr>
-        <w:t>[0] %}</w:t>
-      </w:r>
-    </w:p>
-    <w:p>
-      <w:pPr>
-        <w:spacing w:after="0" w:line="240" w:lineRule="auto"/>
-        <w:rPr>
-          <w:rFonts w:ascii="Arial" w:hAnsi="Arial" w:cs="Arial"/>
-        </w:rPr>
-      </w:pPr>
-      <w:r>
-        <w:rPr>
-          <w:rFonts w:ascii="Arial" w:hAnsi="Arial" w:cs="Arial"/>
-        </w:rPr>
-        <w:t xml:space="preserve">Property type: {{ </w:t>
-      </w:r>
-      <w:r>
-        <w:rPr>
-          <w:rFonts w:ascii="Arial" w:hAnsi="Arial" w:cs="Arial"/>
-        </w:rPr>
-        <w:t>pp</w:t>
-      </w:r>
-      <w:r>
-        <w:rPr>
-          <w:rFonts w:ascii="Arial" w:hAnsi="Arial" w:cs="Arial"/>
-        </w:rPr>
-        <w:t xml:space="preserve">.kind }}, Description: {{ </w:t>
-      </w:r>
-      <w:r>
-        <w:rPr>
-          <w:rFonts w:ascii="Arial" w:hAnsi="Arial" w:cs="Arial"/>
-        </w:rPr>
-        <w:t>pp</w:t>
-      </w:r>
-      <w:r>
-        <w:rPr>
-          <w:rFonts w:ascii="Arial" w:hAnsi="Arial" w:cs="Arial"/>
-        </w:rPr>
-        <w:t>.desc }}</w:t>
-      </w:r>
-    </w:p>
-    <w:p>
-      <w:pPr>
-        <w:spacing w:after="0" w:line="240" w:lineRule="auto"/>
-        <w:rPr>
-          <w:rFonts w:ascii="Arial" w:hAnsi="Arial" w:cs="Arial"/>
-        </w:rPr>
-      </w:pPr>
-      <w:r>
-        <w:rPr>
-          <w:rFonts w:ascii="Arial" w:hAnsi="Arial" w:cs="Arial"/>
-        </w:rPr>
-        <w:t xml:space="preserve">    </w:t>
-      </w:r>
-      <w:r>
-        <w:rPr>
-          <w:rFonts w:ascii="Arial" w:hAnsi="Arial" w:cs="Arial"/>
-          <w:highlight w:val="green"/>
-        </w:rPr>
-        <w:t>{%</w:t>
-      </w:r>
-      <w:r>
-        <w:rPr>
-          <w:rFonts w:ascii="Arial" w:hAnsi="Arial" w:cs="Arial"/>
-          <w:highlight w:val="green"/>
-        </w:rPr>
-        <w:t>p</w:t>
-      </w:r>
-      <w:r>
-        <w:rPr>
-          <w:rFonts w:ascii="Arial" w:hAnsi="Arial" w:cs="Arial"/>
-          <w:highlight w:val="green"/>
-        </w:rPr>
-        <w:t xml:space="preserve"> endif %}</w:t>
-      </w:r>
-    </w:p>
-    <w:p>
-      <w:pPr>
-        <w:spacing w:after="0" w:line="240" w:lineRule="auto"/>
-        <w:rPr>
-          <w:rFonts w:ascii="Arial" w:hAnsi="Arial" w:cs="Arial"/>
-        </w:rPr>
-      </w:pPr>
-      <w:r>
-        <w:rPr>
-          <w:rFonts w:ascii="Arial" w:hAnsi="Arial" w:cs="Arial"/>
-        </w:rPr>
-        <w:t xml:space="preserve">  </w:t>
-      </w:r>
-      <w:r>
-        <w:rPr>
-          <w:rFonts w:ascii="Arial" w:hAnsi="Arial" w:cs="Arial"/>
-          <w:highlight w:val="cyan"/>
-        </w:rPr>
-        <w:t>{%</w:t>
-      </w:r>
-      <w:r>
-        <w:rPr>
-          <w:rFonts w:ascii="Arial" w:hAnsi="Arial" w:cs="Arial"/>
-          <w:highlight w:val="cyan"/>
-        </w:rPr>
-        <w:t>p</w:t>
-      </w:r>
-      <w:r>
-        <w:rPr>
-          <w:rFonts w:ascii="Arial" w:hAnsi="Arial" w:cs="Arial"/>
-          <w:highlight w:val="cyan"/>
-        </w:rPr>
-        <w:t xml:space="preserve"> endfor %}</w:t>
-      </w:r>
-    </w:p>
-    <w:p>
-      <w:pPr>
-        <w:spacing w:after="0" w:line="240" w:lineRule="auto"/>
-        <w:rPr>
-          <w:rFonts w:ascii="Arial" w:hAnsi="Arial" w:cs="Arial"/>
-        </w:rPr>
-      </w:pPr>
-      <w:r>
-        <w:rPr>
-          <w:rFonts w:ascii="Arial" w:hAnsi="Arial" w:cs="Arial"/>
-          <w:highlight w:val="magenta"/>
-        </w:rPr>
-        <w:t>{%</w:t>
-      </w:r>
-      <w:r>
-        <w:rPr>
-          <w:rFonts w:ascii="Arial" w:hAnsi="Arial" w:cs="Arial"/>
-          <w:highlight w:val="magenta"/>
-        </w:rPr>
-        <w:t>p</w:t>
-      </w:r>
-      <w:r>
-        <w:rPr>
-          <w:rFonts w:ascii="Arial" w:hAnsi="Arial" w:cs="Arial"/>
-          <w:highlight w:val="magenta"/>
-        </w:rPr>
-        <w:t xml:space="preserve"> endif %}</w:t>
-      </w:r>
-    </w:p>
-    <w:p>
-      <w:pPr>
-        <w:spacing w:after="0" w:line="240" w:lineRule="auto"/>
-        <w:rPr>
-          <w:rFonts w:ascii="Arial" w:hAnsi="Arial" w:cs="Arial"/>
-        </w:rPr>
-      </w:pPr>
-      <w:r>
-        <w:rPr>
-          <w:rFonts w:ascii="Arial" w:hAnsi="Arial" w:cs="Arial"/>
-          <w:highlight w:val="magenta"/>
-        </w:rPr>
-        <w:t>{%</w:t>
-      </w:r>
-      <w:r>
-        <w:rPr>
-          <w:rFonts w:ascii="Arial" w:hAnsi="Arial" w:cs="Arial"/>
-          <w:highlight w:val="magenta"/>
-        </w:rPr>
-        <w:t>p</w:t>
-      </w:r>
-      <w:r>
-        <w:rPr>
-          <w:rFonts w:ascii="Arial" w:hAnsi="Arial" w:cs="Arial"/>
-          <w:highlight w:val="magenta"/>
-        </w:rPr>
-        <w:t xml:space="preserve"> if</w:t>
-      </w:r>
-      <w:r>
-        <w:rPr>
-          <w:rFonts w:ascii="Arial" w:hAnsi="Arial" w:cs="Arial"/>
-        </w:rPr>
-        <w:t xml:space="preserve"> marriage.mobile_home %}</w:t>
-      </w:r>
-    </w:p>
-    <w:p>
-      <w:pPr>
-        <w:spacing w:after="0" w:line="240" w:lineRule="auto"/>
-        <w:rPr>
-          <w:rFonts w:ascii="Arial" w:hAnsi="Arial" w:cs="Arial"/>
-        </w:rPr>
-      </w:pPr>
-      <w:r>
-        <w:rPr>
-          <w:rFonts w:ascii="Arial" w:hAnsi="Arial" w:cs="Arial"/>
-        </w:rPr>
-        <w:t xml:space="preserve">  </w:t>
-      </w:r>
-      <w:r>
-        <w:rPr>
-          <w:rFonts w:ascii="Arial" w:hAnsi="Arial" w:cs="Arial"/>
-          <w:highlight w:val="cyan"/>
-        </w:rPr>
-        <w:t>{%</w:t>
-      </w:r>
-      <w:r>
-        <w:rPr>
-          <w:rFonts w:ascii="Arial" w:hAnsi="Arial" w:cs="Arial"/>
-          <w:highlight w:val="cyan"/>
-        </w:rPr>
-        <w:t>p</w:t>
-      </w:r>
-      <w:r>
-        <w:rPr>
-          <w:rFonts w:ascii="Arial" w:hAnsi="Arial" w:cs="Arial"/>
-          <w:highlight w:val="cyan"/>
-        </w:rPr>
-        <w:t xml:space="preserve"> for</w:t>
-      </w:r>
-      <w:r>
-        <w:rPr>
-          <w:rFonts w:ascii="Arial" w:hAnsi="Arial" w:cs="Arial"/>
-        </w:rPr>
-        <w:t xml:space="preserve"> </w:t>
-      </w:r>
-      <w:r>
-        <w:rPr>
-          <w:rFonts w:ascii="Arial" w:hAnsi="Arial" w:cs="Arial"/>
-        </w:rPr>
-        <w:t>mh</w:t>
-      </w:r>
-      <w:r>
-        <w:rPr>
-          <w:rFonts w:ascii="Arial" w:hAnsi="Arial" w:cs="Arial"/>
-        </w:rPr>
-        <w:t xml:space="preserve"> in marriage.mobile_home %}</w:t>
-      </w:r>
-    </w:p>
-    <w:p>
-      <w:pPr>
-        <w:spacing w:after="0" w:line="240" w:lineRule="auto"/>
-        <w:rPr>
-          <w:rFonts w:ascii="Arial" w:hAnsi="Arial" w:cs="Arial"/>
-        </w:rPr>
-      </w:pPr>
-      <w:r>
-        <w:rPr>
-          <w:rFonts w:ascii="Arial" w:hAnsi="Arial" w:cs="Arial"/>
-        </w:rPr>
-        <w:t xml:space="preserve">    </w:t>
-      </w:r>
-      <w:r>
-        <w:rPr>
-          <w:rFonts w:ascii="Arial" w:hAnsi="Arial" w:cs="Arial"/>
-          <w:highlight w:val="green"/>
-        </w:rPr>
-        <w:t>{%</w:t>
-      </w:r>
-      <w:r>
-        <w:rPr>
-          <w:rFonts w:ascii="Arial" w:hAnsi="Arial" w:cs="Arial"/>
-          <w:highlight w:val="green"/>
-        </w:rPr>
-        <w:t>p</w:t>
-      </w:r>
-      <w:r>
-        <w:rPr>
-          <w:rFonts w:ascii="Arial" w:hAnsi="Arial" w:cs="Arial"/>
-          <w:highlight w:val="green"/>
-        </w:rPr>
-        <w:t xml:space="preserve"> if</w:t>
-      </w:r>
-      <w:r>
-        <w:rPr>
-          <w:rFonts w:ascii="Arial" w:hAnsi="Arial" w:cs="Arial"/>
-        </w:rPr>
-        <w:t xml:space="preserve"> </w:t>
-      </w:r>
-      <w:r>
-        <w:rPr>
-          <w:rFonts w:ascii="Arial" w:hAnsi="Arial" w:cs="Arial"/>
-        </w:rPr>
-        <w:t>mh</w:t>
-      </w:r>
-      <w:r>
-        <w:rPr>
-          <w:rFonts w:ascii="Arial" w:hAnsi="Arial" w:cs="Arial"/>
-        </w:rPr>
-        <w:t xml:space="preserve">.owner == </w:t>
-      </w:r>
-      <w:r>
-        <w:rPr>
-          <w:rFonts w:ascii="Arial" w:hAnsi="Arial" w:cs="Arial"/>
-        </w:rPr>
-        <w:t>defendants</w:t>
-      </w:r>
-      <w:r>
-        <w:rPr>
-          <w:rFonts w:ascii="Arial" w:hAnsi="Arial" w:cs="Arial"/>
-        </w:rPr>
-        <w:t>[0] %}</w:t>
-      </w:r>
-    </w:p>
-    <w:p>
-      <w:pPr>
-        <w:spacing w:after="0" w:line="240" w:lineRule="auto"/>
-        <w:rPr>
-          <w:rFonts w:ascii="Arial" w:hAnsi="Arial" w:cs="Arial"/>
-        </w:rPr>
-      </w:pPr>
-      <w:r>
-        <w:rPr>
-          <w:rFonts w:ascii="Arial" w:hAnsi="Arial" w:cs="Arial"/>
-        </w:rPr>
-        <w:t>Mobile home located at: {{ mh.desc }}, VIN: {{ mh.kind }}</w:t>
-      </w:r>
-    </w:p>
-    <w:p>
-      <w:pPr>
-        <w:spacing w:after="0" w:line="240" w:lineRule="auto"/>
-        <w:rPr>
-          <w:rFonts w:ascii="Arial" w:hAnsi="Arial" w:cs="Arial"/>
-        </w:rPr>
-      </w:pPr>
-      <w:r>
-        <w:rPr>
-          <w:rFonts w:ascii="Arial" w:hAnsi="Arial" w:cs="Arial"/>
-        </w:rPr>
-        <w:t xml:space="preserve">    </w:t>
-      </w:r>
-      <w:r>
-        <w:rPr>
-          <w:rFonts w:ascii="Arial" w:hAnsi="Arial" w:cs="Arial"/>
-          <w:highlight w:val="green"/>
-        </w:rPr>
-        <w:t>{%</w:t>
-      </w:r>
-      <w:r>
-        <w:rPr>
-          <w:rFonts w:ascii="Arial" w:hAnsi="Arial" w:cs="Arial"/>
-          <w:highlight w:val="green"/>
-        </w:rPr>
-        <w:t>p</w:t>
-      </w:r>
-      <w:r>
-        <w:rPr>
-          <w:rFonts w:ascii="Arial" w:hAnsi="Arial" w:cs="Arial"/>
-          <w:highlight w:val="green"/>
-        </w:rPr>
-        <w:t xml:space="preserve"> endif %}</w:t>
-      </w:r>
-    </w:p>
-    <w:p>
-      <w:pPr>
-        <w:spacing w:after="0" w:line="240" w:lineRule="auto"/>
-        <w:rPr>
-          <w:rFonts w:ascii="Arial" w:hAnsi="Arial" w:cs="Arial"/>
-        </w:rPr>
-      </w:pPr>
-      <w:r>
-        <w:rPr>
-          <w:rFonts w:ascii="Arial" w:hAnsi="Arial" w:cs="Arial"/>
-        </w:rPr>
-        <w:t xml:space="preserve">  </w:t>
-      </w:r>
-      <w:r>
-        <w:rPr>
-          <w:rFonts w:ascii="Arial" w:hAnsi="Arial" w:cs="Arial"/>
-          <w:highlight w:val="cyan"/>
-        </w:rPr>
-        <w:t>{%</w:t>
-      </w:r>
-      <w:r>
-        <w:rPr>
-          <w:rFonts w:ascii="Arial" w:hAnsi="Arial" w:cs="Arial"/>
-          <w:highlight w:val="cyan"/>
-        </w:rPr>
-        <w:t>p</w:t>
-      </w:r>
-      <w:r>
-        <w:rPr>
-          <w:rFonts w:ascii="Arial" w:hAnsi="Arial" w:cs="Arial"/>
-          <w:highlight w:val="cyan"/>
-        </w:rPr>
-        <w:t xml:space="preserve"> endfor %}</w:t>
-      </w:r>
-    </w:p>
-    <w:p>
-      <w:pPr>
-        <w:spacing w:after="0" w:line="240" w:lineRule="auto"/>
-        <w:rPr>
-          <w:rFonts w:ascii="Arial" w:hAnsi="Arial" w:cs="Arial"/>
-          <w:highlight w:val="magenta"/>
-        </w:rPr>
-      </w:pPr>
-      <w:r>
-        <w:rPr>
-          <w:rFonts w:ascii="Arial" w:hAnsi="Arial" w:cs="Arial"/>
-          <w:highlight w:val="magenta"/>
-        </w:rPr>
-        <w:t>{%</w:t>
-      </w:r>
-      <w:r>
-        <w:rPr>
-          <w:rFonts w:ascii="Arial" w:hAnsi="Arial" w:cs="Arial"/>
-          <w:highlight w:val="magenta"/>
-        </w:rPr>
-        <w:t>p</w:t>
-      </w:r>
-      <w:r>
-        <w:rPr>
-          <w:rFonts w:ascii="Arial" w:hAnsi="Arial" w:cs="Arial"/>
-          <w:highlight w:val="magenta"/>
-        </w:rPr>
-        <w:t xml:space="preserve"> endif %}</w:t>
-      </w:r>
-    </w:p>
-    <w:p>
-      <w:pPr>
-        <w:spacing w:after="0" w:line="240" w:lineRule="auto"/>
-        <w:rPr>
-          <w:rFonts w:ascii="Arial" w:hAnsi="Arial" w:cs="Arial"/>
-          <w:highlight w:val="magenta"/>
-        </w:rPr>
-      </w:pPr>
-    </w:p>
-    <w:p>
-      <w:pPr>
-        <w:spacing w:after="0" w:line="240" w:lineRule="auto"/>
-        <w:rPr>
-          <w:rFonts w:ascii="Arial" w:hAnsi="Arial" w:cs="Arial"/>
-        </w:rPr>
-      </w:pPr>
-      <w:r>
-        <w:rPr>
-          <w:rFonts w:ascii="Arial" w:hAnsi="Arial" w:cs="Arial"/>
-          <w:highlight w:val="yellow"/>
-        </w:rPr>
-        <w:t>{%p endif %}</w:t>
-      </w:r>
-    </w:p>
-    <w:p>
-      <w:pPr>
-        <w:spacing w:after="0" w:line="240" w:lineRule="auto"/>
-        <w:rPr>
-          <w:rFonts w:ascii="Arial" w:hAnsi="Arial" w:cs="Arial"/>
-        </w:rPr>
-      </w:pPr>
-      <w:r>
-        <w:rPr>
-          <w:rFonts w:ascii="Arial" w:hAnsi="Arial" w:cs="Arial"/>
-          <w:highlight w:val="yellow"/>
-        </w:rPr>
-        <w:t>{%p if</w:t>
-      </w:r>
-      <w:r>
-        <w:rPr>
-          <w:rFonts w:ascii="Arial" w:hAnsi="Arial" w:cs="Arial"/>
-        </w:rPr>
-        <w:t xml:space="preserve"> marriage.debts and send_plaintiff_debts_to_addendum %}</w:t>
       </w:r>
     </w:p>
     <w:p>
@@ -4111,7 +5979,23 @@
         <w:rPr>
           <w:rFonts w:ascii="Arial" w:hAnsi="Arial" w:cs="Arial"/>
         </w:rPr>
-        <w:t xml:space="preserve"> debt in marriage.debts %}</w:t>
+        <w:t xml:space="preserve"> debt in </w:t>
+      </w:r>
+      <w:proofErr w:type="spellStart"/>
+      <w:proofErr w:type="gramStart"/>
+      <w:r>
+        <w:rPr>
+          <w:rFonts w:ascii="Arial" w:hAnsi="Arial" w:cs="Arial"/>
+        </w:rPr>
+        <w:t>marriage.debts</w:t>
+      </w:r>
+      <w:proofErr w:type="spellEnd"/>
+      <w:proofErr w:type="gramEnd"/>
+      <w:r>
+        <w:rPr>
+          <w:rFonts w:ascii="Arial" w:hAnsi="Arial" w:cs="Arial"/>
+        </w:rPr>
+        <w:t xml:space="preserve"> %}</w:t>
       </w:r>
     </w:p>
     <w:p>
@@ -4138,8 +6022,25 @@
         <w:rPr>
           <w:rFonts w:ascii="Arial" w:hAnsi="Arial" w:cs="Arial"/>
         </w:rPr>
-        <w:t xml:space="preserve"> debt.owner == </w:t>
-      </w:r>
+        <w:t xml:space="preserve"> </w:t>
+      </w:r>
+      <w:proofErr w:type="spellStart"/>
+      <w:proofErr w:type="gramStart"/>
+      <w:r>
+        <w:rPr>
+          <w:rFonts w:ascii="Arial" w:hAnsi="Arial" w:cs="Arial"/>
+        </w:rPr>
+        <w:t>debt.owner</w:t>
+      </w:r>
+      <w:proofErr w:type="spellEnd"/>
+      <w:proofErr w:type="gramEnd"/>
+      <w:r>
+        <w:rPr>
+          <w:rFonts w:ascii="Arial" w:hAnsi="Arial" w:cs="Arial"/>
+        </w:rPr>
+        <w:t xml:space="preserve"> == </w:t>
+      </w:r>
+      <w:proofErr w:type="gramStart"/>
       <w:r>
         <w:rPr>
           <w:rFonts w:ascii="Arial" w:hAnsi="Arial" w:cs="Arial"/>
@@ -4150,21 +6051,128 @@
         <w:rPr>
           <w:rFonts w:ascii="Arial" w:hAnsi="Arial" w:cs="Arial"/>
         </w:rPr>
-        <w:t>[0] or debt.owner == joint %}</w:t>
-      </w:r>
-    </w:p>
-    <w:p>
-      <w:pPr>
-        <w:spacing w:after="0" w:line="240" w:lineRule="auto"/>
-        <w:rPr>
-          <w:rFonts w:ascii="Arial" w:hAnsi="Arial" w:cs="Arial"/>
-        </w:rPr>
-      </w:pPr>
-      <w:r>
-        <w:rPr>
-          <w:rFonts w:ascii="Arial" w:hAnsi="Arial" w:cs="Arial"/>
-        </w:rPr>
-        <w:t xml:space="preserve">Debt type: {{ debt.kind }}, Creditor: {{ debt.source }}, Approximate balance owed: </w:t>
+        <w:t>[</w:t>
+      </w:r>
+      <w:proofErr w:type="gramEnd"/>
+      <w:r>
+        <w:rPr>
+          <w:rFonts w:ascii="Arial" w:hAnsi="Arial" w:cs="Arial"/>
+        </w:rPr>
+        <w:t xml:space="preserve">0] or </w:t>
+      </w:r>
+      <w:proofErr w:type="spellStart"/>
+      <w:proofErr w:type="gramStart"/>
+      <w:r>
+        <w:rPr>
+          <w:rFonts w:ascii="Arial" w:hAnsi="Arial" w:cs="Arial"/>
+        </w:rPr>
+        <w:t>debt.owner</w:t>
+      </w:r>
+      <w:proofErr w:type="spellEnd"/>
+      <w:proofErr w:type="gramEnd"/>
+      <w:r>
+        <w:rPr>
+          <w:rFonts w:ascii="Arial" w:hAnsi="Arial" w:cs="Arial"/>
+        </w:rPr>
+        <w:t xml:space="preserve"> == joint %}</w:t>
+      </w:r>
+    </w:p>
+    <w:p>
+      <w:pPr>
+        <w:spacing w:after="0" w:line="240" w:lineRule="auto"/>
+        <w:rPr>
+          <w:rFonts w:ascii="Arial" w:hAnsi="Arial" w:cs="Arial"/>
+        </w:rPr>
+      </w:pPr>
+      <w:r>
+        <w:rPr>
+          <w:rFonts w:ascii="Arial" w:hAnsi="Arial" w:cs="Arial"/>
+        </w:rPr>
+        <w:t xml:space="preserve">Debt type: </w:t>
+      </w:r>
+      <w:proofErr w:type="gramStart"/>
+      <w:r>
+        <w:rPr>
+          <w:rFonts w:ascii="Arial" w:hAnsi="Arial" w:cs="Arial"/>
+        </w:rPr>
+        <w:t xml:space="preserve">{{ </w:t>
+      </w:r>
+      <w:proofErr w:type="spellStart"/>
+      <w:r>
+        <w:rPr>
+          <w:rFonts w:ascii="Arial" w:hAnsi="Arial" w:cs="Arial"/>
+        </w:rPr>
+        <w:t>debt</w:t>
+      </w:r>
+      <w:proofErr w:type="gramEnd"/>
+      <w:r>
+        <w:rPr>
+          <w:rFonts w:ascii="Arial" w:hAnsi="Arial" w:cs="Arial"/>
+        </w:rPr>
+        <w:t>.</w:t>
+      </w:r>
+      <w:proofErr w:type="gramStart"/>
+      <w:r>
+        <w:rPr>
+          <w:rFonts w:ascii="Arial" w:hAnsi="Arial" w:cs="Arial"/>
+        </w:rPr>
+        <w:t>kind</w:t>
+      </w:r>
+      <w:proofErr w:type="spellEnd"/>
+      <w:r>
+        <w:rPr>
+          <w:rFonts w:ascii="Arial" w:hAnsi="Arial" w:cs="Arial"/>
+        </w:rPr>
+        <w:t xml:space="preserve"> }</w:t>
+      </w:r>
+      <w:proofErr w:type="gramEnd"/>
+      <w:r>
+        <w:rPr>
+          <w:rFonts w:ascii="Arial" w:hAnsi="Arial" w:cs="Arial"/>
+        </w:rPr>
+        <w:t xml:space="preserve">}, Creditor: </w:t>
+      </w:r>
+      <w:proofErr w:type="gramStart"/>
+      <w:r>
+        <w:rPr>
+          <w:rFonts w:ascii="Arial" w:hAnsi="Arial" w:cs="Arial"/>
+        </w:rPr>
+        <w:t xml:space="preserve">{{ </w:t>
+      </w:r>
+      <w:proofErr w:type="spellStart"/>
+      <w:r>
+        <w:rPr>
+          <w:rFonts w:ascii="Arial" w:hAnsi="Arial" w:cs="Arial"/>
+        </w:rPr>
+        <w:t>debt</w:t>
+      </w:r>
+      <w:proofErr w:type="gramEnd"/>
+      <w:r>
+        <w:rPr>
+          <w:rFonts w:ascii="Arial" w:hAnsi="Arial" w:cs="Arial"/>
+        </w:rPr>
+        <w:t>.</w:t>
+      </w:r>
+      <w:proofErr w:type="gramStart"/>
+      <w:r>
+        <w:rPr>
+          <w:rFonts w:ascii="Arial" w:hAnsi="Arial" w:cs="Arial"/>
+        </w:rPr>
+        <w:t>source</w:t>
+      </w:r>
+      <w:proofErr w:type="spellEnd"/>
+      <w:r>
+        <w:rPr>
+          <w:rFonts w:ascii="Arial" w:hAnsi="Arial" w:cs="Arial"/>
+        </w:rPr>
+        <w:t xml:space="preserve"> }</w:t>
+      </w:r>
+      <w:proofErr w:type="gramEnd"/>
+      <w:r>
+        <w:rPr>
+          <w:rFonts w:ascii="Arial" w:hAnsi="Arial" w:cs="Arial"/>
+        </w:rPr>
+        <w:t xml:space="preserve">}, Approximate balance owed: </w:t>
       </w:r>
       <w:r>
         <w:rPr>
@@ -4172,12 +6180,53 @@
         </w:rPr>
         <w:t>$</w:t>
       </w:r>
-      <w:r>
-        <w:rPr>
-          <w:rFonts w:ascii="Arial" w:hAnsi="Arial" w:cs="Arial"/>
-        </w:rPr>
-        <w:t xml:space="preserve">{{ thousands(debt.balance, 2) if debt.owner == </w:t>
-      </w:r>
+      <w:proofErr w:type="gramStart"/>
+      <w:r>
+        <w:rPr>
+          <w:rFonts w:ascii="Arial" w:hAnsi="Arial" w:cs="Arial"/>
+        </w:rPr>
+        <w:t>{{ thousands</w:t>
+      </w:r>
+      <w:proofErr w:type="gramEnd"/>
+      <w:r>
+        <w:rPr>
+          <w:rFonts w:ascii="Arial" w:hAnsi="Arial" w:cs="Arial"/>
+        </w:rPr>
+        <w:t>(</w:t>
+      </w:r>
+      <w:proofErr w:type="spellStart"/>
+      <w:proofErr w:type="gramStart"/>
+      <w:r>
+        <w:rPr>
+          <w:rFonts w:ascii="Arial" w:hAnsi="Arial" w:cs="Arial"/>
+        </w:rPr>
+        <w:t>debt.balance</w:t>
+      </w:r>
+      <w:proofErr w:type="spellEnd"/>
+      <w:proofErr w:type="gramEnd"/>
+      <w:r>
+        <w:rPr>
+          <w:rFonts w:ascii="Arial" w:hAnsi="Arial" w:cs="Arial"/>
+        </w:rPr>
+        <w:t xml:space="preserve">, 2) if </w:t>
+      </w:r>
+      <w:proofErr w:type="spellStart"/>
+      <w:proofErr w:type="gramStart"/>
+      <w:r>
+        <w:rPr>
+          <w:rFonts w:ascii="Arial" w:hAnsi="Arial" w:cs="Arial"/>
+        </w:rPr>
+        <w:t>debt.owner</w:t>
+      </w:r>
+      <w:proofErr w:type="spellEnd"/>
+      <w:proofErr w:type="gramEnd"/>
+      <w:r>
+        <w:rPr>
+          <w:rFonts w:ascii="Arial" w:hAnsi="Arial" w:cs="Arial"/>
+        </w:rPr>
+        <w:t xml:space="preserve"> == </w:t>
+      </w:r>
+      <w:proofErr w:type="gramStart"/>
       <w:r>
         <w:rPr>
           <w:rFonts w:ascii="Arial" w:hAnsi="Arial" w:cs="Arial"/>
@@ -4188,7 +6237,50 @@
         <w:rPr>
           <w:rFonts w:ascii="Arial" w:hAnsi="Arial" w:cs="Arial"/>
         </w:rPr>
-        <w:t>[0] else thousands(debt.balance / 2, 2) }}</w:t>
+        <w:t>[</w:t>
+      </w:r>
+      <w:proofErr w:type="gramEnd"/>
+      <w:r>
+        <w:rPr>
+          <w:rFonts w:ascii="Arial" w:hAnsi="Arial" w:cs="Arial"/>
+        </w:rPr>
+        <w:t xml:space="preserve">0] else </w:t>
+      </w:r>
+      <w:proofErr w:type="gramStart"/>
+      <w:r>
+        <w:rPr>
+          <w:rFonts w:ascii="Arial" w:hAnsi="Arial" w:cs="Arial"/>
+        </w:rPr>
+        <w:t>thousands(</w:t>
+      </w:r>
+      <w:proofErr w:type="spellStart"/>
+      <w:r>
+        <w:rPr>
+          <w:rFonts w:ascii="Arial" w:hAnsi="Arial" w:cs="Arial"/>
+        </w:rPr>
+        <w:t>debt.balance</w:t>
+      </w:r>
+      <w:proofErr w:type="spellEnd"/>
+      <w:proofErr w:type="gramEnd"/>
+      <w:r>
+        <w:rPr>
+          <w:rFonts w:ascii="Arial" w:hAnsi="Arial" w:cs="Arial"/>
+        </w:rPr>
+        <w:t xml:space="preserve"> / 2, 2</w:t>
+      </w:r>
+      <w:proofErr w:type="gramStart"/>
+      <w:r>
+        <w:rPr>
+          <w:rFonts w:ascii="Arial" w:hAnsi="Arial" w:cs="Arial"/>
+        </w:rPr>
+        <w:t>) }</w:t>
+      </w:r>
+      <w:proofErr w:type="gramEnd"/>
+      <w:r>
+        <w:rPr>
+          <w:rFonts w:ascii="Arial" w:hAnsi="Arial" w:cs="Arial"/>
+        </w:rPr>
+        <w:t>}</w:t>
       </w:r>
     </w:p>
     <w:p>
@@ -4230,7 +6322,23 @@
           <w:rFonts w:ascii="Arial" w:hAnsi="Arial" w:cs="Arial"/>
           <w:highlight w:val="cyan"/>
         </w:rPr>
-        <w:t>{%p endfor %}</w:t>
+        <w:t xml:space="preserve">{%p </w:t>
+      </w:r>
+      <w:proofErr w:type="spellStart"/>
+      <w:r>
+        <w:rPr>
+          <w:rFonts w:ascii="Arial" w:hAnsi="Arial" w:cs="Arial"/>
+          <w:highlight w:val="cyan"/>
+        </w:rPr>
+        <w:t>endfor</w:t>
+      </w:r>
+      <w:proofErr w:type="spellEnd"/>
+      <w:r>
+        <w:rPr>
+          <w:rFonts w:ascii="Arial" w:hAnsi="Arial" w:cs="Arial"/>
+          <w:highlight w:val="cyan"/>
+        </w:rPr>
+        <w:t xml:space="preserve"> %}</w:t>
       </w:r>
     </w:p>
     <w:p>
@@ -4274,13 +6382,37 @@
         <w:rPr>
           <w:rFonts w:ascii="Arial" w:hAnsi="Arial" w:cs="Arial"/>
         </w:rPr>
-        <w:t xml:space="preserve"> marriage.debts and </w:t>
-      </w:r>
-      <w:r>
-        <w:rPr>
-          <w:rFonts w:ascii="Arial" w:hAnsi="Arial" w:cs="Arial"/>
-        </w:rPr>
-        <w:t xml:space="preserve">send_defendant_debts_to_addendum </w:t>
+        <w:t xml:space="preserve"> </w:t>
+      </w:r>
+      <w:proofErr w:type="spellStart"/>
+      <w:proofErr w:type="gramStart"/>
+      <w:r>
+        <w:rPr>
+          <w:rFonts w:ascii="Arial" w:hAnsi="Arial" w:cs="Arial"/>
+        </w:rPr>
+        <w:t>marriage.debts</w:t>
+      </w:r>
+      <w:proofErr w:type="spellEnd"/>
+      <w:proofErr w:type="gramEnd"/>
+      <w:r>
+        <w:rPr>
+          <w:rFonts w:ascii="Arial" w:hAnsi="Arial" w:cs="Arial"/>
+        </w:rPr>
+        <w:t xml:space="preserve"> and </w:t>
+      </w:r>
+      <w:proofErr w:type="spellStart"/>
+      <w:r>
+        <w:rPr>
+          <w:rFonts w:ascii="Arial" w:hAnsi="Arial" w:cs="Arial"/>
+        </w:rPr>
+        <w:t>send_defendant_debts_to_addendum</w:t>
+      </w:r>
+      <w:proofErr w:type="spellEnd"/>
+      <w:r>
+        <w:rPr>
+          <w:rFonts w:ascii="Arial" w:hAnsi="Arial" w:cs="Arial"/>
+        </w:rPr>
+        <w:t xml:space="preserve"> </w:t>
       </w:r>
       <w:r>
         <w:rPr>
@@ -4345,7 +6477,23 @@
         <w:rPr>
           <w:rFonts w:ascii="Arial" w:hAnsi="Arial" w:cs="Arial"/>
         </w:rPr>
-        <w:t xml:space="preserve"> debt in marriage.debts %}</w:t>
+        <w:t xml:space="preserve"> debt in </w:t>
+      </w:r>
+      <w:proofErr w:type="spellStart"/>
+      <w:proofErr w:type="gramStart"/>
+      <w:r>
+        <w:rPr>
+          <w:rFonts w:ascii="Arial" w:hAnsi="Arial" w:cs="Arial"/>
+        </w:rPr>
+        <w:t>marriage.debts</w:t>
+      </w:r>
+      <w:proofErr w:type="spellEnd"/>
+      <w:proofErr w:type="gramEnd"/>
+      <w:r>
+        <w:rPr>
+          <w:rFonts w:ascii="Arial" w:hAnsi="Arial" w:cs="Arial"/>
+        </w:rPr>
+        <w:t xml:space="preserve"> %}</w:t>
       </w:r>
     </w:p>
     <w:p>
@@ -4386,8 +6534,25 @@
         <w:rPr>
           <w:rFonts w:ascii="Arial" w:hAnsi="Arial" w:cs="Arial"/>
         </w:rPr>
-        <w:t xml:space="preserve"> debt.owner == </w:t>
-      </w:r>
+        <w:t xml:space="preserve"> </w:t>
+      </w:r>
+      <w:proofErr w:type="spellStart"/>
+      <w:proofErr w:type="gramStart"/>
+      <w:r>
+        <w:rPr>
+          <w:rFonts w:ascii="Arial" w:hAnsi="Arial" w:cs="Arial"/>
+        </w:rPr>
+        <w:t>debt.owner</w:t>
+      </w:r>
+      <w:proofErr w:type="spellEnd"/>
+      <w:proofErr w:type="gramEnd"/>
+      <w:r>
+        <w:rPr>
+          <w:rFonts w:ascii="Arial" w:hAnsi="Arial" w:cs="Arial"/>
+        </w:rPr>
+        <w:t xml:space="preserve"> == </w:t>
+      </w:r>
+      <w:proofErr w:type="gramStart"/>
       <w:r>
         <w:rPr>
           <w:rFonts w:ascii="Arial" w:hAnsi="Arial" w:cs="Arial"/>
@@ -4398,21 +6563,128 @@
         <w:rPr>
           <w:rFonts w:ascii="Arial" w:hAnsi="Arial" w:cs="Arial"/>
         </w:rPr>
-        <w:t>[0] or debt.owner == joint %}</w:t>
-      </w:r>
-    </w:p>
-    <w:p>
-      <w:pPr>
-        <w:spacing w:after="0" w:line="240" w:lineRule="auto"/>
-        <w:rPr>
-          <w:rFonts w:ascii="Arial" w:hAnsi="Arial" w:cs="Arial"/>
-        </w:rPr>
-      </w:pPr>
-      <w:r>
-        <w:rPr>
-          <w:rFonts w:ascii="Arial" w:hAnsi="Arial" w:cs="Arial"/>
-        </w:rPr>
-        <w:t xml:space="preserve">Debt type: {{ debt.kind }}, Creditor: {{ debt.source }}, Approximate balance owed: </w:t>
+        <w:t>[</w:t>
+      </w:r>
+      <w:proofErr w:type="gramEnd"/>
+      <w:r>
+        <w:rPr>
+          <w:rFonts w:ascii="Arial" w:hAnsi="Arial" w:cs="Arial"/>
+        </w:rPr>
+        <w:t xml:space="preserve">0] or </w:t>
+      </w:r>
+      <w:proofErr w:type="spellStart"/>
+      <w:proofErr w:type="gramStart"/>
+      <w:r>
+        <w:rPr>
+          <w:rFonts w:ascii="Arial" w:hAnsi="Arial" w:cs="Arial"/>
+        </w:rPr>
+        <w:t>debt.owner</w:t>
+      </w:r>
+      <w:proofErr w:type="spellEnd"/>
+      <w:proofErr w:type="gramEnd"/>
+      <w:r>
+        <w:rPr>
+          <w:rFonts w:ascii="Arial" w:hAnsi="Arial" w:cs="Arial"/>
+        </w:rPr>
+        <w:t xml:space="preserve"> == joint %}</w:t>
+      </w:r>
+    </w:p>
+    <w:p>
+      <w:pPr>
+        <w:spacing w:after="0" w:line="240" w:lineRule="auto"/>
+        <w:rPr>
+          <w:rFonts w:ascii="Arial" w:hAnsi="Arial" w:cs="Arial"/>
+        </w:rPr>
+      </w:pPr>
+      <w:r>
+        <w:rPr>
+          <w:rFonts w:ascii="Arial" w:hAnsi="Arial" w:cs="Arial"/>
+        </w:rPr>
+        <w:t xml:space="preserve">Debt type: </w:t>
+      </w:r>
+      <w:proofErr w:type="gramStart"/>
+      <w:r>
+        <w:rPr>
+          <w:rFonts w:ascii="Arial" w:hAnsi="Arial" w:cs="Arial"/>
+        </w:rPr>
+        <w:t xml:space="preserve">{{ </w:t>
+      </w:r>
+      <w:proofErr w:type="spellStart"/>
+      <w:r>
+        <w:rPr>
+          <w:rFonts w:ascii="Arial" w:hAnsi="Arial" w:cs="Arial"/>
+        </w:rPr>
+        <w:t>debt</w:t>
+      </w:r>
+      <w:proofErr w:type="gramEnd"/>
+      <w:r>
+        <w:rPr>
+          <w:rFonts w:ascii="Arial" w:hAnsi="Arial" w:cs="Arial"/>
+        </w:rPr>
+        <w:t>.</w:t>
+      </w:r>
+      <w:proofErr w:type="gramStart"/>
+      <w:r>
+        <w:rPr>
+          <w:rFonts w:ascii="Arial" w:hAnsi="Arial" w:cs="Arial"/>
+        </w:rPr>
+        <w:t>kind</w:t>
+      </w:r>
+      <w:proofErr w:type="spellEnd"/>
+      <w:r>
+        <w:rPr>
+          <w:rFonts w:ascii="Arial" w:hAnsi="Arial" w:cs="Arial"/>
+        </w:rPr>
+        <w:t xml:space="preserve"> }</w:t>
+      </w:r>
+      <w:proofErr w:type="gramEnd"/>
+      <w:r>
+        <w:rPr>
+          <w:rFonts w:ascii="Arial" w:hAnsi="Arial" w:cs="Arial"/>
+        </w:rPr>
+        <w:t xml:space="preserve">}, Creditor: </w:t>
+      </w:r>
+      <w:proofErr w:type="gramStart"/>
+      <w:r>
+        <w:rPr>
+          <w:rFonts w:ascii="Arial" w:hAnsi="Arial" w:cs="Arial"/>
+        </w:rPr>
+        <w:t xml:space="preserve">{{ </w:t>
+      </w:r>
+      <w:proofErr w:type="spellStart"/>
+      <w:r>
+        <w:rPr>
+          <w:rFonts w:ascii="Arial" w:hAnsi="Arial" w:cs="Arial"/>
+        </w:rPr>
+        <w:t>debt</w:t>
+      </w:r>
+      <w:proofErr w:type="gramEnd"/>
+      <w:r>
+        <w:rPr>
+          <w:rFonts w:ascii="Arial" w:hAnsi="Arial" w:cs="Arial"/>
+        </w:rPr>
+        <w:t>.</w:t>
+      </w:r>
+      <w:proofErr w:type="gramStart"/>
+      <w:r>
+        <w:rPr>
+          <w:rFonts w:ascii="Arial" w:hAnsi="Arial" w:cs="Arial"/>
+        </w:rPr>
+        <w:t>source</w:t>
+      </w:r>
+      <w:proofErr w:type="spellEnd"/>
+      <w:r>
+        <w:rPr>
+          <w:rFonts w:ascii="Arial" w:hAnsi="Arial" w:cs="Arial"/>
+        </w:rPr>
+        <w:t xml:space="preserve"> }</w:t>
+      </w:r>
+      <w:proofErr w:type="gramEnd"/>
+      <w:r>
+        <w:rPr>
+          <w:rFonts w:ascii="Arial" w:hAnsi="Arial" w:cs="Arial"/>
+        </w:rPr>
+        <w:t xml:space="preserve">}, Approximate balance owed: </w:t>
       </w:r>
       <w:r>
         <w:rPr>
@@ -4420,12 +6692,53 @@
         </w:rPr>
         <w:t>$</w:t>
       </w:r>
-      <w:r>
-        <w:rPr>
-          <w:rFonts w:ascii="Arial" w:hAnsi="Arial" w:cs="Arial"/>
-        </w:rPr>
-        <w:t xml:space="preserve">{{ thousands(debt.balance, 2) if debt.owner == </w:t>
-      </w:r>
+      <w:proofErr w:type="gramStart"/>
+      <w:r>
+        <w:rPr>
+          <w:rFonts w:ascii="Arial" w:hAnsi="Arial" w:cs="Arial"/>
+        </w:rPr>
+        <w:t>{{ thousands</w:t>
+      </w:r>
+      <w:proofErr w:type="gramEnd"/>
+      <w:r>
+        <w:rPr>
+          <w:rFonts w:ascii="Arial" w:hAnsi="Arial" w:cs="Arial"/>
+        </w:rPr>
+        <w:t>(</w:t>
+      </w:r>
+      <w:proofErr w:type="spellStart"/>
+      <w:proofErr w:type="gramStart"/>
+      <w:r>
+        <w:rPr>
+          <w:rFonts w:ascii="Arial" w:hAnsi="Arial" w:cs="Arial"/>
+        </w:rPr>
+        <w:t>debt.balance</w:t>
+      </w:r>
+      <w:proofErr w:type="spellEnd"/>
+      <w:proofErr w:type="gramEnd"/>
+      <w:r>
+        <w:rPr>
+          <w:rFonts w:ascii="Arial" w:hAnsi="Arial" w:cs="Arial"/>
+        </w:rPr>
+        <w:t xml:space="preserve">, 2) if </w:t>
+      </w:r>
+      <w:proofErr w:type="spellStart"/>
+      <w:proofErr w:type="gramStart"/>
+      <w:r>
+        <w:rPr>
+          <w:rFonts w:ascii="Arial" w:hAnsi="Arial" w:cs="Arial"/>
+        </w:rPr>
+        <w:t>debt.owner</w:t>
+      </w:r>
+      <w:proofErr w:type="spellEnd"/>
+      <w:proofErr w:type="gramEnd"/>
+      <w:r>
+        <w:rPr>
+          <w:rFonts w:ascii="Arial" w:hAnsi="Arial" w:cs="Arial"/>
+        </w:rPr>
+        <w:t xml:space="preserve"> == </w:t>
+      </w:r>
+      <w:proofErr w:type="gramStart"/>
       <w:r>
         <w:rPr>
           <w:rFonts w:ascii="Arial" w:hAnsi="Arial" w:cs="Arial"/>
@@ -4436,7 +6749,50 @@
         <w:rPr>
           <w:rFonts w:ascii="Arial" w:hAnsi="Arial" w:cs="Arial"/>
         </w:rPr>
-        <w:t>[0] else thousands(debt.balance / 2, 2) }}</w:t>
+        <w:t>[</w:t>
+      </w:r>
+      <w:proofErr w:type="gramEnd"/>
+      <w:r>
+        <w:rPr>
+          <w:rFonts w:ascii="Arial" w:hAnsi="Arial" w:cs="Arial"/>
+        </w:rPr>
+        <w:t xml:space="preserve">0] else </w:t>
+      </w:r>
+      <w:proofErr w:type="gramStart"/>
+      <w:r>
+        <w:rPr>
+          <w:rFonts w:ascii="Arial" w:hAnsi="Arial" w:cs="Arial"/>
+        </w:rPr>
+        <w:t>thousands(</w:t>
+      </w:r>
+      <w:proofErr w:type="spellStart"/>
+      <w:r>
+        <w:rPr>
+          <w:rFonts w:ascii="Arial" w:hAnsi="Arial" w:cs="Arial"/>
+        </w:rPr>
+        <w:t>debt.balance</w:t>
+      </w:r>
+      <w:proofErr w:type="spellEnd"/>
+      <w:proofErr w:type="gramEnd"/>
+      <w:r>
+        <w:rPr>
+          <w:rFonts w:ascii="Arial" w:hAnsi="Arial" w:cs="Arial"/>
+        </w:rPr>
+        <w:t xml:space="preserve"> / 2, 2</w:t>
+      </w:r>
+      <w:proofErr w:type="gramStart"/>
+      <w:r>
+        <w:rPr>
+          <w:rFonts w:ascii="Arial" w:hAnsi="Arial" w:cs="Arial"/>
+        </w:rPr>
+        <w:t>) }</w:t>
+      </w:r>
+      <w:proofErr w:type="gramEnd"/>
+      <w:r>
+        <w:rPr>
+          <w:rFonts w:ascii="Arial" w:hAnsi="Arial" w:cs="Arial"/>
+        </w:rPr>
+        <w:t>}</w:t>
       </w:r>
     </w:p>
     <w:p>
@@ -4506,7 +6862,23 @@
           <w:rFonts w:ascii="Arial" w:hAnsi="Arial" w:cs="Arial"/>
           <w:highlight w:val="cyan"/>
         </w:rPr>
-        <w:t xml:space="preserve"> endfor %}</w:t>
+        <w:t xml:space="preserve"> </w:t>
+      </w:r>
+      <w:proofErr w:type="spellStart"/>
+      <w:r>
+        <w:rPr>
+          <w:rFonts w:ascii="Arial" w:hAnsi="Arial" w:cs="Arial"/>
+          <w:highlight w:val="cyan"/>
+        </w:rPr>
+        <w:t>endfor</w:t>
+      </w:r>
+      <w:proofErr w:type="spellEnd"/>
+      <w:r>
+        <w:rPr>
+          <w:rFonts w:ascii="Arial" w:hAnsi="Arial" w:cs="Arial"/>
+          <w:highlight w:val="cyan"/>
+        </w:rPr>
+        <w:t xml:space="preserve"> %}</w:t>
       </w:r>
     </w:p>
     <w:p>
@@ -4546,12 +6918,29 @@
         </w:rPr>
         <w:t xml:space="preserve">{%p if </w:t>
       </w:r>
-      <w:r>
-        <w:rPr>
-          <w:rFonts w:ascii="Arial" w:hAnsi="Arial" w:cs="Arial"/>
-        </w:rPr>
-        <w:t xml:space="preserve">marriage.real_property and </w:t>
-      </w:r>
+      <w:proofErr w:type="spellStart"/>
+      <w:proofErr w:type="gramStart"/>
+      <w:r>
+        <w:rPr>
+          <w:rFonts w:ascii="Arial" w:hAnsi="Arial" w:cs="Arial"/>
+        </w:rPr>
+        <w:t>marriage.real</w:t>
+      </w:r>
+      <w:proofErr w:type="gramEnd"/>
+      <w:r>
+        <w:rPr>
+          <w:rFonts w:ascii="Arial" w:hAnsi="Arial" w:cs="Arial"/>
+        </w:rPr>
+        <w:t>_property</w:t>
+      </w:r>
+      <w:proofErr w:type="spellEnd"/>
+      <w:r>
+        <w:rPr>
+          <w:rFonts w:ascii="Arial" w:hAnsi="Arial" w:cs="Arial"/>
+        </w:rPr>
+        <w:t xml:space="preserve"> and </w:t>
+      </w:r>
+      <w:proofErr w:type="spellStart"/>
       <w:r>
         <w:rPr>
           <w:rFonts w:ascii="Arial" w:hAnsi="Arial" w:cs="Arial"/>
@@ -4570,6 +6959,7 @@
         </w:rPr>
         <w:t>legal_description_to_addendum</w:t>
       </w:r>
+      <w:proofErr w:type="spellEnd"/>
       <w:r>
         <w:rPr>
           <w:rFonts w:ascii="Arial" w:hAnsi="Arial" w:cs="Arial"/>
@@ -4631,8 +7021,24 @@
         <w:rPr>
           <w:rFonts w:ascii="Arial" w:hAnsi="Arial" w:cs="Arial"/>
         </w:rPr>
-        <w:t xml:space="preserve"> property in marriage.real_property</w:t>
-      </w:r>
+        <w:t xml:space="preserve"> property in </w:t>
+      </w:r>
+      <w:proofErr w:type="spellStart"/>
+      <w:proofErr w:type="gramStart"/>
+      <w:r>
+        <w:rPr>
+          <w:rFonts w:ascii="Arial" w:hAnsi="Arial" w:cs="Arial"/>
+        </w:rPr>
+        <w:t>marriage.real</w:t>
+      </w:r>
+      <w:proofErr w:type="gramEnd"/>
+      <w:r>
+        <w:rPr>
+          <w:rFonts w:ascii="Arial" w:hAnsi="Arial" w:cs="Arial"/>
+        </w:rPr>
+        <w:t>_property</w:t>
+      </w:r>
+      <w:proofErr w:type="spellEnd"/>
       <w:r>
         <w:rPr>
           <w:rFonts w:ascii="Arial" w:hAnsi="Arial" w:cs="Arial"/>
@@ -4664,7 +7070,23 @@
         <w:rPr>
           <w:rFonts w:ascii="Arial" w:hAnsi="Arial" w:cs="Arial"/>
         </w:rPr>
-        <w:t xml:space="preserve"> property.desc </w:t>
+        <w:t xml:space="preserve"> </w:t>
+      </w:r>
+      <w:proofErr w:type="spellStart"/>
+      <w:proofErr w:type="gramStart"/>
+      <w:r>
+        <w:rPr>
+          <w:rFonts w:ascii="Arial" w:hAnsi="Arial" w:cs="Arial"/>
+        </w:rPr>
+        <w:t>property.desc</w:t>
+      </w:r>
+      <w:proofErr w:type="spellEnd"/>
+      <w:proofErr w:type="gramEnd"/>
+      <w:r>
+        <w:rPr>
+          <w:rFonts w:ascii="Arial" w:hAnsi="Arial" w:cs="Arial"/>
+        </w:rPr>
+        <w:t xml:space="preserve"> </w:t>
       </w:r>
       <w:r>
         <w:rPr>
@@ -4705,30 +7127,68 @@
           <w:b/>
           <w:bCs/>
         </w:rPr>
-        <w:t>Legal description for {{ property.address</w:t>
-      </w:r>
+        <w:t xml:space="preserve">Legal description for </w:t>
+      </w:r>
+      <w:proofErr w:type="gramStart"/>
       <w:r>
         <w:rPr>
           <w:rFonts w:ascii="Arial" w:hAnsi="Arial" w:cs="Arial"/>
           <w:b/>
           <w:bCs/>
         </w:rPr>
-        <w:t>.address</w:t>
-      </w:r>
+        <w:t xml:space="preserve">{{ </w:t>
+      </w:r>
+      <w:proofErr w:type="spellStart"/>
       <w:r>
         <w:rPr>
           <w:rFonts w:ascii="Arial" w:hAnsi="Arial" w:cs="Arial"/>
           <w:b/>
           <w:bCs/>
         </w:rPr>
-        <w:t xml:space="preserve"> }}</w:t>
-      </w:r>
+        <w:t>property</w:t>
+      </w:r>
+      <w:proofErr w:type="gramEnd"/>
       <w:r>
         <w:rPr>
           <w:rFonts w:ascii="Arial" w:hAnsi="Arial" w:cs="Arial"/>
           <w:b/>
           <w:bCs/>
         </w:rPr>
+        <w:t>.</w:t>
+      </w:r>
+      <w:proofErr w:type="gramStart"/>
+      <w:r>
+        <w:rPr>
+          <w:rFonts w:ascii="Arial" w:hAnsi="Arial" w:cs="Arial"/>
+          <w:b/>
+          <w:bCs/>
+        </w:rPr>
+        <w:t>address</w:t>
+      </w:r>
+      <w:r>
+        <w:rPr>
+          <w:rFonts w:ascii="Arial" w:hAnsi="Arial" w:cs="Arial"/>
+          <w:b/>
+          <w:bCs/>
+        </w:rPr>
+        <w:t>.address</w:t>
+      </w:r>
+      <w:proofErr w:type="spellEnd"/>
+      <w:proofErr w:type="gramEnd"/>
+      <w:r>
+        <w:rPr>
+          <w:rFonts w:ascii="Arial" w:hAnsi="Arial" w:cs="Arial"/>
+          <w:b/>
+          <w:bCs/>
+        </w:rPr>
+        <w:t xml:space="preserve"> }}</w:t>
+      </w:r>
+      <w:r>
+        <w:rPr>
+          <w:rFonts w:ascii="Arial" w:hAnsi="Arial" w:cs="Arial"/>
+          <w:b/>
+          <w:bCs/>
+        </w:rPr>
         <w:t>:</w:t>
       </w:r>
     </w:p>
@@ -4739,11 +7199,47 @@
           <w:rFonts w:ascii="Arial" w:hAnsi="Arial" w:cs="Arial"/>
         </w:rPr>
       </w:pPr>
-      <w:r>
-        <w:rPr>
-          <w:rFonts w:ascii="Arial" w:hAnsi="Arial" w:cs="Arial"/>
-        </w:rPr>
-        <w:t>{{ property.desc }}</w:t>
+      <w:proofErr w:type="gramStart"/>
+      <w:r>
+        <w:rPr>
+          <w:rFonts w:ascii="Arial" w:hAnsi="Arial" w:cs="Arial"/>
+        </w:rPr>
+        <w:t xml:space="preserve">{{ </w:t>
+      </w:r>
+      <w:proofErr w:type="spellStart"/>
+      <w:r>
+        <w:rPr>
+          <w:rFonts w:ascii="Arial" w:hAnsi="Arial" w:cs="Arial"/>
+        </w:rPr>
+        <w:t>property</w:t>
+      </w:r>
+      <w:proofErr w:type="gramEnd"/>
+      <w:r>
+        <w:rPr>
+          <w:rFonts w:ascii="Arial" w:hAnsi="Arial" w:cs="Arial"/>
+        </w:rPr>
+        <w:t>.</w:t>
+      </w:r>
+      <w:proofErr w:type="gramStart"/>
+      <w:r>
+        <w:rPr>
+          <w:rFonts w:ascii="Arial" w:hAnsi="Arial" w:cs="Arial"/>
+        </w:rPr>
+        <w:t>desc</w:t>
+      </w:r>
+      <w:proofErr w:type="spellEnd"/>
+      <w:r>
+        <w:rPr>
+          <w:rFonts w:ascii="Arial" w:hAnsi="Arial" w:cs="Arial"/>
+        </w:rPr>
+        <w:t xml:space="preserve"> }</w:t>
+      </w:r>
+      <w:proofErr w:type="gramEnd"/>
+      <w:r>
+        <w:rPr>
+          <w:rFonts w:ascii="Arial" w:hAnsi="Arial" w:cs="Arial"/>
+        </w:rPr>
+        <w:t>}</w:t>
       </w:r>
     </w:p>
     <w:p>
@@ -4781,7 +7277,23 @@
           <w:rFonts w:ascii="Arial" w:hAnsi="Arial" w:cs="Arial"/>
           <w:highlight w:val="cyan"/>
         </w:rPr>
-        <w:t>{%p endfor %}</w:t>
+        <w:t xml:space="preserve">{%p </w:t>
+      </w:r>
+      <w:proofErr w:type="spellStart"/>
+      <w:r>
+        <w:rPr>
+          <w:rFonts w:ascii="Arial" w:hAnsi="Arial" w:cs="Arial"/>
+          <w:highlight w:val="cyan"/>
+        </w:rPr>
+        <w:t>endfor</w:t>
+      </w:r>
+      <w:proofErr w:type="spellEnd"/>
+      <w:r>
+        <w:rPr>
+          <w:rFonts w:ascii="Arial" w:hAnsi="Arial" w:cs="Arial"/>
+          <w:highlight w:val="cyan"/>
+        </w:rPr>
+        <w:t xml:space="preserve"> %}</w:t>
       </w:r>
     </w:p>
     <w:p>
@@ -4800,12 +7312,9 @@
       </w:r>
     </w:p>
     <w:sectPr>
-      <w:headerReference w:type="even" r:id="rId8"/>
-      <w:headerReference w:type="default" r:id="rId9"/>
-      <w:footerReference w:type="even" r:id="rId10"/>
-      <w:footerReference w:type="default" r:id="rId11"/>
-      <w:headerReference w:type="first" r:id="rId12"/>
-      <w:footerReference w:type="first" r:id="rId13"/>
+      <w:headerReference w:type="default" r:id="rId8"/>
+      <w:footerReference w:type="default" r:id="rId9"/>
+      <w:headerReference w:type="first" r:id="rId10"/>
       <w:pgSz w:w="12240" w:h="15840"/>
       <w:pgMar w:top="1498" w:right="1080" w:bottom="1440" w:left="1080" w:header="360" w:footer="0" w:gutter="0"/>
       <w:pgNumType w:start="2"/>
@@ -4847,28 +7356,8 @@
 <w:ftr xmlns:wpc="http://schemas.microsoft.com/office/word/2010/wordprocessingCanvas" xmlns:cx="http://schemas.microsoft.com/office/drawing/2014/chartex" xmlns:cx1="http://schemas.microsoft.com/office/drawing/2015/9/8/chartex" xmlns:cx2="http://schemas.microsoft.com/office/drawing/2015/10/21/chartex" xmlns:cx3="http://schemas.microsoft.com/office/drawing/2016/5/9/chartex" xmlns:cx4="http://schemas.microsoft.com/office/drawing/2016/5/10/chartex" xmlns:cx5="http://schemas.microsoft.com/office/drawing/2016/5/11/chartex" xmlns:cx6="http://schemas.microsoft.com/office/drawing/2016/5/12/chartex" xmlns:cx7="http://schemas.microsoft.com/office/drawing/2016/5/13/chartex" xmlns:cx8="http://schemas.microsoft.com/office/drawing/2016/5/14/chartex" xmlns:mc="http://schemas.openxmlformats.org/markup-compatibility/2006" xmlns:aink="http://schemas.microsoft.com/office/drawing/2016/ink" xmlns:am3d="http://schemas.microsoft.com/office/drawing/2017/model3d" xmlns:o="urn:schemas-microsoft-com:office:office" xmlns:oel="http://schemas.microsoft.com/office/2019/extlst" xmlns:r="http://schemas.openxmlformats.org/officeDocument/2006/relationships" xmlns:m="http://schemas.openxmlformats.org/officeDocument/2006/math" xmlns:v="urn:schemas-microsoft-com:vml" xmlns:wp14="http://schemas.microsoft.com/office/word/2010/wordprocessingDrawing" xmlns:wp="http://schemas.openxmlformats.org/drawingml/2006/wordprocessingDrawing" xmlns:w10="urn:schemas-microsoft-com:office:word" xmlns:w="http://schemas.openxmlformats.org/wordprocessingml/2006/main" xmlns:w14="http://schemas.microsoft.com/office/word/2010/wordml" xmlns:w15="http://schemas.microsoft.com/office/word/2012/wordml" xmlns:w16cex="http://schemas.microsoft.com/office/word/2018/wordml/cex" xmlns:w16cid="http://schemas.microsoft.com/office/word/2016/wordml/cid" xmlns:w16="http://schemas.microsoft.com/office/word/2018/wordml" xmlns:w16du="http://schemas.microsoft.com/office/word/2023/wordml/word16du" xmlns:w16sdtdh="http://schemas.microsoft.com/office/word/2020/wordml/sdtdatahash" xmlns:w16sdtfl="http://schemas.microsoft.com/office/word/2024/wordml/sdtformatlock" xmlns:w16se="http://schemas.microsoft.com/office/word/2015/wordml/symex" xmlns:wpg="http://schemas.microsoft.com/office/word/2010/wordprocessingGroup" xmlns:wpi="http://schemas.microsoft.com/office/word/2010/wordprocessingInk" xmlns:wne="http://schemas.microsoft.com/office/word/2006/wordml" xmlns:wps="http://schemas.microsoft.com/office/word/2010/wordprocessingShape" mc:Ignorable="w14 w15 w16se w16cid w16 w16cex w16sdtdh w16sdtfl w16du wp14">
   <w:p>
     <w:pPr>
-      <w:pStyle w:val="Footer"/>
-    </w:pPr>
-  </w:p>
-</w:ftr>
-</file>
-
-<file path=word/footer2.xml><?xml version="1.0" encoding="utf-8"?>
-<w:ftr xmlns:wpc="http://schemas.microsoft.com/office/word/2010/wordprocessingCanvas" xmlns:cx="http://schemas.microsoft.com/office/drawing/2014/chartex" xmlns:cx1="http://schemas.microsoft.com/office/drawing/2015/9/8/chartex" xmlns:cx2="http://schemas.microsoft.com/office/drawing/2015/10/21/chartex" xmlns:cx3="http://schemas.microsoft.com/office/drawing/2016/5/9/chartex" xmlns:cx4="http://schemas.microsoft.com/office/drawing/2016/5/10/chartex" xmlns:cx5="http://schemas.microsoft.com/office/drawing/2016/5/11/chartex" xmlns:cx6="http://schemas.microsoft.com/office/drawing/2016/5/12/chartex" xmlns:cx7="http://schemas.microsoft.com/office/drawing/2016/5/13/chartex" xmlns:cx8="http://schemas.microsoft.com/office/drawing/2016/5/14/chartex" xmlns:mc="http://schemas.openxmlformats.org/markup-compatibility/2006" xmlns:aink="http://schemas.microsoft.com/office/drawing/2016/ink" xmlns:am3d="http://schemas.microsoft.com/office/drawing/2017/model3d" xmlns:o="urn:schemas-microsoft-com:office:office" xmlns:oel="http://schemas.microsoft.com/office/2019/extlst" xmlns:r="http://schemas.openxmlformats.org/officeDocument/2006/relationships" xmlns:m="http://schemas.openxmlformats.org/officeDocument/2006/math" xmlns:v="urn:schemas-microsoft-com:vml" xmlns:wp14="http://schemas.microsoft.com/office/word/2010/wordprocessingDrawing" xmlns:wp="http://schemas.openxmlformats.org/drawingml/2006/wordprocessingDrawing" xmlns:w10="urn:schemas-microsoft-com:office:word" xmlns:w="http://schemas.openxmlformats.org/wordprocessingml/2006/main" xmlns:w14="http://schemas.microsoft.com/office/word/2010/wordml" xmlns:w15="http://schemas.microsoft.com/office/word/2012/wordml" xmlns:w16cex="http://schemas.microsoft.com/office/word/2018/wordml/cex" xmlns:w16cid="http://schemas.microsoft.com/office/word/2016/wordml/cid" xmlns:w16="http://schemas.microsoft.com/office/word/2018/wordml" xmlns:w16du="http://schemas.microsoft.com/office/word/2023/wordml/word16du" xmlns:w16sdtdh="http://schemas.microsoft.com/office/word/2020/wordml/sdtdatahash" xmlns:w16sdtfl="http://schemas.microsoft.com/office/word/2024/wordml/sdtformatlock" xmlns:w16se="http://schemas.microsoft.com/office/word/2015/wordml/symex" xmlns:wpg="http://schemas.microsoft.com/office/word/2010/wordprocessingGroup" xmlns:wpi="http://schemas.microsoft.com/office/word/2010/wordprocessingInk" xmlns:wne="http://schemas.microsoft.com/office/word/2006/wordml" xmlns:wps="http://schemas.microsoft.com/office/word/2010/wordprocessingShape" mc:Ignorable="w14 w15 w16se w16cid w16 w16cex w16sdtdh w16sdtfl w16du wp14">
-  <w:p>
-    <w:pPr>
       <w:suppressAutoHyphens w:val="0"/>
       <w:spacing w:after="0"/>
-    </w:pPr>
-  </w:p>
-</w:ftr>
-</file>
-
-<file path=word/footer3.xml><?xml version="1.0" encoding="utf-8"?>
-<w:ftr xmlns:wpc="http://schemas.microsoft.com/office/word/2010/wordprocessingCanvas" xmlns:cx="http://schemas.microsoft.com/office/drawing/2014/chartex" xmlns:cx1="http://schemas.microsoft.com/office/drawing/2015/9/8/chartex" xmlns:cx2="http://schemas.microsoft.com/office/drawing/2015/10/21/chartex" xmlns:cx3="http://schemas.microsoft.com/office/drawing/2016/5/9/chartex" xmlns:cx4="http://schemas.microsoft.com/office/drawing/2016/5/10/chartex" xmlns:cx5="http://schemas.microsoft.com/office/drawing/2016/5/11/chartex" xmlns:cx6="http://schemas.microsoft.com/office/drawing/2016/5/12/chartex" xmlns:cx7="http://schemas.microsoft.com/office/drawing/2016/5/13/chartex" xmlns:cx8="http://schemas.microsoft.com/office/drawing/2016/5/14/chartex" xmlns:mc="http://schemas.openxmlformats.org/markup-compatibility/2006" xmlns:aink="http://schemas.microsoft.com/office/drawing/2016/ink" xmlns:am3d="http://schemas.microsoft.com/office/drawing/2017/model3d" xmlns:o="urn:schemas-microsoft-com:office:office" xmlns:oel="http://schemas.microsoft.com/office/2019/extlst" xmlns:r="http://schemas.openxmlformats.org/officeDocument/2006/relationships" xmlns:m="http://schemas.openxmlformats.org/officeDocument/2006/math" xmlns:v="urn:schemas-microsoft-com:vml" xmlns:wp14="http://schemas.microsoft.com/office/word/2010/wordprocessingDrawing" xmlns:wp="http://schemas.openxmlformats.org/drawingml/2006/wordprocessingDrawing" xmlns:w10="urn:schemas-microsoft-com:office:word" xmlns:w="http://schemas.openxmlformats.org/wordprocessingml/2006/main" xmlns:w14="http://schemas.microsoft.com/office/word/2010/wordml" xmlns:w15="http://schemas.microsoft.com/office/word/2012/wordml" xmlns:w16cex="http://schemas.microsoft.com/office/word/2018/wordml/cex" xmlns:w16cid="http://schemas.microsoft.com/office/word/2016/wordml/cid" xmlns:w16="http://schemas.microsoft.com/office/word/2018/wordml" xmlns:w16du="http://schemas.microsoft.com/office/word/2023/wordml/word16du" xmlns:w16sdtdh="http://schemas.microsoft.com/office/word/2020/wordml/sdtdatahash" xmlns:w16sdtfl="http://schemas.microsoft.com/office/word/2024/wordml/sdtformatlock" xmlns:w16se="http://schemas.microsoft.com/office/word/2015/wordml/symex" xmlns:wpg="http://schemas.microsoft.com/office/word/2010/wordprocessingGroup" xmlns:wpi="http://schemas.microsoft.com/office/word/2010/wordprocessingInk" xmlns:wne="http://schemas.microsoft.com/office/word/2006/wordml" xmlns:wps="http://schemas.microsoft.com/office/word/2010/wordprocessingShape" mc:Ignorable="w14 w15 w16se w16cid w16 w16cex w16sdtdh w16sdtfl w16du wp14">
-  <w:p>
-    <w:pPr>
-      <w:pStyle w:val="Footer"/>
     </w:pPr>
   </w:p>
 </w:ftr>
@@ -4900,16 +7389,6 @@
 </file>
 
 <file path=word/header1.xml><?xml version="1.0" encoding="utf-8"?>
-<w:hdr xmlns:wpc="http://schemas.microsoft.com/office/word/2010/wordprocessingCanvas" xmlns:cx="http://schemas.microsoft.com/office/drawing/2014/chartex" xmlns:cx1="http://schemas.microsoft.com/office/drawing/2015/9/8/chartex" xmlns:cx2="http://schemas.microsoft.com/office/drawing/2015/10/21/chartex" xmlns:cx3="http://schemas.microsoft.com/office/drawing/2016/5/9/chartex" xmlns:cx4="http://schemas.microsoft.com/office/drawing/2016/5/10/chartex" xmlns:cx5="http://schemas.microsoft.com/office/drawing/2016/5/11/chartex" xmlns:cx6="http://schemas.microsoft.com/office/drawing/2016/5/12/chartex" xmlns:cx7="http://schemas.microsoft.com/office/drawing/2016/5/13/chartex" xmlns:cx8="http://schemas.microsoft.com/office/drawing/2016/5/14/chartex" xmlns:mc="http://schemas.openxmlformats.org/markup-compatibility/2006" xmlns:aink="http://schemas.microsoft.com/office/drawing/2016/ink" xmlns:am3d="http://schemas.microsoft.com/office/drawing/2017/model3d" xmlns:o="urn:schemas-microsoft-com:office:office" xmlns:oel="http://schemas.microsoft.com/office/2019/extlst" xmlns:r="http://schemas.openxmlformats.org/officeDocument/2006/relationships" xmlns:m="http://schemas.openxmlformats.org/officeDocument/2006/math" xmlns:v="urn:schemas-microsoft-com:vml" xmlns:wp14="http://schemas.microsoft.com/office/word/2010/wordprocessingDrawing" xmlns:wp="http://schemas.openxmlformats.org/drawingml/2006/wordprocessingDrawing" xmlns:w10="urn:schemas-microsoft-com:office:word" xmlns:w="http://schemas.openxmlformats.org/wordprocessingml/2006/main" xmlns:w14="http://schemas.microsoft.com/office/word/2010/wordml" xmlns:w15="http://schemas.microsoft.com/office/word/2012/wordml" xmlns:w16cex="http://schemas.microsoft.com/office/word/2018/wordml/cex" xmlns:w16cid="http://schemas.microsoft.com/office/word/2016/wordml/cid" xmlns:w16="http://schemas.microsoft.com/office/word/2018/wordml" xmlns:w16du="http://schemas.microsoft.com/office/word/2023/wordml/word16du" xmlns:w16sdtdh="http://schemas.microsoft.com/office/word/2020/wordml/sdtdatahash" xmlns:w16sdtfl="http://schemas.microsoft.com/office/word/2024/wordml/sdtformatlock" xmlns:w16se="http://schemas.microsoft.com/office/word/2015/wordml/symex" xmlns:wpg="http://schemas.microsoft.com/office/word/2010/wordprocessingGroup" xmlns:wpi="http://schemas.microsoft.com/office/word/2010/wordprocessingInk" xmlns:wne="http://schemas.microsoft.com/office/word/2006/wordml" xmlns:wps="http://schemas.microsoft.com/office/word/2010/wordprocessingShape" mc:Ignorable="w14 w15 w16se w16cid w16 w16cex w16sdtdh w16sdtfl w16du wp14">
-  <w:p>
-    <w:pPr>
-      <w:pStyle w:val="Header"/>
-    </w:pPr>
-  </w:p>
-</w:hdr>
-</file>
-
-<file path=word/header2.xml><?xml version="1.0" encoding="utf-8"?>
 <w:hdr xmlns:wpc="http://schemas.microsoft.com/office/word/2010/wordprocessingCanvas" xmlns:cx="http://schemas.microsoft.com/office/drawing/2014/chartex" xmlns:cx1="http://schemas.microsoft.com/office/drawing/2015/9/8/chartex" xmlns:cx2="http://schemas.microsoft.com/office/drawing/2015/10/21/chartex" xmlns:cx3="http://schemas.microsoft.com/office/drawing/2016/5/9/chartex" xmlns:cx4="http://schemas.microsoft.com/office/drawing/2016/5/10/chartex" xmlns:cx5="http://schemas.microsoft.com/office/drawing/2016/5/11/chartex" xmlns:cx6="http://schemas.microsoft.com/office/drawing/2016/5/12/chartex" xmlns:cx7="http://schemas.microsoft.com/office/drawing/2016/5/13/chartex" xmlns:cx8="http://schemas.microsoft.com/office/drawing/2016/5/14/chartex" xmlns:mc="http://schemas.openxmlformats.org/markup-compatibility/2006" xmlns:aink="http://schemas.microsoft.com/office/drawing/2016/ink" xmlns:am3d="http://schemas.microsoft.com/office/drawing/2017/model3d" xmlns:o="urn:schemas-microsoft-com:office:office" xmlns:oel="http://schemas.microsoft.com/office/2019/extlst" xmlns:r="http://schemas.openxmlformats.org/officeDocument/2006/relationships" xmlns:m="http://schemas.openxmlformats.org/officeDocument/2006/math" xmlns:v="urn:schemas-microsoft-com:vml" xmlns:wp14="http://schemas.microsoft.com/office/word/2010/wordprocessingDrawing" xmlns:wp="http://schemas.openxmlformats.org/drawingml/2006/wordprocessingDrawing" xmlns:w10="urn:schemas-microsoft-com:office:word" xmlns:w="http://schemas.openxmlformats.org/wordprocessingml/2006/main" xmlns:w14="http://schemas.microsoft.com/office/word/2010/wordml" xmlns:w15="http://schemas.microsoft.com/office/word/2012/wordml" xmlns:w16cex="http://schemas.microsoft.com/office/word/2018/wordml/cex" xmlns:w16cid="http://schemas.microsoft.com/office/word/2016/wordml/cid" xmlns:w16="http://schemas.microsoft.com/office/word/2018/wordml" xmlns:w16du="http://schemas.microsoft.com/office/word/2023/wordml/word16du" xmlns:w16sdtdh="http://schemas.microsoft.com/office/word/2020/wordml/sdtdatahash" xmlns:w16sdtfl="http://schemas.microsoft.com/office/word/2024/wordml/sdtformatlock" xmlns:w16se="http://schemas.microsoft.com/office/word/2015/wordml/symex" xmlns:wpg="http://schemas.microsoft.com/office/word/2010/wordprocessingGroup" xmlns:wpi="http://schemas.microsoft.com/office/word/2010/wordprocessingInk" xmlns:wne="http://schemas.microsoft.com/office/word/2006/wordml" xmlns:wps="http://schemas.microsoft.com/office/word/2010/wordprocessingShape" mc:Ignorable="w14 w15 w16se w16cid w16 w16cex w16sdtdh w16sdtfl w16du wp14">
   <w:p/>
   <w:p/>
@@ -4954,6 +7433,15 @@
               <w:sz w:val="16"/>
               <w:szCs w:val="16"/>
             </w:rPr>
+            <w:t xml:space="preserve">GENERAL </w:t>
+          </w:r>
+          <w:r>
+            <w:rPr>
+              <w:b/>
+              <w:bCs/>
+              <w:sz w:val="16"/>
+              <w:szCs w:val="16"/>
+            </w:rPr>
             <w:t>ADDENDUM TO JUDGMENT OF DIVORCE</w:t>
           </w:r>
           <w:r>
@@ -4965,6 +7453,7 @@
             </w:rPr>
             <w:t xml:space="preserve">, </w:t>
           </w:r>
+          <w:proofErr w:type="gramStart"/>
           <w:r>
             <w:rPr>
               <w:b/>
@@ -4972,7 +7461,57 @@
               <w:sz w:val="16"/>
               <w:szCs w:val="16"/>
             </w:rPr>
-            <w:t>{{ "WITH CHILDREN" if there_are_marital_children else "NO CHILDREN" }}</w:t>
+            <w:t>{{ "</w:t>
+          </w:r>
+          <w:proofErr w:type="gramEnd"/>
+          <w:r>
+            <w:rPr>
+              <w:b/>
+              <w:color w:val="231F20"/>
+              <w:sz w:val="16"/>
+              <w:szCs w:val="16"/>
+            </w:rPr>
+            <w:t xml:space="preserve">WITH CHILDREN" if </w:t>
+          </w:r>
+          <w:proofErr w:type="spellStart"/>
+          <w:r>
+            <w:rPr>
+              <w:b/>
+              <w:color w:val="231F20"/>
+              <w:sz w:val="16"/>
+              <w:szCs w:val="16"/>
+            </w:rPr>
+            <w:t>there_are_marital_children</w:t>
+          </w:r>
+          <w:proofErr w:type="spellEnd"/>
+          <w:r>
+            <w:rPr>
+              <w:b/>
+              <w:color w:val="231F20"/>
+              <w:sz w:val="16"/>
+              <w:szCs w:val="16"/>
+            </w:rPr>
+            <w:t xml:space="preserve"> else "NO CHILDREN</w:t>
+          </w:r>
+          <w:proofErr w:type="gramStart"/>
+          <w:r>
+            <w:rPr>
+              <w:b/>
+              <w:color w:val="231F20"/>
+              <w:sz w:val="16"/>
+              <w:szCs w:val="16"/>
+            </w:rPr>
+            <w:t>" }</w:t>
+          </w:r>
+          <w:proofErr w:type="gramEnd"/>
+          <w:r>
+            <w:rPr>
+              <w:b/>
+              <w:color w:val="231F20"/>
+              <w:sz w:val="16"/>
+              <w:szCs w:val="16"/>
+            </w:rPr>
+            <w:t>}</w:t>
           </w:r>
         </w:p>
         <w:p>
@@ -5021,6 +7560,7 @@
             </w:rPr>
             <w:t xml:space="preserve"> </w:t>
           </w:r>
+          <w:proofErr w:type="gramStart"/>
           <w:r>
             <w:rPr>
               <w:b/>
@@ -5028,7 +7568,37 @@
               <w:sz w:val="16"/>
               <w:szCs w:val="16"/>
             </w:rPr>
-            <w:t>{{ docket_number }}</w:t>
+            <w:t xml:space="preserve">{{ </w:t>
+          </w:r>
+          <w:proofErr w:type="spellStart"/>
+          <w:r>
+            <w:rPr>
+              <w:b/>
+              <w:color w:val="231F20"/>
+              <w:sz w:val="16"/>
+              <w:szCs w:val="16"/>
+            </w:rPr>
+            <w:t>docket</w:t>
+          </w:r>
+          <w:proofErr w:type="gramEnd"/>
+          <w:r>
+            <w:rPr>
+              <w:b/>
+              <w:color w:val="231F20"/>
+              <w:sz w:val="16"/>
+              <w:szCs w:val="16"/>
+            </w:rPr>
+            <w:t>_number</w:t>
+          </w:r>
+          <w:proofErr w:type="spellEnd"/>
+          <w:r>
+            <w:rPr>
+              <w:b/>
+              <w:color w:val="231F20"/>
+              <w:sz w:val="16"/>
+              <w:szCs w:val="16"/>
+            </w:rPr>
+            <w:t xml:space="preserve"> }}</w:t>
           </w:r>
         </w:p>
       </w:tc>
@@ -5053,7 +7623,7 @@
 </w:hdr>
 </file>
 
-<file path=word/header3.xml><?xml version="1.0" encoding="utf-8"?>
+<file path=word/header2.xml><?xml version="1.0" encoding="utf-8"?>
 <w:hdr xmlns:wpc="http://schemas.microsoft.com/office/word/2010/wordprocessingCanvas" xmlns:cx="http://schemas.microsoft.com/office/drawing/2014/chartex" xmlns:cx1="http://schemas.microsoft.com/office/drawing/2015/9/8/chartex" xmlns:cx2="http://schemas.microsoft.com/office/drawing/2015/10/21/chartex" xmlns:cx3="http://schemas.microsoft.com/office/drawing/2016/5/9/chartex" xmlns:cx4="http://schemas.microsoft.com/office/drawing/2016/5/10/chartex" xmlns:cx5="http://schemas.microsoft.com/office/drawing/2016/5/11/chartex" xmlns:cx6="http://schemas.microsoft.com/office/drawing/2016/5/12/chartex" xmlns:cx7="http://schemas.microsoft.com/office/drawing/2016/5/13/chartex" xmlns:cx8="http://schemas.microsoft.com/office/drawing/2016/5/14/chartex" xmlns:mc="http://schemas.openxmlformats.org/markup-compatibility/2006" xmlns:aink="http://schemas.microsoft.com/office/drawing/2016/ink" xmlns:am3d="http://schemas.microsoft.com/office/drawing/2017/model3d" xmlns:o="urn:schemas-microsoft-com:office:office" xmlns:oel="http://schemas.microsoft.com/office/2019/extlst" xmlns:r="http://schemas.openxmlformats.org/officeDocument/2006/relationships" xmlns:m="http://schemas.openxmlformats.org/officeDocument/2006/math" xmlns:v="urn:schemas-microsoft-com:vml" xmlns:wp14="http://schemas.microsoft.com/office/word/2010/wordprocessingDrawing" xmlns:wp="http://schemas.openxmlformats.org/drawingml/2006/wordprocessingDrawing" xmlns:w10="urn:schemas-microsoft-com:office:word" xmlns:w="http://schemas.openxmlformats.org/wordprocessingml/2006/main" xmlns:w14="http://schemas.microsoft.com/office/word/2010/wordml" xmlns:w15="http://schemas.microsoft.com/office/word/2012/wordml" xmlns:w16cex="http://schemas.microsoft.com/office/word/2018/wordml/cex" xmlns:w16cid="http://schemas.microsoft.com/office/word/2016/wordml/cid" xmlns:w16="http://schemas.microsoft.com/office/word/2018/wordml" xmlns:w16du="http://schemas.microsoft.com/office/word/2023/wordml/word16du" xmlns:w16sdtdh="http://schemas.microsoft.com/office/word/2020/wordml/sdtdatahash" xmlns:w16sdtfl="http://schemas.microsoft.com/office/word/2024/wordml/sdtformatlock" xmlns:w16se="http://schemas.microsoft.com/office/word/2015/wordml/symex" xmlns:wpg="http://schemas.microsoft.com/office/word/2010/wordprocessingGroup" xmlns:wpi="http://schemas.microsoft.com/office/word/2010/wordprocessingInk" xmlns:wne="http://schemas.microsoft.com/office/word/2006/wordml" xmlns:wps="http://schemas.microsoft.com/office/word/2010/wordprocessingShape" mc:Ignorable="w14 w15 w16se w16cid w16 w16cex w16sdtdh w16sdtfl w16du wp14">
   <w:p>
     <w:pPr>
@@ -5167,6 +7737,7 @@
               <w:szCs w:val="20"/>
             </w:rPr>
           </w:pPr>
+          <w:proofErr w:type="gramStart"/>
           <w:r>
             <w:rPr>
               <w:b/>
@@ -5177,6 +7748,7 @@
             </w:rPr>
             <w:t xml:space="preserve">{{ </w:t>
           </w:r>
+          <w:proofErr w:type="spellStart"/>
           <w:r>
             <w:rPr>
               <w:b/>
@@ -5184,8 +7756,30 @@
               <w:sz w:val="20"/>
               <w:szCs w:val="20"/>
             </w:rPr>
-            <w:t>the_court.number</w:t>
+            <w:t>the</w:t>
           </w:r>
+          <w:proofErr w:type="gramEnd"/>
+          <w:r>
+            <w:rPr>
+              <w:b/>
+              <w:bCs/>
+              <w:sz w:val="20"/>
+              <w:szCs w:val="20"/>
+            </w:rPr>
+            <w:t>_</w:t>
+          </w:r>
+          <w:proofErr w:type="gramStart"/>
+          <w:r>
+            <w:rPr>
+              <w:b/>
+              <w:bCs/>
+              <w:sz w:val="20"/>
+              <w:szCs w:val="20"/>
+            </w:rPr>
+            <w:t>court.number</w:t>
+          </w:r>
+          <w:proofErr w:type="spellEnd"/>
+          <w:proofErr w:type="gramEnd"/>
           <w:r>
             <w:rPr>
               <w:b/>
@@ -5217,6 +7811,7 @@
               <w:szCs w:val="20"/>
             </w:rPr>
           </w:pPr>
+          <w:proofErr w:type="gramStart"/>
           <w:r>
             <w:rPr>
               <w:b/>
@@ -5227,6 +7822,7 @@
             </w:rPr>
             <w:t xml:space="preserve">{{ </w:t>
           </w:r>
+          <w:proofErr w:type="spellStart"/>
           <w:r>
             <w:rPr>
               <w:b/>
@@ -5234,7 +7830,48 @@
               <w:sz w:val="20"/>
               <w:szCs w:val="20"/>
             </w:rPr>
-            <w:t>county_choice.upper()</w:t>
+            <w:t>county</w:t>
+          </w:r>
+          <w:proofErr w:type="gramEnd"/>
+          <w:r>
+            <w:rPr>
+              <w:b/>
+              <w:bCs/>
+              <w:sz w:val="20"/>
+              <w:szCs w:val="20"/>
+            </w:rPr>
+            <w:t>_</w:t>
+          </w:r>
+          <w:proofErr w:type="gramStart"/>
+          <w:r>
+            <w:rPr>
+              <w:b/>
+              <w:bCs/>
+              <w:sz w:val="20"/>
+              <w:szCs w:val="20"/>
+            </w:rPr>
+            <w:t>choice.upper</w:t>
+          </w:r>
+          <w:proofErr w:type="spellEnd"/>
+          <w:proofErr w:type="gramEnd"/>
+          <w:r>
+            <w:rPr>
+              <w:b/>
+              <w:bCs/>
+              <w:sz w:val="20"/>
+              <w:szCs w:val="20"/>
+            </w:rPr>
+            <w:t>(</w:t>
+          </w:r>
+          <w:proofErr w:type="gramStart"/>
+          <w:r>
+            <w:rPr>
+              <w:b/>
+              <w:bCs/>
+              <w:sz w:val="20"/>
+              <w:szCs w:val="20"/>
+            </w:rPr>
+            <w:t>)</w:t>
           </w:r>
           <w:r>
             <w:rPr>
@@ -5244,7 +7881,18 @@
               <w:sz w:val="20"/>
               <w:szCs w:val="20"/>
             </w:rPr>
-            <w:t xml:space="preserve"> }} </w:t>
+            <w:t xml:space="preserve"> }</w:t>
+          </w:r>
+          <w:proofErr w:type="gramEnd"/>
+          <w:r>
+            <w:rPr>
+              <w:b/>
+              <w:bCs/>
+              <w:caps/>
+              <w:sz w:val="20"/>
+              <w:szCs w:val="20"/>
+            </w:rPr>
+            <w:t xml:space="preserve">} </w:t>
           </w:r>
           <w:r>
             <w:rPr>
@@ -5272,6 +7920,15 @@
               <w:szCs w:val="20"/>
             </w:rPr>
           </w:pPr>
+          <w:r>
+            <w:rPr>
+              <w:b/>
+              <w:bCs/>
+              <w:sz w:val="20"/>
+              <w:szCs w:val="20"/>
+            </w:rPr>
+            <w:t xml:space="preserve">GENERAL </w:t>
+          </w:r>
           <w:r>
             <w:rPr>
               <w:b/>
@@ -5314,6 +7971,7 @@
               <w:szCs w:val="20"/>
             </w:rPr>
           </w:pPr>
+          <w:proofErr w:type="gramStart"/>
           <w:r>
             <w:rPr>
               <w:b/>
@@ -5328,7 +7986,34 @@
               <w:color w:val="231F20"/>
               <w:sz w:val="20"/>
             </w:rPr>
-            <w:t>"WITH CHILDREN" if there_are_marital_children else "NO CHILDREN"</w:t>
+            <w:t>"</w:t>
+          </w:r>
+          <w:proofErr w:type="gramEnd"/>
+          <w:r>
+            <w:rPr>
+              <w:b/>
+              <w:color w:val="231F20"/>
+              <w:sz w:val="20"/>
+            </w:rPr>
+            <w:t xml:space="preserve">WITH CHILDREN" if </w:t>
+          </w:r>
+          <w:proofErr w:type="spellStart"/>
+          <w:r>
+            <w:rPr>
+              <w:b/>
+              <w:color w:val="231F20"/>
+              <w:sz w:val="20"/>
+            </w:rPr>
+            <w:t>there_are_marital_children</w:t>
+          </w:r>
+          <w:proofErr w:type="spellEnd"/>
+          <w:r>
+            <w:rPr>
+              <w:b/>
+              <w:color w:val="231F20"/>
+              <w:sz w:val="20"/>
+            </w:rPr>
+            <w:t xml:space="preserve"> else "NO CHILDREN"</w:t>
           </w:r>
           <w:r>
             <w:rPr>
@@ -5390,12 +8075,37 @@
               <w:szCs w:val="20"/>
             </w:rPr>
           </w:pPr>
+          <w:proofErr w:type="gramStart"/>
           <w:r>
             <w:rPr>
               <w:sz w:val="20"/>
               <w:szCs w:val="20"/>
             </w:rPr>
-            <w:t>{{ docket_number }}</w:t>
+            <w:t xml:space="preserve">{{ </w:t>
+          </w:r>
+          <w:proofErr w:type="spellStart"/>
+          <w:r>
+            <w:rPr>
+              <w:sz w:val="20"/>
+              <w:szCs w:val="20"/>
+            </w:rPr>
+            <w:t>docket</w:t>
+          </w:r>
+          <w:proofErr w:type="gramEnd"/>
+          <w:r>
+            <w:rPr>
+              <w:sz w:val="20"/>
+              <w:szCs w:val="20"/>
+            </w:rPr>
+            <w:t>_number</w:t>
+          </w:r>
+          <w:proofErr w:type="spellEnd"/>
+          <w:r>
+            <w:rPr>
+              <w:sz w:val="20"/>
+              <w:szCs w:val="20"/>
+            </w:rPr>
+            <w:t xml:space="preserve"> }}</w:t>
           </w:r>
         </w:p>
       </w:tc>
